--- a/assets/cause-effect-template-baseline.docx
+++ b/assets/cause-effect-template-baseline.docx
@@ -202,101 +202,77 @@
           </w:p>
           <w:p>
             <w:pPr>
-              <w:tabs>
-                <w:tab w:val="left" w:pos="1300"/>
-              </w:tabs>
-              <w:spacing w:after="80" w:line="280" w:lineRule="auto"/>
+              <w:spacing w:after="60" w:line="260" w:lineRule="auto"/>
             </w:pPr>
             <w:r>
               <w:rPr>
                 <w:b/>
                 <w:bCs/>
-                <w:sz w:val="18"/>
-                <w:szCs w:val="18"/>
               </w:rPr>
               <w:t xml:space="preserve">Site: </w:t>
             </w:r>
             <w:r>
               <w:rPr>
-                <w:sz w:val="18"/>
-                <w:szCs w:val="18"/>
-              </w:rPr>
-              <w:tab/>
+                <w:i/>
+                <w:iCs/>
+              </w:rPr>
               <w:t xml:space="preserve">[Site Name]</w:t>
             </w:r>
           </w:p>
           <w:p>
             <w:pPr>
-              <w:tabs>
-                <w:tab w:val="left" w:pos="1300"/>
-              </w:tabs>
-              <w:spacing w:after="80" w:line="280" w:lineRule="auto"/>
+              <w:spacing w:after="60" w:line="260" w:lineRule="auto"/>
             </w:pPr>
             <w:r>
               <w:rPr>
                 <w:b/>
                 <w:bCs/>
-                <w:sz w:val="18"/>
-                <w:szCs w:val="18"/>
               </w:rPr>
               <w:t xml:space="preserve">Address: </w:t>
             </w:r>
             <w:r>
               <w:rPr>
-                <w:sz w:val="18"/>
-                <w:szCs w:val="18"/>
-              </w:rPr>
-              <w:tab/>
+                <w:i/>
+                <w:iCs/>
+              </w:rPr>
               <w:t xml:space="preserve">[Site Address]</w:t>
             </w:r>
           </w:p>
           <w:p>
             <w:pPr>
-              <w:tabs>
-                <w:tab w:val="left" w:pos="1300"/>
-              </w:tabs>
-              <w:spacing w:after="80" w:line="280" w:lineRule="auto"/>
+              <w:spacing w:after="60" w:line="260" w:lineRule="auto"/>
             </w:pPr>
             <w:r>
               <w:rPr>
                 <w:b/>
                 <w:bCs/>
-                <w:sz w:val="18"/>
-                <w:szCs w:val="18"/>
               </w:rPr>
               <w:t xml:space="preserve">Contact: </w:t>
             </w:r>
             <w:r>
               <w:rPr>
-                <w:sz w:val="18"/>
-                <w:szCs w:val="18"/>
-              </w:rPr>
-              <w:tab/>
+                <w:i/>
+                <w:iCs/>
+              </w:rPr>
               <w:t xml:space="preserve">[Site Contact Name]</w:t>
             </w:r>
           </w:p>
           <w:p>
             <w:pPr>
-              <w:tabs>
-                <w:tab w:val="left" w:pos="1300"/>
-              </w:tabs>
-              <w:spacing w:after="80" w:line="280" w:lineRule="auto"/>
+              <w:spacing w:after="60" w:line="260" w:lineRule="auto"/>
             </w:pPr>
             <w:r>
               <w:rPr>
                 <w:b/>
                 <w:bCs/>
-                <w:sz w:val="18"/>
-                <w:szCs w:val="18"/>
               </w:rPr>
               <w:t xml:space="preserve">Phone: </w:t>
             </w:r>
             <w:r>
               <w:rPr>
-                <w:sz w:val="18"/>
-                <w:szCs w:val="18"/>
-              </w:rPr>
-              <w:tab/>
+                <w:i/>
+                <w:iCs/>
+              </w:rPr>
               <w:t xml:space="preserve">[Site Contact Phone]</w:t>
             </w:r>
           </w:p>
@@ -353,126 +329,96 @@
           </w:p>
           <w:p>
             <w:pPr>
-              <w:tabs>
-                <w:tab w:val="left" w:pos="1300"/>
-              </w:tabs>
-              <w:spacing w:after="80" w:line="280" w:lineRule="auto"/>
+              <w:spacing w:after="60" w:line="260" w:lineRule="auto"/>
             </w:pPr>
             <w:r>
               <w:rPr>
                 <w:b/>
                 <w:bCs/>
-                <w:sz w:val="18"/>
-                <w:szCs w:val="18"/>
               </w:rPr>
               <w:t xml:space="preserve">Customer: </w:t>
             </w:r>
             <w:r>
               <w:rPr>
-                <w:sz w:val="18"/>
-                <w:szCs w:val="18"/>
-              </w:rPr>
-              <w:tab/>
+                <w:i/>
+                <w:iCs/>
+              </w:rPr>
               <w:t xml:space="preserve">[Customer]</w:t>
             </w:r>
           </w:p>
           <w:p>
             <w:pPr>
-              <w:tabs>
-                <w:tab w:val="left" w:pos="1300"/>
-              </w:tabs>
-              <w:spacing w:after="80" w:line="280" w:lineRule="auto"/>
+              <w:spacing w:after="60" w:line="260" w:lineRule="auto"/>
             </w:pPr>
             <w:r>
               <w:rPr>
                 <w:b/>
                 <w:bCs/>
-                <w:sz w:val="18"/>
-                <w:szCs w:val="18"/>
               </w:rPr>
               <w:t xml:space="preserve">Engineer: </w:t>
             </w:r>
             <w:r>
               <w:rPr>
-                <w:sz w:val="18"/>
-                <w:szCs w:val="18"/>
-              </w:rPr>
-              <w:tab/>
+                <w:i/>
+                <w:iCs/>
+              </w:rPr>
               <w:t xml:space="preserve">[Engineer]</w:t>
             </w:r>
           </w:p>
           <w:p>
             <w:pPr>
-              <w:tabs>
-                <w:tab w:val="left" w:pos="1300"/>
-              </w:tabs>
-              <w:spacing w:after="80" w:line="280" w:lineRule="auto"/>
+              <w:spacing w:after="60" w:line="260" w:lineRule="auto"/>
             </w:pPr>
             <w:r>
               <w:rPr>
                 <w:b/>
                 <w:bCs/>
-                <w:sz w:val="18"/>
-                <w:szCs w:val="18"/>
               </w:rPr>
               <w:t xml:space="preserve">Panel: </w:t>
             </w:r>
             <w:r>
               <w:rPr>
-                <w:sz w:val="18"/>
-                <w:szCs w:val="18"/>
-              </w:rPr>
-              <w:tab/>
+                <w:i/>
+                <w:iCs/>
+              </w:rPr>
               <w:t xml:space="preserve">[Panel Make Model]</w:t>
             </w:r>
           </w:p>
           <w:p>
             <w:pPr>
-              <w:tabs>
-                <w:tab w:val="left" w:pos="1300"/>
-              </w:tabs>
-              <w:spacing w:after="80" w:line="280" w:lineRule="auto"/>
+              <w:spacing w:after="60" w:line="260" w:lineRule="auto"/>
             </w:pPr>
             <w:r>
               <w:rPr>
                 <w:b/>
                 <w:bCs/>
-                <w:sz w:val="18"/>
-                <w:szCs w:val="18"/>
               </w:rPr>
               <w:t xml:space="preserve">Devices: </w:t>
             </w:r>
             <w:r>
               <w:rPr>
-                <w:sz w:val="18"/>
-                <w:szCs w:val="18"/>
-              </w:rPr>
-              <w:tab/>
+                <w:i/>
+                <w:iCs/>
+              </w:rPr>
               <w:t xml:space="preserve">[Device Count]</w:t>
             </w:r>
           </w:p>
           <w:p>
             <w:pPr>
-              <w:tabs>
-                <w:tab w:val="left" w:pos="1300"/>
-              </w:tabs>
-              <w:spacing w:after="80" w:line="280" w:lineRule="auto"/>
+              <w:spacing w:after="60" w:line="260" w:lineRule="auto"/>
             </w:pPr>
             <w:r>
               <w:rPr>
                 <w:b/>
                 <w:bCs/>
-                <w:sz w:val="18"/>
-                <w:szCs w:val="18"/>
               </w:rPr>
               <w:t xml:space="preserve">ARC: </w:t>
             </w:r>
             <w:r>
               <w:rPr>
-                <w:sz w:val="18"/>
-                <w:szCs w:val="18"/>
-              </w:rPr>
-              <w:tab/>
+                <w:i/>
+                <w:iCs/>
+              </w:rPr>
               <w:t xml:space="preserve">[ARC Status]</w:t>
             </w:r>
           </w:p>
@@ -481,7 +427,7 @@
     </w:tbl>
     <w:p>
       <w:pPr>
-        <w:spacing w:before="240" w:after="80"/>
+        <w:spacing w:before="200" w:after="80"/>
       </w:pPr>
       <w:r>
         <w:rPr>
@@ -490,7 +436,7 @@
           <w:sz w:val="18"/>
           <w:szCs w:val="18"/>
         </w:rPr>
-        <w:t xml:space="preserve">1. PURPOSE OF VISIT</w:t>
+        <w:t xml:space="preserve">1. Purpose of visit</w:t>
       </w:r>
     </w:p>
     <w:p>
@@ -499,16 +445,12 @@
         <w:jc w:val="both"/>
       </w:pPr>
       <w:r>
-        <w:rPr>
-          <w:sz w:val="18"/>
-          <w:szCs w:val="18"/>
-        </w:rPr>
         <w:t xml:space="preserve">To conduct cause and effect testing and full audibility testing of the fire alarm system in accordance with BS 5839-1:2017.</w:t>
       </w:r>
     </w:p>
     <w:p>
       <w:pPr>
-        <w:spacing w:before="240" w:after="80"/>
+        <w:spacing w:before="200" w:after="80"/>
       </w:pPr>
       <w:r>
         <w:rPr>
@@ -517,15 +459,69 @@
           <w:sz w:val="18"/>
           <w:szCs w:val="18"/>
         </w:rPr>
-        <w:t xml:space="preserve">2. SYSTEM DETAILS</w:t>
-      </w:r>
-    </w:p>
-    <w:p>
-      <w:pPr>
-        <w:tabs>
-          <w:tab w:val="left" w:pos="2400"/>
-        </w:tabs>
-        <w:spacing w:after="60" w:line="280" w:lineRule="auto"/>
+        <w:t xml:space="preserve">2. System details</w:t>
+      </w:r>
+    </w:p>
+    <w:p>
+      <w:pPr>
+        <w:spacing w:after="60" w:line="260" w:lineRule="auto"/>
+      </w:pPr>
+      <w:r>
+        <w:rPr>
+          <w:b/>
+          <w:bCs/>
+        </w:rPr>
+        <w:t xml:space="preserve">Panel make / model: </w:t>
+      </w:r>
+      <w:r>
+        <w:rPr>
+          <w:i/>
+          <w:iCs/>
+        </w:rPr>
+        <w:t xml:space="preserve">[Panel Make Model]</w:t>
+      </w:r>
+    </w:p>
+    <w:p>
+      <w:pPr>
+        <w:spacing w:after="60" w:line="260" w:lineRule="auto"/>
+      </w:pPr>
+      <w:r>
+        <w:rPr>
+          <w:b/>
+          <w:bCs/>
+        </w:rPr>
+        <w:t xml:space="preserve">Number of devices: </w:t>
+      </w:r>
+      <w:r>
+        <w:rPr>
+          <w:i/>
+          <w:iCs/>
+        </w:rPr>
+        <w:t xml:space="preserve">[Device Count]</w:t>
+      </w:r>
+    </w:p>
+    <w:p>
+      <w:pPr>
+        <w:spacing w:after="60" w:line="260" w:lineRule="auto"/>
+      </w:pPr>
+      <w:r>
+        <w:rPr>
+          <w:b/>
+          <w:bCs/>
+        </w:rPr>
+        <w:t xml:space="preserve">ARC monitoring: </w:t>
+      </w:r>
+      <w:r>
+        <w:rPr>
+          <w:i/>
+          <w:iCs/>
+        </w:rPr>
+        <w:t xml:space="preserve">[ARC Status]</w:t>
+      </w:r>
+    </w:p>
+    <w:p>
+      <w:pPr>
+        <w:spacing w:before="200" w:after="80"/>
       </w:pPr>
       <w:r>
         <w:rPr>
@@ -534,84 +530,12 @@
           <w:sz w:val="18"/>
           <w:szCs w:val="18"/>
         </w:rPr>
-        <w:t xml:space="preserve">Panel make / model</w:t>
-      </w:r>
-      <w:r>
-        <w:rPr>
-          <w:sz w:val="18"/>
-          <w:szCs w:val="18"/>
-        </w:rPr>
-        <w:tab/>
-        <w:t xml:space="preserve">[Panel Make Model]</w:t>
-      </w:r>
-    </w:p>
-    <w:p>
-      <w:pPr>
-        <w:tabs>
-          <w:tab w:val="left" w:pos="2400"/>
-        </w:tabs>
-        <w:spacing w:after="60" w:line="280" w:lineRule="auto"/>
-      </w:pPr>
-      <w:r>
-        <w:rPr>
-          <w:b/>
-          <w:bCs/>
-          <w:sz w:val="18"/>
-          <w:szCs w:val="18"/>
-        </w:rPr>
-        <w:t xml:space="preserve">Number of devices</w:t>
-      </w:r>
-      <w:r>
-        <w:rPr>
-          <w:sz w:val="18"/>
-          <w:szCs w:val="18"/>
-        </w:rPr>
-        <w:tab/>
-        <w:t xml:space="preserve">[Device Count]</w:t>
-      </w:r>
-    </w:p>
-    <w:p>
-      <w:pPr>
-        <w:tabs>
-          <w:tab w:val="left" w:pos="2400"/>
-        </w:tabs>
-        <w:spacing w:after="60" w:line="280" w:lineRule="auto"/>
-      </w:pPr>
-      <w:r>
-        <w:rPr>
-          <w:b/>
-          <w:bCs/>
-          <w:sz w:val="18"/>
-          <w:szCs w:val="18"/>
-        </w:rPr>
-        <w:t xml:space="preserve">ARC monitoring</w:t>
-      </w:r>
-      <w:r>
-        <w:rPr>
-          <w:sz w:val="18"/>
-          <w:szCs w:val="18"/>
-        </w:rPr>
-        <w:tab/>
-        <w:t xml:space="preserve">[ARC Status]</w:t>
-      </w:r>
-    </w:p>
-    <w:p>
-      <w:pPr>
-        <w:spacing w:before="240" w:after="80"/>
-      </w:pPr>
-      <w:r>
-        <w:rPr>
-          <w:b/>
-          <w:bCs/>
-          <w:sz w:val="18"/>
-          <w:szCs w:val="18"/>
-        </w:rPr>
-        <w:t xml:space="preserve">3. CAUSE AND EFFECT TEST RESULTS</w:t>
-      </w:r>
-    </w:p>
-    <w:p>
-      <w:pPr>
-        <w:spacing w:before="160" w:after="60"/>
+        <w:t xml:space="preserve">3. Cause and effect test results</w:t>
+      </w:r>
+    </w:p>
+    <w:p>
+      <w:pPr>
+        <w:spacing w:before="200" w:after="80"/>
       </w:pPr>
       <w:r>
         <w:rPr>
@@ -629,16 +553,12 @@
         <w:jc w:val="both"/>
       </w:pPr>
       <w:r>
-        <w:rPr>
-          <w:sz w:val="18"/>
-          <w:szCs w:val="18"/>
-        </w:rPr>
         <w:t xml:space="preserve">[Test Methodology]</w:t>
       </w:r>
     </w:p>
     <w:p>
       <w:pPr>
-        <w:spacing w:before="160" w:after="60"/>
+        <w:spacing w:before="200" w:after="80"/>
       </w:pPr>
       <w:r>
         <w:rPr>
@@ -656,16 +576,12 @@
         <w:jc w:val="both"/>
       </w:pPr>
       <w:r>
-        <w:rPr>
-          <w:sz w:val="18"/>
-          <w:szCs w:val="18"/>
-        </w:rPr>
         <w:t xml:space="preserve">Per BS 5839-1 §32, minimum one detector per zone activated to verify programmed responses.</w:t>
       </w:r>
     </w:p>
     <w:p>
       <w:pPr>
-        <w:spacing w:before="160" w:after="60"/>
+        <w:spacing w:before="200" w:after="80"/>
       </w:pPr>
       <w:r>
         <w:rPr>
@@ -700,84 +616,136 @@
         <w:tc>
           <w:tcPr>
             <w:tcW w:w="2700" w:type="dxa"/>
-            <w:shd w:val="clear" w:color="auto" w:fill="1C1C20"/>
-          </w:tcPr>
-          <w:p>
-            <w:pPr>
-              <w:spacing w:after="0"/>
+            <w:tcBorders>
+              <w:top w:val="single" w:sz="4" w:color="D1D5DB"/>
+              <w:left w:val="single" w:sz="4" w:color="D1D5DB"/>
+              <w:bottom w:val="single" w:sz="4" w:color="D1D5DB"/>
+              <w:right w:val="single" w:sz="4" w:color="D1D5DB"/>
+            </w:tcBorders>
+            <w:shd w:val="clear" w:color="auto" w:fill="E30613"/>
+            <w:tcMar>
+              <w:top w:w="120" w:type="dxa"/>
+              <w:left w:w="140" w:type="dxa"/>
+              <w:bottom w:w="120" w:type="dxa"/>
+              <w:right w:w="140" w:type="dxa"/>
+            </w:tcMar>
+            <w:vAlign w:val="center"/>
+          </w:tcPr>
+          <w:p>
+            <w:pPr>
+              <w:jc w:val="center"/>
             </w:pPr>
             <w:r>
               <w:rPr>
                 <w:b/>
                 <w:bCs/>
                 <w:color w:val="FFFFFF"/>
-                <w:sz w:val="18"/>
-                <w:szCs w:val="18"/>
-              </w:rPr>
-              <w:t xml:space="preserve">Function</w:t>
+                <w:sz w:val="14"/>
+                <w:szCs w:val="14"/>
+              </w:rPr>
+              <w:t xml:space="preserve">FUNCTION</w:t>
             </w:r>
           </w:p>
         </w:tc>
         <w:tc>
           <w:tcPr>
             <w:tcW w:w="2700" w:type="dxa"/>
-            <w:shd w:val="clear" w:color="auto" w:fill="1C1C20"/>
-          </w:tcPr>
-          <w:p>
-            <w:pPr>
-              <w:spacing w:after="0"/>
+            <w:tcBorders>
+              <w:top w:val="single" w:sz="4" w:color="D1D5DB"/>
+              <w:left w:val="single" w:sz="4" w:color="D1D5DB"/>
+              <w:bottom w:val="single" w:sz="4" w:color="D1D5DB"/>
+              <w:right w:val="single" w:sz="4" w:color="D1D5DB"/>
+            </w:tcBorders>
+            <w:shd w:val="clear" w:color="auto" w:fill="E30613"/>
+            <w:tcMar>
+              <w:top w:w="120" w:type="dxa"/>
+              <w:left w:w="140" w:type="dxa"/>
+              <w:bottom w:w="120" w:type="dxa"/>
+              <w:right w:w="140" w:type="dxa"/>
+            </w:tcMar>
+            <w:vAlign w:val="center"/>
+          </w:tcPr>
+          <w:p>
+            <w:pPr>
+              <w:jc w:val="center"/>
             </w:pPr>
             <w:r>
               <w:rPr>
                 <w:b/>
                 <w:bCs/>
                 <w:color w:val="FFFFFF"/>
-                <w:sz w:val="18"/>
-                <w:szCs w:val="18"/>
-              </w:rPr>
-              <w:t xml:space="preserve">Expected response</w:t>
+                <w:sz w:val="14"/>
+                <w:szCs w:val="14"/>
+              </w:rPr>
+              <w:t xml:space="preserve">EXPECTED RESPONSE</w:t>
             </w:r>
           </w:p>
         </w:tc>
         <w:tc>
           <w:tcPr>
             <w:tcW w:w="2700" w:type="dxa"/>
-            <w:shd w:val="clear" w:color="auto" w:fill="1C1C20"/>
-          </w:tcPr>
-          <w:p>
-            <w:pPr>
-              <w:spacing w:after="0"/>
+            <w:tcBorders>
+              <w:top w:val="single" w:sz="4" w:color="D1D5DB"/>
+              <w:left w:val="single" w:sz="4" w:color="D1D5DB"/>
+              <w:bottom w:val="single" w:sz="4" w:color="D1D5DB"/>
+              <w:right w:val="single" w:sz="4" w:color="D1D5DB"/>
+            </w:tcBorders>
+            <w:shd w:val="clear" w:color="auto" w:fill="E30613"/>
+            <w:tcMar>
+              <w:top w:w="120" w:type="dxa"/>
+              <w:left w:w="140" w:type="dxa"/>
+              <w:bottom w:w="120" w:type="dxa"/>
+              <w:right w:w="140" w:type="dxa"/>
+            </w:tcMar>
+            <w:vAlign w:val="center"/>
+          </w:tcPr>
+          <w:p>
+            <w:pPr>
+              <w:jc w:val="center"/>
             </w:pPr>
             <w:r>
               <w:rPr>
                 <w:b/>
                 <w:bCs/>
                 <w:color w:val="FFFFFF"/>
-                <w:sz w:val="18"/>
-                <w:szCs w:val="18"/>
-              </w:rPr>
-              <w:t xml:space="preserve">Actual response</w:t>
+                <w:sz w:val="14"/>
+                <w:szCs w:val="14"/>
+              </w:rPr>
+              <w:t xml:space="preserve">ACTUAL RESPONSE</w:t>
             </w:r>
           </w:p>
         </w:tc>
         <w:tc>
           <w:tcPr>
             <w:tcW w:w="1100" w:type="dxa"/>
-            <w:shd w:val="clear" w:color="auto" w:fill="1C1C20"/>
-          </w:tcPr>
-          <w:p>
-            <w:pPr>
-              <w:spacing w:after="0"/>
+            <w:tcBorders>
+              <w:top w:val="single" w:sz="4" w:color="D1D5DB"/>
+              <w:left w:val="single" w:sz="4" w:color="D1D5DB"/>
+              <w:bottom w:val="single" w:sz="4" w:color="D1D5DB"/>
+              <w:right w:val="single" w:sz="4" w:color="D1D5DB"/>
+            </w:tcBorders>
+            <w:shd w:val="clear" w:color="auto" w:fill="E30613"/>
+            <w:tcMar>
+              <w:top w:w="120" w:type="dxa"/>
+              <w:left w:w="140" w:type="dxa"/>
+              <w:bottom w:w="120" w:type="dxa"/>
+              <w:right w:w="140" w:type="dxa"/>
+            </w:tcMar>
+            <w:vAlign w:val="center"/>
+          </w:tcPr>
+          <w:p>
+            <w:pPr>
+              <w:jc w:val="center"/>
             </w:pPr>
             <w:r>
               <w:rPr>
                 <w:b/>
                 <w:bCs/>
                 <w:color w:val="FFFFFF"/>
-                <w:sz w:val="18"/>
-                <w:szCs w:val="18"/>
-              </w:rPr>
-              <w:t xml:space="preserve">Result</w:t>
+                <w:sz w:val="14"/>
+                <w:szCs w:val="14"/>
+              </w:rPr>
+              <w:t xml:space="preserve">RESULT</w:t>
             </w:r>
           </w:p>
         </w:tc>
@@ -786,6 +754,18 @@
         <w:tc>
           <w:tcPr>
             <w:tcW w:w="2700" w:type="dxa"/>
+            <w:tcBorders>
+              <w:top w:val="single" w:sz="4" w:color="D1D5DB"/>
+              <w:left w:val="single" w:sz="4" w:color="D1D5DB"/>
+              <w:bottom w:val="single" w:sz="4" w:color="D1D5DB"/>
+              <w:right w:val="single" w:sz="4" w:color="D1D5DB"/>
+            </w:tcBorders>
+            <w:tcMar>
+              <w:top w:w="100" w:type="dxa"/>
+              <w:left w:w="140" w:type="dxa"/>
+              <w:bottom w:w="100" w:type="dxa"/>
+              <w:right w:w="140" w:type="dxa"/>
+            </w:tcMar>
           </w:tcPr>
           <w:p>
             <w:pPr>
@@ -793,8 +773,8 @@
             </w:pPr>
             <w:r>
               <w:rPr>
-                <w:sz w:val="18"/>
-                <w:szCs w:val="18"/>
+                <w:i/>
+                <w:iCs/>
               </w:rPr>
               <w:t xml:space="preserve">[Function]</w:t>
             </w:r>
@@ -803,6 +783,18 @@
         <w:tc>
           <w:tcPr>
             <w:tcW w:w="2700" w:type="dxa"/>
+            <w:tcBorders>
+              <w:top w:val="single" w:sz="4" w:color="D1D5DB"/>
+              <w:left w:val="single" w:sz="4" w:color="D1D5DB"/>
+              <w:bottom w:val="single" w:sz="4" w:color="D1D5DB"/>
+              <w:right w:val="single" w:sz="4" w:color="D1D5DB"/>
+            </w:tcBorders>
+            <w:tcMar>
+              <w:top w:w="100" w:type="dxa"/>
+              <w:left w:w="140" w:type="dxa"/>
+              <w:bottom w:w="100" w:type="dxa"/>
+              <w:right w:w="140" w:type="dxa"/>
+            </w:tcMar>
           </w:tcPr>
           <w:p>
             <w:pPr>
@@ -810,8 +802,8 @@
             </w:pPr>
             <w:r>
               <w:rPr>
-                <w:sz w:val="18"/>
-                <w:szCs w:val="18"/>
+                <w:i/>
+                <w:iCs/>
               </w:rPr>
               <w:t xml:space="preserve">[Expected Response]</w:t>
             </w:r>
@@ -820,6 +812,18 @@
         <w:tc>
           <w:tcPr>
             <w:tcW w:w="2700" w:type="dxa"/>
+            <w:tcBorders>
+              <w:top w:val="single" w:sz="4" w:color="D1D5DB"/>
+              <w:left w:val="single" w:sz="4" w:color="D1D5DB"/>
+              <w:bottom w:val="single" w:sz="4" w:color="D1D5DB"/>
+              <w:right w:val="single" w:sz="4" w:color="D1D5DB"/>
+            </w:tcBorders>
+            <w:tcMar>
+              <w:top w:w="100" w:type="dxa"/>
+              <w:left w:w="140" w:type="dxa"/>
+              <w:bottom w:w="100" w:type="dxa"/>
+              <w:right w:w="140" w:type="dxa"/>
+            </w:tcMar>
           </w:tcPr>
           <w:p>
             <w:pPr>
@@ -827,8 +831,8 @@
             </w:pPr>
             <w:r>
               <w:rPr>
-                <w:sz w:val="18"/>
-                <w:szCs w:val="18"/>
+                <w:i/>
+                <w:iCs/>
               </w:rPr>
               <w:t xml:space="preserve">[Actual Response]</w:t>
             </w:r>
@@ -837,6 +841,18 @@
         <w:tc>
           <w:tcPr>
             <w:tcW w:w="1100" w:type="dxa"/>
+            <w:tcBorders>
+              <w:top w:val="single" w:sz="4" w:color="D1D5DB"/>
+              <w:left w:val="single" w:sz="4" w:color="D1D5DB"/>
+              <w:bottom w:val="single" w:sz="4" w:color="D1D5DB"/>
+              <w:right w:val="single" w:sz="4" w:color="D1D5DB"/>
+            </w:tcBorders>
+            <w:tcMar>
+              <w:top w:w="100" w:type="dxa"/>
+              <w:left w:w="140" w:type="dxa"/>
+              <w:bottom w:w="100" w:type="dxa"/>
+              <w:right w:w="140" w:type="dxa"/>
+            </w:tcMar>
           </w:tcPr>
           <w:p>
             <w:pPr>
@@ -844,8 +860,8 @@
             </w:pPr>
             <w:r>
               <w:rPr>
-                <w:sz w:val="18"/>
-                <w:szCs w:val="18"/>
+                <w:i/>
+                <w:iCs/>
               </w:rPr>
               <w:t xml:space="preserve">[Output Result]</w:t>
             </w:r>
@@ -855,7 +871,7 @@
     </w:tbl>
     <w:p>
       <w:pPr>
-        <w:spacing w:before="240" w:after="80"/>
+        <w:spacing w:before="200" w:after="80"/>
       </w:pPr>
       <w:r>
         <w:rPr>
@@ -864,12 +880,12 @@
           <w:sz w:val="18"/>
           <w:szCs w:val="18"/>
         </w:rPr>
-        <w:t xml:space="preserve">4. FULL AUDIBILITY TEST RESULTS</w:t>
-      </w:r>
-    </w:p>
-    <w:p>
-      <w:pPr>
-        <w:spacing w:before="160" w:after="60"/>
+        <w:t xml:space="preserve">4. Full audibility test results</w:t>
+      </w:r>
+    </w:p>
+    <w:p>
+      <w:pPr>
+        <w:spacing w:before="200" w:after="80"/>
       </w:pPr>
       <w:r>
         <w:rPr>
@@ -883,82 +899,64 @@
     </w:p>
     <w:p>
       <w:pPr>
-        <w:tabs>
-          <w:tab w:val="left" w:pos="2400"/>
-        </w:tabs>
-        <w:spacing w:after="60" w:line="280" w:lineRule="auto"/>
+        <w:spacing w:after="60" w:line="260" w:lineRule="auto"/>
       </w:pPr>
       <w:r>
         <w:rPr>
           <w:b/>
           <w:bCs/>
-          <w:sz w:val="18"/>
-          <w:szCs w:val="18"/>
         </w:rPr>
-        <w:t xml:space="preserve">Sound level meter</w:t>
+        <w:t xml:space="preserve">Sound level meter: </w:t>
       </w:r>
       <w:r>
         <w:rPr>
-          <w:sz w:val="18"/>
-          <w:szCs w:val="18"/>
+          <w:i/>
+          <w:iCs/>
         </w:rPr>
-        <w:tab/>
         <w:t xml:space="preserve">[Sound Meter Make Model]</w:t>
       </w:r>
     </w:p>
     <w:p>
       <w:pPr>
-        <w:tabs>
-          <w:tab w:val="left" w:pos="2400"/>
-        </w:tabs>
-        <w:spacing w:after="60" w:line="280" w:lineRule="auto"/>
+        <w:spacing w:after="60" w:line="260" w:lineRule="auto"/>
       </w:pPr>
       <w:r>
         <w:rPr>
           <w:b/>
           <w:bCs/>
-          <w:sz w:val="18"/>
-          <w:szCs w:val="18"/>
         </w:rPr>
-        <w:t xml:space="preserve">Serial number</w:t>
+        <w:t xml:space="preserve">Serial number: </w:t>
       </w:r>
       <w:r>
         <w:rPr>
-          <w:sz w:val="18"/>
-          <w:szCs w:val="18"/>
+          <w:i/>
+          <w:iCs/>
         </w:rPr>
-        <w:tab/>
         <w:t xml:space="preserve">[Sound Meter Serial]</w:t>
       </w:r>
     </w:p>
     <w:p>
       <w:pPr>
-        <w:tabs>
-          <w:tab w:val="left" w:pos="2400"/>
-        </w:tabs>
-        <w:spacing w:after="60" w:line="280" w:lineRule="auto"/>
+        <w:spacing w:after="60" w:line="260" w:lineRule="auto"/>
       </w:pPr>
       <w:r>
         <w:rPr>
           <w:b/>
           <w:bCs/>
-          <w:sz w:val="18"/>
-          <w:szCs w:val="18"/>
         </w:rPr>
-        <w:t xml:space="preserve">Calibration due</w:t>
+        <w:t xml:space="preserve">Calibration due: </w:t>
       </w:r>
       <w:r>
         <w:rPr>
-          <w:sz w:val="18"/>
-          <w:szCs w:val="18"/>
+          <w:i/>
+          <w:iCs/>
         </w:rPr>
-        <w:tab/>
         <w:t xml:space="preserve">[Calibration Due]</w:t>
       </w:r>
     </w:p>
     <w:p>
       <w:pPr>
-        <w:spacing w:before="160" w:after="60"/>
+        <w:spacing w:before="200" w:after="80"/>
       </w:pPr>
       <w:r>
         <w:rPr>
@@ -975,10 +973,6 @@
         <w:spacing w:after="100" w:line="280" w:lineRule="auto"/>
       </w:pPr>
       <w:r>
-        <w:rPr>
-          <w:sz w:val="18"/>
-          <w:szCs w:val="18"/>
-        </w:rPr>
         <w:t xml:space="preserve">Minimum required: 65 dB(A) general areas · 75 dB(A) sleeping accommodation · 5 dB above ambient.</w:t>
       </w:r>
     </w:p>
@@ -1007,126 +1001,204 @@
         <w:tc>
           <w:tcPr>
             <w:tcW w:w="2100" w:type="dxa"/>
-            <w:shd w:val="clear" w:color="auto" w:fill="1C1C20"/>
-          </w:tcPr>
-          <w:p>
-            <w:pPr>
-              <w:spacing w:after="0"/>
+            <w:tcBorders>
+              <w:top w:val="single" w:sz="4" w:color="D1D5DB"/>
+              <w:left w:val="single" w:sz="4" w:color="D1D5DB"/>
+              <w:bottom w:val="single" w:sz="4" w:color="D1D5DB"/>
+              <w:right w:val="single" w:sz="4" w:color="D1D5DB"/>
+            </w:tcBorders>
+            <w:shd w:val="clear" w:color="auto" w:fill="E30613"/>
+            <w:tcMar>
+              <w:top w:w="120" w:type="dxa"/>
+              <w:left w:w="140" w:type="dxa"/>
+              <w:bottom w:w="120" w:type="dxa"/>
+              <w:right w:w="140" w:type="dxa"/>
+            </w:tcMar>
+            <w:vAlign w:val="center"/>
+          </w:tcPr>
+          <w:p>
+            <w:pPr>
+              <w:jc w:val="center"/>
             </w:pPr>
             <w:r>
               <w:rPr>
                 <w:b/>
                 <w:bCs/>
                 <w:color w:val="FFFFFF"/>
-                <w:sz w:val="18"/>
-                <w:szCs w:val="18"/>
-              </w:rPr>
-              <w:t xml:space="preserve">Location</w:t>
+                <w:sz w:val="14"/>
+                <w:szCs w:val="14"/>
+              </w:rPr>
+              <w:t xml:space="preserve">LOCATION</w:t>
             </w:r>
           </w:p>
         </w:tc>
         <w:tc>
           <w:tcPr>
             <w:tcW w:w="1000" w:type="dxa"/>
-            <w:shd w:val="clear" w:color="auto" w:fill="1C1C20"/>
-          </w:tcPr>
-          <w:p>
-            <w:pPr>
-              <w:spacing w:after="0"/>
+            <w:tcBorders>
+              <w:top w:val="single" w:sz="4" w:color="D1D5DB"/>
+              <w:left w:val="single" w:sz="4" w:color="D1D5DB"/>
+              <w:bottom w:val="single" w:sz="4" w:color="D1D5DB"/>
+              <w:right w:val="single" w:sz="4" w:color="D1D5DB"/>
+            </w:tcBorders>
+            <w:shd w:val="clear" w:color="auto" w:fill="E30613"/>
+            <w:tcMar>
+              <w:top w:w="120" w:type="dxa"/>
+              <w:left w:w="140" w:type="dxa"/>
+              <w:bottom w:w="120" w:type="dxa"/>
+              <w:right w:w="140" w:type="dxa"/>
+            </w:tcMar>
+            <w:vAlign w:val="center"/>
+          </w:tcPr>
+          <w:p>
+            <w:pPr>
+              <w:jc w:val="center"/>
             </w:pPr>
             <w:r>
               <w:rPr>
                 <w:b/>
                 <w:bCs/>
                 <w:color w:val="FFFFFF"/>
-                <w:sz w:val="18"/>
-                <w:szCs w:val="18"/>
-              </w:rPr>
-              <w:t xml:space="preserve">Floor</w:t>
+                <w:sz w:val="14"/>
+                <w:szCs w:val="14"/>
+              </w:rPr>
+              <w:t xml:space="preserve">FLOOR</w:t>
             </w:r>
           </w:p>
         </w:tc>
         <w:tc>
           <w:tcPr>
             <w:tcW w:w="1300" w:type="dxa"/>
-            <w:shd w:val="clear" w:color="auto" w:fill="1C1C20"/>
-          </w:tcPr>
-          <w:p>
-            <w:pPr>
-              <w:spacing w:after="0"/>
+            <w:tcBorders>
+              <w:top w:val="single" w:sz="4" w:color="D1D5DB"/>
+              <w:left w:val="single" w:sz="4" w:color="D1D5DB"/>
+              <w:bottom w:val="single" w:sz="4" w:color="D1D5DB"/>
+              <w:right w:val="single" w:sz="4" w:color="D1D5DB"/>
+            </w:tcBorders>
+            <w:shd w:val="clear" w:color="auto" w:fill="E30613"/>
+            <w:tcMar>
+              <w:top w:w="120" w:type="dxa"/>
+              <w:left w:w="140" w:type="dxa"/>
+              <w:bottom w:w="120" w:type="dxa"/>
+              <w:right w:w="140" w:type="dxa"/>
+            </w:tcMar>
+            <w:vAlign w:val="center"/>
+          </w:tcPr>
+          <w:p>
+            <w:pPr>
+              <w:jc w:val="center"/>
             </w:pPr>
             <w:r>
               <w:rPr>
                 <w:b/>
                 <w:bCs/>
                 <w:color w:val="FFFFFF"/>
-                <w:sz w:val="18"/>
-                <w:szCs w:val="18"/>
-              </w:rPr>
-              <w:t xml:space="preserve">Ambient dB</w:t>
+                <w:sz w:val="14"/>
+                <w:szCs w:val="14"/>
+              </w:rPr>
+              <w:t xml:space="preserve">AMBIENT DB</w:t>
             </w:r>
           </w:p>
         </w:tc>
         <w:tc>
           <w:tcPr>
             <w:tcW w:w="1300" w:type="dxa"/>
-            <w:shd w:val="clear" w:color="auto" w:fill="1C1C20"/>
-          </w:tcPr>
-          <w:p>
-            <w:pPr>
-              <w:spacing w:after="0"/>
+            <w:tcBorders>
+              <w:top w:val="single" w:sz="4" w:color="D1D5DB"/>
+              <w:left w:val="single" w:sz="4" w:color="D1D5DB"/>
+              <w:bottom w:val="single" w:sz="4" w:color="D1D5DB"/>
+              <w:right w:val="single" w:sz="4" w:color="D1D5DB"/>
+            </w:tcBorders>
+            <w:shd w:val="clear" w:color="auto" w:fill="E30613"/>
+            <w:tcMar>
+              <w:top w:w="120" w:type="dxa"/>
+              <w:left w:w="140" w:type="dxa"/>
+              <w:bottom w:w="120" w:type="dxa"/>
+              <w:right w:w="140" w:type="dxa"/>
+            </w:tcMar>
+            <w:vAlign w:val="center"/>
+          </w:tcPr>
+          <w:p>
+            <w:pPr>
+              <w:jc w:val="center"/>
             </w:pPr>
             <w:r>
               <w:rPr>
                 <w:b/>
                 <w:bCs/>
                 <w:color w:val="FFFFFF"/>
-                <w:sz w:val="18"/>
-                <w:szCs w:val="18"/>
-              </w:rPr>
-              <w:t xml:space="preserve">Alarm dB</w:t>
+                <w:sz w:val="14"/>
+                <w:szCs w:val="14"/>
+              </w:rPr>
+              <w:t xml:space="preserve">ALARM DB</w:t>
             </w:r>
           </w:p>
         </w:tc>
         <w:tc>
           <w:tcPr>
             <w:tcW w:w="1300" w:type="dxa"/>
-            <w:shd w:val="clear" w:color="auto" w:fill="1C1C20"/>
-          </w:tcPr>
-          <w:p>
-            <w:pPr>
-              <w:spacing w:after="0"/>
+            <w:tcBorders>
+              <w:top w:val="single" w:sz="4" w:color="D1D5DB"/>
+              <w:left w:val="single" w:sz="4" w:color="D1D5DB"/>
+              <w:bottom w:val="single" w:sz="4" w:color="D1D5DB"/>
+              <w:right w:val="single" w:sz="4" w:color="D1D5DB"/>
+            </w:tcBorders>
+            <w:shd w:val="clear" w:color="auto" w:fill="E30613"/>
+            <w:tcMar>
+              <w:top w:w="120" w:type="dxa"/>
+              <w:left w:w="140" w:type="dxa"/>
+              <w:bottom w:w="120" w:type="dxa"/>
+              <w:right w:w="140" w:type="dxa"/>
+            </w:tcMar>
+            <w:vAlign w:val="center"/>
+          </w:tcPr>
+          <w:p>
+            <w:pPr>
+              <w:jc w:val="center"/>
             </w:pPr>
             <w:r>
               <w:rPr>
                 <w:b/>
                 <w:bCs/>
                 <w:color w:val="FFFFFF"/>
-                <w:sz w:val="18"/>
-                <w:szCs w:val="18"/>
-              </w:rPr>
-              <w:t xml:space="preserve">Required dB</w:t>
+                <w:sz w:val="14"/>
+                <w:szCs w:val="14"/>
+              </w:rPr>
+              <w:t xml:space="preserve">REQUIRED DB</w:t>
             </w:r>
           </w:p>
         </w:tc>
         <w:tc>
           <w:tcPr>
             <w:tcW w:w="1200" w:type="dxa"/>
-            <w:shd w:val="clear" w:color="auto" w:fill="1C1C20"/>
-          </w:tcPr>
-          <w:p>
-            <w:pPr>
-              <w:spacing w:after="0"/>
+            <w:tcBorders>
+              <w:top w:val="single" w:sz="4" w:color="D1D5DB"/>
+              <w:left w:val="single" w:sz="4" w:color="D1D5DB"/>
+              <w:bottom w:val="single" w:sz="4" w:color="D1D5DB"/>
+              <w:right w:val="single" w:sz="4" w:color="D1D5DB"/>
+            </w:tcBorders>
+            <w:shd w:val="clear" w:color="auto" w:fill="E30613"/>
+            <w:tcMar>
+              <w:top w:w="120" w:type="dxa"/>
+              <w:left w:w="140" w:type="dxa"/>
+              <w:bottom w:w="120" w:type="dxa"/>
+              <w:right w:w="140" w:type="dxa"/>
+            </w:tcMar>
+            <w:vAlign w:val="center"/>
+          </w:tcPr>
+          <w:p>
+            <w:pPr>
+              <w:jc w:val="center"/>
             </w:pPr>
             <w:r>
               <w:rPr>
                 <w:b/>
                 <w:bCs/>
                 <w:color w:val="FFFFFF"/>
-                <w:sz w:val="18"/>
-                <w:szCs w:val="18"/>
-              </w:rPr>
-              <w:t xml:space="preserve">Result</w:t>
+                <w:sz w:val="14"/>
+                <w:szCs w:val="14"/>
+              </w:rPr>
+              <w:t xml:space="preserve">RESULT</w:t>
             </w:r>
           </w:p>
         </w:tc>
@@ -1135,6 +1207,18 @@
         <w:tc>
           <w:tcPr>
             <w:tcW w:w="2100" w:type="dxa"/>
+            <w:tcBorders>
+              <w:top w:val="single" w:sz="4" w:color="D1D5DB"/>
+              <w:left w:val="single" w:sz="4" w:color="D1D5DB"/>
+              <w:bottom w:val="single" w:sz="4" w:color="D1D5DB"/>
+              <w:right w:val="single" w:sz="4" w:color="D1D5DB"/>
+            </w:tcBorders>
+            <w:tcMar>
+              <w:top w:w="100" w:type="dxa"/>
+              <w:left w:w="140" w:type="dxa"/>
+              <w:bottom w:w="100" w:type="dxa"/>
+              <w:right w:w="140" w:type="dxa"/>
+            </w:tcMar>
           </w:tcPr>
           <w:p>
             <w:pPr>
@@ -1142,8 +1226,8 @@
             </w:pPr>
             <w:r>
               <w:rPr>
-                <w:sz w:val="18"/>
-                <w:szCs w:val="18"/>
+                <w:i/>
+                <w:iCs/>
               </w:rPr>
               <w:t xml:space="preserve">[Location]</w:t>
             </w:r>
@@ -1152,6 +1236,18 @@
         <w:tc>
           <w:tcPr>
             <w:tcW w:w="1000" w:type="dxa"/>
+            <w:tcBorders>
+              <w:top w:val="single" w:sz="4" w:color="D1D5DB"/>
+              <w:left w:val="single" w:sz="4" w:color="D1D5DB"/>
+              <w:bottom w:val="single" w:sz="4" w:color="D1D5DB"/>
+              <w:right w:val="single" w:sz="4" w:color="D1D5DB"/>
+            </w:tcBorders>
+            <w:tcMar>
+              <w:top w:w="100" w:type="dxa"/>
+              <w:left w:w="140" w:type="dxa"/>
+              <w:bottom w:w="100" w:type="dxa"/>
+              <w:right w:w="140" w:type="dxa"/>
+            </w:tcMar>
           </w:tcPr>
           <w:p>
             <w:pPr>
@@ -1159,8 +1255,8 @@
             </w:pPr>
             <w:r>
               <w:rPr>
-                <w:sz w:val="18"/>
-                <w:szCs w:val="18"/>
+                <w:i/>
+                <w:iCs/>
               </w:rPr>
               <w:t xml:space="preserve">[Floor]</w:t>
             </w:r>
@@ -1169,6 +1265,18 @@
         <w:tc>
           <w:tcPr>
             <w:tcW w:w="1300" w:type="dxa"/>
+            <w:tcBorders>
+              <w:top w:val="single" w:sz="4" w:color="D1D5DB"/>
+              <w:left w:val="single" w:sz="4" w:color="D1D5DB"/>
+              <w:bottom w:val="single" w:sz="4" w:color="D1D5DB"/>
+              <w:right w:val="single" w:sz="4" w:color="D1D5DB"/>
+            </w:tcBorders>
+            <w:tcMar>
+              <w:top w:w="100" w:type="dxa"/>
+              <w:left w:w="140" w:type="dxa"/>
+              <w:bottom w:w="100" w:type="dxa"/>
+              <w:right w:w="140" w:type="dxa"/>
+            </w:tcMar>
           </w:tcPr>
           <w:p>
             <w:pPr>
@@ -1176,8 +1284,8 @@
             </w:pPr>
             <w:r>
               <w:rPr>
-                <w:sz w:val="18"/>
-                <w:szCs w:val="18"/>
+                <w:i/>
+                <w:iCs/>
               </w:rPr>
               <w:t xml:space="preserve">[Ambient dB]</w:t>
             </w:r>
@@ -1186,6 +1294,18 @@
         <w:tc>
           <w:tcPr>
             <w:tcW w:w="1300" w:type="dxa"/>
+            <w:tcBorders>
+              <w:top w:val="single" w:sz="4" w:color="D1D5DB"/>
+              <w:left w:val="single" w:sz="4" w:color="D1D5DB"/>
+              <w:bottom w:val="single" w:sz="4" w:color="D1D5DB"/>
+              <w:right w:val="single" w:sz="4" w:color="D1D5DB"/>
+            </w:tcBorders>
+            <w:tcMar>
+              <w:top w:w="100" w:type="dxa"/>
+              <w:left w:w="140" w:type="dxa"/>
+              <w:bottom w:w="100" w:type="dxa"/>
+              <w:right w:w="140" w:type="dxa"/>
+            </w:tcMar>
           </w:tcPr>
           <w:p>
             <w:pPr>
@@ -1193,8 +1313,8 @@
             </w:pPr>
             <w:r>
               <w:rPr>
-                <w:sz w:val="18"/>
-                <w:szCs w:val="18"/>
+                <w:i/>
+                <w:iCs/>
               </w:rPr>
               <w:t xml:space="preserve">[Alarm dB]</w:t>
             </w:r>
@@ -1203,6 +1323,18 @@
         <w:tc>
           <w:tcPr>
             <w:tcW w:w="1300" w:type="dxa"/>
+            <w:tcBorders>
+              <w:top w:val="single" w:sz="4" w:color="D1D5DB"/>
+              <w:left w:val="single" w:sz="4" w:color="D1D5DB"/>
+              <w:bottom w:val="single" w:sz="4" w:color="D1D5DB"/>
+              <w:right w:val="single" w:sz="4" w:color="D1D5DB"/>
+            </w:tcBorders>
+            <w:tcMar>
+              <w:top w:w="100" w:type="dxa"/>
+              <w:left w:w="140" w:type="dxa"/>
+              <w:bottom w:w="100" w:type="dxa"/>
+              <w:right w:w="140" w:type="dxa"/>
+            </w:tcMar>
           </w:tcPr>
           <w:p>
             <w:pPr>
@@ -1210,8 +1342,8 @@
             </w:pPr>
             <w:r>
               <w:rPr>
-                <w:sz w:val="18"/>
-                <w:szCs w:val="18"/>
+                <w:i/>
+                <w:iCs/>
               </w:rPr>
               <w:t xml:space="preserve">[Required dB]</w:t>
             </w:r>
@@ -1220,6 +1352,18 @@
         <w:tc>
           <w:tcPr>
             <w:tcW w:w="1200" w:type="dxa"/>
+            <w:tcBorders>
+              <w:top w:val="single" w:sz="4" w:color="D1D5DB"/>
+              <w:left w:val="single" w:sz="4" w:color="D1D5DB"/>
+              <w:bottom w:val="single" w:sz="4" w:color="D1D5DB"/>
+              <w:right w:val="single" w:sz="4" w:color="D1D5DB"/>
+            </w:tcBorders>
+            <w:tcMar>
+              <w:top w:w="100" w:type="dxa"/>
+              <w:left w:w="140" w:type="dxa"/>
+              <w:bottom w:w="100" w:type="dxa"/>
+              <w:right w:w="140" w:type="dxa"/>
+            </w:tcMar>
           </w:tcPr>
           <w:p>
             <w:pPr>
@@ -1227,8 +1371,8 @@
             </w:pPr>
             <w:r>
               <w:rPr>
-                <w:sz w:val="18"/>
-                <w:szCs w:val="18"/>
+                <w:i/>
+                <w:iCs/>
               </w:rPr>
               <w:t xml:space="preserve">[Reading Result]</w:t>
             </w:r>
@@ -1238,7 +1382,7 @@
     </w:tbl>
     <w:p>
       <w:pPr>
-        <w:spacing w:before="160" w:after="60"/>
+        <w:spacing w:before="200" w:after="80"/>
       </w:pPr>
       <w:r>
         <w:rPr>
@@ -1256,16 +1400,12 @@
         <w:jc w:val="both"/>
       </w:pPr>
       <w:r>
-        <w:rPr>
-          <w:sz w:val="18"/>
-          <w:szCs w:val="18"/>
-        </w:rPr>
         <w:t xml:space="preserve">[Audibility Summary]</w:t>
       </w:r>
     </w:p>
     <w:p>
       <w:pPr>
-        <w:spacing w:before="240" w:after="80"/>
+        <w:spacing w:before="200" w:after="80"/>
       </w:pPr>
       <w:r>
         <w:rPr>
@@ -1274,12 +1414,12 @@
           <w:sz w:val="18"/>
           <w:szCs w:val="18"/>
         </w:rPr>
-        <w:t xml:space="preserve">5. FINDINGS &amp;amp; OBSERVATIONS</w:t>
-      </w:r>
-    </w:p>
-    <w:p>
-      <w:pPr>
-        <w:spacing w:before="160" w:after="60"/>
+        <w:t xml:space="preserve">5. Findings &amp;amp; observations</w:t>
+      </w:r>
+    </w:p>
+    <w:p>
+      <w:pPr>
+        <w:spacing w:before="200" w:after="80"/>
       </w:pPr>
       <w:r>
         <w:rPr>
@@ -1314,84 +1454,136 @@
         <w:tc>
           <w:tcPr>
             <w:tcW w:w="2800" w:type="dxa"/>
-            <w:shd w:val="clear" w:color="auto" w:fill="1C1C20"/>
-          </w:tcPr>
-          <w:p>
-            <w:pPr>
-              <w:spacing w:after="0"/>
+            <w:tcBorders>
+              <w:top w:val="single" w:sz="4" w:color="D1D5DB"/>
+              <w:left w:val="single" w:sz="4" w:color="D1D5DB"/>
+              <w:bottom w:val="single" w:sz="4" w:color="D1D5DB"/>
+              <w:right w:val="single" w:sz="4" w:color="D1D5DB"/>
+            </w:tcBorders>
+            <w:shd w:val="clear" w:color="auto" w:fill="E30613"/>
+            <w:tcMar>
+              <w:top w:w="120" w:type="dxa"/>
+              <w:left w:w="140" w:type="dxa"/>
+              <w:bottom w:w="120" w:type="dxa"/>
+              <w:right w:w="140" w:type="dxa"/>
+            </w:tcMar>
+            <w:vAlign w:val="center"/>
+          </w:tcPr>
+          <w:p>
+            <w:pPr>
+              <w:jc w:val="center"/>
             </w:pPr>
             <w:r>
               <w:rPr>
                 <w:b/>
                 <w:bCs/>
                 <w:color w:val="FFFFFF"/>
-                <w:sz w:val="18"/>
-                <w:szCs w:val="18"/>
-              </w:rPr>
-              <w:t xml:space="preserve">Issue</w:t>
+                <w:sz w:val="14"/>
+                <w:szCs w:val="14"/>
+              </w:rPr>
+              <w:t xml:space="preserve">ISSUE</w:t>
             </w:r>
           </w:p>
         </w:tc>
         <w:tc>
           <w:tcPr>
             <w:tcW w:w="1900" w:type="dxa"/>
-            <w:shd w:val="clear" w:color="auto" w:fill="1C1C20"/>
-          </w:tcPr>
-          <w:p>
-            <w:pPr>
-              <w:spacing w:after="0"/>
+            <w:tcBorders>
+              <w:top w:val="single" w:sz="4" w:color="D1D5DB"/>
+              <w:left w:val="single" w:sz="4" w:color="D1D5DB"/>
+              <w:bottom w:val="single" w:sz="4" w:color="D1D5DB"/>
+              <w:right w:val="single" w:sz="4" w:color="D1D5DB"/>
+            </w:tcBorders>
+            <w:shd w:val="clear" w:color="auto" w:fill="E30613"/>
+            <w:tcMar>
+              <w:top w:w="120" w:type="dxa"/>
+              <w:left w:w="140" w:type="dxa"/>
+              <w:bottom w:w="120" w:type="dxa"/>
+              <w:right w:w="140" w:type="dxa"/>
+            </w:tcMar>
+            <w:vAlign w:val="center"/>
+          </w:tcPr>
+          <w:p>
+            <w:pPr>
+              <w:jc w:val="center"/>
             </w:pPr>
             <w:r>
               <w:rPr>
                 <w:b/>
                 <w:bCs/>
                 <w:color w:val="FFFFFF"/>
-                <w:sz w:val="18"/>
-                <w:szCs w:val="18"/>
-              </w:rPr>
-              <w:t xml:space="preserve">Location / zone</w:t>
+                <w:sz w:val="14"/>
+                <w:szCs w:val="14"/>
+              </w:rPr>
+              <w:t xml:space="preserve">LOCATION / ZONE</w:t>
             </w:r>
           </w:p>
         </w:tc>
         <w:tc>
           <w:tcPr>
             <w:tcW w:w="1400" w:type="dxa"/>
-            <w:shd w:val="clear" w:color="auto" w:fill="1C1C20"/>
-          </w:tcPr>
-          <w:p>
-            <w:pPr>
-              <w:spacing w:after="0"/>
+            <w:tcBorders>
+              <w:top w:val="single" w:sz="4" w:color="D1D5DB"/>
+              <w:left w:val="single" w:sz="4" w:color="D1D5DB"/>
+              <w:bottom w:val="single" w:sz="4" w:color="D1D5DB"/>
+              <w:right w:val="single" w:sz="4" w:color="D1D5DB"/>
+            </w:tcBorders>
+            <w:shd w:val="clear" w:color="auto" w:fill="E30613"/>
+            <w:tcMar>
+              <w:top w:w="120" w:type="dxa"/>
+              <w:left w:w="140" w:type="dxa"/>
+              <w:bottom w:w="120" w:type="dxa"/>
+              <w:right w:w="140" w:type="dxa"/>
+            </w:tcMar>
+            <w:vAlign w:val="center"/>
+          </w:tcPr>
+          <w:p>
+            <w:pPr>
+              <w:jc w:val="center"/>
             </w:pPr>
             <w:r>
               <w:rPr>
                 <w:b/>
                 <w:bCs/>
                 <w:color w:val="FFFFFF"/>
-                <w:sz w:val="18"/>
-                <w:szCs w:val="18"/>
-              </w:rPr>
-              <w:t xml:space="preserve">Severity</w:t>
+                <w:sz w:val="14"/>
+                <w:szCs w:val="14"/>
+              </w:rPr>
+              <w:t xml:space="preserve">SEVERITY</w:t>
             </w:r>
           </w:p>
         </w:tc>
         <w:tc>
           <w:tcPr>
             <w:tcW w:w="3100" w:type="dxa"/>
-            <w:shd w:val="clear" w:color="auto" w:fill="1C1C20"/>
-          </w:tcPr>
-          <w:p>
-            <w:pPr>
-              <w:spacing w:after="0"/>
+            <w:tcBorders>
+              <w:top w:val="single" w:sz="4" w:color="D1D5DB"/>
+              <w:left w:val="single" w:sz="4" w:color="D1D5DB"/>
+              <w:bottom w:val="single" w:sz="4" w:color="D1D5DB"/>
+              <w:right w:val="single" w:sz="4" w:color="D1D5DB"/>
+            </w:tcBorders>
+            <w:shd w:val="clear" w:color="auto" w:fill="E30613"/>
+            <w:tcMar>
+              <w:top w:w="120" w:type="dxa"/>
+              <w:left w:w="140" w:type="dxa"/>
+              <w:bottom w:w="120" w:type="dxa"/>
+              <w:right w:w="140" w:type="dxa"/>
+            </w:tcMar>
+            <w:vAlign w:val="center"/>
+          </w:tcPr>
+          <w:p>
+            <w:pPr>
+              <w:jc w:val="center"/>
             </w:pPr>
             <w:r>
               <w:rPr>
                 <w:b/>
                 <w:bCs/>
                 <w:color w:val="FFFFFF"/>
-                <w:sz w:val="18"/>
-                <w:szCs w:val="18"/>
-              </w:rPr>
-              <w:t xml:space="preserve">Action required</w:t>
+                <w:sz w:val="14"/>
+                <w:szCs w:val="14"/>
+              </w:rPr>
+              <w:t xml:space="preserve">ACTION REQUIRED</w:t>
             </w:r>
           </w:p>
         </w:tc>
@@ -1400,6 +1592,18 @@
         <w:tc>
           <w:tcPr>
             <w:tcW w:w="2800" w:type="dxa"/>
+            <w:tcBorders>
+              <w:top w:val="single" w:sz="4" w:color="D1D5DB"/>
+              <w:left w:val="single" w:sz="4" w:color="D1D5DB"/>
+              <w:bottom w:val="single" w:sz="4" w:color="D1D5DB"/>
+              <w:right w:val="single" w:sz="4" w:color="D1D5DB"/>
+            </w:tcBorders>
+            <w:tcMar>
+              <w:top w:w="100" w:type="dxa"/>
+              <w:left w:w="140" w:type="dxa"/>
+              <w:bottom w:w="100" w:type="dxa"/>
+              <w:right w:w="140" w:type="dxa"/>
+            </w:tcMar>
           </w:tcPr>
           <w:p>
             <w:pPr>
@@ -1407,8 +1611,8 @@
             </w:pPr>
             <w:r>
               <w:rPr>
-                <w:sz w:val="18"/>
-                <w:szCs w:val="18"/>
+                <w:i/>
+                <w:iCs/>
               </w:rPr>
               <w:t xml:space="preserve">[CE Issue]</w:t>
             </w:r>
@@ -1417,6 +1621,18 @@
         <w:tc>
           <w:tcPr>
             <w:tcW w:w="1900" w:type="dxa"/>
+            <w:tcBorders>
+              <w:top w:val="single" w:sz="4" w:color="D1D5DB"/>
+              <w:left w:val="single" w:sz="4" w:color="D1D5DB"/>
+              <w:bottom w:val="single" w:sz="4" w:color="D1D5DB"/>
+              <w:right w:val="single" w:sz="4" w:color="D1D5DB"/>
+            </w:tcBorders>
+            <w:tcMar>
+              <w:top w:w="100" w:type="dxa"/>
+              <w:left w:w="140" w:type="dxa"/>
+              <w:bottom w:w="100" w:type="dxa"/>
+              <w:right w:w="140" w:type="dxa"/>
+            </w:tcMar>
           </w:tcPr>
           <w:p>
             <w:pPr>
@@ -1424,8 +1640,8 @@
             </w:pPr>
             <w:r>
               <w:rPr>
-                <w:sz w:val="18"/>
-                <w:szCs w:val="18"/>
+                <w:i/>
+                <w:iCs/>
               </w:rPr>
               <w:t xml:space="preserve">[CE Location]</w:t>
             </w:r>
@@ -1434,6 +1650,18 @@
         <w:tc>
           <w:tcPr>
             <w:tcW w:w="1400" w:type="dxa"/>
+            <w:tcBorders>
+              <w:top w:val="single" w:sz="4" w:color="D1D5DB"/>
+              <w:left w:val="single" w:sz="4" w:color="D1D5DB"/>
+              <w:bottom w:val="single" w:sz="4" w:color="D1D5DB"/>
+              <w:right w:val="single" w:sz="4" w:color="D1D5DB"/>
+            </w:tcBorders>
+            <w:tcMar>
+              <w:top w:w="100" w:type="dxa"/>
+              <w:left w:w="140" w:type="dxa"/>
+              <w:bottom w:w="100" w:type="dxa"/>
+              <w:right w:w="140" w:type="dxa"/>
+            </w:tcMar>
           </w:tcPr>
           <w:p>
             <w:pPr>
@@ -1441,8 +1669,8 @@
             </w:pPr>
             <w:r>
               <w:rPr>
-                <w:sz w:val="18"/>
-                <w:szCs w:val="18"/>
+                <w:i/>
+                <w:iCs/>
               </w:rPr>
               <w:t xml:space="preserve">[CE Severity]</w:t>
             </w:r>
@@ -1451,6 +1679,18 @@
         <w:tc>
           <w:tcPr>
             <w:tcW w:w="3100" w:type="dxa"/>
+            <w:tcBorders>
+              <w:top w:val="single" w:sz="4" w:color="D1D5DB"/>
+              <w:left w:val="single" w:sz="4" w:color="D1D5DB"/>
+              <w:bottom w:val="single" w:sz="4" w:color="D1D5DB"/>
+              <w:right w:val="single" w:sz="4" w:color="D1D5DB"/>
+            </w:tcBorders>
+            <w:tcMar>
+              <w:top w:w="100" w:type="dxa"/>
+              <w:left w:w="140" w:type="dxa"/>
+              <w:bottom w:w="100" w:type="dxa"/>
+              <w:right w:w="140" w:type="dxa"/>
+            </w:tcMar>
           </w:tcPr>
           <w:p>
             <w:pPr>
@@ -1458,8 +1698,8 @@
             </w:pPr>
             <w:r>
               <w:rPr>
-                <w:sz w:val="18"/>
-                <w:szCs w:val="18"/>
+                <w:i/>
+                <w:iCs/>
               </w:rPr>
               <w:t xml:space="preserve">[CE Action]</w:t>
             </w:r>
@@ -1469,7 +1709,7 @@
     </w:tbl>
     <w:p>
       <w:pPr>
-        <w:spacing w:before="160" w:after="60"/>
+        <w:spacing w:before="200" w:after="80"/>
       </w:pPr>
       <w:r>
         <w:rPr>
@@ -1505,105 +1745,170 @@
         <w:tc>
           <w:tcPr>
             <w:tcW w:w="2400" w:type="dxa"/>
-            <w:shd w:val="clear" w:color="auto" w:fill="1C1C20"/>
-          </w:tcPr>
-          <w:p>
-            <w:pPr>
-              <w:spacing w:after="0"/>
+            <w:tcBorders>
+              <w:top w:val="single" w:sz="4" w:color="D1D5DB"/>
+              <w:left w:val="single" w:sz="4" w:color="D1D5DB"/>
+              <w:bottom w:val="single" w:sz="4" w:color="D1D5DB"/>
+              <w:right w:val="single" w:sz="4" w:color="D1D5DB"/>
+            </w:tcBorders>
+            <w:shd w:val="clear" w:color="auto" w:fill="E30613"/>
+            <w:tcMar>
+              <w:top w:w="120" w:type="dxa"/>
+              <w:left w:w="140" w:type="dxa"/>
+              <w:bottom w:w="120" w:type="dxa"/>
+              <w:right w:w="140" w:type="dxa"/>
+            </w:tcMar>
+            <w:vAlign w:val="center"/>
+          </w:tcPr>
+          <w:p>
+            <w:pPr>
+              <w:jc w:val="center"/>
             </w:pPr>
             <w:r>
               <w:rPr>
                 <w:b/>
                 <w:bCs/>
                 <w:color w:val="FFFFFF"/>
-                <w:sz w:val="18"/>
-                <w:szCs w:val="18"/>
-              </w:rPr>
-              <w:t xml:space="preserve">Issue</w:t>
+                <w:sz w:val="14"/>
+                <w:szCs w:val="14"/>
+              </w:rPr>
+              <w:t xml:space="preserve">ISSUE</w:t>
             </w:r>
           </w:p>
         </w:tc>
         <w:tc>
           <w:tcPr>
             <w:tcW w:w="1800" w:type="dxa"/>
-            <w:shd w:val="clear" w:color="auto" w:fill="1C1C20"/>
-          </w:tcPr>
-          <w:p>
-            <w:pPr>
-              <w:spacing w:after="0"/>
+            <w:tcBorders>
+              <w:top w:val="single" w:sz="4" w:color="D1D5DB"/>
+              <w:left w:val="single" w:sz="4" w:color="D1D5DB"/>
+              <w:bottom w:val="single" w:sz="4" w:color="D1D5DB"/>
+              <w:right w:val="single" w:sz="4" w:color="D1D5DB"/>
+            </w:tcBorders>
+            <w:shd w:val="clear" w:color="auto" w:fill="E30613"/>
+            <w:tcMar>
+              <w:top w:w="120" w:type="dxa"/>
+              <w:left w:w="140" w:type="dxa"/>
+              <w:bottom w:w="120" w:type="dxa"/>
+              <w:right w:w="140" w:type="dxa"/>
+            </w:tcMar>
+            <w:vAlign w:val="center"/>
+          </w:tcPr>
+          <w:p>
+            <w:pPr>
+              <w:jc w:val="center"/>
             </w:pPr>
             <w:r>
               <w:rPr>
                 <w:b/>
                 <w:bCs/>
                 <w:color w:val="FFFFFF"/>
-                <w:sz w:val="18"/>
-                <w:szCs w:val="18"/>
-              </w:rPr>
-              <w:t xml:space="preserve">Location</w:t>
+                <w:sz w:val="14"/>
+                <w:szCs w:val="14"/>
+              </w:rPr>
+              <w:t xml:space="preserve">LOCATION</w:t>
             </w:r>
           </w:p>
         </w:tc>
         <w:tc>
           <w:tcPr>
             <w:tcW w:w="1300" w:type="dxa"/>
-            <w:shd w:val="clear" w:color="auto" w:fill="1C1C20"/>
-          </w:tcPr>
-          <w:p>
-            <w:pPr>
-              <w:spacing w:after="0"/>
+            <w:tcBorders>
+              <w:top w:val="single" w:sz="4" w:color="D1D5DB"/>
+              <w:left w:val="single" w:sz="4" w:color="D1D5DB"/>
+              <w:bottom w:val="single" w:sz="4" w:color="D1D5DB"/>
+              <w:right w:val="single" w:sz="4" w:color="D1D5DB"/>
+            </w:tcBorders>
+            <w:shd w:val="clear" w:color="auto" w:fill="E30613"/>
+            <w:tcMar>
+              <w:top w:w="120" w:type="dxa"/>
+              <w:left w:w="140" w:type="dxa"/>
+              <w:bottom w:w="120" w:type="dxa"/>
+              <w:right w:w="140" w:type="dxa"/>
+            </w:tcMar>
+            <w:vAlign w:val="center"/>
+          </w:tcPr>
+          <w:p>
+            <w:pPr>
+              <w:jc w:val="center"/>
             </w:pPr>
             <w:r>
               <w:rPr>
                 <w:b/>
                 <w:bCs/>
                 <w:color w:val="FFFFFF"/>
-                <w:sz w:val="18"/>
-                <w:szCs w:val="18"/>
-              </w:rPr>
-              <w:t xml:space="preserve">Measured dB</w:t>
+                <w:sz w:val="14"/>
+                <w:szCs w:val="14"/>
+              </w:rPr>
+              <w:t xml:space="preserve">MEASURED DB</w:t>
             </w:r>
           </w:p>
         </w:tc>
         <w:tc>
           <w:tcPr>
             <w:tcW w:w="1300" w:type="dxa"/>
-            <w:shd w:val="clear" w:color="auto" w:fill="1C1C20"/>
-          </w:tcPr>
-          <w:p>
-            <w:pPr>
-              <w:spacing w:after="0"/>
+            <w:tcBorders>
+              <w:top w:val="single" w:sz="4" w:color="D1D5DB"/>
+              <w:left w:val="single" w:sz="4" w:color="D1D5DB"/>
+              <w:bottom w:val="single" w:sz="4" w:color="D1D5DB"/>
+              <w:right w:val="single" w:sz="4" w:color="D1D5DB"/>
+            </w:tcBorders>
+            <w:shd w:val="clear" w:color="auto" w:fill="E30613"/>
+            <w:tcMar>
+              <w:top w:w="120" w:type="dxa"/>
+              <w:left w:w="140" w:type="dxa"/>
+              <w:bottom w:w="120" w:type="dxa"/>
+              <w:right w:w="140" w:type="dxa"/>
+            </w:tcMar>
+            <w:vAlign w:val="center"/>
+          </w:tcPr>
+          <w:p>
+            <w:pPr>
+              <w:jc w:val="center"/>
             </w:pPr>
             <w:r>
               <w:rPr>
                 <w:b/>
                 <w:bCs/>
                 <w:color w:val="FFFFFF"/>
-                <w:sz w:val="18"/>
-                <w:szCs w:val="18"/>
-              </w:rPr>
-              <w:t xml:space="preserve">Required dB</w:t>
+                <w:sz w:val="14"/>
+                <w:szCs w:val="14"/>
+              </w:rPr>
+              <w:t xml:space="preserve">REQUIRED DB</w:t>
             </w:r>
           </w:p>
         </w:tc>
         <w:tc>
           <w:tcPr>
             <w:tcW w:w="2400" w:type="dxa"/>
-            <w:shd w:val="clear" w:color="auto" w:fill="1C1C20"/>
-          </w:tcPr>
-          <w:p>
-            <w:pPr>
-              <w:spacing w:after="0"/>
+            <w:tcBorders>
+              <w:top w:val="single" w:sz="4" w:color="D1D5DB"/>
+              <w:left w:val="single" w:sz="4" w:color="D1D5DB"/>
+              <w:bottom w:val="single" w:sz="4" w:color="D1D5DB"/>
+              <w:right w:val="single" w:sz="4" w:color="D1D5DB"/>
+            </w:tcBorders>
+            <w:shd w:val="clear" w:color="auto" w:fill="E30613"/>
+            <w:tcMar>
+              <w:top w:w="120" w:type="dxa"/>
+              <w:left w:w="140" w:type="dxa"/>
+              <w:bottom w:w="120" w:type="dxa"/>
+              <w:right w:w="140" w:type="dxa"/>
+            </w:tcMar>
+            <w:vAlign w:val="center"/>
+          </w:tcPr>
+          <w:p>
+            <w:pPr>
+              <w:jc w:val="center"/>
             </w:pPr>
             <w:r>
               <w:rPr>
                 <w:b/>
                 <w:bCs/>
                 <w:color w:val="FFFFFF"/>
-                <w:sz w:val="18"/>
-                <w:szCs w:val="18"/>
-              </w:rPr>
-              <w:t xml:space="preserve">Action required</w:t>
+                <w:sz w:val="14"/>
+                <w:szCs w:val="14"/>
+              </w:rPr>
+              <w:t xml:space="preserve">ACTION REQUIRED</w:t>
             </w:r>
           </w:p>
         </w:tc>
@@ -1612,6 +1917,18 @@
         <w:tc>
           <w:tcPr>
             <w:tcW w:w="2400" w:type="dxa"/>
+            <w:tcBorders>
+              <w:top w:val="single" w:sz="4" w:color="D1D5DB"/>
+              <w:left w:val="single" w:sz="4" w:color="D1D5DB"/>
+              <w:bottom w:val="single" w:sz="4" w:color="D1D5DB"/>
+              <w:right w:val="single" w:sz="4" w:color="D1D5DB"/>
+            </w:tcBorders>
+            <w:tcMar>
+              <w:top w:w="100" w:type="dxa"/>
+              <w:left w:w="140" w:type="dxa"/>
+              <w:bottom w:w="100" w:type="dxa"/>
+              <w:right w:w="140" w:type="dxa"/>
+            </w:tcMar>
           </w:tcPr>
           <w:p>
             <w:pPr>
@@ -1619,8 +1936,8 @@
             </w:pPr>
             <w:r>
               <w:rPr>
-                <w:sz w:val="18"/>
-                <w:szCs w:val="18"/>
+                <w:i/>
+                <w:iCs/>
               </w:rPr>
               <w:t xml:space="preserve">[Aud Issue]</w:t>
             </w:r>
@@ -1629,6 +1946,18 @@
         <w:tc>
           <w:tcPr>
             <w:tcW w:w="1800" w:type="dxa"/>
+            <w:tcBorders>
+              <w:top w:val="single" w:sz="4" w:color="D1D5DB"/>
+              <w:left w:val="single" w:sz="4" w:color="D1D5DB"/>
+              <w:bottom w:val="single" w:sz="4" w:color="D1D5DB"/>
+              <w:right w:val="single" w:sz="4" w:color="D1D5DB"/>
+            </w:tcBorders>
+            <w:tcMar>
+              <w:top w:w="100" w:type="dxa"/>
+              <w:left w:w="140" w:type="dxa"/>
+              <w:bottom w:w="100" w:type="dxa"/>
+              <w:right w:w="140" w:type="dxa"/>
+            </w:tcMar>
           </w:tcPr>
           <w:p>
             <w:pPr>
@@ -1636,8 +1965,8 @@
             </w:pPr>
             <w:r>
               <w:rPr>
-                <w:sz w:val="18"/>
-                <w:szCs w:val="18"/>
+                <w:i/>
+                <w:iCs/>
               </w:rPr>
               <w:t xml:space="preserve">[Aud Location]</w:t>
             </w:r>
@@ -1646,6 +1975,18 @@
         <w:tc>
           <w:tcPr>
             <w:tcW w:w="1300" w:type="dxa"/>
+            <w:tcBorders>
+              <w:top w:val="single" w:sz="4" w:color="D1D5DB"/>
+              <w:left w:val="single" w:sz="4" w:color="D1D5DB"/>
+              <w:bottom w:val="single" w:sz="4" w:color="D1D5DB"/>
+              <w:right w:val="single" w:sz="4" w:color="D1D5DB"/>
+            </w:tcBorders>
+            <w:tcMar>
+              <w:top w:w="100" w:type="dxa"/>
+              <w:left w:w="140" w:type="dxa"/>
+              <w:bottom w:w="100" w:type="dxa"/>
+              <w:right w:w="140" w:type="dxa"/>
+            </w:tcMar>
           </w:tcPr>
           <w:p>
             <w:pPr>
@@ -1653,8 +1994,8 @@
             </w:pPr>
             <w:r>
               <w:rPr>
-                <w:sz w:val="18"/>
-                <w:szCs w:val="18"/>
+                <w:i/>
+                <w:iCs/>
               </w:rPr>
               <w:t xml:space="preserve">[Aud Measured dB]</w:t>
             </w:r>
@@ -1663,6 +2004,18 @@
         <w:tc>
           <w:tcPr>
             <w:tcW w:w="1300" w:type="dxa"/>
+            <w:tcBorders>
+              <w:top w:val="single" w:sz="4" w:color="D1D5DB"/>
+              <w:left w:val="single" w:sz="4" w:color="D1D5DB"/>
+              <w:bottom w:val="single" w:sz="4" w:color="D1D5DB"/>
+              <w:right w:val="single" w:sz="4" w:color="D1D5DB"/>
+            </w:tcBorders>
+            <w:tcMar>
+              <w:top w:w="100" w:type="dxa"/>
+              <w:left w:w="140" w:type="dxa"/>
+              <w:bottom w:w="100" w:type="dxa"/>
+              <w:right w:w="140" w:type="dxa"/>
+            </w:tcMar>
           </w:tcPr>
           <w:p>
             <w:pPr>
@@ -1670,8 +2023,8 @@
             </w:pPr>
             <w:r>
               <w:rPr>
-                <w:sz w:val="18"/>
-                <w:szCs w:val="18"/>
+                <w:i/>
+                <w:iCs/>
               </w:rPr>
               <w:t xml:space="preserve">[Aud Required dB]</w:t>
             </w:r>
@@ -1680,6 +2033,18 @@
         <w:tc>
           <w:tcPr>
             <w:tcW w:w="2400" w:type="dxa"/>
+            <w:tcBorders>
+              <w:top w:val="single" w:sz="4" w:color="D1D5DB"/>
+              <w:left w:val="single" w:sz="4" w:color="D1D5DB"/>
+              <w:bottom w:val="single" w:sz="4" w:color="D1D5DB"/>
+              <w:right w:val="single" w:sz="4" w:color="D1D5DB"/>
+            </w:tcBorders>
+            <w:tcMar>
+              <w:top w:w="100" w:type="dxa"/>
+              <w:left w:w="140" w:type="dxa"/>
+              <w:bottom w:w="100" w:type="dxa"/>
+              <w:right w:w="140" w:type="dxa"/>
+            </w:tcMar>
           </w:tcPr>
           <w:p>
             <w:pPr>
@@ -1687,8 +2052,8 @@
             </w:pPr>
             <w:r>
               <w:rPr>
-                <w:sz w:val="18"/>
-                <w:szCs w:val="18"/>
+                <w:i/>
+                <w:iCs/>
               </w:rPr>
               <w:t xml:space="preserve">[Aud Action]</w:t>
             </w:r>
@@ -1698,7 +2063,7 @@
     </w:tbl>
     <w:p>
       <w:pPr>
-        <w:spacing w:before="160" w:after="60"/>
+        <w:spacing w:before="200" w:after="80"/>
       </w:pPr>
       <w:r>
         <w:rPr>
@@ -1716,16 +2081,12 @@
         <w:jc w:val="both"/>
       </w:pPr>
       <w:r>
-        <w:rPr>
-          <w:sz w:val="18"/>
-          <w:szCs w:val="18"/>
-        </w:rPr>
         <w:t xml:space="preserve">[General Observations]</w:t>
       </w:r>
     </w:p>
     <w:p>
       <w:pPr>
-        <w:spacing w:before="240" w:after="80"/>
+        <w:spacing w:before="200" w:after="80"/>
       </w:pPr>
       <w:r>
         <w:rPr>
@@ -1734,7 +2095,7 @@
           <w:sz w:val="18"/>
           <w:szCs w:val="18"/>
         </w:rPr>
-        <w:t xml:space="preserve">6. REMEDIAL WORKS REQUIRED</w:t>
+        <w:t xml:space="preserve">6. Remedial works required</w:t>
       </w:r>
     </w:p>
     <w:tbl>
@@ -1760,84 +2121,136 @@
         <w:tc>
           <w:tcPr>
             <w:tcW w:w="1400" w:type="dxa"/>
-            <w:shd w:val="clear" w:color="auto" w:fill="1C1C20"/>
-          </w:tcPr>
-          <w:p>
-            <w:pPr>
-              <w:spacing w:after="0"/>
+            <w:tcBorders>
+              <w:top w:val="single" w:sz="4" w:color="D1D5DB"/>
+              <w:left w:val="single" w:sz="4" w:color="D1D5DB"/>
+              <w:bottom w:val="single" w:sz="4" w:color="D1D5DB"/>
+              <w:right w:val="single" w:sz="4" w:color="D1D5DB"/>
+            </w:tcBorders>
+            <w:shd w:val="clear" w:color="auto" w:fill="E30613"/>
+            <w:tcMar>
+              <w:top w:w="120" w:type="dxa"/>
+              <w:left w:w="140" w:type="dxa"/>
+              <w:bottom w:w="120" w:type="dxa"/>
+              <w:right w:w="140" w:type="dxa"/>
+            </w:tcMar>
+            <w:vAlign w:val="center"/>
+          </w:tcPr>
+          <w:p>
+            <w:pPr>
+              <w:jc w:val="center"/>
             </w:pPr>
             <w:r>
               <w:rPr>
                 <w:b/>
                 <w:bCs/>
                 <w:color w:val="FFFFFF"/>
-                <w:sz w:val="18"/>
-                <w:szCs w:val="18"/>
-              </w:rPr>
-              <w:t xml:space="preserve">Priority</w:t>
+                <w:sz w:val="14"/>
+                <w:szCs w:val="14"/>
+              </w:rPr>
+              <w:t xml:space="preserve">PRIORITY</w:t>
             </w:r>
           </w:p>
         </w:tc>
         <w:tc>
           <w:tcPr>
             <w:tcW w:w="4400" w:type="dxa"/>
-            <w:shd w:val="clear" w:color="auto" w:fill="1C1C20"/>
-          </w:tcPr>
-          <w:p>
-            <w:pPr>
-              <w:spacing w:after="0"/>
+            <w:tcBorders>
+              <w:top w:val="single" w:sz="4" w:color="D1D5DB"/>
+              <w:left w:val="single" w:sz="4" w:color="D1D5DB"/>
+              <w:bottom w:val="single" w:sz="4" w:color="D1D5DB"/>
+              <w:right w:val="single" w:sz="4" w:color="D1D5DB"/>
+            </w:tcBorders>
+            <w:shd w:val="clear" w:color="auto" w:fill="E30613"/>
+            <w:tcMar>
+              <w:top w:w="120" w:type="dxa"/>
+              <w:left w:w="140" w:type="dxa"/>
+              <w:bottom w:w="120" w:type="dxa"/>
+              <w:right w:w="140" w:type="dxa"/>
+            </w:tcMar>
+            <w:vAlign w:val="center"/>
+          </w:tcPr>
+          <w:p>
+            <w:pPr>
+              <w:jc w:val="center"/>
             </w:pPr>
             <w:r>
               <w:rPr>
                 <w:b/>
                 <w:bCs/>
                 <w:color w:val="FFFFFF"/>
-                <w:sz w:val="18"/>
-                <w:szCs w:val="18"/>
-              </w:rPr>
-              <w:t xml:space="preserve">Description</w:t>
+                <w:sz w:val="14"/>
+                <w:szCs w:val="14"/>
+              </w:rPr>
+              <w:t xml:space="preserve">DESCRIPTION</w:t>
             </w:r>
           </w:p>
         </w:tc>
         <w:tc>
           <w:tcPr>
             <w:tcW w:w="2200" w:type="dxa"/>
-            <w:shd w:val="clear" w:color="auto" w:fill="1C1C20"/>
-          </w:tcPr>
-          <w:p>
-            <w:pPr>
-              <w:spacing w:after="0"/>
+            <w:tcBorders>
+              <w:top w:val="single" w:sz="4" w:color="D1D5DB"/>
+              <w:left w:val="single" w:sz="4" w:color="D1D5DB"/>
+              <w:bottom w:val="single" w:sz="4" w:color="D1D5DB"/>
+              <w:right w:val="single" w:sz="4" w:color="D1D5DB"/>
+            </w:tcBorders>
+            <w:shd w:val="clear" w:color="auto" w:fill="E30613"/>
+            <w:tcMar>
+              <w:top w:w="120" w:type="dxa"/>
+              <w:left w:w="140" w:type="dxa"/>
+              <w:bottom w:w="120" w:type="dxa"/>
+              <w:right w:w="140" w:type="dxa"/>
+            </w:tcMar>
+            <w:vAlign w:val="center"/>
+          </w:tcPr>
+          <w:p>
+            <w:pPr>
+              <w:jc w:val="center"/>
             </w:pPr>
             <w:r>
               <w:rPr>
                 <w:b/>
                 <w:bCs/>
                 <w:color w:val="FFFFFF"/>
-                <w:sz w:val="18"/>
-                <w:szCs w:val="18"/>
-              </w:rPr>
-              <w:t xml:space="preserve">Location</w:t>
+                <w:sz w:val="14"/>
+                <w:szCs w:val="14"/>
+              </w:rPr>
+              <w:t xml:space="preserve">LOCATION</w:t>
             </w:r>
           </w:p>
         </w:tc>
         <w:tc>
           <w:tcPr>
             <w:tcW w:w="1200" w:type="dxa"/>
-            <w:shd w:val="clear" w:color="auto" w:fill="1C1C20"/>
-          </w:tcPr>
-          <w:p>
-            <w:pPr>
-              <w:spacing w:after="0"/>
+            <w:tcBorders>
+              <w:top w:val="single" w:sz="4" w:color="D1D5DB"/>
+              <w:left w:val="single" w:sz="4" w:color="D1D5DB"/>
+              <w:bottom w:val="single" w:sz="4" w:color="D1D5DB"/>
+              <w:right w:val="single" w:sz="4" w:color="D1D5DB"/>
+            </w:tcBorders>
+            <w:shd w:val="clear" w:color="auto" w:fill="E30613"/>
+            <w:tcMar>
+              <w:top w:w="120" w:type="dxa"/>
+              <w:left w:w="140" w:type="dxa"/>
+              <w:bottom w:w="120" w:type="dxa"/>
+              <w:right w:w="140" w:type="dxa"/>
+            </w:tcMar>
+            <w:vAlign w:val="center"/>
+          </w:tcPr>
+          <w:p>
+            <w:pPr>
+              <w:jc w:val="center"/>
             </w:pPr>
             <w:r>
               <w:rPr>
                 <w:b/>
                 <w:bCs/>
                 <w:color w:val="FFFFFF"/>
-                <w:sz w:val="18"/>
-                <w:szCs w:val="18"/>
-              </w:rPr>
-              <w:t xml:space="preserve">Estimated cost</w:t>
+                <w:sz w:val="14"/>
+                <w:szCs w:val="14"/>
+              </w:rPr>
+              <w:t xml:space="preserve">ESTIMATED COST</w:t>
             </w:r>
           </w:p>
         </w:tc>
@@ -1846,6 +2259,18 @@
         <w:tc>
           <w:tcPr>
             <w:tcW w:w="1400" w:type="dxa"/>
+            <w:tcBorders>
+              <w:top w:val="single" w:sz="4" w:color="D1D5DB"/>
+              <w:left w:val="single" w:sz="4" w:color="D1D5DB"/>
+              <w:bottom w:val="single" w:sz="4" w:color="D1D5DB"/>
+              <w:right w:val="single" w:sz="4" w:color="D1D5DB"/>
+            </w:tcBorders>
+            <w:tcMar>
+              <w:top w:w="100" w:type="dxa"/>
+              <w:left w:w="140" w:type="dxa"/>
+              <w:bottom w:w="100" w:type="dxa"/>
+              <w:right w:w="140" w:type="dxa"/>
+            </w:tcMar>
           </w:tcPr>
           <w:p>
             <w:pPr>
@@ -1853,8 +2278,8 @@
             </w:pPr>
             <w:r>
               <w:rPr>
-                <w:sz w:val="18"/>
-                <w:szCs w:val="18"/>
+                <w:i/>
+                <w:iCs/>
               </w:rPr>
               <w:t xml:space="preserve">[Priority]</w:t>
             </w:r>
@@ -1863,6 +2288,18 @@
         <w:tc>
           <w:tcPr>
             <w:tcW w:w="4400" w:type="dxa"/>
+            <w:tcBorders>
+              <w:top w:val="single" w:sz="4" w:color="D1D5DB"/>
+              <w:left w:val="single" w:sz="4" w:color="D1D5DB"/>
+              <w:bottom w:val="single" w:sz="4" w:color="D1D5DB"/>
+              <w:right w:val="single" w:sz="4" w:color="D1D5DB"/>
+            </w:tcBorders>
+            <w:tcMar>
+              <w:top w:w="100" w:type="dxa"/>
+              <w:left w:w="140" w:type="dxa"/>
+              <w:bottom w:w="100" w:type="dxa"/>
+              <w:right w:w="140" w:type="dxa"/>
+            </w:tcMar>
           </w:tcPr>
           <w:p>
             <w:pPr>
@@ -1870,8 +2307,8 @@
             </w:pPr>
             <w:r>
               <w:rPr>
-                <w:sz w:val="18"/>
-                <w:szCs w:val="18"/>
+                <w:i/>
+                <w:iCs/>
               </w:rPr>
               <w:t xml:space="preserve">[Remedial Description]</w:t>
             </w:r>
@@ -1880,6 +2317,18 @@
         <w:tc>
           <w:tcPr>
             <w:tcW w:w="2200" w:type="dxa"/>
+            <w:tcBorders>
+              <w:top w:val="single" w:sz="4" w:color="D1D5DB"/>
+              <w:left w:val="single" w:sz="4" w:color="D1D5DB"/>
+              <w:bottom w:val="single" w:sz="4" w:color="D1D5DB"/>
+              <w:right w:val="single" w:sz="4" w:color="D1D5DB"/>
+            </w:tcBorders>
+            <w:tcMar>
+              <w:top w:w="100" w:type="dxa"/>
+              <w:left w:w="140" w:type="dxa"/>
+              <w:bottom w:w="100" w:type="dxa"/>
+              <w:right w:w="140" w:type="dxa"/>
+            </w:tcMar>
           </w:tcPr>
           <w:p>
             <w:pPr>
@@ -1887,8 +2336,8 @@
             </w:pPr>
             <w:r>
               <w:rPr>
-                <w:sz w:val="18"/>
-                <w:szCs w:val="18"/>
+                <w:i/>
+                <w:iCs/>
               </w:rPr>
               <w:t xml:space="preserve">[Remedial Location]</w:t>
             </w:r>
@@ -1897,6 +2346,18 @@
         <w:tc>
           <w:tcPr>
             <w:tcW w:w="1200" w:type="dxa"/>
+            <w:tcBorders>
+              <w:top w:val="single" w:sz="4" w:color="D1D5DB"/>
+              <w:left w:val="single" w:sz="4" w:color="D1D5DB"/>
+              <w:bottom w:val="single" w:sz="4" w:color="D1D5DB"/>
+              <w:right w:val="single" w:sz="4" w:color="D1D5DB"/>
+            </w:tcBorders>
+            <w:tcMar>
+              <w:top w:w="100" w:type="dxa"/>
+              <w:left w:w="140" w:type="dxa"/>
+              <w:bottom w:w="100" w:type="dxa"/>
+              <w:right w:w="140" w:type="dxa"/>
+            </w:tcMar>
           </w:tcPr>
           <w:p>
             <w:pPr>
@@ -1904,8 +2365,8 @@
             </w:pPr>
             <w:r>
               <w:rPr>
-                <w:sz w:val="18"/>
-                <w:szCs w:val="18"/>
+                <w:i/>
+                <w:iCs/>
               </w:rPr>
               <w:t xml:space="preserve">[Estimated Cost]</w:t>
             </w:r>
@@ -1928,8 +2389,6 @@
               <w:rPr>
                 <w:b/>
                 <w:bCs/>
-                <w:sz w:val="18"/>
-                <w:szCs w:val="18"/>
               </w:rPr>
               <w:t xml:space="preserve">Total estimated</w:t>
             </w:r>
@@ -1949,8 +2408,6 @@
               <w:rPr>
                 <w:b/>
                 <w:bCs/>
-                <w:sz w:val="18"/>
-                <w:szCs w:val="18"/>
               </w:rPr>
               <w:t xml:space="preserve">[Total Cost]</w:t>
             </w:r>
@@ -1960,7 +2417,7 @@
     </w:tbl>
     <w:p>
       <w:pPr>
-        <w:spacing w:before="240" w:after="80"/>
+        <w:spacing w:before="200" w:after="80"/>
       </w:pPr>
       <w:r>
         <w:rPr>
@@ -1969,33 +2426,29 @@
           <w:sz w:val="18"/>
           <w:szCs w:val="18"/>
         </w:rPr>
-        <w:t xml:space="preserve">7. COMPLIANCE STATEMENT</w:t>
-      </w:r>
-    </w:p>
-    <w:p>
-      <w:pPr>
-        <w:spacing w:after="60" w:line="280" w:lineRule="auto"/>
+        <w:t xml:space="preserve">7. Compliance statement</w:t>
+      </w:r>
+    </w:p>
+    <w:p>
+      <w:pPr>
+        <w:spacing w:after="60" w:line="260" w:lineRule="auto"/>
       </w:pPr>
       <w:r>
         <w:rPr>
           <w:b/>
           <w:bCs/>
-          <w:sz w:val="20"/>
-          <w:szCs w:val="20"/>
         </w:rPr>
         <w:t xml:space="preserve">☐  COMPLIES with BS 5839-1:2017 requirements.</w:t>
       </w:r>
     </w:p>
     <w:p>
       <w:pPr>
-        <w:spacing w:after="60" w:line="280" w:lineRule="auto"/>
+        <w:spacing w:after="60" w:line="260" w:lineRule="auto"/>
       </w:pPr>
       <w:r>
         <w:rPr>
           <w:b/>
           <w:bCs/>
-          <w:sz w:val="20"/>
-          <w:szCs w:val="20"/>
           <w:color w:val="B91C1C"/>
         </w:rPr>
         <w:t xml:space="preserve">☐  DOES NOT COMPLY — see remedial works in section 6.</w:t>
@@ -2003,7 +2456,7 @@
     </w:p>
     <w:p>
       <w:pPr>
-        <w:spacing w:before="240" w:after="80"/>
+        <w:spacing w:before="200" w:after="80"/>
       </w:pPr>
       <w:r>
         <w:rPr>
@@ -2012,7 +2465,7 @@
           <w:sz w:val="18"/>
           <w:szCs w:val="18"/>
         </w:rPr>
-        <w:t xml:space="preserve">8. RECOMMENDATIONS</w:t>
+        <w:t xml:space="preserve">8. Recommendations</w:t>
       </w:r>
     </w:p>
     <w:p>
@@ -2025,10 +2478,6 @@
         <w:spacing w:after="60" w:line="280" w:lineRule="auto"/>
       </w:pPr>
       <w:r>
-        <w:rPr>
-          <w:sz w:val="18"/>
-          <w:szCs w:val="18"/>
-        </w:rPr>
         <w:t xml:space="preserve">All remedial works should be completed within [Remedial Timeframe].</w:t>
       </w:r>
     </w:p>
@@ -2042,10 +2491,6 @@
         <w:spacing w:after="60" w:line="280" w:lineRule="auto"/>
       </w:pPr>
       <w:r>
-        <w:rPr>
-          <w:sz w:val="18"/>
-          <w:szCs w:val="18"/>
-        </w:rPr>
         <w:t xml:space="preserve">Next routine service due: [Next Service Due].</w:t>
       </w:r>
     </w:p>
@@ -2059,10 +2504,6 @@
         <w:spacing w:after="60" w:line="280" w:lineRule="auto"/>
       </w:pPr>
       <w:r>
-        <w:rPr>
-          <w:sz w:val="18"/>
-          <w:szCs w:val="18"/>
-        </w:rPr>
         <w:t xml:space="preserve">Cause &amp; effect testing to be repeated annually.</w:t>
       </w:r>
     </w:p>
@@ -2076,16 +2517,12 @@
         <w:spacing w:after="60" w:line="280" w:lineRule="auto"/>
       </w:pPr>
       <w:r>
-        <w:rPr>
-          <w:sz w:val="18"/>
-          <w:szCs w:val="18"/>
-        </w:rPr>
         <w:t xml:space="preserve">Full audibility re-test recommended following any building alterations.</w:t>
       </w:r>
     </w:p>
     <w:p>
       <w:pPr>
-        <w:spacing w:before="240" w:after="80"/>
+        <w:spacing w:before="200" w:after="80"/>
       </w:pPr>
       <w:r>
         <w:rPr>
@@ -2094,7 +2531,7 @@
           <w:sz w:val="18"/>
           <w:szCs w:val="18"/>
         </w:rPr>
-        <w:t xml:space="preserve">9. SIGN-OFF</w:t>
+        <w:t xml:space="preserve">9. Sign-off</w:t>
       </w:r>
     </w:p>
     <w:tbl>
@@ -2131,10 +2568,27 @@
               <w:rPr>
                 <w:b/>
                 <w:bCs/>
+              </w:rPr>
+              <w:t xml:space="preserve">ENGINEER</w:t>
+            </w:r>
+          </w:p>
+          <w:p>
+            <w:pPr>
+              <w:spacing w:after="80"/>
+            </w:pPr>
+            <w:r>
+              <w:rPr>
+                <w:b/>
+                <w:bCs/>
+              </w:rPr>
+              <w:t xml:space="preserve">Name: </w:t>
+            </w:r>
+            <w:r>
+              <w:rPr>
                 <w:sz w:val="18"/>
                 <w:szCs w:val="18"/>
               </w:rPr>
-              <w:t xml:space="preserve">ENGINEER</w:t>
+              <w:t xml:space="preserve">[Engineer Name]</w:t>
             </w:r>
           </w:p>
           <w:p>
@@ -2145,17 +2599,15 @@
               <w:rPr>
                 <w:b/>
                 <w:bCs/>
+              </w:rPr>
+              <w:t xml:space="preserve">Date: </w:t>
+            </w:r>
+            <w:r>
+              <w:rPr>
                 <w:sz w:val="18"/>
                 <w:szCs w:val="18"/>
               </w:rPr>
-              <w:t xml:space="preserve">Name: </w:t>
-            </w:r>
-            <w:r>
-              <w:rPr>
-                <w:sz w:val="18"/>
-                <w:szCs w:val="18"/>
-              </w:rPr>
-              <w:t xml:space="preserve">[Engineer Name]</w:t>
+              <w:t xml:space="preserve">[Visit Date]</w:t>
             </w:r>
           </w:p>
           <w:p>
@@ -2166,29 +2618,6 @@
               <w:rPr>
                 <w:b/>
                 <w:bCs/>
-                <w:sz w:val="18"/>
-                <w:szCs w:val="18"/>
-              </w:rPr>
-              <w:t xml:space="preserve">Date: </w:t>
-            </w:r>
-            <w:r>
-              <w:rPr>
-                <w:sz w:val="18"/>
-                <w:szCs w:val="18"/>
-              </w:rPr>
-              <w:t xml:space="preserve">[Visit Date]</w:t>
-            </w:r>
-          </w:p>
-          <w:p>
-            <w:pPr>
-              <w:spacing w:after="80"/>
-            </w:pPr>
-            <w:r>
-              <w:rPr>
-                <w:b/>
-                <w:bCs/>
-                <w:sz w:val="18"/>
-                <w:szCs w:val="18"/>
               </w:rPr>
               <w:t xml:space="preserve">Signature: </w:t>
             </w:r>
@@ -2225,10 +2654,27 @@
               <w:rPr>
                 <w:b/>
                 <w:bCs/>
+              </w:rPr>
+              <w:t xml:space="preserve">CLIENT / RESPONSIBLE PERSON</w:t>
+            </w:r>
+          </w:p>
+          <w:p>
+            <w:pPr>
+              <w:spacing w:after="80"/>
+            </w:pPr>
+            <w:r>
+              <w:rPr>
+                <w:b/>
+                <w:bCs/>
+              </w:rPr>
+              <w:t xml:space="preserve">Name: </w:t>
+            </w:r>
+            <w:r>
+              <w:rPr>
                 <w:sz w:val="18"/>
                 <w:szCs w:val="18"/>
               </w:rPr>
-              <w:t xml:space="preserve">CLIENT / RESPONSIBLE PERSON</w:t>
+              <w:t xml:space="preserve">[Client Name]</w:t>
             </w:r>
           </w:p>
           <w:p>
@@ -2239,17 +2685,34 @@
               <w:rPr>
                 <w:b/>
                 <w:bCs/>
+              </w:rPr>
+              <w:t xml:space="preserve">Company: </w:t>
+            </w:r>
+            <w:r>
+              <w:rPr>
                 <w:sz w:val="18"/>
                 <w:szCs w:val="18"/>
               </w:rPr>
-              <w:t xml:space="preserve">Name: </w:t>
+              <w:t xml:space="preserve">[Client Company]</w:t>
+            </w:r>
+          </w:p>
+          <w:p>
+            <w:pPr>
+              <w:spacing w:after="80"/>
+            </w:pPr>
+            <w:r>
+              <w:rPr>
+                <w:b/>
+                <w:bCs/>
+              </w:rPr>
+              <w:t xml:space="preserve">Date: </w:t>
             </w:r>
             <w:r>
               <w:rPr>
                 <w:sz w:val="18"/>
                 <w:szCs w:val="18"/>
               </w:rPr>
-              <w:t xml:space="preserve">[Client Name]</w:t>
+              <w:t xml:space="preserve">[Visit Date]</w:t>
             </w:r>
           </w:p>
           <w:p>
@@ -2260,58 +2723,14 @@
               <w:rPr>
                 <w:b/>
                 <w:bCs/>
+              </w:rPr>
+              <w:t xml:space="preserve">Signature: </w:t>
+            </w:r>
+            <w:r>
+              <w:rPr>
                 <w:sz w:val="18"/>
                 <w:szCs w:val="18"/>
               </w:rPr>
-              <w:t xml:space="preserve">Company: </w:t>
-            </w:r>
-            <w:r>
-              <w:rPr>
-                <w:sz w:val="18"/>
-                <w:szCs w:val="18"/>
-              </w:rPr>
-              <w:t xml:space="preserve">[Client Company]</w:t>
-            </w:r>
-          </w:p>
-          <w:p>
-            <w:pPr>
-              <w:spacing w:after="80"/>
-            </w:pPr>
-            <w:r>
-              <w:rPr>
-                <w:b/>
-                <w:bCs/>
-                <w:sz w:val="18"/>
-                <w:szCs w:val="18"/>
-              </w:rPr>
-              <w:t xml:space="preserve">Date: </w:t>
-            </w:r>
-            <w:r>
-              <w:rPr>
-                <w:sz w:val="18"/>
-                <w:szCs w:val="18"/>
-              </w:rPr>
-              <w:t xml:space="preserve">[Visit Date]</w:t>
-            </w:r>
-          </w:p>
-          <w:p>
-            <w:pPr>
-              <w:spacing w:after="80"/>
-            </w:pPr>
-            <w:r>
-              <w:rPr>
-                <w:b/>
-                <w:bCs/>
-                <w:sz w:val="18"/>
-                <w:szCs w:val="18"/>
-              </w:rPr>
-              <w:t xml:space="preserve">Signature: </w:t>
-            </w:r>
-            <w:r>
-              <w:rPr>
-                <w:sz w:val="18"/>
-                <w:szCs w:val="18"/>
-              </w:rPr>
               <w:t xml:space="preserve">____________________________</w:t>
             </w:r>
           </w:p>
@@ -2320,7 +2739,7 @@
     </w:tbl>
     <w:p>
       <w:pPr>
-        <w:spacing w:before="240" w:after="80"/>
+        <w:spacing w:before="200" w:after="80"/>
       </w:pPr>
       <w:r>
         <w:rPr>
@@ -2329,101 +2748,61 @@
           <w:sz w:val="18"/>
           <w:szCs w:val="18"/>
         </w:rPr>
-        <w:t xml:space="preserve">10. ATTACHMENTS</w:t>
-      </w:r>
-    </w:p>
-    <w:p>
-      <w:pPr>
-        <w:spacing w:after="60" w:line="280" w:lineRule="auto"/>
-      </w:pPr>
-      <w:r>
-        <w:rPr>
-          <w:sz w:val="20"/>
-          <w:szCs w:val="20"/>
-        </w:rPr>
+        <w:t xml:space="preserve">10. Attachments</w:t>
+      </w:r>
+    </w:p>
+    <w:p>
+      <w:pPr>
+        <w:spacing w:after="60" w:line="260" w:lineRule="auto"/>
+      </w:pPr>
+      <w:r>
         <w:t xml:space="preserve">☐  </w:t>
       </w:r>
       <w:r>
-        <w:rPr>
-          <w:sz w:val="18"/>
-          <w:szCs w:val="18"/>
-        </w:rPr>
         <w:t xml:space="preserve">Cause and Effect Matrix</w:t>
       </w:r>
     </w:p>
     <w:p>
       <w:pPr>
-        <w:spacing w:after="60" w:line="280" w:lineRule="auto"/>
-      </w:pPr>
-      <w:r>
-        <w:rPr>
-          <w:sz w:val="20"/>
-          <w:szCs w:val="20"/>
-        </w:rPr>
+        <w:spacing w:after="60" w:line="260" w:lineRule="auto"/>
+      </w:pPr>
+      <w:r>
         <w:t xml:space="preserve">☐  </w:t>
       </w:r>
       <w:r>
-        <w:rPr>
-          <w:sz w:val="18"/>
-          <w:szCs w:val="18"/>
-        </w:rPr>
         <w:t xml:space="preserve">Floor Plans with Test Locations Marked</w:t>
       </w:r>
     </w:p>
     <w:p>
       <w:pPr>
-        <w:spacing w:after="60" w:line="280" w:lineRule="auto"/>
-      </w:pPr>
-      <w:r>
-        <w:rPr>
-          <w:sz w:val="20"/>
-          <w:szCs w:val="20"/>
-        </w:rPr>
+        <w:spacing w:after="60" w:line="260" w:lineRule="auto"/>
+      </w:pPr>
+      <w:r>
         <w:t xml:space="preserve">☐  </w:t>
       </w:r>
       <w:r>
-        <w:rPr>
-          <w:sz w:val="18"/>
-          <w:szCs w:val="18"/>
-        </w:rPr>
         <w:t xml:space="preserve">Sound Level Meter Calibration Certificate</w:t>
       </w:r>
     </w:p>
     <w:p>
       <w:pPr>
-        <w:spacing w:after="60" w:line="280" w:lineRule="auto"/>
-      </w:pPr>
-      <w:r>
-        <w:rPr>
-          <w:sz w:val="20"/>
-          <w:szCs w:val="20"/>
-        </w:rPr>
+        <w:spacing w:after="60" w:line="260" w:lineRule="auto"/>
+      </w:pPr>
+      <w:r>
         <w:t xml:space="preserve">☐  </w:t>
       </w:r>
       <w:r>
-        <w:rPr>
-          <w:sz w:val="18"/>
-          <w:szCs w:val="18"/>
-        </w:rPr>
         <w:t xml:space="preserve">Photographic Evidence (if applicable)</w:t>
       </w:r>
     </w:p>
     <w:p>
       <w:pPr>
-        <w:spacing w:after="60" w:line="280" w:lineRule="auto"/>
-      </w:pPr>
-      <w:r>
-        <w:rPr>
-          <w:sz w:val="20"/>
-          <w:szCs w:val="20"/>
-        </w:rPr>
+        <w:spacing w:after="60" w:line="260" w:lineRule="auto"/>
+      </w:pPr>
+      <w:r>
         <w:t xml:space="preserve">☐  </w:t>
       </w:r>
       <w:r>
-        <w:rPr>
-          <w:sz w:val="18"/>
-          <w:szCs w:val="18"/>
-        </w:rPr>
         <w:t xml:space="preserve">Previous Test Reports for Comparison</w:t>
       </w:r>
     </w:p>

--- a/assets/cause-effect-template-baseline.docx
+++ b/assets/cause-effect-template-baseline.docx
@@ -1,6 +1,6 @@
 
 <file path=word/document.xml><?xml version="1.0" encoding="utf-8"?>
-<w:document xmlns:wpc="http://schemas.microsoft.com/office/word/2010/wordprocessingCanvas" xmlns:cx="http://schemas.microsoft.com/office/drawing/2014/chartex" xmlns:cx1="http://schemas.microsoft.com/office/drawing/2015/9/8/chartex" xmlns:cx2="http://schemas.microsoft.com/office/drawing/2015/10/21/chartex" xmlns:cx3="http://schemas.microsoft.com/office/drawing/2016/5/9/chartex" xmlns:cx4="http://schemas.microsoft.com/office/drawing/2016/5/10/chartex" xmlns:cx5="http://schemas.microsoft.com/office/drawing/2016/5/11/chartex" xmlns:cx6="http://schemas.microsoft.com/office/drawing/2016/5/12/chartex" xmlns:cx7="http://schemas.microsoft.com/office/drawing/2016/5/13/chartex" xmlns:cx8="http://schemas.microsoft.com/office/drawing/2016/5/14/chartex" xmlns:mc="http://schemas.openxmlformats.org/markup-compatibility/2006" xmlns:aink="http://schemas.microsoft.com/office/drawing/2016/ink" xmlns:am3d="http://schemas.microsoft.com/office/drawing/2017/model3d" xmlns:o="urn:schemas-microsoft-com:office:office" xmlns:oel="http://schemas.microsoft.com/office/2019/extlst" xmlns:r="http://schemas.openxmlformats.org/officeDocument/2006/relationships" xmlns:m="http://schemas.openxmlformats.org/officeDocument/2006/math" xmlns:v="urn:schemas-microsoft-com:vml" xmlns:wp14="http://schemas.microsoft.com/office/word/2010/wordprocessingDrawing" xmlns:wp="http://schemas.openxmlformats.org/drawingml/2006/wordprocessingDrawing" xmlns:w10="urn:schemas-microsoft-com:office:word" xmlns:w="http://schemas.openxmlformats.org/wordprocessingml/2006/main" xmlns:w14="http://schemas.microsoft.com/office/word/2010/wordml" xmlns:w15="http://schemas.microsoft.com/office/word/2012/wordml" xmlns:w16cex="http://schemas.microsoft.com/office/word/2018/wordml/cex" xmlns:w16cid="http://schemas.microsoft.com/office/word/2016/wordml/cid" xmlns:w16="http://schemas.microsoft.com/office/word/2018/wordml" xmlns:w16du="http://schemas.microsoft.com/office/word/2023/wordml/word16du" xmlns:w16sdtdh="http://schemas.microsoft.com/office/word/2020/wordml/sdtdatahash" xmlns:w16sdtfl="http://schemas.microsoft.com/office/word/2024/wordml/sdtformatlock" xmlns:w16se="http://schemas.microsoft.com/office/word/2015/wordml/symex" xmlns:wpg="http://schemas.microsoft.com/office/word/2010/wordprocessingGroup" xmlns:wpi="http://schemas.microsoft.com/office/word/2010/wordprocessingInk" xmlns:wne="http://schemas.microsoft.com/office/word/2006/wordml" xmlns:wps="http://schemas.microsoft.com/office/word/2010/wordprocessingShape" mc:Ignorable="w14 w15 w16se w16cid w16 w16cex w16sdtdh w16sdtfl w16du wp14">
+<w:document xmlns:wpc="http://schemas.microsoft.com/office/word/2010/wordprocessingCanvas" xmlns:cx="http://schemas.microsoft.com/office/drawing/2014/chartex" xmlns:cx1="http://schemas.microsoft.com/office/drawing/2015/9/8/chartex" xmlns:cx2="http://schemas.microsoft.com/office/drawing/2015/10/21/chartex" xmlns:cx3="http://schemas.microsoft.com/office/drawing/2016/5/9/chartex" xmlns:cx4="http://schemas.microsoft.com/office/drawing/2016/5/10/chartex" xmlns:cx5="http://schemas.microsoft.com/office/drawing/2016/5/11/chartex" xmlns:cx6="http://schemas.microsoft.com/office/drawing/2016/5/12/chartex" xmlns:cx7="http://schemas.microsoft.com/office/drawing/2016/5/13/chartex" xmlns:cx8="http://schemas.microsoft.com/office/drawing/2016/5/14/chartex" xmlns:mc="http://schemas.openxmlformats.org/markup-compatibility/2006" xmlns:aink="http://schemas.microsoft.com/office/drawing/2016/ink" xmlns:am3d="http://schemas.microsoft.com/office/drawing/2017/model3d" xmlns:o="urn:schemas-microsoft-com:office:office" xmlns:oel="http://schemas.microsoft.com/office/2019/extlst" xmlns:r="http://schemas.openxmlformats.org/officeDocument/2006/relationships" xmlns:m="http://schemas.openxmlformats.org/officeDocument/2006/math" xmlns:v="urn:schemas-microsoft-com:vml" xmlns:wp14="http://schemas.microsoft.com/office/word/2010/wordprocessingDrawing" xmlns:wp="http://schemas.openxmlformats.org/drawingml/2006/wordprocessingDrawing" xmlns:w10="urn:schemas-microsoft-com:office:word" xmlns:w="http://schemas.openxmlformats.org/wordprocessingml/2006/main" xmlns:w14="http://schemas.microsoft.com/office/word/2010/wordml" xmlns:w15="http://schemas.microsoft.com/office/word/2012/wordml" xmlns:w16cex="http://schemas.microsoft.com/office/word/2018/wordml/cex" xmlns:w16cid="http://schemas.microsoft.com/office/word/2016/wordml/cid" xmlns:w16="http://schemas.microsoft.com/office/word/2018/wordml" xmlns:w16sdtdh="http://schemas.microsoft.com/office/word/2020/wordml/sdtdatahash" xmlns:w16se="http://schemas.microsoft.com/office/word/2015/wordml/symex" xmlns:wpg="http://schemas.microsoft.com/office/word/2010/wordprocessingGroup" xmlns:wpi="http://schemas.microsoft.com/office/word/2010/wordprocessingInk" xmlns:wne="http://schemas.microsoft.com/office/word/2006/wordml" xmlns:wps="http://schemas.microsoft.com/office/word/2010/wordprocessingShape" mc:Ignorable="w14 w15 w16se w16cid w16 w16cex w16sdtdh wp14">
   <w:body>
     <w:tbl>
       <w:tblPr>
@@ -24,12 +24,6 @@
         <w:gridCol w:w="4040"/>
       </w:tblGrid>
       <w:tr>
-        <w:tblPrEx>
-          <w:tblCellMar>
-            <w:top w:w="0" w:type="dxa"/>
-            <w:bottom w:w="0" w:type="dxa"/>
-          </w:tblCellMar>
-        </w:tblPrEx>
         <w:tc>
           <w:tcPr>
             <w:tcW w:w="5700" w:type="dxa"/>
@@ -46,15 +40,15 @@
               <w:spacing w:before="200" w:after="40"/>
               <w:rPr>
                 <w:rFonts w:ascii="Arial Black" w:hAnsi="Arial Black"/>
-                <w:sz w:val="40"/>
-                <w:szCs w:val="40"/>
+                <w:sz w:val="36"/>
+                <w:szCs w:val="36"/>
               </w:rPr>
             </w:pPr>
             <w:r>
               <w:rPr>
                 <w:rFonts w:ascii="Arial Black" w:hAnsi="Arial Black"/>
-                <w:sz w:val="40"/>
-                <w:szCs w:val="40"/>
+                <w:sz w:val="36"/>
+                <w:szCs w:val="36"/>
               </w:rPr>
               <w:t>Cause &amp; Effect Test Report</w:t>
             </w:r>
@@ -147,18 +141,18 @@
       <w:tblPr>
         <w:tblW w:w="9740" w:type="dxa"/>
         <w:tblBorders>
-          <w:top w:val="none" w:sz="0" w:color="FFFFFF"/>
-          <w:left w:val="none" w:sz="0" w:color="FFFFFF"/>
-          <w:bottom w:val="none" w:sz="0" w:color="FFFFFF"/>
-          <w:right w:val="none" w:sz="0" w:color="FFFFFF"/>
-          <w:insideH w:val="none" w:sz="0" w:color="FFFFFF"/>
-          <w:insideV w:val="none" w:sz="0" w:color="FFFFFF"/>
+          <w:top w:val="none" w:sz="0" w:space="0" w:color="FFFFFF"/>
+          <w:left w:val="none" w:sz="0" w:space="0" w:color="FFFFFF"/>
+          <w:bottom w:val="none" w:sz="0" w:space="0" w:color="FFFFFF"/>
+          <w:right w:val="none" w:sz="0" w:space="0" w:color="FFFFFF"/>
+          <w:insideH w:val="none" w:sz="0" w:space="0" w:color="FFFFFF"/>
+          <w:insideV w:val="none" w:sz="0" w:space="0" w:color="FFFFFF"/>
         </w:tblBorders>
         <w:tblCellMar>
           <w:left w:w="10" w:type="dxa"/>
           <w:right w:w="10" w:type="dxa"/>
         </w:tblCellMar>
-        <w:tblLook w:val="0000"/>
+        <w:tblLook w:val="0000" w:firstRow="0" w:lastRow="0" w:firstColumn="0" w:lastColumn="0" w:noHBand="0" w:noVBand="0"/>
       </w:tblPr>
       <w:tblGrid>
         <w:gridCol w:w="4790"/>
@@ -170,10 +164,10 @@
           <w:tcPr>
             <w:tcW w:w="4790" w:type="dxa"/>
             <w:tcBorders>
-              <w:top w:val="single" w:sz="4" w:color="D1D5DB"/>
-              <w:left w:val="single" w:sz="4" w:color="D1D5DB"/>
-              <w:bottom w:val="single" w:sz="4" w:color="D1D5DB"/>
-              <w:right w:val="single" w:sz="4" w:color="D1D5DB"/>
+              <w:top w:val="single" w:sz="4" w:space="0" w:color="D1D5DB"/>
+              <w:left w:val="single" w:sz="4" w:space="0" w:color="D1D5DB"/>
+              <w:bottom w:val="single" w:sz="4" w:space="0" w:color="D1D5DB"/>
+              <w:right w:val="single" w:sz="4" w:space="0" w:color="D1D5DB"/>
             </w:tcBorders>
             <w:tcMar>
               <w:top w:w="160" w:type="dxa"/>
@@ -197,7 +191,7 @@
                 <w:sz w:val="18"/>
                 <w:szCs w:val="18"/>
               </w:rPr>
-              <w:t xml:space="preserve">SITE DETAILS</w:t>
+              <w:t>SITE DETAILS</w:t>
             </w:r>
           </w:p>
           <w:p>
@@ -216,7 +210,7 @@
                 <w:i/>
                 <w:iCs/>
               </w:rPr>
-              <w:t xml:space="preserve">[Site Name]</w:t>
+              <w:t>[Site Name]</w:t>
             </w:r>
           </w:p>
           <w:p>
@@ -235,7 +229,7 @@
                 <w:i/>
                 <w:iCs/>
               </w:rPr>
-              <w:t xml:space="preserve">[Site Address]</w:t>
+              <w:t>[Site Address]</w:t>
             </w:r>
           </w:p>
           <w:p>
@@ -254,7 +248,7 @@
                 <w:i/>
                 <w:iCs/>
               </w:rPr>
-              <w:t xml:space="preserve">[Site Contact Name]</w:t>
+              <w:t>[Site Contact Name]</w:t>
             </w:r>
           </w:p>
           <w:p>
@@ -273,34 +267,24 @@
                 <w:i/>
                 <w:iCs/>
               </w:rPr>
-              <w:t xml:space="preserve">[Site Contact Phone]</w:t>
+              <w:t>[Site Contact Phone]</w:t>
             </w:r>
           </w:p>
         </w:tc>
         <w:tc>
           <w:tcPr>
             <w:tcW w:w="160" w:type="dxa"/>
-            <w:tcBorders>
-              <w:top w:val="none" w:sz="0" w:color="auto"/>
-              <w:left w:val="none" w:sz="0" w:color="auto"/>
-              <w:bottom w:val="none" w:sz="0" w:color="auto"/>
-              <w:right w:val="none" w:sz="0" w:color="auto"/>
-            </w:tcBorders>
-          </w:tcPr>
-          <w:p>
-            <w:pPr>
-              <w:spacing w:after="0"/>
-            </w:pPr>
-          </w:p>
+          </w:tcPr>
+          <w:p/>
         </w:tc>
         <w:tc>
           <w:tcPr>
             <w:tcW w:w="4790" w:type="dxa"/>
             <w:tcBorders>
-              <w:top w:val="single" w:sz="4" w:color="D1D5DB"/>
-              <w:left w:val="single" w:sz="4" w:color="D1D5DB"/>
-              <w:bottom w:val="single" w:sz="4" w:color="D1D5DB"/>
-              <w:right w:val="single" w:sz="4" w:color="D1D5DB"/>
+              <w:top w:val="single" w:sz="4" w:space="0" w:color="D1D5DB"/>
+              <w:left w:val="single" w:sz="4" w:space="0" w:color="D1D5DB"/>
+              <w:bottom w:val="single" w:sz="4" w:space="0" w:color="D1D5DB"/>
+              <w:right w:val="single" w:sz="4" w:space="0" w:color="D1D5DB"/>
             </w:tcBorders>
             <w:tcMar>
               <w:top w:w="160" w:type="dxa"/>
@@ -324,7 +308,7 @@
                 <w:sz w:val="18"/>
                 <w:szCs w:val="18"/>
               </w:rPr>
-              <w:t xml:space="preserve">JOB DETAILS</w:t>
+              <w:t>JOB DETAILS</w:t>
             </w:r>
           </w:p>
           <w:p>
@@ -343,7 +327,7 @@
                 <w:i/>
                 <w:iCs/>
               </w:rPr>
-              <w:t xml:space="preserve">[Customer]</w:t>
+              <w:t>[Customer]</w:t>
             </w:r>
           </w:p>
           <w:p>
@@ -362,7 +346,7 @@
                 <w:i/>
                 <w:iCs/>
               </w:rPr>
-              <w:t xml:space="preserve">[Engineer]</w:t>
+              <w:t>[Engineer]</w:t>
             </w:r>
           </w:p>
           <w:p>
@@ -381,7 +365,7 @@
                 <w:i/>
                 <w:iCs/>
               </w:rPr>
-              <w:t xml:space="preserve">[Panel Make Model]</w:t>
+              <w:t>[Panel Make Model]</w:t>
             </w:r>
           </w:p>
           <w:p>
@@ -400,7 +384,7 @@
                 <w:i/>
                 <w:iCs/>
               </w:rPr>
-              <w:t xml:space="preserve">[Device Count]</w:t>
+              <w:t>[Device Count]</w:t>
             </w:r>
           </w:p>
           <w:p>
@@ -419,7 +403,7 @@
                 <w:i/>
                 <w:iCs/>
               </w:rPr>
-              <w:t xml:space="preserve">[ARC Status]</w:t>
+              <w:t>[ARC Status]</w:t>
             </w:r>
           </w:p>
         </w:tc>
@@ -428,48 +412,88 @@
     <w:p>
       <w:pPr>
         <w:spacing w:before="200" w:after="80"/>
+        <w:rPr>
+          <w:sz w:val="22"/>
+          <w:szCs w:val="22"/>
+        </w:rPr>
       </w:pPr>
       <w:r>
         <w:rPr>
           <w:b/>
           <w:bCs/>
-          <w:sz w:val="18"/>
-          <w:szCs w:val="18"/>
-        </w:rPr>
-        <w:t xml:space="preserve">1. Purpose of visit</w:t>
+          <w:sz w:val="24"/>
+          <w:szCs w:val="24"/>
+        </w:rPr>
+        <w:t>1. Purpose of visit</w:t>
+      </w:r>
+      <w:r>
+        <w:rPr>
+          <w:b/>
+          <w:bCs/>
+          <w:sz w:val="24"/>
+          <w:szCs w:val="24"/>
+        </w:rPr>
+        <w:t>:</w:t>
       </w:r>
     </w:p>
     <w:p>
       <w:pPr>
         <w:spacing w:after="100" w:line="280" w:lineRule="auto"/>
         <w:jc w:val="both"/>
+        <w:rPr>
+          <w:sz w:val="22"/>
+          <w:szCs w:val="22"/>
+        </w:rPr>
       </w:pPr>
       <w:r>
-        <w:t xml:space="preserve">To conduct cause and effect testing and full audibility testing of the fire alarm system in accordance with BS 5839-1:2017.</w:t>
+        <w:rPr>
+          <w:sz w:val="22"/>
+          <w:szCs w:val="22"/>
+        </w:rPr>
+        <w:t>To conduct cause and effect testing and full audibility testing of the fire alarm system in accordance with BS 5839-1:2017.</w:t>
       </w:r>
     </w:p>
     <w:p>
       <w:pPr>
         <w:spacing w:before="200" w:after="80"/>
+        <w:rPr>
+          <w:sz w:val="22"/>
+          <w:szCs w:val="22"/>
+        </w:rPr>
       </w:pPr>
       <w:r>
         <w:rPr>
           <w:b/>
           <w:bCs/>
-          <w:sz w:val="18"/>
-          <w:szCs w:val="18"/>
-        </w:rPr>
-        <w:t xml:space="preserve">2. System details</w:t>
+          <w:sz w:val="24"/>
+          <w:szCs w:val="24"/>
+        </w:rPr>
+        <w:t>2. System details</w:t>
       </w:r>
-    </w:p>
-    <w:p>
-      <w:pPr>
-        <w:spacing w:after="60" w:line="260" w:lineRule="auto"/>
-      </w:pPr>
       <w:r>
         <w:rPr>
           <w:b/>
           <w:bCs/>
+          <w:sz w:val="24"/>
+          <w:szCs w:val="24"/>
+        </w:rPr>
+        <w:t>:</w:t>
+      </w:r>
+    </w:p>
+    <w:p>
+      <w:pPr>
+        <w:spacing w:after="60" w:line="260" w:lineRule="auto"/>
+        <w:rPr>
+          <w:sz w:val="22"/>
+          <w:szCs w:val="22"/>
+        </w:rPr>
+      </w:pPr>
+      <w:r>
+        <w:rPr>
+          <w:b/>
+          <w:bCs/>
+          <w:sz w:val="22"/>
+          <w:szCs w:val="22"/>
         </w:rPr>
         <w:t xml:space="preserve">Panel make / model: </w:t>
       </w:r>
@@ -477,18 +501,26 @@
         <w:rPr>
           <w:i/>
           <w:iCs/>
-        </w:rPr>
-        <w:t xml:space="preserve">[Panel Make Model]</w:t>
+          <w:sz w:val="22"/>
+          <w:szCs w:val="22"/>
+        </w:rPr>
+        <w:t>[Panel Make Model]</w:t>
       </w:r>
     </w:p>
     <w:p>
       <w:pPr>
         <w:spacing w:after="60" w:line="260" w:lineRule="auto"/>
+        <w:rPr>
+          <w:sz w:val="22"/>
+          <w:szCs w:val="22"/>
+        </w:rPr>
       </w:pPr>
       <w:r>
         <w:rPr>
           <w:b/>
           <w:bCs/>
+          <w:sz w:val="22"/>
+          <w:szCs w:val="22"/>
         </w:rPr>
         <w:t xml:space="preserve">Number of devices: </w:t>
       </w:r>
@@ -496,18 +528,26 @@
         <w:rPr>
           <w:i/>
           <w:iCs/>
-        </w:rPr>
-        <w:t xml:space="preserve">[Device Count]</w:t>
+          <w:sz w:val="22"/>
+          <w:szCs w:val="22"/>
+        </w:rPr>
+        <w:t>[Device Count]</w:t>
       </w:r>
     </w:p>
     <w:p>
       <w:pPr>
         <w:spacing w:after="60" w:line="260" w:lineRule="auto"/>
+        <w:rPr>
+          <w:sz w:val="22"/>
+          <w:szCs w:val="22"/>
+        </w:rPr>
       </w:pPr>
       <w:r>
         <w:rPr>
           <w:b/>
           <w:bCs/>
+          <w:sz w:val="22"/>
+          <w:szCs w:val="22"/>
         </w:rPr>
         <w:t xml:space="preserve">ARC monitoring: </w:t>
       </w:r>
@@ -515,112 +555,146 @@
         <w:rPr>
           <w:i/>
           <w:iCs/>
-        </w:rPr>
-        <w:t xml:space="preserve">[ARC Status]</w:t>
+          <w:sz w:val="22"/>
+          <w:szCs w:val="22"/>
+        </w:rPr>
+        <w:t>[ARC Status]</w:t>
       </w:r>
     </w:p>
     <w:p>
       <w:pPr>
         <w:spacing w:before="200" w:after="80"/>
+        <w:rPr>
+          <w:sz w:val="22"/>
+          <w:szCs w:val="22"/>
+        </w:rPr>
       </w:pPr>
       <w:r>
         <w:rPr>
           <w:b/>
           <w:bCs/>
-          <w:sz w:val="18"/>
-          <w:szCs w:val="18"/>
-        </w:rPr>
-        <w:t xml:space="preserve">3. Cause and effect test results</w:t>
+          <w:sz w:val="24"/>
+          <w:szCs w:val="24"/>
+        </w:rPr>
+        <w:t>3. Cause and effect test results</w:t>
       </w:r>
     </w:p>
     <w:p>
       <w:pPr>
         <w:spacing w:before="200" w:after="80"/>
+        <w:rPr>
+          <w:sz w:val="22"/>
+          <w:szCs w:val="22"/>
+        </w:rPr>
       </w:pPr>
       <w:r>
         <w:rPr>
           <w:b/>
           <w:bCs/>
-          <w:sz w:val="18"/>
-          <w:szCs w:val="18"/>
-        </w:rPr>
-        <w:t xml:space="preserve">3.1 Test methodology</w:t>
+          <w:sz w:val="24"/>
+          <w:szCs w:val="24"/>
+        </w:rPr>
+        <w:t>3.1 Test methodology</w:t>
       </w:r>
     </w:p>
     <w:p>
       <w:pPr>
         <w:spacing w:after="100" w:line="280" w:lineRule="auto"/>
         <w:jc w:val="both"/>
+        <w:rPr>
+          <w:sz w:val="22"/>
+          <w:szCs w:val="22"/>
+        </w:rPr>
       </w:pPr>
       <w:r>
-        <w:t xml:space="preserve">[Test Methodology]</w:t>
+        <w:rPr>
+          <w:sz w:val="22"/>
+          <w:szCs w:val="22"/>
+        </w:rPr>
+        <w:t>[Test Methodology]</w:t>
       </w:r>
     </w:p>
     <w:p>
       <w:pPr>
         <w:spacing w:before="200" w:after="80"/>
+        <w:rPr>
+          <w:sz w:val="22"/>
+          <w:szCs w:val="22"/>
+        </w:rPr>
       </w:pPr>
       <w:r>
         <w:rPr>
           <w:b/>
           <w:bCs/>
-          <w:sz w:val="18"/>
-          <w:szCs w:val="18"/>
-        </w:rPr>
-        <w:t xml:space="preserve">3.2 Devices / zones tested</w:t>
+          <w:sz w:val="24"/>
+          <w:szCs w:val="24"/>
+        </w:rPr>
+        <w:t>3.2 Devices / zones tested</w:t>
       </w:r>
     </w:p>
     <w:p>
       <w:pPr>
         <w:spacing w:after="100" w:line="280" w:lineRule="auto"/>
         <w:jc w:val="both"/>
+        <w:rPr>
+          <w:sz w:val="22"/>
+          <w:szCs w:val="22"/>
+        </w:rPr>
       </w:pPr>
       <w:r>
-        <w:t xml:space="preserve">Per BS 5839-1 §32, minimum one detector per zone activated to verify programmed responses.</w:t>
+        <w:rPr>
+          <w:sz w:val="22"/>
+          <w:szCs w:val="22"/>
+        </w:rPr>
+        <w:t>Per BS 5839-1 §32, minimum one detector per zone activated to verify programmed responses.</w:t>
       </w:r>
     </w:p>
     <w:p>
       <w:pPr>
         <w:spacing w:before="200" w:after="80"/>
+        <w:rPr>
+          <w:sz w:val="22"/>
+          <w:szCs w:val="22"/>
+        </w:rPr>
       </w:pPr>
       <w:r>
         <w:rPr>
           <w:b/>
           <w:bCs/>
-          <w:sz w:val="18"/>
-          <w:szCs w:val="18"/>
-        </w:rPr>
-        <w:t xml:space="preserve">3.3 Output functions verified</w:t>
+          <w:sz w:val="24"/>
+          <w:szCs w:val="24"/>
+        </w:rPr>
+        <w:t>3.3 Output functions verified</w:t>
       </w:r>
     </w:p>
     <w:tbl>
       <w:tblPr>
         <w:tblW w:w="5000" w:type="pct"/>
         <w:tblBorders>
-          <w:top w:val="single" w:sz="4" w:color="D1D5DB"/>
-          <w:left w:val="single" w:sz="4" w:color="D1D5DB"/>
-          <w:bottom w:val="single" w:sz="4" w:color="D1D5DB"/>
-          <w:right w:val="single" w:sz="4" w:color="D1D5DB"/>
-          <w:insideH w:val="single" w:sz="4" w:color="D1D5DB"/>
-          <w:insideV w:val="single" w:sz="4" w:color="D1D5DB"/>
+          <w:top w:val="single" w:sz="4" w:space="0" w:color="D1D5DB"/>
+          <w:left w:val="single" w:sz="4" w:space="0" w:color="D1D5DB"/>
+          <w:bottom w:val="single" w:sz="4" w:space="0" w:color="D1D5DB"/>
+          <w:right w:val="single" w:sz="4" w:space="0" w:color="D1D5DB"/>
+          <w:insideH w:val="single" w:sz="4" w:space="0" w:color="D1D5DB"/>
+          <w:insideV w:val="single" w:sz="4" w:space="0" w:color="D1D5DB"/>
         </w:tblBorders>
-        <w:tblLook w:val="04A0"/>
+        <w:tblLook w:val="04A0" w:firstRow="1" w:lastRow="0" w:firstColumn="1" w:lastColumn="0" w:noHBand="0" w:noVBand="1"/>
       </w:tblPr>
       <w:tblGrid>
-        <w:gridCol w:w="2700"/>
-        <w:gridCol w:w="2700"/>
-        <w:gridCol w:w="2700"/>
-        <w:gridCol w:w="1100"/>
+        <w:gridCol w:w="2845"/>
+        <w:gridCol w:w="2844"/>
+        <w:gridCol w:w="2844"/>
+        <w:gridCol w:w="1203"/>
       </w:tblGrid>
       <w:tr>
         <w:tc>
           <w:tcPr>
             <w:tcW w:w="2700" w:type="dxa"/>
             <w:tcBorders>
-              <w:top w:val="single" w:sz="4" w:color="D1D5DB"/>
-              <w:left w:val="single" w:sz="4" w:color="D1D5DB"/>
-              <w:bottom w:val="single" w:sz="4" w:color="D1D5DB"/>
-              <w:right w:val="single" w:sz="4" w:color="D1D5DB"/>
+              <w:top w:val="single" w:sz="4" w:space="0" w:color="D1D5DB"/>
+              <w:left w:val="single" w:sz="4" w:space="0" w:color="D1D5DB"/>
+              <w:bottom w:val="single" w:sz="4" w:space="0" w:color="D1D5DB"/>
+              <w:right w:val="single" w:sz="4" w:space="0" w:color="D1D5DB"/>
             </w:tcBorders>
             <w:shd w:val="clear" w:color="auto" w:fill="E30613"/>
             <w:tcMar>
@@ -634,16 +708,20 @@
           <w:p>
             <w:pPr>
               <w:jc w:val="center"/>
+              <w:rPr>
+                <w:sz w:val="22"/>
+                <w:szCs w:val="22"/>
+              </w:rPr>
             </w:pPr>
             <w:r>
               <w:rPr>
                 <w:b/>
                 <w:bCs/>
                 <w:color w:val="FFFFFF"/>
-                <w:sz w:val="14"/>
-                <w:szCs w:val="14"/>
-              </w:rPr>
-              <w:t xml:space="preserve">FUNCTION</w:t>
+                <w:sz w:val="20"/>
+                <w:szCs w:val="20"/>
+              </w:rPr>
+              <w:t>FUNCTION</w:t>
             </w:r>
           </w:p>
         </w:tc>
@@ -651,10 +729,10 @@
           <w:tcPr>
             <w:tcW w:w="2700" w:type="dxa"/>
             <w:tcBorders>
-              <w:top w:val="single" w:sz="4" w:color="D1D5DB"/>
-              <w:left w:val="single" w:sz="4" w:color="D1D5DB"/>
-              <w:bottom w:val="single" w:sz="4" w:color="D1D5DB"/>
-              <w:right w:val="single" w:sz="4" w:color="D1D5DB"/>
+              <w:top w:val="single" w:sz="4" w:space="0" w:color="D1D5DB"/>
+              <w:left w:val="single" w:sz="4" w:space="0" w:color="D1D5DB"/>
+              <w:bottom w:val="single" w:sz="4" w:space="0" w:color="D1D5DB"/>
+              <w:right w:val="single" w:sz="4" w:space="0" w:color="D1D5DB"/>
             </w:tcBorders>
             <w:shd w:val="clear" w:color="auto" w:fill="E30613"/>
             <w:tcMar>
@@ -668,16 +746,20 @@
           <w:p>
             <w:pPr>
               <w:jc w:val="center"/>
+              <w:rPr>
+                <w:sz w:val="22"/>
+                <w:szCs w:val="22"/>
+              </w:rPr>
             </w:pPr>
             <w:r>
               <w:rPr>
                 <w:b/>
                 <w:bCs/>
                 <w:color w:val="FFFFFF"/>
-                <w:sz w:val="14"/>
-                <w:szCs w:val="14"/>
-              </w:rPr>
-              <w:t xml:space="preserve">EXPECTED RESPONSE</w:t>
+                <w:sz w:val="20"/>
+                <w:szCs w:val="20"/>
+              </w:rPr>
+              <w:t>EXPECTED RESPONSE</w:t>
             </w:r>
           </w:p>
         </w:tc>
@@ -685,10 +767,10 @@
           <w:tcPr>
             <w:tcW w:w="2700" w:type="dxa"/>
             <w:tcBorders>
-              <w:top w:val="single" w:sz="4" w:color="D1D5DB"/>
-              <w:left w:val="single" w:sz="4" w:color="D1D5DB"/>
-              <w:bottom w:val="single" w:sz="4" w:color="D1D5DB"/>
-              <w:right w:val="single" w:sz="4" w:color="D1D5DB"/>
+              <w:top w:val="single" w:sz="4" w:space="0" w:color="D1D5DB"/>
+              <w:left w:val="single" w:sz="4" w:space="0" w:color="D1D5DB"/>
+              <w:bottom w:val="single" w:sz="4" w:space="0" w:color="D1D5DB"/>
+              <w:right w:val="single" w:sz="4" w:space="0" w:color="D1D5DB"/>
             </w:tcBorders>
             <w:shd w:val="clear" w:color="auto" w:fill="E30613"/>
             <w:tcMar>
@@ -702,16 +784,20 @@
           <w:p>
             <w:pPr>
               <w:jc w:val="center"/>
+              <w:rPr>
+                <w:sz w:val="22"/>
+                <w:szCs w:val="22"/>
+              </w:rPr>
             </w:pPr>
             <w:r>
               <w:rPr>
                 <w:b/>
                 <w:bCs/>
                 <w:color w:val="FFFFFF"/>
-                <w:sz w:val="14"/>
-                <w:szCs w:val="14"/>
-              </w:rPr>
-              <w:t xml:space="preserve">ACTUAL RESPONSE</w:t>
+                <w:sz w:val="20"/>
+                <w:szCs w:val="20"/>
+              </w:rPr>
+              <w:t>ACTUAL RESPONSE</w:t>
             </w:r>
           </w:p>
         </w:tc>
@@ -719,10 +805,10 @@
           <w:tcPr>
             <w:tcW w:w="1100" w:type="dxa"/>
             <w:tcBorders>
-              <w:top w:val="single" w:sz="4" w:color="D1D5DB"/>
-              <w:left w:val="single" w:sz="4" w:color="D1D5DB"/>
-              <w:bottom w:val="single" w:sz="4" w:color="D1D5DB"/>
-              <w:right w:val="single" w:sz="4" w:color="D1D5DB"/>
+              <w:top w:val="single" w:sz="4" w:space="0" w:color="D1D5DB"/>
+              <w:left w:val="single" w:sz="4" w:space="0" w:color="D1D5DB"/>
+              <w:bottom w:val="single" w:sz="4" w:space="0" w:color="D1D5DB"/>
+              <w:right w:val="single" w:sz="4" w:space="0" w:color="D1D5DB"/>
             </w:tcBorders>
             <w:shd w:val="clear" w:color="auto" w:fill="E30613"/>
             <w:tcMar>
@@ -736,16 +822,20 @@
           <w:p>
             <w:pPr>
               <w:jc w:val="center"/>
+              <w:rPr>
+                <w:sz w:val="22"/>
+                <w:szCs w:val="22"/>
+              </w:rPr>
             </w:pPr>
             <w:r>
               <w:rPr>
                 <w:b/>
                 <w:bCs/>
                 <w:color w:val="FFFFFF"/>
-                <w:sz w:val="14"/>
-                <w:szCs w:val="14"/>
-              </w:rPr>
-              <w:t xml:space="preserve">RESULT</w:t>
+                <w:sz w:val="20"/>
+                <w:szCs w:val="20"/>
+              </w:rPr>
+              <w:t>RESULT</w:t>
             </w:r>
           </w:p>
         </w:tc>
@@ -755,10 +845,10 @@
           <w:tcPr>
             <w:tcW w:w="2700" w:type="dxa"/>
             <w:tcBorders>
-              <w:top w:val="single" w:sz="4" w:color="D1D5DB"/>
-              <w:left w:val="single" w:sz="4" w:color="D1D5DB"/>
-              <w:bottom w:val="single" w:sz="4" w:color="D1D5DB"/>
-              <w:right w:val="single" w:sz="4" w:color="D1D5DB"/>
+              <w:top w:val="single" w:sz="4" w:space="0" w:color="D1D5DB"/>
+              <w:left w:val="single" w:sz="4" w:space="0" w:color="D1D5DB"/>
+              <w:bottom w:val="single" w:sz="4" w:space="0" w:color="D1D5DB"/>
+              <w:right w:val="single" w:sz="4" w:space="0" w:color="D1D5DB"/>
             </w:tcBorders>
             <w:tcMar>
               <w:top w:w="100" w:type="dxa"/>
@@ -769,14 +859,19 @@
           </w:tcPr>
           <w:p>
             <w:pPr>
-              <w:spacing w:after="0"/>
+              <w:rPr>
+                <w:sz w:val="22"/>
+                <w:szCs w:val="22"/>
+              </w:rPr>
             </w:pPr>
             <w:r>
               <w:rPr>
                 <w:i/>
                 <w:iCs/>
-              </w:rPr>
-              <w:t xml:space="preserve">[Function]</w:t>
+                <w:sz w:val="22"/>
+                <w:szCs w:val="22"/>
+              </w:rPr>
+              <w:t>[Function]</w:t>
             </w:r>
           </w:p>
         </w:tc>
@@ -784,10 +879,10 @@
           <w:tcPr>
             <w:tcW w:w="2700" w:type="dxa"/>
             <w:tcBorders>
-              <w:top w:val="single" w:sz="4" w:color="D1D5DB"/>
-              <w:left w:val="single" w:sz="4" w:color="D1D5DB"/>
-              <w:bottom w:val="single" w:sz="4" w:color="D1D5DB"/>
-              <w:right w:val="single" w:sz="4" w:color="D1D5DB"/>
+              <w:top w:val="single" w:sz="4" w:space="0" w:color="D1D5DB"/>
+              <w:left w:val="single" w:sz="4" w:space="0" w:color="D1D5DB"/>
+              <w:bottom w:val="single" w:sz="4" w:space="0" w:color="D1D5DB"/>
+              <w:right w:val="single" w:sz="4" w:space="0" w:color="D1D5DB"/>
             </w:tcBorders>
             <w:tcMar>
               <w:top w:w="100" w:type="dxa"/>
@@ -798,14 +893,19 @@
           </w:tcPr>
           <w:p>
             <w:pPr>
-              <w:spacing w:after="0"/>
+              <w:rPr>
+                <w:sz w:val="22"/>
+                <w:szCs w:val="22"/>
+              </w:rPr>
             </w:pPr>
             <w:r>
               <w:rPr>
                 <w:i/>
                 <w:iCs/>
-              </w:rPr>
-              <w:t xml:space="preserve">[Expected Response]</w:t>
+                <w:sz w:val="22"/>
+                <w:szCs w:val="22"/>
+              </w:rPr>
+              <w:t>[Expected Response]</w:t>
             </w:r>
           </w:p>
         </w:tc>
@@ -813,10 +913,10 @@
           <w:tcPr>
             <w:tcW w:w="2700" w:type="dxa"/>
             <w:tcBorders>
-              <w:top w:val="single" w:sz="4" w:color="D1D5DB"/>
-              <w:left w:val="single" w:sz="4" w:color="D1D5DB"/>
-              <w:bottom w:val="single" w:sz="4" w:color="D1D5DB"/>
-              <w:right w:val="single" w:sz="4" w:color="D1D5DB"/>
+              <w:top w:val="single" w:sz="4" w:space="0" w:color="D1D5DB"/>
+              <w:left w:val="single" w:sz="4" w:space="0" w:color="D1D5DB"/>
+              <w:bottom w:val="single" w:sz="4" w:space="0" w:color="D1D5DB"/>
+              <w:right w:val="single" w:sz="4" w:space="0" w:color="D1D5DB"/>
             </w:tcBorders>
             <w:tcMar>
               <w:top w:w="100" w:type="dxa"/>
@@ -827,14 +927,19 @@
           </w:tcPr>
           <w:p>
             <w:pPr>
-              <w:spacing w:after="0"/>
+              <w:rPr>
+                <w:sz w:val="22"/>
+                <w:szCs w:val="22"/>
+              </w:rPr>
             </w:pPr>
             <w:r>
               <w:rPr>
                 <w:i/>
                 <w:iCs/>
-              </w:rPr>
-              <w:t xml:space="preserve">[Actual Response]</w:t>
+                <w:sz w:val="22"/>
+                <w:szCs w:val="22"/>
+              </w:rPr>
+              <w:t>[Actual Response]</w:t>
             </w:r>
           </w:p>
         </w:tc>
@@ -842,10 +947,10 @@
           <w:tcPr>
             <w:tcW w:w="1100" w:type="dxa"/>
             <w:tcBorders>
-              <w:top w:val="single" w:sz="4" w:color="D1D5DB"/>
-              <w:left w:val="single" w:sz="4" w:color="D1D5DB"/>
-              <w:bottom w:val="single" w:sz="4" w:color="D1D5DB"/>
-              <w:right w:val="single" w:sz="4" w:color="D1D5DB"/>
+              <w:top w:val="single" w:sz="4" w:space="0" w:color="D1D5DB"/>
+              <w:left w:val="single" w:sz="4" w:space="0" w:color="D1D5DB"/>
+              <w:bottom w:val="single" w:sz="4" w:space="0" w:color="D1D5DB"/>
+              <w:right w:val="single" w:sz="4" w:space="0" w:color="D1D5DB"/>
             </w:tcBorders>
             <w:tcMar>
               <w:top w:w="100" w:type="dxa"/>
@@ -856,14 +961,19 @@
           </w:tcPr>
           <w:p>
             <w:pPr>
-              <w:spacing w:after="0"/>
+              <w:rPr>
+                <w:sz w:val="22"/>
+                <w:szCs w:val="22"/>
+              </w:rPr>
             </w:pPr>
             <w:r>
               <w:rPr>
                 <w:i/>
                 <w:iCs/>
-              </w:rPr>
-              <w:t xml:space="preserve">[Output Result]</w:t>
+                <w:sz w:val="22"/>
+                <w:szCs w:val="22"/>
+              </w:rPr>
+              <w:t>[Output Result]</w:t>
             </w:r>
           </w:p>
         </w:tc>
@@ -872,39 +982,87 @@
     <w:p>
       <w:pPr>
         <w:spacing w:before="200" w:after="80"/>
-      </w:pPr>
-      <w:r>
         <w:rPr>
           <w:b/>
           <w:bCs/>
-          <w:sz w:val="18"/>
-          <w:szCs w:val="18"/>
-        </w:rPr>
-        <w:t xml:space="preserve">4. Full audibility test results</w:t>
-      </w:r>
+          <w:sz w:val="24"/>
+          <w:szCs w:val="24"/>
+        </w:rPr>
+      </w:pPr>
     </w:p>
     <w:p>
       <w:pPr>
         <w:spacing w:before="200" w:after="80"/>
-      </w:pPr>
-      <w:r>
         <w:rPr>
           <w:b/>
           <w:bCs/>
-          <w:sz w:val="18"/>
-          <w:szCs w:val="18"/>
-        </w:rPr>
-        <w:t xml:space="preserve">4.1 Test equipment</w:t>
-      </w:r>
-    </w:p>
-    <w:p>
-      <w:pPr>
-        <w:spacing w:after="60" w:line="260" w:lineRule="auto"/>
-      </w:pPr>
-      <w:r>
+          <w:sz w:val="24"/>
+          <w:szCs w:val="24"/>
+        </w:rPr>
+      </w:pPr>
+    </w:p>
+    <w:p>
+      <w:pPr>
+        <w:spacing w:before="200" w:after="80"/>
         <w:rPr>
           <w:b/>
           <w:bCs/>
+          <w:sz w:val="24"/>
+          <w:szCs w:val="24"/>
+        </w:rPr>
+      </w:pPr>
+    </w:p>
+    <w:p>
+      <w:pPr>
+        <w:spacing w:before="200" w:after="80"/>
+        <w:rPr>
+          <w:sz w:val="22"/>
+          <w:szCs w:val="22"/>
+        </w:rPr>
+      </w:pPr>
+      <w:r>
+        <w:rPr>
+          <w:b/>
+          <w:bCs/>
+          <w:sz w:val="24"/>
+          <w:szCs w:val="24"/>
+        </w:rPr>
+        <w:lastRenderedPageBreak/>
+        <w:t>4. Full audibility test results</w:t>
+      </w:r>
+    </w:p>
+    <w:p>
+      <w:pPr>
+        <w:spacing w:before="200" w:after="80"/>
+        <w:rPr>
+          <w:sz w:val="22"/>
+          <w:szCs w:val="22"/>
+        </w:rPr>
+      </w:pPr>
+      <w:r>
+        <w:rPr>
+          <w:b/>
+          <w:bCs/>
+          <w:sz w:val="24"/>
+          <w:szCs w:val="24"/>
+        </w:rPr>
+        <w:t>4.1 Test equipment</w:t>
+      </w:r>
+    </w:p>
+    <w:p>
+      <w:pPr>
+        <w:spacing w:after="60" w:line="260" w:lineRule="auto"/>
+        <w:rPr>
+          <w:sz w:val="22"/>
+          <w:szCs w:val="22"/>
+        </w:rPr>
+      </w:pPr>
+      <w:r>
+        <w:rPr>
+          <w:b/>
+          <w:bCs/>
+          <w:sz w:val="22"/>
+          <w:szCs w:val="22"/>
         </w:rPr>
         <w:t xml:space="preserve">Sound level meter: </w:t>
       </w:r>
@@ -912,18 +1070,26 @@
         <w:rPr>
           <w:i/>
           <w:iCs/>
-        </w:rPr>
-        <w:t xml:space="preserve">[Sound Meter Make Model]</w:t>
+          <w:sz w:val="22"/>
+          <w:szCs w:val="22"/>
+        </w:rPr>
+        <w:t>[Sound Meter Make Model]</w:t>
       </w:r>
     </w:p>
     <w:p>
       <w:pPr>
         <w:spacing w:after="60" w:line="260" w:lineRule="auto"/>
+        <w:rPr>
+          <w:sz w:val="22"/>
+          <w:szCs w:val="22"/>
+        </w:rPr>
       </w:pPr>
       <w:r>
         <w:rPr>
           <w:b/>
           <w:bCs/>
+          <w:sz w:val="22"/>
+          <w:szCs w:val="22"/>
         </w:rPr>
         <w:t xml:space="preserve">Serial number: </w:t>
       </w:r>
@@ -931,18 +1097,26 @@
         <w:rPr>
           <w:i/>
           <w:iCs/>
-        </w:rPr>
-        <w:t xml:space="preserve">[Sound Meter Serial]</w:t>
+          <w:sz w:val="22"/>
+          <w:szCs w:val="22"/>
+        </w:rPr>
+        <w:t>[Sound Meter Serial]</w:t>
       </w:r>
     </w:p>
     <w:p>
       <w:pPr>
         <w:spacing w:after="60" w:line="260" w:lineRule="auto"/>
+        <w:rPr>
+          <w:sz w:val="22"/>
+          <w:szCs w:val="22"/>
+        </w:rPr>
       </w:pPr>
       <w:r>
         <w:rPr>
           <w:b/>
           <w:bCs/>
+          <w:sz w:val="22"/>
+          <w:szCs w:val="22"/>
         </w:rPr>
         <w:t xml:space="preserve">Calibration due: </w:t>
       </w:r>
@@ -950,62 +1124,76 @@
         <w:rPr>
           <w:i/>
           <w:iCs/>
-        </w:rPr>
-        <w:t xml:space="preserve">[Calibration Due]</w:t>
+          <w:sz w:val="22"/>
+          <w:szCs w:val="22"/>
+        </w:rPr>
+        <w:t>[Calibration Due]</w:t>
       </w:r>
     </w:p>
     <w:p>
       <w:pPr>
         <w:spacing w:before="200" w:after="80"/>
+        <w:rPr>
+          <w:sz w:val="22"/>
+          <w:szCs w:val="22"/>
+        </w:rPr>
       </w:pPr>
       <w:r>
         <w:rPr>
           <w:b/>
           <w:bCs/>
-          <w:sz w:val="18"/>
-          <w:szCs w:val="18"/>
-        </w:rPr>
-        <w:t xml:space="preserve">4.2 Sound level measurements</w:t>
+          <w:sz w:val="24"/>
+          <w:szCs w:val="24"/>
+        </w:rPr>
+        <w:t>4.2 Sound level measurements</w:t>
       </w:r>
     </w:p>
     <w:p>
       <w:pPr>
         <w:spacing w:after="100" w:line="280" w:lineRule="auto"/>
+        <w:rPr>
+          <w:sz w:val="22"/>
+          <w:szCs w:val="22"/>
+        </w:rPr>
       </w:pPr>
       <w:r>
-        <w:t xml:space="preserve">Minimum required: 65 dB(A) general areas · 75 dB(A) sleeping accommodation · 5 dB above ambient.</w:t>
+        <w:rPr>
+          <w:sz w:val="22"/>
+          <w:szCs w:val="22"/>
+        </w:rPr>
+        <w:t>Minimum required: 65 dB(A) general areas · 75 dB(A) sleeping accommodation · 5 dB above ambient.</w:t>
       </w:r>
     </w:p>
     <w:tbl>
       <w:tblPr>
         <w:tblW w:w="5000" w:type="pct"/>
         <w:tblBorders>
-          <w:top w:val="single" w:sz="4" w:color="D1D5DB"/>
-          <w:left w:val="single" w:sz="4" w:color="D1D5DB"/>
-          <w:bottom w:val="single" w:sz="4" w:color="D1D5DB"/>
-          <w:right w:val="single" w:sz="4" w:color="D1D5DB"/>
-          <w:insideH w:val="single" w:sz="4" w:color="D1D5DB"/>
-          <w:insideV w:val="single" w:sz="4" w:color="D1D5DB"/>
+          <w:top w:val="single" w:sz="4" w:space="0" w:color="D1D5DB"/>
+          <w:left w:val="single" w:sz="4" w:space="0" w:color="D1D5DB"/>
+          <w:bottom w:val="single" w:sz="4" w:space="0" w:color="D1D5DB"/>
+          <w:right w:val="single" w:sz="4" w:space="0" w:color="D1D5DB"/>
+          <w:insideH w:val="single" w:sz="4" w:space="0" w:color="D1D5DB"/>
+          <w:insideV w:val="single" w:sz="4" w:space="0" w:color="D1D5DB"/>
         </w:tblBorders>
-        <w:tblLook w:val="04A0"/>
+        <w:tblLook w:val="04A0" w:firstRow="1" w:lastRow="0" w:firstColumn="1" w:lastColumn="0" w:noHBand="0" w:noVBand="1"/>
       </w:tblPr>
       <w:tblGrid>
-        <w:gridCol w:w="2100"/>
-        <w:gridCol w:w="1000"/>
-        <w:gridCol w:w="1300"/>
-        <w:gridCol w:w="1300"/>
-        <w:gridCol w:w="1300"/>
-        <w:gridCol w:w="1200"/>
+        <w:gridCol w:w="2403"/>
+        <w:gridCol w:w="1184"/>
+        <w:gridCol w:w="1521"/>
+        <w:gridCol w:w="1488"/>
+        <w:gridCol w:w="1687"/>
+        <w:gridCol w:w="1453"/>
       </w:tblGrid>
       <w:tr>
         <w:tc>
           <w:tcPr>
             <w:tcW w:w="2100" w:type="dxa"/>
             <w:tcBorders>
-              <w:top w:val="single" w:sz="4" w:color="D1D5DB"/>
-              <w:left w:val="single" w:sz="4" w:color="D1D5DB"/>
-              <w:bottom w:val="single" w:sz="4" w:color="D1D5DB"/>
-              <w:right w:val="single" w:sz="4" w:color="D1D5DB"/>
+              <w:top w:val="single" w:sz="4" w:space="0" w:color="D1D5DB"/>
+              <w:left w:val="single" w:sz="4" w:space="0" w:color="D1D5DB"/>
+              <w:bottom w:val="single" w:sz="4" w:space="0" w:color="D1D5DB"/>
+              <w:right w:val="single" w:sz="4" w:space="0" w:color="D1D5DB"/>
             </w:tcBorders>
             <w:shd w:val="clear" w:color="auto" w:fill="E30613"/>
             <w:tcMar>
@@ -1019,16 +1207,20 @@
           <w:p>
             <w:pPr>
               <w:jc w:val="center"/>
+              <w:rPr>
+                <w:sz w:val="22"/>
+                <w:szCs w:val="22"/>
+              </w:rPr>
             </w:pPr>
             <w:r>
               <w:rPr>
                 <w:b/>
                 <w:bCs/>
                 <w:color w:val="FFFFFF"/>
-                <w:sz w:val="14"/>
-                <w:szCs w:val="14"/>
-              </w:rPr>
-              <w:t xml:space="preserve">LOCATION</w:t>
+                <w:sz w:val="20"/>
+                <w:szCs w:val="20"/>
+              </w:rPr>
+              <w:t>LOCATION</w:t>
             </w:r>
           </w:p>
         </w:tc>
@@ -1036,10 +1228,10 @@
           <w:tcPr>
             <w:tcW w:w="1000" w:type="dxa"/>
             <w:tcBorders>
-              <w:top w:val="single" w:sz="4" w:color="D1D5DB"/>
-              <w:left w:val="single" w:sz="4" w:color="D1D5DB"/>
-              <w:bottom w:val="single" w:sz="4" w:color="D1D5DB"/>
-              <w:right w:val="single" w:sz="4" w:color="D1D5DB"/>
+              <w:top w:val="single" w:sz="4" w:space="0" w:color="D1D5DB"/>
+              <w:left w:val="single" w:sz="4" w:space="0" w:color="D1D5DB"/>
+              <w:bottom w:val="single" w:sz="4" w:space="0" w:color="D1D5DB"/>
+              <w:right w:val="single" w:sz="4" w:space="0" w:color="D1D5DB"/>
             </w:tcBorders>
             <w:shd w:val="clear" w:color="auto" w:fill="E30613"/>
             <w:tcMar>
@@ -1053,16 +1245,20 @@
           <w:p>
             <w:pPr>
               <w:jc w:val="center"/>
+              <w:rPr>
+                <w:sz w:val="22"/>
+                <w:szCs w:val="22"/>
+              </w:rPr>
             </w:pPr>
             <w:r>
               <w:rPr>
                 <w:b/>
                 <w:bCs/>
                 <w:color w:val="FFFFFF"/>
-                <w:sz w:val="14"/>
-                <w:szCs w:val="14"/>
-              </w:rPr>
-              <w:t xml:space="preserve">FLOOR</w:t>
+                <w:sz w:val="20"/>
+                <w:szCs w:val="20"/>
+              </w:rPr>
+              <w:t>FLOOR</w:t>
             </w:r>
           </w:p>
         </w:tc>
@@ -1070,10 +1266,10 @@
           <w:tcPr>
             <w:tcW w:w="1300" w:type="dxa"/>
             <w:tcBorders>
-              <w:top w:val="single" w:sz="4" w:color="D1D5DB"/>
-              <w:left w:val="single" w:sz="4" w:color="D1D5DB"/>
-              <w:bottom w:val="single" w:sz="4" w:color="D1D5DB"/>
-              <w:right w:val="single" w:sz="4" w:color="D1D5DB"/>
+              <w:top w:val="single" w:sz="4" w:space="0" w:color="D1D5DB"/>
+              <w:left w:val="single" w:sz="4" w:space="0" w:color="D1D5DB"/>
+              <w:bottom w:val="single" w:sz="4" w:space="0" w:color="D1D5DB"/>
+              <w:right w:val="single" w:sz="4" w:space="0" w:color="D1D5DB"/>
             </w:tcBorders>
             <w:shd w:val="clear" w:color="auto" w:fill="E30613"/>
             <w:tcMar>
@@ -1087,16 +1283,20 @@
           <w:p>
             <w:pPr>
               <w:jc w:val="center"/>
+              <w:rPr>
+                <w:sz w:val="22"/>
+                <w:szCs w:val="22"/>
+              </w:rPr>
             </w:pPr>
             <w:r>
               <w:rPr>
                 <w:b/>
                 <w:bCs/>
                 <w:color w:val="FFFFFF"/>
-                <w:sz w:val="14"/>
-                <w:szCs w:val="14"/>
-              </w:rPr>
-              <w:t xml:space="preserve">AMBIENT DB</w:t>
+                <w:sz w:val="20"/>
+                <w:szCs w:val="20"/>
+              </w:rPr>
+              <w:t>AMBIENT DB</w:t>
             </w:r>
           </w:p>
         </w:tc>
@@ -1104,10 +1304,10 @@
           <w:tcPr>
             <w:tcW w:w="1300" w:type="dxa"/>
             <w:tcBorders>
-              <w:top w:val="single" w:sz="4" w:color="D1D5DB"/>
-              <w:left w:val="single" w:sz="4" w:color="D1D5DB"/>
-              <w:bottom w:val="single" w:sz="4" w:color="D1D5DB"/>
-              <w:right w:val="single" w:sz="4" w:color="D1D5DB"/>
+              <w:top w:val="single" w:sz="4" w:space="0" w:color="D1D5DB"/>
+              <w:left w:val="single" w:sz="4" w:space="0" w:color="D1D5DB"/>
+              <w:bottom w:val="single" w:sz="4" w:space="0" w:color="D1D5DB"/>
+              <w:right w:val="single" w:sz="4" w:space="0" w:color="D1D5DB"/>
             </w:tcBorders>
             <w:shd w:val="clear" w:color="auto" w:fill="E30613"/>
             <w:tcMar>
@@ -1121,16 +1321,20 @@
           <w:p>
             <w:pPr>
               <w:jc w:val="center"/>
+              <w:rPr>
+                <w:sz w:val="22"/>
+                <w:szCs w:val="22"/>
+              </w:rPr>
             </w:pPr>
             <w:r>
               <w:rPr>
                 <w:b/>
                 <w:bCs/>
                 <w:color w:val="FFFFFF"/>
-                <w:sz w:val="14"/>
-                <w:szCs w:val="14"/>
-              </w:rPr>
-              <w:t xml:space="preserve">ALARM DB</w:t>
+                <w:sz w:val="20"/>
+                <w:szCs w:val="20"/>
+              </w:rPr>
+              <w:t>ALARM DB</w:t>
             </w:r>
           </w:p>
         </w:tc>
@@ -1138,10 +1342,10 @@
           <w:tcPr>
             <w:tcW w:w="1300" w:type="dxa"/>
             <w:tcBorders>
-              <w:top w:val="single" w:sz="4" w:color="D1D5DB"/>
-              <w:left w:val="single" w:sz="4" w:color="D1D5DB"/>
-              <w:bottom w:val="single" w:sz="4" w:color="D1D5DB"/>
-              <w:right w:val="single" w:sz="4" w:color="D1D5DB"/>
+              <w:top w:val="single" w:sz="4" w:space="0" w:color="D1D5DB"/>
+              <w:left w:val="single" w:sz="4" w:space="0" w:color="D1D5DB"/>
+              <w:bottom w:val="single" w:sz="4" w:space="0" w:color="D1D5DB"/>
+              <w:right w:val="single" w:sz="4" w:space="0" w:color="D1D5DB"/>
             </w:tcBorders>
             <w:shd w:val="clear" w:color="auto" w:fill="E30613"/>
             <w:tcMar>
@@ -1155,16 +1359,20 @@
           <w:p>
             <w:pPr>
               <w:jc w:val="center"/>
+              <w:rPr>
+                <w:sz w:val="22"/>
+                <w:szCs w:val="22"/>
+              </w:rPr>
             </w:pPr>
             <w:r>
               <w:rPr>
                 <w:b/>
                 <w:bCs/>
                 <w:color w:val="FFFFFF"/>
-                <w:sz w:val="14"/>
-                <w:szCs w:val="14"/>
-              </w:rPr>
-              <w:t xml:space="preserve">REQUIRED DB</w:t>
+                <w:sz w:val="20"/>
+                <w:szCs w:val="20"/>
+              </w:rPr>
+              <w:t>REQUIRED DB</w:t>
             </w:r>
           </w:p>
         </w:tc>
@@ -1172,10 +1380,10 @@
           <w:tcPr>
             <w:tcW w:w="1200" w:type="dxa"/>
             <w:tcBorders>
-              <w:top w:val="single" w:sz="4" w:color="D1D5DB"/>
-              <w:left w:val="single" w:sz="4" w:color="D1D5DB"/>
-              <w:bottom w:val="single" w:sz="4" w:color="D1D5DB"/>
-              <w:right w:val="single" w:sz="4" w:color="D1D5DB"/>
+              <w:top w:val="single" w:sz="4" w:space="0" w:color="D1D5DB"/>
+              <w:left w:val="single" w:sz="4" w:space="0" w:color="D1D5DB"/>
+              <w:bottom w:val="single" w:sz="4" w:space="0" w:color="D1D5DB"/>
+              <w:right w:val="single" w:sz="4" w:space="0" w:color="D1D5DB"/>
             </w:tcBorders>
             <w:shd w:val="clear" w:color="auto" w:fill="E30613"/>
             <w:tcMar>
@@ -1189,16 +1397,20 @@
           <w:p>
             <w:pPr>
               <w:jc w:val="center"/>
+              <w:rPr>
+                <w:sz w:val="22"/>
+                <w:szCs w:val="22"/>
+              </w:rPr>
             </w:pPr>
             <w:r>
               <w:rPr>
                 <w:b/>
                 <w:bCs/>
                 <w:color w:val="FFFFFF"/>
-                <w:sz w:val="14"/>
-                <w:szCs w:val="14"/>
-              </w:rPr>
-              <w:t xml:space="preserve">RESULT</w:t>
+                <w:sz w:val="20"/>
+                <w:szCs w:val="20"/>
+              </w:rPr>
+              <w:t>RESULT</w:t>
             </w:r>
           </w:p>
         </w:tc>
@@ -1208,10 +1420,10 @@
           <w:tcPr>
             <w:tcW w:w="2100" w:type="dxa"/>
             <w:tcBorders>
-              <w:top w:val="single" w:sz="4" w:color="D1D5DB"/>
-              <w:left w:val="single" w:sz="4" w:color="D1D5DB"/>
-              <w:bottom w:val="single" w:sz="4" w:color="D1D5DB"/>
-              <w:right w:val="single" w:sz="4" w:color="D1D5DB"/>
+              <w:top w:val="single" w:sz="4" w:space="0" w:color="D1D5DB"/>
+              <w:left w:val="single" w:sz="4" w:space="0" w:color="D1D5DB"/>
+              <w:bottom w:val="single" w:sz="4" w:space="0" w:color="D1D5DB"/>
+              <w:right w:val="single" w:sz="4" w:space="0" w:color="D1D5DB"/>
             </w:tcBorders>
             <w:tcMar>
               <w:top w:w="100" w:type="dxa"/>
@@ -1222,14 +1434,19 @@
           </w:tcPr>
           <w:p>
             <w:pPr>
-              <w:spacing w:after="0"/>
+              <w:rPr>
+                <w:sz w:val="22"/>
+                <w:szCs w:val="22"/>
+              </w:rPr>
             </w:pPr>
             <w:r>
               <w:rPr>
                 <w:i/>
                 <w:iCs/>
-              </w:rPr>
-              <w:t xml:space="preserve">[Location]</w:t>
+                <w:sz w:val="22"/>
+                <w:szCs w:val="22"/>
+              </w:rPr>
+              <w:t>[Location]</w:t>
             </w:r>
           </w:p>
         </w:tc>
@@ -1237,10 +1454,10 @@
           <w:tcPr>
             <w:tcW w:w="1000" w:type="dxa"/>
             <w:tcBorders>
-              <w:top w:val="single" w:sz="4" w:color="D1D5DB"/>
-              <w:left w:val="single" w:sz="4" w:color="D1D5DB"/>
-              <w:bottom w:val="single" w:sz="4" w:color="D1D5DB"/>
-              <w:right w:val="single" w:sz="4" w:color="D1D5DB"/>
+              <w:top w:val="single" w:sz="4" w:space="0" w:color="D1D5DB"/>
+              <w:left w:val="single" w:sz="4" w:space="0" w:color="D1D5DB"/>
+              <w:bottom w:val="single" w:sz="4" w:space="0" w:color="D1D5DB"/>
+              <w:right w:val="single" w:sz="4" w:space="0" w:color="D1D5DB"/>
             </w:tcBorders>
             <w:tcMar>
               <w:top w:w="100" w:type="dxa"/>
@@ -1251,14 +1468,19 @@
           </w:tcPr>
           <w:p>
             <w:pPr>
-              <w:spacing w:after="0"/>
+              <w:rPr>
+                <w:sz w:val="22"/>
+                <w:szCs w:val="22"/>
+              </w:rPr>
             </w:pPr>
             <w:r>
               <w:rPr>
                 <w:i/>
                 <w:iCs/>
-              </w:rPr>
-              <w:t xml:space="preserve">[Floor]</w:t>
+                <w:sz w:val="22"/>
+                <w:szCs w:val="22"/>
+              </w:rPr>
+              <w:t>[Floor]</w:t>
             </w:r>
           </w:p>
         </w:tc>
@@ -1266,10 +1488,10 @@
           <w:tcPr>
             <w:tcW w:w="1300" w:type="dxa"/>
             <w:tcBorders>
-              <w:top w:val="single" w:sz="4" w:color="D1D5DB"/>
-              <w:left w:val="single" w:sz="4" w:color="D1D5DB"/>
-              <w:bottom w:val="single" w:sz="4" w:color="D1D5DB"/>
-              <w:right w:val="single" w:sz="4" w:color="D1D5DB"/>
+              <w:top w:val="single" w:sz="4" w:space="0" w:color="D1D5DB"/>
+              <w:left w:val="single" w:sz="4" w:space="0" w:color="D1D5DB"/>
+              <w:bottom w:val="single" w:sz="4" w:space="0" w:color="D1D5DB"/>
+              <w:right w:val="single" w:sz="4" w:space="0" w:color="D1D5DB"/>
             </w:tcBorders>
             <w:tcMar>
               <w:top w:w="100" w:type="dxa"/>
@@ -1280,14 +1502,19 @@
           </w:tcPr>
           <w:p>
             <w:pPr>
-              <w:spacing w:after="0"/>
+              <w:rPr>
+                <w:sz w:val="22"/>
+                <w:szCs w:val="22"/>
+              </w:rPr>
             </w:pPr>
             <w:r>
               <w:rPr>
                 <w:i/>
                 <w:iCs/>
-              </w:rPr>
-              <w:t xml:space="preserve">[Ambient dB]</w:t>
+                <w:sz w:val="22"/>
+                <w:szCs w:val="22"/>
+              </w:rPr>
+              <w:t>[Ambient dB]</w:t>
             </w:r>
           </w:p>
         </w:tc>
@@ -1295,10 +1522,10 @@
           <w:tcPr>
             <w:tcW w:w="1300" w:type="dxa"/>
             <w:tcBorders>
-              <w:top w:val="single" w:sz="4" w:color="D1D5DB"/>
-              <w:left w:val="single" w:sz="4" w:color="D1D5DB"/>
-              <w:bottom w:val="single" w:sz="4" w:color="D1D5DB"/>
-              <w:right w:val="single" w:sz="4" w:color="D1D5DB"/>
+              <w:top w:val="single" w:sz="4" w:space="0" w:color="D1D5DB"/>
+              <w:left w:val="single" w:sz="4" w:space="0" w:color="D1D5DB"/>
+              <w:bottom w:val="single" w:sz="4" w:space="0" w:color="D1D5DB"/>
+              <w:right w:val="single" w:sz="4" w:space="0" w:color="D1D5DB"/>
             </w:tcBorders>
             <w:tcMar>
               <w:top w:w="100" w:type="dxa"/>
@@ -1309,14 +1536,19 @@
           </w:tcPr>
           <w:p>
             <w:pPr>
-              <w:spacing w:after="0"/>
+              <w:rPr>
+                <w:sz w:val="22"/>
+                <w:szCs w:val="22"/>
+              </w:rPr>
             </w:pPr>
             <w:r>
               <w:rPr>
                 <w:i/>
                 <w:iCs/>
-              </w:rPr>
-              <w:t xml:space="preserve">[Alarm dB]</w:t>
+                <w:sz w:val="22"/>
+                <w:szCs w:val="22"/>
+              </w:rPr>
+              <w:t>[Alarm dB]</w:t>
             </w:r>
           </w:p>
         </w:tc>
@@ -1324,10 +1556,10 @@
           <w:tcPr>
             <w:tcW w:w="1300" w:type="dxa"/>
             <w:tcBorders>
-              <w:top w:val="single" w:sz="4" w:color="D1D5DB"/>
-              <w:left w:val="single" w:sz="4" w:color="D1D5DB"/>
-              <w:bottom w:val="single" w:sz="4" w:color="D1D5DB"/>
-              <w:right w:val="single" w:sz="4" w:color="D1D5DB"/>
+              <w:top w:val="single" w:sz="4" w:space="0" w:color="D1D5DB"/>
+              <w:left w:val="single" w:sz="4" w:space="0" w:color="D1D5DB"/>
+              <w:bottom w:val="single" w:sz="4" w:space="0" w:color="D1D5DB"/>
+              <w:right w:val="single" w:sz="4" w:space="0" w:color="D1D5DB"/>
             </w:tcBorders>
             <w:tcMar>
               <w:top w:w="100" w:type="dxa"/>
@@ -1338,14 +1570,19 @@
           </w:tcPr>
           <w:p>
             <w:pPr>
-              <w:spacing w:after="0"/>
+              <w:rPr>
+                <w:sz w:val="22"/>
+                <w:szCs w:val="22"/>
+              </w:rPr>
             </w:pPr>
             <w:r>
               <w:rPr>
                 <w:i/>
                 <w:iCs/>
-              </w:rPr>
-              <w:t xml:space="preserve">[Required dB]</w:t>
+                <w:sz w:val="22"/>
+                <w:szCs w:val="22"/>
+              </w:rPr>
+              <w:t>[Required dB]</w:t>
             </w:r>
           </w:p>
         </w:tc>
@@ -1353,10 +1590,10 @@
           <w:tcPr>
             <w:tcW w:w="1200" w:type="dxa"/>
             <w:tcBorders>
-              <w:top w:val="single" w:sz="4" w:color="D1D5DB"/>
-              <w:left w:val="single" w:sz="4" w:color="D1D5DB"/>
-              <w:bottom w:val="single" w:sz="4" w:color="D1D5DB"/>
-              <w:right w:val="single" w:sz="4" w:color="D1D5DB"/>
+              <w:top w:val="single" w:sz="4" w:space="0" w:color="D1D5DB"/>
+              <w:left w:val="single" w:sz="4" w:space="0" w:color="D1D5DB"/>
+              <w:bottom w:val="single" w:sz="4" w:space="0" w:color="D1D5DB"/>
+              <w:right w:val="single" w:sz="4" w:space="0" w:color="D1D5DB"/>
             </w:tcBorders>
             <w:tcMar>
               <w:top w:w="100" w:type="dxa"/>
@@ -1367,14 +1604,19 @@
           </w:tcPr>
           <w:p>
             <w:pPr>
-              <w:spacing w:after="0"/>
+              <w:rPr>
+                <w:sz w:val="22"/>
+                <w:szCs w:val="22"/>
+              </w:rPr>
             </w:pPr>
             <w:r>
               <w:rPr>
                 <w:i/>
                 <w:iCs/>
-              </w:rPr>
-              <w:t xml:space="preserve">[Reading Result]</w:t>
+                <w:sz w:val="22"/>
+                <w:szCs w:val="22"/>
+              </w:rPr>
+              <w:t>[Reading Result]</w:t>
             </w:r>
           </w:p>
         </w:tc>
@@ -1383,82 +1625,102 @@
     <w:p>
       <w:pPr>
         <w:spacing w:before="200" w:after="80"/>
+        <w:rPr>
+          <w:sz w:val="22"/>
+          <w:szCs w:val="22"/>
+        </w:rPr>
       </w:pPr>
       <w:r>
         <w:rPr>
           <w:b/>
           <w:bCs/>
-          <w:sz w:val="18"/>
-          <w:szCs w:val="18"/>
-        </w:rPr>
-        <w:t xml:space="preserve">4.3 Audibility test summary</w:t>
+          <w:sz w:val="24"/>
+          <w:szCs w:val="24"/>
+        </w:rPr>
+        <w:t>4.3 Audibility test summary</w:t>
       </w:r>
     </w:p>
     <w:p>
       <w:pPr>
         <w:spacing w:after="100" w:line="280" w:lineRule="auto"/>
         <w:jc w:val="both"/>
+        <w:rPr>
+          <w:sz w:val="22"/>
+          <w:szCs w:val="22"/>
+        </w:rPr>
       </w:pPr>
       <w:r>
-        <w:t xml:space="preserve">[Audibility Summary]</w:t>
+        <w:rPr>
+          <w:sz w:val="22"/>
+          <w:szCs w:val="22"/>
+        </w:rPr>
+        <w:t>[Audibility Summary]</w:t>
       </w:r>
     </w:p>
     <w:p>
       <w:pPr>
         <w:spacing w:before="200" w:after="80"/>
+        <w:rPr>
+          <w:sz w:val="22"/>
+          <w:szCs w:val="22"/>
+        </w:rPr>
       </w:pPr>
       <w:r>
         <w:rPr>
           <w:b/>
           <w:bCs/>
-          <w:sz w:val="18"/>
-          <w:szCs w:val="18"/>
-        </w:rPr>
-        <w:t xml:space="preserve">5. Findings &amp;amp; observations</w:t>
+          <w:sz w:val="24"/>
+          <w:szCs w:val="24"/>
+        </w:rPr>
+        <w:t>5. Findings &amp;amp; observations</w:t>
       </w:r>
     </w:p>
     <w:p>
       <w:pPr>
         <w:spacing w:before="200" w:after="80"/>
+        <w:rPr>
+          <w:sz w:val="22"/>
+          <w:szCs w:val="22"/>
+        </w:rPr>
       </w:pPr>
       <w:r>
         <w:rPr>
           <w:b/>
           <w:bCs/>
-          <w:sz w:val="18"/>
-          <w:szCs w:val="18"/>
-        </w:rPr>
-        <w:t xml:space="preserve">5.1 Cause &amp;amp; effect issues</w:t>
+          <w:sz w:val="24"/>
+          <w:szCs w:val="24"/>
+        </w:rPr>
+        <w:t>5.1 Cause &amp;amp; effect issues</w:t>
       </w:r>
     </w:p>
     <w:tbl>
       <w:tblPr>
         <w:tblW w:w="5000" w:type="pct"/>
         <w:tblBorders>
-          <w:top w:val="single" w:sz="4" w:color="D1D5DB"/>
-          <w:left w:val="single" w:sz="4" w:color="D1D5DB"/>
-          <w:bottom w:val="single" w:sz="4" w:color="D1D5DB"/>
-          <w:right w:val="single" w:sz="4" w:color="D1D5DB"/>
-          <w:insideH w:val="single" w:sz="4" w:color="D1D5DB"/>
-          <w:insideV w:val="single" w:sz="4" w:color="D1D5DB"/>
+          <w:top w:val="single" w:sz="4" w:space="0" w:color="D1D5DB"/>
+          <w:left w:val="single" w:sz="4" w:space="0" w:color="D1D5DB"/>
+          <w:bottom w:val="single" w:sz="4" w:space="0" w:color="D1D5DB"/>
+          <w:right w:val="single" w:sz="4" w:space="0" w:color="D1D5DB"/>
+          <w:insideH w:val="single" w:sz="4" w:space="0" w:color="D1D5DB"/>
+          <w:insideV w:val="single" w:sz="4" w:space="0" w:color="D1D5DB"/>
         </w:tblBorders>
-        <w:tblLook w:val="04A0"/>
+        <w:tblLook w:val="04A0" w:firstRow="1" w:lastRow="0" w:firstColumn="1" w:lastColumn="0" w:noHBand="0" w:noVBand="1"/>
       </w:tblPr>
       <w:tblGrid>
-        <w:gridCol w:w="2800"/>
-        <w:gridCol w:w="1900"/>
-        <w:gridCol w:w="1400"/>
-        <w:gridCol w:w="3100"/>
+        <w:gridCol w:w="2962"/>
+        <w:gridCol w:w="2011"/>
+        <w:gridCol w:w="1482"/>
+        <w:gridCol w:w="3281"/>
       </w:tblGrid>
       <w:tr>
         <w:tc>
           <w:tcPr>
             <w:tcW w:w="2800" w:type="dxa"/>
             <w:tcBorders>
-              <w:top w:val="single" w:sz="4" w:color="D1D5DB"/>
-              <w:left w:val="single" w:sz="4" w:color="D1D5DB"/>
-              <w:bottom w:val="single" w:sz="4" w:color="D1D5DB"/>
-              <w:right w:val="single" w:sz="4" w:color="D1D5DB"/>
+              <w:top w:val="single" w:sz="4" w:space="0" w:color="D1D5DB"/>
+              <w:left w:val="single" w:sz="4" w:space="0" w:color="D1D5DB"/>
+              <w:bottom w:val="single" w:sz="4" w:space="0" w:color="D1D5DB"/>
+              <w:right w:val="single" w:sz="4" w:space="0" w:color="D1D5DB"/>
             </w:tcBorders>
             <w:shd w:val="clear" w:color="auto" w:fill="E30613"/>
             <w:tcMar>
@@ -1472,16 +1734,20 @@
           <w:p>
             <w:pPr>
               <w:jc w:val="center"/>
+              <w:rPr>
+                <w:sz w:val="22"/>
+                <w:szCs w:val="22"/>
+              </w:rPr>
             </w:pPr>
             <w:r>
               <w:rPr>
                 <w:b/>
                 <w:bCs/>
                 <w:color w:val="FFFFFF"/>
-                <w:sz w:val="14"/>
-                <w:szCs w:val="14"/>
-              </w:rPr>
-              <w:t xml:space="preserve">ISSUE</w:t>
+                <w:sz w:val="20"/>
+                <w:szCs w:val="20"/>
+              </w:rPr>
+              <w:t>ISSUE</w:t>
             </w:r>
           </w:p>
         </w:tc>
@@ -1489,10 +1755,10 @@
           <w:tcPr>
             <w:tcW w:w="1900" w:type="dxa"/>
             <w:tcBorders>
-              <w:top w:val="single" w:sz="4" w:color="D1D5DB"/>
-              <w:left w:val="single" w:sz="4" w:color="D1D5DB"/>
-              <w:bottom w:val="single" w:sz="4" w:color="D1D5DB"/>
-              <w:right w:val="single" w:sz="4" w:color="D1D5DB"/>
+              <w:top w:val="single" w:sz="4" w:space="0" w:color="D1D5DB"/>
+              <w:left w:val="single" w:sz="4" w:space="0" w:color="D1D5DB"/>
+              <w:bottom w:val="single" w:sz="4" w:space="0" w:color="D1D5DB"/>
+              <w:right w:val="single" w:sz="4" w:space="0" w:color="D1D5DB"/>
             </w:tcBorders>
             <w:shd w:val="clear" w:color="auto" w:fill="E30613"/>
             <w:tcMar>
@@ -1506,16 +1772,20 @@
           <w:p>
             <w:pPr>
               <w:jc w:val="center"/>
+              <w:rPr>
+                <w:sz w:val="22"/>
+                <w:szCs w:val="22"/>
+              </w:rPr>
             </w:pPr>
             <w:r>
               <w:rPr>
                 <w:b/>
                 <w:bCs/>
                 <w:color w:val="FFFFFF"/>
-                <w:sz w:val="14"/>
-                <w:szCs w:val="14"/>
-              </w:rPr>
-              <w:t xml:space="preserve">LOCATION / ZONE</w:t>
+                <w:sz w:val="20"/>
+                <w:szCs w:val="20"/>
+              </w:rPr>
+              <w:t>LOCATION / ZONE</w:t>
             </w:r>
           </w:p>
         </w:tc>
@@ -1523,10 +1793,10 @@
           <w:tcPr>
             <w:tcW w:w="1400" w:type="dxa"/>
             <w:tcBorders>
-              <w:top w:val="single" w:sz="4" w:color="D1D5DB"/>
-              <w:left w:val="single" w:sz="4" w:color="D1D5DB"/>
-              <w:bottom w:val="single" w:sz="4" w:color="D1D5DB"/>
-              <w:right w:val="single" w:sz="4" w:color="D1D5DB"/>
+              <w:top w:val="single" w:sz="4" w:space="0" w:color="D1D5DB"/>
+              <w:left w:val="single" w:sz="4" w:space="0" w:color="D1D5DB"/>
+              <w:bottom w:val="single" w:sz="4" w:space="0" w:color="D1D5DB"/>
+              <w:right w:val="single" w:sz="4" w:space="0" w:color="D1D5DB"/>
             </w:tcBorders>
             <w:shd w:val="clear" w:color="auto" w:fill="E30613"/>
             <w:tcMar>
@@ -1540,16 +1810,20 @@
           <w:p>
             <w:pPr>
               <w:jc w:val="center"/>
+              <w:rPr>
+                <w:sz w:val="22"/>
+                <w:szCs w:val="22"/>
+              </w:rPr>
             </w:pPr>
             <w:r>
               <w:rPr>
                 <w:b/>
                 <w:bCs/>
                 <w:color w:val="FFFFFF"/>
-                <w:sz w:val="14"/>
-                <w:szCs w:val="14"/>
-              </w:rPr>
-              <w:t xml:space="preserve">SEVERITY</w:t>
+                <w:sz w:val="20"/>
+                <w:szCs w:val="20"/>
+              </w:rPr>
+              <w:t>SEVERITY</w:t>
             </w:r>
           </w:p>
         </w:tc>
@@ -1557,10 +1831,10 @@
           <w:tcPr>
             <w:tcW w:w="3100" w:type="dxa"/>
             <w:tcBorders>
-              <w:top w:val="single" w:sz="4" w:color="D1D5DB"/>
-              <w:left w:val="single" w:sz="4" w:color="D1D5DB"/>
-              <w:bottom w:val="single" w:sz="4" w:color="D1D5DB"/>
-              <w:right w:val="single" w:sz="4" w:color="D1D5DB"/>
+              <w:top w:val="single" w:sz="4" w:space="0" w:color="D1D5DB"/>
+              <w:left w:val="single" w:sz="4" w:space="0" w:color="D1D5DB"/>
+              <w:bottom w:val="single" w:sz="4" w:space="0" w:color="D1D5DB"/>
+              <w:right w:val="single" w:sz="4" w:space="0" w:color="D1D5DB"/>
             </w:tcBorders>
             <w:shd w:val="clear" w:color="auto" w:fill="E30613"/>
             <w:tcMar>
@@ -1574,16 +1848,20 @@
           <w:p>
             <w:pPr>
               <w:jc w:val="center"/>
+              <w:rPr>
+                <w:sz w:val="22"/>
+                <w:szCs w:val="22"/>
+              </w:rPr>
             </w:pPr>
             <w:r>
               <w:rPr>
                 <w:b/>
                 <w:bCs/>
                 <w:color w:val="FFFFFF"/>
-                <w:sz w:val="14"/>
-                <w:szCs w:val="14"/>
-              </w:rPr>
-              <w:t xml:space="preserve">ACTION REQUIRED</w:t>
+                <w:sz w:val="20"/>
+                <w:szCs w:val="20"/>
+              </w:rPr>
+              <w:t>ACTION REQUIRED</w:t>
             </w:r>
           </w:p>
         </w:tc>
@@ -1593,10 +1871,10 @@
           <w:tcPr>
             <w:tcW w:w="2800" w:type="dxa"/>
             <w:tcBorders>
-              <w:top w:val="single" w:sz="4" w:color="D1D5DB"/>
-              <w:left w:val="single" w:sz="4" w:color="D1D5DB"/>
-              <w:bottom w:val="single" w:sz="4" w:color="D1D5DB"/>
-              <w:right w:val="single" w:sz="4" w:color="D1D5DB"/>
+              <w:top w:val="single" w:sz="4" w:space="0" w:color="D1D5DB"/>
+              <w:left w:val="single" w:sz="4" w:space="0" w:color="D1D5DB"/>
+              <w:bottom w:val="single" w:sz="4" w:space="0" w:color="D1D5DB"/>
+              <w:right w:val="single" w:sz="4" w:space="0" w:color="D1D5DB"/>
             </w:tcBorders>
             <w:tcMar>
               <w:top w:w="100" w:type="dxa"/>
@@ -1607,14 +1885,19 @@
           </w:tcPr>
           <w:p>
             <w:pPr>
-              <w:spacing w:after="0"/>
+              <w:rPr>
+                <w:sz w:val="22"/>
+                <w:szCs w:val="22"/>
+              </w:rPr>
             </w:pPr>
             <w:r>
               <w:rPr>
                 <w:i/>
                 <w:iCs/>
-              </w:rPr>
-              <w:t xml:space="preserve">[CE Issue]</w:t>
+                <w:sz w:val="22"/>
+                <w:szCs w:val="22"/>
+              </w:rPr>
+              <w:t>[CE Issue]</w:t>
             </w:r>
           </w:p>
         </w:tc>
@@ -1622,10 +1905,10 @@
           <w:tcPr>
             <w:tcW w:w="1900" w:type="dxa"/>
             <w:tcBorders>
-              <w:top w:val="single" w:sz="4" w:color="D1D5DB"/>
-              <w:left w:val="single" w:sz="4" w:color="D1D5DB"/>
-              <w:bottom w:val="single" w:sz="4" w:color="D1D5DB"/>
-              <w:right w:val="single" w:sz="4" w:color="D1D5DB"/>
+              <w:top w:val="single" w:sz="4" w:space="0" w:color="D1D5DB"/>
+              <w:left w:val="single" w:sz="4" w:space="0" w:color="D1D5DB"/>
+              <w:bottom w:val="single" w:sz="4" w:space="0" w:color="D1D5DB"/>
+              <w:right w:val="single" w:sz="4" w:space="0" w:color="D1D5DB"/>
             </w:tcBorders>
             <w:tcMar>
               <w:top w:w="100" w:type="dxa"/>
@@ -1636,14 +1919,19 @@
           </w:tcPr>
           <w:p>
             <w:pPr>
-              <w:spacing w:after="0"/>
+              <w:rPr>
+                <w:sz w:val="22"/>
+                <w:szCs w:val="22"/>
+              </w:rPr>
             </w:pPr>
             <w:r>
               <w:rPr>
                 <w:i/>
                 <w:iCs/>
-              </w:rPr>
-              <w:t xml:space="preserve">[CE Location]</w:t>
+                <w:sz w:val="22"/>
+                <w:szCs w:val="22"/>
+              </w:rPr>
+              <w:t>[CE Location]</w:t>
             </w:r>
           </w:p>
         </w:tc>
@@ -1651,10 +1939,10 @@
           <w:tcPr>
             <w:tcW w:w="1400" w:type="dxa"/>
             <w:tcBorders>
-              <w:top w:val="single" w:sz="4" w:color="D1D5DB"/>
-              <w:left w:val="single" w:sz="4" w:color="D1D5DB"/>
-              <w:bottom w:val="single" w:sz="4" w:color="D1D5DB"/>
-              <w:right w:val="single" w:sz="4" w:color="D1D5DB"/>
+              <w:top w:val="single" w:sz="4" w:space="0" w:color="D1D5DB"/>
+              <w:left w:val="single" w:sz="4" w:space="0" w:color="D1D5DB"/>
+              <w:bottom w:val="single" w:sz="4" w:space="0" w:color="D1D5DB"/>
+              <w:right w:val="single" w:sz="4" w:space="0" w:color="D1D5DB"/>
             </w:tcBorders>
             <w:tcMar>
               <w:top w:w="100" w:type="dxa"/>
@@ -1665,14 +1953,19 @@
           </w:tcPr>
           <w:p>
             <w:pPr>
-              <w:spacing w:after="0"/>
+              <w:rPr>
+                <w:sz w:val="22"/>
+                <w:szCs w:val="22"/>
+              </w:rPr>
             </w:pPr>
             <w:r>
               <w:rPr>
                 <w:i/>
                 <w:iCs/>
-              </w:rPr>
-              <w:t xml:space="preserve">[CE Severity]</w:t>
+                <w:sz w:val="22"/>
+                <w:szCs w:val="22"/>
+              </w:rPr>
+              <w:t>[CE Severity]</w:t>
             </w:r>
           </w:p>
         </w:tc>
@@ -1680,10 +1973,10 @@
           <w:tcPr>
             <w:tcW w:w="3100" w:type="dxa"/>
             <w:tcBorders>
-              <w:top w:val="single" w:sz="4" w:color="D1D5DB"/>
-              <w:left w:val="single" w:sz="4" w:color="D1D5DB"/>
-              <w:bottom w:val="single" w:sz="4" w:color="D1D5DB"/>
-              <w:right w:val="single" w:sz="4" w:color="D1D5DB"/>
+              <w:top w:val="single" w:sz="4" w:space="0" w:color="D1D5DB"/>
+              <w:left w:val="single" w:sz="4" w:space="0" w:color="D1D5DB"/>
+              <w:bottom w:val="single" w:sz="4" w:space="0" w:color="D1D5DB"/>
+              <w:right w:val="single" w:sz="4" w:space="0" w:color="D1D5DB"/>
             </w:tcBorders>
             <w:tcMar>
               <w:top w:w="100" w:type="dxa"/>
@@ -1694,14 +1987,19 @@
           </w:tcPr>
           <w:p>
             <w:pPr>
-              <w:spacing w:after="0"/>
+              <w:rPr>
+                <w:sz w:val="22"/>
+                <w:szCs w:val="22"/>
+              </w:rPr>
             </w:pPr>
             <w:r>
               <w:rPr>
                 <w:i/>
                 <w:iCs/>
-              </w:rPr>
-              <w:t xml:space="preserve">[CE Action]</w:t>
+                <w:sz w:val="22"/>
+                <w:szCs w:val="22"/>
+              </w:rPr>
+              <w:t>[CE Action]</w:t>
             </w:r>
           </w:p>
         </w:tc>
@@ -1710,46 +2008,50 @@
     <w:p>
       <w:pPr>
         <w:spacing w:before="200" w:after="80"/>
+        <w:rPr>
+          <w:sz w:val="22"/>
+          <w:szCs w:val="22"/>
+        </w:rPr>
       </w:pPr>
       <w:r>
         <w:rPr>
           <w:b/>
           <w:bCs/>
-          <w:sz w:val="18"/>
-          <w:szCs w:val="18"/>
-        </w:rPr>
-        <w:t xml:space="preserve">5.2 Audibility issues</w:t>
+          <w:sz w:val="24"/>
+          <w:szCs w:val="24"/>
+        </w:rPr>
+        <w:t>5.2 Audibility issues</w:t>
       </w:r>
     </w:p>
     <w:tbl>
       <w:tblPr>
         <w:tblW w:w="5000" w:type="pct"/>
         <w:tblBorders>
-          <w:top w:val="single" w:sz="4" w:color="D1D5DB"/>
-          <w:left w:val="single" w:sz="4" w:color="D1D5DB"/>
-          <w:bottom w:val="single" w:sz="4" w:color="D1D5DB"/>
-          <w:right w:val="single" w:sz="4" w:color="D1D5DB"/>
-          <w:insideH w:val="single" w:sz="4" w:color="D1D5DB"/>
-          <w:insideV w:val="single" w:sz="4" w:color="D1D5DB"/>
+          <w:top w:val="single" w:sz="4" w:space="0" w:color="D1D5DB"/>
+          <w:left w:val="single" w:sz="4" w:space="0" w:color="D1D5DB"/>
+          <w:bottom w:val="single" w:sz="4" w:space="0" w:color="D1D5DB"/>
+          <w:right w:val="single" w:sz="4" w:space="0" w:color="D1D5DB"/>
+          <w:insideH w:val="single" w:sz="4" w:space="0" w:color="D1D5DB"/>
+          <w:insideV w:val="single" w:sz="4" w:space="0" w:color="D1D5DB"/>
         </w:tblBorders>
-        <w:tblLook w:val="04A0"/>
+        <w:tblLook w:val="04A0" w:firstRow="1" w:lastRow="0" w:firstColumn="1" w:lastColumn="0" w:noHBand="0" w:noVBand="1"/>
       </w:tblPr>
       <w:tblGrid>
-        <w:gridCol w:w="2400"/>
-        <w:gridCol w:w="1800"/>
-        <w:gridCol w:w="1300"/>
-        <w:gridCol w:w="1300"/>
-        <w:gridCol w:w="2400"/>
+        <w:gridCol w:w="2433"/>
+        <w:gridCol w:w="1826"/>
+        <w:gridCol w:w="1548"/>
+        <w:gridCol w:w="1495"/>
+        <w:gridCol w:w="2434"/>
       </w:tblGrid>
       <w:tr>
         <w:tc>
           <w:tcPr>
             <w:tcW w:w="2400" w:type="dxa"/>
             <w:tcBorders>
-              <w:top w:val="single" w:sz="4" w:color="D1D5DB"/>
-              <w:left w:val="single" w:sz="4" w:color="D1D5DB"/>
-              <w:bottom w:val="single" w:sz="4" w:color="D1D5DB"/>
-              <w:right w:val="single" w:sz="4" w:color="D1D5DB"/>
+              <w:top w:val="single" w:sz="4" w:space="0" w:color="D1D5DB"/>
+              <w:left w:val="single" w:sz="4" w:space="0" w:color="D1D5DB"/>
+              <w:bottom w:val="single" w:sz="4" w:space="0" w:color="D1D5DB"/>
+              <w:right w:val="single" w:sz="4" w:space="0" w:color="D1D5DB"/>
             </w:tcBorders>
             <w:shd w:val="clear" w:color="auto" w:fill="E30613"/>
             <w:tcMar>
@@ -1763,16 +2065,20 @@
           <w:p>
             <w:pPr>
               <w:jc w:val="center"/>
+              <w:rPr>
+                <w:sz w:val="22"/>
+                <w:szCs w:val="22"/>
+              </w:rPr>
             </w:pPr>
             <w:r>
               <w:rPr>
                 <w:b/>
                 <w:bCs/>
                 <w:color w:val="FFFFFF"/>
-                <w:sz w:val="14"/>
-                <w:szCs w:val="14"/>
-              </w:rPr>
-              <w:t xml:space="preserve">ISSUE</w:t>
+                <w:sz w:val="20"/>
+                <w:szCs w:val="20"/>
+              </w:rPr>
+              <w:t>ISSUE</w:t>
             </w:r>
           </w:p>
         </w:tc>
@@ -1780,10 +2086,10 @@
           <w:tcPr>
             <w:tcW w:w="1800" w:type="dxa"/>
             <w:tcBorders>
-              <w:top w:val="single" w:sz="4" w:color="D1D5DB"/>
-              <w:left w:val="single" w:sz="4" w:color="D1D5DB"/>
-              <w:bottom w:val="single" w:sz="4" w:color="D1D5DB"/>
-              <w:right w:val="single" w:sz="4" w:color="D1D5DB"/>
+              <w:top w:val="single" w:sz="4" w:space="0" w:color="D1D5DB"/>
+              <w:left w:val="single" w:sz="4" w:space="0" w:color="D1D5DB"/>
+              <w:bottom w:val="single" w:sz="4" w:space="0" w:color="D1D5DB"/>
+              <w:right w:val="single" w:sz="4" w:space="0" w:color="D1D5DB"/>
             </w:tcBorders>
             <w:shd w:val="clear" w:color="auto" w:fill="E30613"/>
             <w:tcMar>
@@ -1797,16 +2103,20 @@
           <w:p>
             <w:pPr>
               <w:jc w:val="center"/>
+              <w:rPr>
+                <w:sz w:val="22"/>
+                <w:szCs w:val="22"/>
+              </w:rPr>
             </w:pPr>
             <w:r>
               <w:rPr>
                 <w:b/>
                 <w:bCs/>
                 <w:color w:val="FFFFFF"/>
-                <w:sz w:val="14"/>
-                <w:szCs w:val="14"/>
-              </w:rPr>
-              <w:t xml:space="preserve">LOCATION</w:t>
+                <w:sz w:val="20"/>
+                <w:szCs w:val="20"/>
+              </w:rPr>
+              <w:t>LOCATION</w:t>
             </w:r>
           </w:p>
         </w:tc>
@@ -1814,10 +2124,10 @@
           <w:tcPr>
             <w:tcW w:w="1300" w:type="dxa"/>
             <w:tcBorders>
-              <w:top w:val="single" w:sz="4" w:color="D1D5DB"/>
-              <w:left w:val="single" w:sz="4" w:color="D1D5DB"/>
-              <w:bottom w:val="single" w:sz="4" w:color="D1D5DB"/>
-              <w:right w:val="single" w:sz="4" w:color="D1D5DB"/>
+              <w:top w:val="single" w:sz="4" w:space="0" w:color="D1D5DB"/>
+              <w:left w:val="single" w:sz="4" w:space="0" w:color="D1D5DB"/>
+              <w:bottom w:val="single" w:sz="4" w:space="0" w:color="D1D5DB"/>
+              <w:right w:val="single" w:sz="4" w:space="0" w:color="D1D5DB"/>
             </w:tcBorders>
             <w:shd w:val="clear" w:color="auto" w:fill="E30613"/>
             <w:tcMar>
@@ -1831,16 +2141,20 @@
           <w:p>
             <w:pPr>
               <w:jc w:val="center"/>
+              <w:rPr>
+                <w:sz w:val="22"/>
+                <w:szCs w:val="22"/>
+              </w:rPr>
             </w:pPr>
             <w:r>
               <w:rPr>
                 <w:b/>
                 <w:bCs/>
                 <w:color w:val="FFFFFF"/>
-                <w:sz w:val="14"/>
-                <w:szCs w:val="14"/>
-              </w:rPr>
-              <w:t xml:space="preserve">MEASURED DB</w:t>
+                <w:sz w:val="20"/>
+                <w:szCs w:val="20"/>
+              </w:rPr>
+              <w:t>MEASURED DB</w:t>
             </w:r>
           </w:p>
         </w:tc>
@@ -1848,10 +2162,10 @@
           <w:tcPr>
             <w:tcW w:w="1300" w:type="dxa"/>
             <w:tcBorders>
-              <w:top w:val="single" w:sz="4" w:color="D1D5DB"/>
-              <w:left w:val="single" w:sz="4" w:color="D1D5DB"/>
-              <w:bottom w:val="single" w:sz="4" w:color="D1D5DB"/>
-              <w:right w:val="single" w:sz="4" w:color="D1D5DB"/>
+              <w:top w:val="single" w:sz="4" w:space="0" w:color="D1D5DB"/>
+              <w:left w:val="single" w:sz="4" w:space="0" w:color="D1D5DB"/>
+              <w:bottom w:val="single" w:sz="4" w:space="0" w:color="D1D5DB"/>
+              <w:right w:val="single" w:sz="4" w:space="0" w:color="D1D5DB"/>
             </w:tcBorders>
             <w:shd w:val="clear" w:color="auto" w:fill="E30613"/>
             <w:tcMar>
@@ -1865,16 +2179,20 @@
           <w:p>
             <w:pPr>
               <w:jc w:val="center"/>
+              <w:rPr>
+                <w:sz w:val="22"/>
+                <w:szCs w:val="22"/>
+              </w:rPr>
             </w:pPr>
             <w:r>
               <w:rPr>
                 <w:b/>
                 <w:bCs/>
                 <w:color w:val="FFFFFF"/>
-                <w:sz w:val="14"/>
-                <w:szCs w:val="14"/>
-              </w:rPr>
-              <w:t xml:space="preserve">REQUIRED DB</w:t>
+                <w:sz w:val="20"/>
+                <w:szCs w:val="20"/>
+              </w:rPr>
+              <w:t>REQUIRED DB</w:t>
             </w:r>
           </w:p>
         </w:tc>
@@ -1882,10 +2200,10 @@
           <w:tcPr>
             <w:tcW w:w="2400" w:type="dxa"/>
             <w:tcBorders>
-              <w:top w:val="single" w:sz="4" w:color="D1D5DB"/>
-              <w:left w:val="single" w:sz="4" w:color="D1D5DB"/>
-              <w:bottom w:val="single" w:sz="4" w:color="D1D5DB"/>
-              <w:right w:val="single" w:sz="4" w:color="D1D5DB"/>
+              <w:top w:val="single" w:sz="4" w:space="0" w:color="D1D5DB"/>
+              <w:left w:val="single" w:sz="4" w:space="0" w:color="D1D5DB"/>
+              <w:bottom w:val="single" w:sz="4" w:space="0" w:color="D1D5DB"/>
+              <w:right w:val="single" w:sz="4" w:space="0" w:color="D1D5DB"/>
             </w:tcBorders>
             <w:shd w:val="clear" w:color="auto" w:fill="E30613"/>
             <w:tcMar>
@@ -1899,16 +2217,20 @@
           <w:p>
             <w:pPr>
               <w:jc w:val="center"/>
+              <w:rPr>
+                <w:sz w:val="22"/>
+                <w:szCs w:val="22"/>
+              </w:rPr>
             </w:pPr>
             <w:r>
               <w:rPr>
                 <w:b/>
                 <w:bCs/>
                 <w:color w:val="FFFFFF"/>
-                <w:sz w:val="14"/>
-                <w:szCs w:val="14"/>
-              </w:rPr>
-              <w:t xml:space="preserve">ACTION REQUIRED</w:t>
+                <w:sz w:val="20"/>
+                <w:szCs w:val="20"/>
+              </w:rPr>
+              <w:t>ACTION REQUIRED</w:t>
             </w:r>
           </w:p>
         </w:tc>
@@ -1918,10 +2240,10 @@
           <w:tcPr>
             <w:tcW w:w="2400" w:type="dxa"/>
             <w:tcBorders>
-              <w:top w:val="single" w:sz="4" w:color="D1D5DB"/>
-              <w:left w:val="single" w:sz="4" w:color="D1D5DB"/>
-              <w:bottom w:val="single" w:sz="4" w:color="D1D5DB"/>
-              <w:right w:val="single" w:sz="4" w:color="D1D5DB"/>
+              <w:top w:val="single" w:sz="4" w:space="0" w:color="D1D5DB"/>
+              <w:left w:val="single" w:sz="4" w:space="0" w:color="D1D5DB"/>
+              <w:bottom w:val="single" w:sz="4" w:space="0" w:color="D1D5DB"/>
+              <w:right w:val="single" w:sz="4" w:space="0" w:color="D1D5DB"/>
             </w:tcBorders>
             <w:tcMar>
               <w:top w:w="100" w:type="dxa"/>
@@ -1932,14 +2254,19 @@
           </w:tcPr>
           <w:p>
             <w:pPr>
-              <w:spacing w:after="0"/>
+              <w:rPr>
+                <w:sz w:val="22"/>
+                <w:szCs w:val="22"/>
+              </w:rPr>
             </w:pPr>
             <w:r>
               <w:rPr>
                 <w:i/>
                 <w:iCs/>
-              </w:rPr>
-              <w:t xml:space="preserve">[Aud Issue]</w:t>
+                <w:sz w:val="22"/>
+                <w:szCs w:val="22"/>
+              </w:rPr>
+              <w:t>[Aud Issue]</w:t>
             </w:r>
           </w:p>
         </w:tc>
@@ -1947,10 +2274,10 @@
           <w:tcPr>
             <w:tcW w:w="1800" w:type="dxa"/>
             <w:tcBorders>
-              <w:top w:val="single" w:sz="4" w:color="D1D5DB"/>
-              <w:left w:val="single" w:sz="4" w:color="D1D5DB"/>
-              <w:bottom w:val="single" w:sz="4" w:color="D1D5DB"/>
-              <w:right w:val="single" w:sz="4" w:color="D1D5DB"/>
+              <w:top w:val="single" w:sz="4" w:space="0" w:color="D1D5DB"/>
+              <w:left w:val="single" w:sz="4" w:space="0" w:color="D1D5DB"/>
+              <w:bottom w:val="single" w:sz="4" w:space="0" w:color="D1D5DB"/>
+              <w:right w:val="single" w:sz="4" w:space="0" w:color="D1D5DB"/>
             </w:tcBorders>
             <w:tcMar>
               <w:top w:w="100" w:type="dxa"/>
@@ -1961,14 +2288,19 @@
           </w:tcPr>
           <w:p>
             <w:pPr>
-              <w:spacing w:after="0"/>
+              <w:rPr>
+                <w:sz w:val="22"/>
+                <w:szCs w:val="22"/>
+              </w:rPr>
             </w:pPr>
             <w:r>
               <w:rPr>
                 <w:i/>
                 <w:iCs/>
-              </w:rPr>
-              <w:t xml:space="preserve">[Aud Location]</w:t>
+                <w:sz w:val="22"/>
+                <w:szCs w:val="22"/>
+              </w:rPr>
+              <w:t>[Aud Location]</w:t>
             </w:r>
           </w:p>
         </w:tc>
@@ -1976,10 +2308,10 @@
           <w:tcPr>
             <w:tcW w:w="1300" w:type="dxa"/>
             <w:tcBorders>
-              <w:top w:val="single" w:sz="4" w:color="D1D5DB"/>
-              <w:left w:val="single" w:sz="4" w:color="D1D5DB"/>
-              <w:bottom w:val="single" w:sz="4" w:color="D1D5DB"/>
-              <w:right w:val="single" w:sz="4" w:color="D1D5DB"/>
+              <w:top w:val="single" w:sz="4" w:space="0" w:color="D1D5DB"/>
+              <w:left w:val="single" w:sz="4" w:space="0" w:color="D1D5DB"/>
+              <w:bottom w:val="single" w:sz="4" w:space="0" w:color="D1D5DB"/>
+              <w:right w:val="single" w:sz="4" w:space="0" w:color="D1D5DB"/>
             </w:tcBorders>
             <w:tcMar>
               <w:top w:w="100" w:type="dxa"/>
@@ -1990,14 +2322,19 @@
           </w:tcPr>
           <w:p>
             <w:pPr>
-              <w:spacing w:after="0"/>
+              <w:rPr>
+                <w:sz w:val="22"/>
+                <w:szCs w:val="22"/>
+              </w:rPr>
             </w:pPr>
             <w:r>
               <w:rPr>
                 <w:i/>
                 <w:iCs/>
-              </w:rPr>
-              <w:t xml:space="preserve">[Aud Measured dB]</w:t>
+                <w:sz w:val="22"/>
+                <w:szCs w:val="22"/>
+              </w:rPr>
+              <w:t>[Aud Measured dB]</w:t>
             </w:r>
           </w:p>
         </w:tc>
@@ -2005,10 +2342,10 @@
           <w:tcPr>
             <w:tcW w:w="1300" w:type="dxa"/>
             <w:tcBorders>
-              <w:top w:val="single" w:sz="4" w:color="D1D5DB"/>
-              <w:left w:val="single" w:sz="4" w:color="D1D5DB"/>
-              <w:bottom w:val="single" w:sz="4" w:color="D1D5DB"/>
-              <w:right w:val="single" w:sz="4" w:color="D1D5DB"/>
+              <w:top w:val="single" w:sz="4" w:space="0" w:color="D1D5DB"/>
+              <w:left w:val="single" w:sz="4" w:space="0" w:color="D1D5DB"/>
+              <w:bottom w:val="single" w:sz="4" w:space="0" w:color="D1D5DB"/>
+              <w:right w:val="single" w:sz="4" w:space="0" w:color="D1D5DB"/>
             </w:tcBorders>
             <w:tcMar>
               <w:top w:w="100" w:type="dxa"/>
@@ -2019,14 +2356,19 @@
           </w:tcPr>
           <w:p>
             <w:pPr>
-              <w:spacing w:after="0"/>
+              <w:rPr>
+                <w:sz w:val="22"/>
+                <w:szCs w:val="22"/>
+              </w:rPr>
             </w:pPr>
             <w:r>
               <w:rPr>
                 <w:i/>
                 <w:iCs/>
-              </w:rPr>
-              <w:t xml:space="preserve">[Aud Required dB]</w:t>
+                <w:sz w:val="22"/>
+                <w:szCs w:val="22"/>
+              </w:rPr>
+              <w:t>[Aud Required dB]</w:t>
             </w:r>
           </w:p>
         </w:tc>
@@ -2034,10 +2376,10 @@
           <w:tcPr>
             <w:tcW w:w="2400" w:type="dxa"/>
             <w:tcBorders>
-              <w:top w:val="single" w:sz="4" w:color="D1D5DB"/>
-              <w:left w:val="single" w:sz="4" w:color="D1D5DB"/>
-              <w:bottom w:val="single" w:sz="4" w:color="D1D5DB"/>
-              <w:right w:val="single" w:sz="4" w:color="D1D5DB"/>
+              <w:top w:val="single" w:sz="4" w:space="0" w:color="D1D5DB"/>
+              <w:left w:val="single" w:sz="4" w:space="0" w:color="D1D5DB"/>
+              <w:bottom w:val="single" w:sz="4" w:space="0" w:color="D1D5DB"/>
+              <w:right w:val="single" w:sz="4" w:space="0" w:color="D1D5DB"/>
             </w:tcBorders>
             <w:tcMar>
               <w:top w:w="100" w:type="dxa"/>
@@ -2048,14 +2390,19 @@
           </w:tcPr>
           <w:p>
             <w:pPr>
-              <w:spacing w:after="0"/>
+              <w:rPr>
+                <w:sz w:val="22"/>
+                <w:szCs w:val="22"/>
+              </w:rPr>
             </w:pPr>
             <w:r>
               <w:rPr>
                 <w:i/>
                 <w:iCs/>
-              </w:rPr>
-              <w:t xml:space="preserve">[Aud Action]</w:t>
+                <w:sz w:val="22"/>
+                <w:szCs w:val="22"/>
+              </w:rPr>
+              <w:t>[Aud Action]</w:t>
             </w:r>
           </w:p>
         </w:tc>
@@ -2064,68 +2411,139 @@
     <w:p>
       <w:pPr>
         <w:spacing w:before="200" w:after="80"/>
-      </w:pPr>
-      <w:r>
         <w:rPr>
           <w:b/>
           <w:bCs/>
-          <w:sz w:val="18"/>
-          <w:szCs w:val="18"/>
-        </w:rPr>
-        <w:t xml:space="preserve">5.3 General observations</w:t>
+          <w:sz w:val="24"/>
+          <w:szCs w:val="24"/>
+        </w:rPr>
+      </w:pPr>
+    </w:p>
+    <w:p>
+      <w:pPr>
+        <w:spacing w:before="200" w:after="80"/>
+        <w:rPr>
+          <w:b/>
+          <w:bCs/>
+          <w:sz w:val="24"/>
+          <w:szCs w:val="24"/>
+        </w:rPr>
+      </w:pPr>
+    </w:p>
+    <w:p>
+      <w:pPr>
+        <w:spacing w:before="200" w:after="80"/>
+        <w:rPr>
+          <w:b/>
+          <w:bCs/>
+          <w:sz w:val="24"/>
+          <w:szCs w:val="24"/>
+        </w:rPr>
+      </w:pPr>
+    </w:p>
+    <w:p>
+      <w:pPr>
+        <w:spacing w:before="200" w:after="80"/>
+        <w:rPr>
+          <w:b/>
+          <w:bCs/>
+          <w:sz w:val="24"/>
+          <w:szCs w:val="24"/>
+        </w:rPr>
+      </w:pPr>
+    </w:p>
+    <w:p>
+      <w:pPr>
+        <w:spacing w:before="200" w:after="80"/>
+        <w:rPr>
+          <w:b/>
+          <w:bCs/>
+          <w:sz w:val="24"/>
+          <w:szCs w:val="24"/>
+        </w:rPr>
+      </w:pPr>
+    </w:p>
+    <w:p>
+      <w:pPr>
+        <w:spacing w:before="200" w:after="80"/>
+        <w:rPr>
+          <w:sz w:val="22"/>
+          <w:szCs w:val="22"/>
+        </w:rPr>
+      </w:pPr>
+      <w:r>
+        <w:rPr>
+          <w:b/>
+          <w:bCs/>
+          <w:sz w:val="24"/>
+          <w:szCs w:val="24"/>
+        </w:rPr>
+        <w:t>5.3 General observations</w:t>
       </w:r>
     </w:p>
     <w:p>
       <w:pPr>
         <w:spacing w:after="100" w:line="280" w:lineRule="auto"/>
         <w:jc w:val="both"/>
+        <w:rPr>
+          <w:sz w:val="22"/>
+          <w:szCs w:val="22"/>
+        </w:rPr>
       </w:pPr>
       <w:r>
-        <w:t xml:space="preserve">[General Observations]</w:t>
+        <w:rPr>
+          <w:sz w:val="22"/>
+          <w:szCs w:val="22"/>
+        </w:rPr>
+        <w:t>[General Observations]</w:t>
       </w:r>
     </w:p>
     <w:p>
       <w:pPr>
         <w:spacing w:before="200" w:after="80"/>
+        <w:rPr>
+          <w:sz w:val="22"/>
+          <w:szCs w:val="22"/>
+        </w:rPr>
       </w:pPr>
       <w:r>
         <w:rPr>
           <w:b/>
           <w:bCs/>
-          <w:sz w:val="18"/>
-          <w:szCs w:val="18"/>
-        </w:rPr>
-        <w:t xml:space="preserve">6. Remedial works required</w:t>
+          <w:sz w:val="24"/>
+          <w:szCs w:val="24"/>
+        </w:rPr>
+        <w:t>6. Remedial works required</w:t>
       </w:r>
     </w:p>
     <w:tbl>
       <w:tblPr>
         <w:tblW w:w="5000" w:type="pct"/>
         <w:tblBorders>
-          <w:top w:val="single" w:sz="4" w:color="D1D5DB"/>
-          <w:left w:val="single" w:sz="4" w:color="D1D5DB"/>
-          <w:bottom w:val="single" w:sz="4" w:color="D1D5DB"/>
-          <w:right w:val="single" w:sz="4" w:color="D1D5DB"/>
-          <w:insideH w:val="single" w:sz="4" w:color="D1D5DB"/>
-          <w:insideV w:val="single" w:sz="4" w:color="D1D5DB"/>
+          <w:top w:val="single" w:sz="4" w:space="0" w:color="D1D5DB"/>
+          <w:left w:val="single" w:sz="4" w:space="0" w:color="D1D5DB"/>
+          <w:bottom w:val="single" w:sz="4" w:space="0" w:color="D1D5DB"/>
+          <w:right w:val="single" w:sz="4" w:space="0" w:color="D1D5DB"/>
+          <w:insideH w:val="single" w:sz="4" w:space="0" w:color="D1D5DB"/>
+          <w:insideV w:val="single" w:sz="4" w:space="0" w:color="D1D5DB"/>
         </w:tblBorders>
-        <w:tblLook w:val="04A0"/>
+        <w:tblLook w:val="04A0" w:firstRow="1" w:lastRow="0" w:firstColumn="1" w:lastColumn="0" w:noHBand="0" w:noVBand="1"/>
       </w:tblPr>
       <w:tblGrid>
-        <w:gridCol w:w="1400"/>
-        <w:gridCol w:w="4400"/>
-        <w:gridCol w:w="2200"/>
-        <w:gridCol w:w="1200"/>
+        <w:gridCol w:w="1432"/>
+        <w:gridCol w:w="4462"/>
+        <w:gridCol w:w="2231"/>
+        <w:gridCol w:w="1611"/>
       </w:tblGrid>
       <w:tr>
         <w:tc>
           <w:tcPr>
             <w:tcW w:w="1400" w:type="dxa"/>
             <w:tcBorders>
-              <w:top w:val="single" w:sz="4" w:color="D1D5DB"/>
-              <w:left w:val="single" w:sz="4" w:color="D1D5DB"/>
-              <w:bottom w:val="single" w:sz="4" w:color="D1D5DB"/>
-              <w:right w:val="single" w:sz="4" w:color="D1D5DB"/>
+              <w:top w:val="single" w:sz="4" w:space="0" w:color="D1D5DB"/>
+              <w:left w:val="single" w:sz="4" w:space="0" w:color="D1D5DB"/>
+              <w:bottom w:val="single" w:sz="4" w:space="0" w:color="D1D5DB"/>
+              <w:right w:val="single" w:sz="4" w:space="0" w:color="D1D5DB"/>
             </w:tcBorders>
             <w:shd w:val="clear" w:color="auto" w:fill="E30613"/>
             <w:tcMar>
@@ -2139,16 +2557,20 @@
           <w:p>
             <w:pPr>
               <w:jc w:val="center"/>
+              <w:rPr>
+                <w:sz w:val="22"/>
+                <w:szCs w:val="22"/>
+              </w:rPr>
             </w:pPr>
             <w:r>
               <w:rPr>
                 <w:b/>
                 <w:bCs/>
                 <w:color w:val="FFFFFF"/>
-                <w:sz w:val="14"/>
-                <w:szCs w:val="14"/>
-              </w:rPr>
-              <w:t xml:space="preserve">PRIORITY</w:t>
+                <w:sz w:val="20"/>
+                <w:szCs w:val="20"/>
+              </w:rPr>
+              <w:t>PRIORITY</w:t>
             </w:r>
           </w:p>
         </w:tc>
@@ -2156,10 +2578,10 @@
           <w:tcPr>
             <w:tcW w:w="4400" w:type="dxa"/>
             <w:tcBorders>
-              <w:top w:val="single" w:sz="4" w:color="D1D5DB"/>
-              <w:left w:val="single" w:sz="4" w:color="D1D5DB"/>
-              <w:bottom w:val="single" w:sz="4" w:color="D1D5DB"/>
-              <w:right w:val="single" w:sz="4" w:color="D1D5DB"/>
+              <w:top w:val="single" w:sz="4" w:space="0" w:color="D1D5DB"/>
+              <w:left w:val="single" w:sz="4" w:space="0" w:color="D1D5DB"/>
+              <w:bottom w:val="single" w:sz="4" w:space="0" w:color="D1D5DB"/>
+              <w:right w:val="single" w:sz="4" w:space="0" w:color="D1D5DB"/>
             </w:tcBorders>
             <w:shd w:val="clear" w:color="auto" w:fill="E30613"/>
             <w:tcMar>
@@ -2173,16 +2595,20 @@
           <w:p>
             <w:pPr>
               <w:jc w:val="center"/>
+              <w:rPr>
+                <w:sz w:val="22"/>
+                <w:szCs w:val="22"/>
+              </w:rPr>
             </w:pPr>
             <w:r>
               <w:rPr>
                 <w:b/>
                 <w:bCs/>
                 <w:color w:val="FFFFFF"/>
-                <w:sz w:val="14"/>
-                <w:szCs w:val="14"/>
-              </w:rPr>
-              <w:t xml:space="preserve">DESCRIPTION</w:t>
+                <w:sz w:val="20"/>
+                <w:szCs w:val="20"/>
+              </w:rPr>
+              <w:t>DESCRIPTION</w:t>
             </w:r>
           </w:p>
         </w:tc>
@@ -2190,10 +2616,10 @@
           <w:tcPr>
             <w:tcW w:w="2200" w:type="dxa"/>
             <w:tcBorders>
-              <w:top w:val="single" w:sz="4" w:color="D1D5DB"/>
-              <w:left w:val="single" w:sz="4" w:color="D1D5DB"/>
-              <w:bottom w:val="single" w:sz="4" w:color="D1D5DB"/>
-              <w:right w:val="single" w:sz="4" w:color="D1D5DB"/>
+              <w:top w:val="single" w:sz="4" w:space="0" w:color="D1D5DB"/>
+              <w:left w:val="single" w:sz="4" w:space="0" w:color="D1D5DB"/>
+              <w:bottom w:val="single" w:sz="4" w:space="0" w:color="D1D5DB"/>
+              <w:right w:val="single" w:sz="4" w:space="0" w:color="D1D5DB"/>
             </w:tcBorders>
             <w:shd w:val="clear" w:color="auto" w:fill="E30613"/>
             <w:tcMar>
@@ -2207,16 +2633,20 @@
           <w:p>
             <w:pPr>
               <w:jc w:val="center"/>
+              <w:rPr>
+                <w:sz w:val="22"/>
+                <w:szCs w:val="22"/>
+              </w:rPr>
             </w:pPr>
             <w:r>
               <w:rPr>
                 <w:b/>
                 <w:bCs/>
                 <w:color w:val="FFFFFF"/>
-                <w:sz w:val="14"/>
-                <w:szCs w:val="14"/>
-              </w:rPr>
-              <w:t xml:space="preserve">LOCATION</w:t>
+                <w:sz w:val="20"/>
+                <w:szCs w:val="20"/>
+              </w:rPr>
+              <w:t>LOCATION</w:t>
             </w:r>
           </w:p>
         </w:tc>
@@ -2224,10 +2654,10 @@
           <w:tcPr>
             <w:tcW w:w="1200" w:type="dxa"/>
             <w:tcBorders>
-              <w:top w:val="single" w:sz="4" w:color="D1D5DB"/>
-              <w:left w:val="single" w:sz="4" w:color="D1D5DB"/>
-              <w:bottom w:val="single" w:sz="4" w:color="D1D5DB"/>
-              <w:right w:val="single" w:sz="4" w:color="D1D5DB"/>
+              <w:top w:val="single" w:sz="4" w:space="0" w:color="D1D5DB"/>
+              <w:left w:val="single" w:sz="4" w:space="0" w:color="D1D5DB"/>
+              <w:bottom w:val="single" w:sz="4" w:space="0" w:color="D1D5DB"/>
+              <w:right w:val="single" w:sz="4" w:space="0" w:color="D1D5DB"/>
             </w:tcBorders>
             <w:shd w:val="clear" w:color="auto" w:fill="E30613"/>
             <w:tcMar>
@@ -2241,16 +2671,20 @@
           <w:p>
             <w:pPr>
               <w:jc w:val="center"/>
+              <w:rPr>
+                <w:sz w:val="22"/>
+                <w:szCs w:val="22"/>
+              </w:rPr>
             </w:pPr>
             <w:r>
               <w:rPr>
                 <w:b/>
                 <w:bCs/>
                 <w:color w:val="FFFFFF"/>
-                <w:sz w:val="14"/>
-                <w:szCs w:val="14"/>
-              </w:rPr>
-              <w:t xml:space="preserve">ESTIMATED COST</w:t>
+                <w:sz w:val="20"/>
+                <w:szCs w:val="20"/>
+              </w:rPr>
+              <w:t>ESTIMATED COST</w:t>
             </w:r>
           </w:p>
         </w:tc>
@@ -2260,10 +2694,10 @@
           <w:tcPr>
             <w:tcW w:w="1400" w:type="dxa"/>
             <w:tcBorders>
-              <w:top w:val="single" w:sz="4" w:color="D1D5DB"/>
-              <w:left w:val="single" w:sz="4" w:color="D1D5DB"/>
-              <w:bottom w:val="single" w:sz="4" w:color="D1D5DB"/>
-              <w:right w:val="single" w:sz="4" w:color="D1D5DB"/>
+              <w:top w:val="single" w:sz="4" w:space="0" w:color="D1D5DB"/>
+              <w:left w:val="single" w:sz="4" w:space="0" w:color="D1D5DB"/>
+              <w:bottom w:val="single" w:sz="4" w:space="0" w:color="D1D5DB"/>
+              <w:right w:val="single" w:sz="4" w:space="0" w:color="D1D5DB"/>
             </w:tcBorders>
             <w:tcMar>
               <w:top w:w="100" w:type="dxa"/>
@@ -2274,14 +2708,19 @@
           </w:tcPr>
           <w:p>
             <w:pPr>
-              <w:spacing w:after="0"/>
+              <w:rPr>
+                <w:sz w:val="22"/>
+                <w:szCs w:val="22"/>
+              </w:rPr>
             </w:pPr>
             <w:r>
               <w:rPr>
                 <w:i/>
                 <w:iCs/>
-              </w:rPr>
-              <w:t xml:space="preserve">[Priority]</w:t>
+                <w:sz w:val="22"/>
+                <w:szCs w:val="22"/>
+              </w:rPr>
+              <w:t>[Priority]</w:t>
             </w:r>
           </w:p>
         </w:tc>
@@ -2289,10 +2728,10 @@
           <w:tcPr>
             <w:tcW w:w="4400" w:type="dxa"/>
             <w:tcBorders>
-              <w:top w:val="single" w:sz="4" w:color="D1D5DB"/>
-              <w:left w:val="single" w:sz="4" w:color="D1D5DB"/>
-              <w:bottom w:val="single" w:sz="4" w:color="D1D5DB"/>
-              <w:right w:val="single" w:sz="4" w:color="D1D5DB"/>
+              <w:top w:val="single" w:sz="4" w:space="0" w:color="D1D5DB"/>
+              <w:left w:val="single" w:sz="4" w:space="0" w:color="D1D5DB"/>
+              <w:bottom w:val="single" w:sz="4" w:space="0" w:color="D1D5DB"/>
+              <w:right w:val="single" w:sz="4" w:space="0" w:color="D1D5DB"/>
             </w:tcBorders>
             <w:tcMar>
               <w:top w:w="100" w:type="dxa"/>
@@ -2303,14 +2742,19 @@
           </w:tcPr>
           <w:p>
             <w:pPr>
-              <w:spacing w:after="0"/>
+              <w:rPr>
+                <w:sz w:val="22"/>
+                <w:szCs w:val="22"/>
+              </w:rPr>
             </w:pPr>
             <w:r>
               <w:rPr>
                 <w:i/>
                 <w:iCs/>
-              </w:rPr>
-              <w:t xml:space="preserve">[Remedial Description]</w:t>
+                <w:sz w:val="22"/>
+                <w:szCs w:val="22"/>
+              </w:rPr>
+              <w:t>[Remedial Description]</w:t>
             </w:r>
           </w:p>
         </w:tc>
@@ -2318,10 +2762,10 @@
           <w:tcPr>
             <w:tcW w:w="2200" w:type="dxa"/>
             <w:tcBorders>
-              <w:top w:val="single" w:sz="4" w:color="D1D5DB"/>
-              <w:left w:val="single" w:sz="4" w:color="D1D5DB"/>
-              <w:bottom w:val="single" w:sz="4" w:color="D1D5DB"/>
-              <w:right w:val="single" w:sz="4" w:color="D1D5DB"/>
+              <w:top w:val="single" w:sz="4" w:space="0" w:color="D1D5DB"/>
+              <w:left w:val="single" w:sz="4" w:space="0" w:color="D1D5DB"/>
+              <w:bottom w:val="single" w:sz="4" w:space="0" w:color="D1D5DB"/>
+              <w:right w:val="single" w:sz="4" w:space="0" w:color="D1D5DB"/>
             </w:tcBorders>
             <w:tcMar>
               <w:top w:w="100" w:type="dxa"/>
@@ -2332,14 +2776,19 @@
           </w:tcPr>
           <w:p>
             <w:pPr>
-              <w:spacing w:after="0"/>
+              <w:rPr>
+                <w:sz w:val="22"/>
+                <w:szCs w:val="22"/>
+              </w:rPr>
             </w:pPr>
             <w:r>
               <w:rPr>
                 <w:i/>
                 <w:iCs/>
-              </w:rPr>
-              <w:t xml:space="preserve">[Remedial Location]</w:t>
+                <w:sz w:val="22"/>
+                <w:szCs w:val="22"/>
+              </w:rPr>
+              <w:t>[Remedial Location]</w:t>
             </w:r>
           </w:p>
         </w:tc>
@@ -2347,10 +2796,10 @@
           <w:tcPr>
             <w:tcW w:w="1200" w:type="dxa"/>
             <w:tcBorders>
-              <w:top w:val="single" w:sz="4" w:color="D1D5DB"/>
-              <w:left w:val="single" w:sz="4" w:color="D1D5DB"/>
-              <w:bottom w:val="single" w:sz="4" w:color="D1D5DB"/>
-              <w:right w:val="single" w:sz="4" w:color="D1D5DB"/>
+              <w:top w:val="single" w:sz="4" w:space="0" w:color="D1D5DB"/>
+              <w:left w:val="single" w:sz="4" w:space="0" w:color="D1D5DB"/>
+              <w:bottom w:val="single" w:sz="4" w:space="0" w:color="D1D5DB"/>
+              <w:right w:val="single" w:sz="4" w:space="0" w:color="D1D5DB"/>
             </w:tcBorders>
             <w:tcMar>
               <w:top w:w="100" w:type="dxa"/>
@@ -2361,14 +2810,19 @@
           </w:tcPr>
           <w:p>
             <w:pPr>
-              <w:spacing w:after="0"/>
+              <w:rPr>
+                <w:sz w:val="22"/>
+                <w:szCs w:val="22"/>
+              </w:rPr>
             </w:pPr>
             <w:r>
               <w:rPr>
                 <w:i/>
                 <w:iCs/>
-              </w:rPr>
-              <w:t xml:space="preserve">[Estimated Cost]</w:t>
+                <w:sz w:val="22"/>
+                <w:szCs w:val="22"/>
+              </w:rPr>
+              <w:t>[Estimated Cost]</w:t>
             </w:r>
           </w:p>
         </w:tc>
@@ -2382,15 +2836,20 @@
           </w:tcPr>
           <w:p>
             <w:pPr>
-              <w:spacing w:after="0"/>
               <w:jc w:val="right"/>
+              <w:rPr>
+                <w:sz w:val="22"/>
+                <w:szCs w:val="22"/>
+              </w:rPr>
             </w:pPr>
             <w:r>
               <w:rPr>
                 <w:b/>
                 <w:bCs/>
-              </w:rPr>
-              <w:t xml:space="preserve">Total estimated</w:t>
+                <w:sz w:val="22"/>
+                <w:szCs w:val="22"/>
+              </w:rPr>
+              <w:t>Total estimated</w:t>
             </w:r>
           </w:p>
         </w:tc>
@@ -2401,15 +2860,20 @@
           </w:tcPr>
           <w:p>
             <w:pPr>
-              <w:spacing w:after="0"/>
               <w:jc w:val="right"/>
+              <w:rPr>
+                <w:sz w:val="22"/>
+                <w:szCs w:val="22"/>
+              </w:rPr>
             </w:pPr>
             <w:r>
               <w:rPr>
                 <w:b/>
                 <w:bCs/>
-              </w:rPr>
-              <w:t xml:space="preserve">[Total Cost]</w:t>
+                <w:sz w:val="22"/>
+                <w:szCs w:val="22"/>
+              </w:rPr>
+              <w:t>[Total Cost]</w:t>
             </w:r>
           </w:p>
         </w:tc>
@@ -2418,54 +2882,96 @@
     <w:p>
       <w:pPr>
         <w:spacing w:before="200" w:after="80"/>
-      </w:pPr>
-      <w:r>
         <w:rPr>
           <w:b/>
           <w:bCs/>
-          <w:sz w:val="18"/>
-          <w:szCs w:val="18"/>
-        </w:rPr>
-        <w:t xml:space="preserve">7. Compliance statement</w:t>
-      </w:r>
-    </w:p>
-    <w:p>
-      <w:pPr>
-        <w:spacing w:after="60" w:line="260" w:lineRule="auto"/>
+          <w:sz w:val="24"/>
+          <w:szCs w:val="24"/>
+        </w:rPr>
       </w:pPr>
       <w:r>
         <w:rPr>
           <w:b/>
           <w:bCs/>
-        </w:rPr>
-        <w:t xml:space="preserve">☐  COMPLIES with BS 5839-1:2017 requirements.</w:t>
+          <w:sz w:val="24"/>
+          <w:szCs w:val="24"/>
+        </w:rPr>
+        <w:t>7. Compliance statement</w:t>
       </w:r>
     </w:p>
     <w:p>
       <w:pPr>
+        <w:spacing w:before="200" w:after="80"/>
+        <w:rPr>
+          <w:sz w:val="22"/>
+          <w:szCs w:val="22"/>
+        </w:rPr>
+      </w:pPr>
+    </w:p>
+    <w:p>
+      <w:pPr>
         <w:spacing w:after="60" w:line="260" w:lineRule="auto"/>
+        <w:rPr>
+          <w:sz w:val="22"/>
+          <w:szCs w:val="22"/>
+        </w:rPr>
+      </w:pPr>
+      <w:r>
+        <w:rPr>
+          <w:b/>
+          <w:bCs/>
+          <w:sz w:val="22"/>
+          <w:szCs w:val="22"/>
+        </w:rPr>
+        <w:t>☐  COMPLIES with BS 5839-1:2017 requirements.</w:t>
+      </w:r>
+    </w:p>
+    <w:p>
+      <w:pPr>
+        <w:spacing w:after="60" w:line="260" w:lineRule="auto"/>
+        <w:rPr>
+          <w:sz w:val="22"/>
+          <w:szCs w:val="22"/>
+        </w:rPr>
       </w:pPr>
       <w:r>
         <w:rPr>
           <w:b/>
           <w:bCs/>
           <w:color w:val="B91C1C"/>
-        </w:rPr>
-        <w:t xml:space="preserve">☐  DOES NOT COMPLY — see remedial works in section 6.</w:t>
+          <w:sz w:val="22"/>
+          <w:szCs w:val="22"/>
+        </w:rPr>
+        <w:t>☐  DOES NOT COMPLY — see remedial works in section 6.</w:t>
       </w:r>
     </w:p>
     <w:p>
       <w:pPr>
         <w:spacing w:before="200" w:after="80"/>
-      </w:pPr>
-      <w:r>
         <w:rPr>
           <w:b/>
           <w:bCs/>
-          <w:sz w:val="18"/>
-          <w:szCs w:val="18"/>
-        </w:rPr>
-        <w:t xml:space="preserve">8. Recommendations</w:t>
+          <w:sz w:val="24"/>
+          <w:szCs w:val="24"/>
+        </w:rPr>
+      </w:pPr>
+    </w:p>
+    <w:p>
+      <w:pPr>
+        <w:spacing w:before="200" w:after="80"/>
+        <w:rPr>
+          <w:sz w:val="22"/>
+          <w:szCs w:val="22"/>
+        </w:rPr>
+      </w:pPr>
+      <w:r>
+        <w:rPr>
+          <w:b/>
+          <w:bCs/>
+          <w:sz w:val="24"/>
+          <w:szCs w:val="24"/>
+        </w:rPr>
+        <w:t>8. Recommendations</w:t>
       </w:r>
     </w:p>
     <w:p>
@@ -2476,9 +2982,17 @@
           <w:numId w:val="2"/>
         </w:numPr>
         <w:spacing w:after="60" w:line="280" w:lineRule="auto"/>
+        <w:rPr>
+          <w:sz w:val="22"/>
+          <w:szCs w:val="22"/>
+        </w:rPr>
       </w:pPr>
       <w:r>
-        <w:t xml:space="preserve">All remedial works should be completed within [Remedial Timeframe].</w:t>
+        <w:rPr>
+          <w:sz w:val="22"/>
+          <w:szCs w:val="22"/>
+        </w:rPr>
+        <w:t>All remedial works should be completed within [Remedial Timeframe].</w:t>
       </w:r>
     </w:p>
     <w:p>
@@ -2489,9 +3003,17 @@
           <w:numId w:val="2"/>
         </w:numPr>
         <w:spacing w:after="60" w:line="280" w:lineRule="auto"/>
+        <w:rPr>
+          <w:sz w:val="22"/>
+          <w:szCs w:val="22"/>
+        </w:rPr>
       </w:pPr>
       <w:r>
-        <w:t xml:space="preserve">Next routine service due: [Next Service Due].</w:t>
+        <w:rPr>
+          <w:sz w:val="22"/>
+          <w:szCs w:val="22"/>
+        </w:rPr>
+        <w:t>Next routine service due: [Next Service Due].</w:t>
       </w:r>
     </w:p>
     <w:p>
@@ -2502,9 +3024,17 @@
           <w:numId w:val="2"/>
         </w:numPr>
         <w:spacing w:after="60" w:line="280" w:lineRule="auto"/>
+        <w:rPr>
+          <w:sz w:val="22"/>
+          <w:szCs w:val="22"/>
+        </w:rPr>
       </w:pPr>
       <w:r>
-        <w:t xml:space="preserve">Cause &amp; effect testing to be repeated annually.</w:t>
+        <w:rPr>
+          <w:sz w:val="22"/>
+          <w:szCs w:val="22"/>
+        </w:rPr>
+        <w:t>Cause &amp; effect testing to be repeated annually.</w:t>
       </w:r>
     </w:p>
     <w:p>
@@ -2515,43 +3045,66 @@
           <w:numId w:val="2"/>
         </w:numPr>
         <w:spacing w:after="60" w:line="280" w:lineRule="auto"/>
+        <w:rPr>
+          <w:sz w:val="22"/>
+          <w:szCs w:val="22"/>
+        </w:rPr>
       </w:pPr>
       <w:r>
-        <w:t xml:space="preserve">Full audibility re-test recommended following any building alterations.</w:t>
+        <w:rPr>
+          <w:sz w:val="22"/>
+          <w:szCs w:val="22"/>
+        </w:rPr>
+        <w:t>Full audibility re-test recommended following any building alterations.</w:t>
       </w:r>
     </w:p>
     <w:p>
       <w:pPr>
         <w:spacing w:before="200" w:after="80"/>
-      </w:pPr>
-      <w:r>
         <w:rPr>
           <w:b/>
           <w:bCs/>
-          <w:sz w:val="18"/>
-          <w:szCs w:val="18"/>
-        </w:rPr>
-        <w:t xml:space="preserve">9. Sign-off</w:t>
+          <w:sz w:val="24"/>
+          <w:szCs w:val="24"/>
+        </w:rPr>
+      </w:pPr>
+    </w:p>
+    <w:p>
+      <w:pPr>
+        <w:spacing w:before="200" w:after="80"/>
+        <w:rPr>
+          <w:sz w:val="22"/>
+          <w:szCs w:val="22"/>
+        </w:rPr>
+      </w:pPr>
+      <w:r>
+        <w:rPr>
+          <w:b/>
+          <w:bCs/>
+          <w:sz w:val="24"/>
+          <w:szCs w:val="24"/>
+        </w:rPr>
+        <w:t>9. Sign-off</w:t>
       </w:r>
     </w:p>
     <w:tbl>
       <w:tblPr>
         <w:tblW w:w="5000" w:type="pct"/>
-        <w:tblLook w:val="04A0"/>
+        <w:tblLook w:val="04A0" w:firstRow="1" w:lastRow="0" w:firstColumn="1" w:lastColumn="0" w:noHBand="0" w:noVBand="1"/>
       </w:tblPr>
       <w:tblGrid>
-        <w:gridCol w:w="4870"/>
-        <w:gridCol w:w="4870"/>
+        <w:gridCol w:w="4868"/>
+        <w:gridCol w:w="4868"/>
       </w:tblGrid>
       <w:tr>
         <w:tc>
           <w:tcPr>
             <w:tcW w:w="4870" w:type="dxa"/>
             <w:tcBorders>
-              <w:top w:val="single" w:sz="4" w:color="D1D5DB"/>
-              <w:left w:val="single" w:sz="4" w:color="D1D5DB"/>
-              <w:bottom w:val="single" w:sz="4" w:color="D1D5DB"/>
-              <w:right w:val="single" w:sz="4" w:color="D1D5DB"/>
+              <w:top w:val="single" w:sz="4" w:space="0" w:color="D1D5DB"/>
+              <w:left w:val="single" w:sz="4" w:space="0" w:color="D1D5DB"/>
+              <w:bottom w:val="single" w:sz="4" w:space="0" w:color="D1D5DB"/>
+              <w:right w:val="single" w:sz="4" w:space="0" w:color="D1D5DB"/>
             </w:tcBorders>
             <w:tcMar>
               <w:top w:w="200" w:type="dxa"/>
@@ -2563,70 +3116,94 @@
           <w:p>
             <w:pPr>
               <w:spacing w:after="120"/>
+              <w:rPr>
+                <w:sz w:val="22"/>
+                <w:szCs w:val="22"/>
+              </w:rPr>
             </w:pPr>
             <w:r>
               <w:rPr>
                 <w:b/>
                 <w:bCs/>
-              </w:rPr>
-              <w:t xml:space="preserve">ENGINEER</w:t>
+                <w:sz w:val="22"/>
+                <w:szCs w:val="22"/>
+              </w:rPr>
+              <w:t>ENGINEER</w:t>
             </w:r>
           </w:p>
           <w:p>
             <w:pPr>
               <w:spacing w:after="80"/>
+              <w:rPr>
+                <w:sz w:val="22"/>
+                <w:szCs w:val="22"/>
+              </w:rPr>
             </w:pPr>
             <w:r>
               <w:rPr>
                 <w:b/>
                 <w:bCs/>
+                <w:sz w:val="22"/>
+                <w:szCs w:val="22"/>
               </w:rPr>
               <w:t xml:space="preserve">Name: </w:t>
             </w:r>
             <w:r>
               <w:rPr>
-                <w:sz w:val="18"/>
-                <w:szCs w:val="18"/>
-              </w:rPr>
-              <w:t xml:space="preserve">[Engineer Name]</w:t>
+                <w:sz w:val="24"/>
+                <w:szCs w:val="24"/>
+              </w:rPr>
+              <w:t>[Engineer Name]</w:t>
             </w:r>
           </w:p>
           <w:p>
             <w:pPr>
               <w:spacing w:after="80"/>
+              <w:rPr>
+                <w:sz w:val="22"/>
+                <w:szCs w:val="22"/>
+              </w:rPr>
             </w:pPr>
             <w:r>
               <w:rPr>
                 <w:b/>
                 <w:bCs/>
+                <w:sz w:val="22"/>
+                <w:szCs w:val="22"/>
               </w:rPr>
               <w:t xml:space="preserve">Date: </w:t>
             </w:r>
             <w:r>
               <w:rPr>
-                <w:sz w:val="18"/>
-                <w:szCs w:val="18"/>
-              </w:rPr>
-              <w:t xml:space="preserve">[Visit Date]</w:t>
+                <w:sz w:val="24"/>
+                <w:szCs w:val="24"/>
+              </w:rPr>
+              <w:t>[Visit Date]</w:t>
             </w:r>
           </w:p>
           <w:p>
             <w:pPr>
               <w:spacing w:after="80"/>
+              <w:rPr>
+                <w:sz w:val="22"/>
+                <w:szCs w:val="22"/>
+              </w:rPr>
             </w:pPr>
             <w:r>
               <w:rPr>
                 <w:b/>
                 <w:bCs/>
+                <w:sz w:val="22"/>
+                <w:szCs w:val="22"/>
               </w:rPr>
               <w:t xml:space="preserve">Signature: </w:t>
             </w:r>
             <w:r>
               <w:rPr>
-                <w:sz w:val="18"/>
-                <w:szCs w:val="18"/>
-              </w:rPr>
-              <w:t xml:space="preserve">____________________________</w:t>
+                <w:sz w:val="24"/>
+                <w:szCs w:val="24"/>
+              </w:rPr>
+              <w:t>____________________________</w:t>
             </w:r>
           </w:p>
         </w:tc>
@@ -2634,10 +3211,10 @@
           <w:tcPr>
             <w:tcW w:w="4870" w:type="dxa"/>
             <w:tcBorders>
-              <w:top w:val="single" w:sz="4" w:color="D1D5DB"/>
-              <w:left w:val="single" w:sz="4" w:color="D1D5DB"/>
-              <w:bottom w:val="single" w:sz="4" w:color="D1D5DB"/>
-              <w:right w:val="single" w:sz="4" w:color="D1D5DB"/>
+              <w:top w:val="single" w:sz="4" w:space="0" w:color="D1D5DB"/>
+              <w:left w:val="single" w:sz="4" w:space="0" w:color="D1D5DB"/>
+              <w:bottom w:val="single" w:sz="4" w:space="0" w:color="D1D5DB"/>
+              <w:right w:val="single" w:sz="4" w:space="0" w:color="D1D5DB"/>
             </w:tcBorders>
             <w:tcMar>
               <w:top w:w="200" w:type="dxa"/>
@@ -2649,89 +3226,119 @@
           <w:p>
             <w:pPr>
               <w:spacing w:after="120"/>
+              <w:rPr>
+                <w:sz w:val="22"/>
+                <w:szCs w:val="22"/>
+              </w:rPr>
             </w:pPr>
             <w:r>
               <w:rPr>
                 <w:b/>
                 <w:bCs/>
-              </w:rPr>
-              <w:t xml:space="preserve">CLIENT / RESPONSIBLE PERSON</w:t>
+                <w:sz w:val="22"/>
+                <w:szCs w:val="22"/>
+              </w:rPr>
+              <w:t>CLIENT / RESPONSIBLE PERSON</w:t>
             </w:r>
           </w:p>
           <w:p>
             <w:pPr>
               <w:spacing w:after="80"/>
+              <w:rPr>
+                <w:sz w:val="22"/>
+                <w:szCs w:val="22"/>
+              </w:rPr>
             </w:pPr>
             <w:r>
               <w:rPr>
                 <w:b/>
                 <w:bCs/>
+                <w:sz w:val="22"/>
+                <w:szCs w:val="22"/>
               </w:rPr>
               <w:t xml:space="preserve">Name: </w:t>
             </w:r>
             <w:r>
               <w:rPr>
-                <w:sz w:val="18"/>
-                <w:szCs w:val="18"/>
-              </w:rPr>
-              <w:t xml:space="preserve">[Client Name]</w:t>
+                <w:sz w:val="24"/>
+                <w:szCs w:val="24"/>
+              </w:rPr>
+              <w:t>[Client Name]</w:t>
             </w:r>
           </w:p>
           <w:p>
             <w:pPr>
               <w:spacing w:after="80"/>
+              <w:rPr>
+                <w:sz w:val="22"/>
+                <w:szCs w:val="22"/>
+              </w:rPr>
             </w:pPr>
             <w:r>
               <w:rPr>
                 <w:b/>
                 <w:bCs/>
+                <w:sz w:val="22"/>
+                <w:szCs w:val="22"/>
               </w:rPr>
               <w:t xml:space="preserve">Company: </w:t>
             </w:r>
             <w:r>
               <w:rPr>
-                <w:sz w:val="18"/>
-                <w:szCs w:val="18"/>
-              </w:rPr>
-              <w:t xml:space="preserve">[Client Company]</w:t>
+                <w:sz w:val="24"/>
+                <w:szCs w:val="24"/>
+              </w:rPr>
+              <w:t>[Client Company]</w:t>
             </w:r>
           </w:p>
           <w:p>
             <w:pPr>
               <w:spacing w:after="80"/>
+              <w:rPr>
+                <w:sz w:val="22"/>
+                <w:szCs w:val="22"/>
+              </w:rPr>
             </w:pPr>
             <w:r>
               <w:rPr>
                 <w:b/>
                 <w:bCs/>
+                <w:sz w:val="22"/>
+                <w:szCs w:val="22"/>
               </w:rPr>
               <w:t xml:space="preserve">Date: </w:t>
             </w:r>
             <w:r>
               <w:rPr>
-                <w:sz w:val="18"/>
-                <w:szCs w:val="18"/>
-              </w:rPr>
-              <w:t xml:space="preserve">[Visit Date]</w:t>
+                <w:sz w:val="24"/>
+                <w:szCs w:val="24"/>
+              </w:rPr>
+              <w:t>[Visit Date]</w:t>
             </w:r>
           </w:p>
           <w:p>
             <w:pPr>
               <w:spacing w:after="80"/>
+              <w:rPr>
+                <w:sz w:val="22"/>
+                <w:szCs w:val="22"/>
+              </w:rPr>
             </w:pPr>
             <w:r>
               <w:rPr>
                 <w:b/>
                 <w:bCs/>
+                <w:sz w:val="22"/>
+                <w:szCs w:val="22"/>
               </w:rPr>
               <w:t xml:space="preserve">Signature: </w:t>
             </w:r>
             <w:r>
               <w:rPr>
-                <w:sz w:val="18"/>
-                <w:szCs w:val="18"/>
-              </w:rPr>
-              <w:t xml:space="preserve">____________________________</w:t>
+                <w:sz w:val="24"/>
+                <w:szCs w:val="24"/>
+              </w:rPr>
+              <w:t>____________________________</w:t>
             </w:r>
           </w:p>
         </w:tc>
@@ -2739,74 +3346,12 @@
     </w:tbl>
     <w:p>
       <w:pPr>
-        <w:spacing w:before="200" w:after="80"/>
-      </w:pPr>
-      <w:r>
-        <w:rPr>
-          <w:b/>
-          <w:bCs/>
-          <w:sz w:val="18"/>
-          <w:szCs w:val="18"/>
-        </w:rPr>
-        <w:t xml:space="preserve">10. Attachments</w:t>
-      </w:r>
-    </w:p>
-    <w:p>
-      <w:pPr>
-        <w:spacing w:after="60" w:line="260" w:lineRule="auto"/>
-      </w:pPr>
-      <w:r>
-        <w:t xml:space="preserve">☐  </w:t>
-      </w:r>
-      <w:r>
-        <w:t xml:space="preserve">Cause and Effect Matrix</w:t>
-      </w:r>
-    </w:p>
-    <w:p>
-      <w:pPr>
-        <w:spacing w:after="60" w:line="260" w:lineRule="auto"/>
-      </w:pPr>
-      <w:r>
-        <w:t xml:space="preserve">☐  </w:t>
-      </w:r>
-      <w:r>
-        <w:t xml:space="preserve">Floor Plans with Test Locations Marked</w:t>
-      </w:r>
-    </w:p>
-    <w:p>
-      <w:pPr>
-        <w:spacing w:after="60" w:line="260" w:lineRule="auto"/>
-      </w:pPr>
-      <w:r>
-        <w:t xml:space="preserve">☐  </w:t>
-      </w:r>
-      <w:r>
-        <w:t xml:space="preserve">Sound Level Meter Calibration Certificate</w:t>
-      </w:r>
-    </w:p>
-    <w:p>
-      <w:pPr>
-        <w:spacing w:after="60" w:line="260" w:lineRule="auto"/>
-      </w:pPr>
-      <w:r>
-        <w:t xml:space="preserve">☐  </w:t>
-      </w:r>
-      <w:r>
-        <w:t xml:space="preserve">Photographic Evidence (if applicable)</w:t>
-      </w:r>
-    </w:p>
-    <w:p>
-      <w:pPr>
-        <w:spacing w:after="60" w:line="260" w:lineRule="auto"/>
-      </w:pPr>
-      <w:r>
-        <w:t xml:space="preserve">☐  </w:t>
-      </w:r>
-      <w:r>
-        <w:t xml:space="preserve">Previous Test Reports for Comparison</w:t>
-      </w:r>
-    </w:p>
-    <w:p/>
+        <w:rPr>
+          <w:sz w:val="22"/>
+          <w:szCs w:val="22"/>
+        </w:rPr>
+      </w:pPr>
+    </w:p>
     <w:sectPr>
       <w:headerReference w:type="even" r:id="rId7"/>
       <w:headerReference w:type="default" r:id="rId8"/>
@@ -2824,7 +3369,7 @@
 </file>
 
 <file path=word/endnotes.xml><?xml version="1.0" encoding="utf-8"?>
-<w:endnotes xmlns:wpc="http://schemas.microsoft.com/office/word/2010/wordprocessingCanvas" xmlns:cx="http://schemas.microsoft.com/office/drawing/2014/chartex" xmlns:cx1="http://schemas.microsoft.com/office/drawing/2015/9/8/chartex" xmlns:cx2="http://schemas.microsoft.com/office/drawing/2015/10/21/chartex" xmlns:cx3="http://schemas.microsoft.com/office/drawing/2016/5/9/chartex" xmlns:cx4="http://schemas.microsoft.com/office/drawing/2016/5/10/chartex" xmlns:cx5="http://schemas.microsoft.com/office/drawing/2016/5/11/chartex" xmlns:cx6="http://schemas.microsoft.com/office/drawing/2016/5/12/chartex" xmlns:cx7="http://schemas.microsoft.com/office/drawing/2016/5/13/chartex" xmlns:cx8="http://schemas.microsoft.com/office/drawing/2016/5/14/chartex" xmlns:mc="http://schemas.openxmlformats.org/markup-compatibility/2006" xmlns:aink="http://schemas.microsoft.com/office/drawing/2016/ink" xmlns:am3d="http://schemas.microsoft.com/office/drawing/2017/model3d" xmlns:o="urn:schemas-microsoft-com:office:office" xmlns:oel="http://schemas.microsoft.com/office/2019/extlst" xmlns:r="http://schemas.openxmlformats.org/officeDocument/2006/relationships" xmlns:m="http://schemas.openxmlformats.org/officeDocument/2006/math" xmlns:v="urn:schemas-microsoft-com:vml" xmlns:wp14="http://schemas.microsoft.com/office/word/2010/wordprocessingDrawing" xmlns:wp="http://schemas.openxmlformats.org/drawingml/2006/wordprocessingDrawing" xmlns:w10="urn:schemas-microsoft-com:office:word" xmlns:w="http://schemas.openxmlformats.org/wordprocessingml/2006/main" xmlns:w14="http://schemas.microsoft.com/office/word/2010/wordml" xmlns:w15="http://schemas.microsoft.com/office/word/2012/wordml" xmlns:w16cex="http://schemas.microsoft.com/office/word/2018/wordml/cex" xmlns:w16cid="http://schemas.microsoft.com/office/word/2016/wordml/cid" xmlns:w16="http://schemas.microsoft.com/office/word/2018/wordml" xmlns:w16du="http://schemas.microsoft.com/office/word/2023/wordml/word16du" xmlns:w16sdtdh="http://schemas.microsoft.com/office/word/2020/wordml/sdtdatahash" xmlns:w16sdtfl="http://schemas.microsoft.com/office/word/2024/wordml/sdtformatlock" xmlns:w16se="http://schemas.microsoft.com/office/word/2015/wordml/symex" xmlns:wpg="http://schemas.microsoft.com/office/word/2010/wordprocessingGroup" xmlns:wpi="http://schemas.microsoft.com/office/word/2010/wordprocessingInk" xmlns:wne="http://schemas.microsoft.com/office/word/2006/wordml" xmlns:wps="http://schemas.microsoft.com/office/word/2010/wordprocessingShape" mc:Ignorable="w14 w15 w16se w16cid w16 w16cex w16sdtdh w16sdtfl w16du wp14">
+<w:endnotes xmlns:wpc="http://schemas.microsoft.com/office/word/2010/wordprocessingCanvas" xmlns:cx="http://schemas.microsoft.com/office/drawing/2014/chartex" xmlns:cx1="http://schemas.microsoft.com/office/drawing/2015/9/8/chartex" xmlns:cx2="http://schemas.microsoft.com/office/drawing/2015/10/21/chartex" xmlns:cx3="http://schemas.microsoft.com/office/drawing/2016/5/9/chartex" xmlns:cx4="http://schemas.microsoft.com/office/drawing/2016/5/10/chartex" xmlns:cx5="http://schemas.microsoft.com/office/drawing/2016/5/11/chartex" xmlns:cx6="http://schemas.microsoft.com/office/drawing/2016/5/12/chartex" xmlns:cx7="http://schemas.microsoft.com/office/drawing/2016/5/13/chartex" xmlns:cx8="http://schemas.microsoft.com/office/drawing/2016/5/14/chartex" xmlns:mc="http://schemas.openxmlformats.org/markup-compatibility/2006" xmlns:aink="http://schemas.microsoft.com/office/drawing/2016/ink" xmlns:am3d="http://schemas.microsoft.com/office/drawing/2017/model3d" xmlns:o="urn:schemas-microsoft-com:office:office" xmlns:oel="http://schemas.microsoft.com/office/2019/extlst" xmlns:r="http://schemas.openxmlformats.org/officeDocument/2006/relationships" xmlns:m="http://schemas.openxmlformats.org/officeDocument/2006/math" xmlns:v="urn:schemas-microsoft-com:vml" xmlns:wp14="http://schemas.microsoft.com/office/word/2010/wordprocessingDrawing" xmlns:wp="http://schemas.openxmlformats.org/drawingml/2006/wordprocessingDrawing" xmlns:w10="urn:schemas-microsoft-com:office:word" xmlns:w="http://schemas.openxmlformats.org/wordprocessingml/2006/main" xmlns:w14="http://schemas.microsoft.com/office/word/2010/wordml" xmlns:w15="http://schemas.microsoft.com/office/word/2012/wordml" xmlns:w16cex="http://schemas.microsoft.com/office/word/2018/wordml/cex" xmlns:w16cid="http://schemas.microsoft.com/office/word/2016/wordml/cid" xmlns:w16="http://schemas.microsoft.com/office/word/2018/wordml" xmlns:w16sdtdh="http://schemas.microsoft.com/office/word/2020/wordml/sdtdatahash" xmlns:w16se="http://schemas.microsoft.com/office/word/2015/wordml/symex" xmlns:wpg="http://schemas.microsoft.com/office/word/2010/wordprocessingGroup" xmlns:wpi="http://schemas.microsoft.com/office/word/2010/wordprocessingInk" xmlns:wne="http://schemas.microsoft.com/office/word/2006/wordml" xmlns:wps="http://schemas.microsoft.com/office/word/2010/wordprocessingShape" mc:Ignorable="w14 w15 w16se w16cid w16 w16cex w16sdtdh wp14">
   <w:endnote w:type="separator" w:id="-1">
     <w:p>
       <w:r>
@@ -2843,7 +3388,7 @@
 </file>
 
 <file path=word/footer1.xml><?xml version="1.0" encoding="utf-8"?>
-<w:ftr xmlns:wpc="http://schemas.microsoft.com/office/word/2010/wordprocessingCanvas" xmlns:cx="http://schemas.microsoft.com/office/drawing/2014/chartex" xmlns:cx1="http://schemas.microsoft.com/office/drawing/2015/9/8/chartex" xmlns:cx2="http://schemas.microsoft.com/office/drawing/2015/10/21/chartex" xmlns:cx3="http://schemas.microsoft.com/office/drawing/2016/5/9/chartex" xmlns:cx4="http://schemas.microsoft.com/office/drawing/2016/5/10/chartex" xmlns:cx5="http://schemas.microsoft.com/office/drawing/2016/5/11/chartex" xmlns:cx6="http://schemas.microsoft.com/office/drawing/2016/5/12/chartex" xmlns:cx7="http://schemas.microsoft.com/office/drawing/2016/5/13/chartex" xmlns:cx8="http://schemas.microsoft.com/office/drawing/2016/5/14/chartex" xmlns:mc="http://schemas.openxmlformats.org/markup-compatibility/2006" xmlns:aink="http://schemas.microsoft.com/office/drawing/2016/ink" xmlns:am3d="http://schemas.microsoft.com/office/drawing/2017/model3d" xmlns:o="urn:schemas-microsoft-com:office:office" xmlns:oel="http://schemas.microsoft.com/office/2019/extlst" xmlns:r="http://schemas.openxmlformats.org/officeDocument/2006/relationships" xmlns:m="http://schemas.openxmlformats.org/officeDocument/2006/math" xmlns:v="urn:schemas-microsoft-com:vml" xmlns:wp14="http://schemas.microsoft.com/office/word/2010/wordprocessingDrawing" xmlns:wp="http://schemas.openxmlformats.org/drawingml/2006/wordprocessingDrawing" xmlns:w10="urn:schemas-microsoft-com:office:word" xmlns:w="http://schemas.openxmlformats.org/wordprocessingml/2006/main" xmlns:w14="http://schemas.microsoft.com/office/word/2010/wordml" xmlns:w15="http://schemas.microsoft.com/office/word/2012/wordml" xmlns:w16cex="http://schemas.microsoft.com/office/word/2018/wordml/cex" xmlns:w16cid="http://schemas.microsoft.com/office/word/2016/wordml/cid" xmlns:w16="http://schemas.microsoft.com/office/word/2018/wordml" xmlns:w16du="http://schemas.microsoft.com/office/word/2023/wordml/word16du" xmlns:w16sdtdh="http://schemas.microsoft.com/office/word/2020/wordml/sdtdatahash" xmlns:w16sdtfl="http://schemas.microsoft.com/office/word/2024/wordml/sdtformatlock" xmlns:w16se="http://schemas.microsoft.com/office/word/2015/wordml/symex" xmlns:wpg="http://schemas.microsoft.com/office/word/2010/wordprocessingGroup" xmlns:wpi="http://schemas.microsoft.com/office/word/2010/wordprocessingInk" xmlns:wne="http://schemas.microsoft.com/office/word/2006/wordml" xmlns:wps="http://schemas.microsoft.com/office/word/2010/wordprocessingShape" mc:Ignorable="w14 w15 w16se w16cid w16 w16cex w16sdtdh w16sdtfl w16du wp14">
+<w:ftr xmlns:wpc="http://schemas.microsoft.com/office/word/2010/wordprocessingCanvas" xmlns:cx="http://schemas.microsoft.com/office/drawing/2014/chartex" xmlns:cx1="http://schemas.microsoft.com/office/drawing/2015/9/8/chartex" xmlns:cx2="http://schemas.microsoft.com/office/drawing/2015/10/21/chartex" xmlns:cx3="http://schemas.microsoft.com/office/drawing/2016/5/9/chartex" xmlns:cx4="http://schemas.microsoft.com/office/drawing/2016/5/10/chartex" xmlns:cx5="http://schemas.microsoft.com/office/drawing/2016/5/11/chartex" xmlns:cx6="http://schemas.microsoft.com/office/drawing/2016/5/12/chartex" xmlns:cx7="http://schemas.microsoft.com/office/drawing/2016/5/13/chartex" xmlns:cx8="http://schemas.microsoft.com/office/drawing/2016/5/14/chartex" xmlns:mc="http://schemas.openxmlformats.org/markup-compatibility/2006" xmlns:aink="http://schemas.microsoft.com/office/drawing/2016/ink" xmlns:am3d="http://schemas.microsoft.com/office/drawing/2017/model3d" xmlns:o="urn:schemas-microsoft-com:office:office" xmlns:oel="http://schemas.microsoft.com/office/2019/extlst" xmlns:r="http://schemas.openxmlformats.org/officeDocument/2006/relationships" xmlns:m="http://schemas.openxmlformats.org/officeDocument/2006/math" xmlns:v="urn:schemas-microsoft-com:vml" xmlns:wp14="http://schemas.microsoft.com/office/word/2010/wordprocessingDrawing" xmlns:wp="http://schemas.openxmlformats.org/drawingml/2006/wordprocessingDrawing" xmlns:w10="urn:schemas-microsoft-com:office:word" xmlns:w="http://schemas.openxmlformats.org/wordprocessingml/2006/main" xmlns:w14="http://schemas.microsoft.com/office/word/2010/wordml" xmlns:w15="http://schemas.microsoft.com/office/word/2012/wordml" xmlns:w16cex="http://schemas.microsoft.com/office/word/2018/wordml/cex" xmlns:w16cid="http://schemas.microsoft.com/office/word/2016/wordml/cid" xmlns:w16="http://schemas.microsoft.com/office/word/2018/wordml" xmlns:w16sdtdh="http://schemas.microsoft.com/office/word/2020/wordml/sdtdatahash" xmlns:w16se="http://schemas.microsoft.com/office/word/2015/wordml/symex" xmlns:wpg="http://schemas.microsoft.com/office/word/2010/wordprocessingGroup" xmlns:wpi="http://schemas.microsoft.com/office/word/2010/wordprocessingInk" xmlns:wne="http://schemas.microsoft.com/office/word/2006/wordml" xmlns:wps="http://schemas.microsoft.com/office/word/2010/wordprocessingShape" mc:Ignorable="w14 w15 w16se w16cid w16 w16cex w16sdtdh wp14">
   <w:p>
     <w:pPr>
       <w:pStyle w:val="Footer"/>
@@ -2853,7 +3398,7 @@
 </file>
 
 <file path=word/footer2.xml><?xml version="1.0" encoding="utf-8"?>
-<w:ftr xmlns:wpc="http://schemas.microsoft.com/office/word/2010/wordprocessingCanvas" xmlns:cx="http://schemas.microsoft.com/office/drawing/2014/chartex" xmlns:cx1="http://schemas.microsoft.com/office/drawing/2015/9/8/chartex" xmlns:cx2="http://schemas.microsoft.com/office/drawing/2015/10/21/chartex" xmlns:cx3="http://schemas.microsoft.com/office/drawing/2016/5/9/chartex" xmlns:cx4="http://schemas.microsoft.com/office/drawing/2016/5/10/chartex" xmlns:cx5="http://schemas.microsoft.com/office/drawing/2016/5/11/chartex" xmlns:cx6="http://schemas.microsoft.com/office/drawing/2016/5/12/chartex" xmlns:cx7="http://schemas.microsoft.com/office/drawing/2016/5/13/chartex" xmlns:cx8="http://schemas.microsoft.com/office/drawing/2016/5/14/chartex" xmlns:mc="http://schemas.openxmlformats.org/markup-compatibility/2006" xmlns:aink="http://schemas.microsoft.com/office/drawing/2016/ink" xmlns:am3d="http://schemas.microsoft.com/office/drawing/2017/model3d" xmlns:o="urn:schemas-microsoft-com:office:office" xmlns:oel="http://schemas.microsoft.com/office/2019/extlst" xmlns:r="http://schemas.openxmlformats.org/officeDocument/2006/relationships" xmlns:m="http://schemas.openxmlformats.org/officeDocument/2006/math" xmlns:v="urn:schemas-microsoft-com:vml" xmlns:wp14="http://schemas.microsoft.com/office/word/2010/wordprocessingDrawing" xmlns:wp="http://schemas.openxmlformats.org/drawingml/2006/wordprocessingDrawing" xmlns:w10="urn:schemas-microsoft-com:office:word" xmlns:w="http://schemas.openxmlformats.org/wordprocessingml/2006/main" xmlns:w14="http://schemas.microsoft.com/office/word/2010/wordml" xmlns:w15="http://schemas.microsoft.com/office/word/2012/wordml" xmlns:w16cex="http://schemas.microsoft.com/office/word/2018/wordml/cex" xmlns:w16cid="http://schemas.microsoft.com/office/word/2016/wordml/cid" xmlns:w16="http://schemas.microsoft.com/office/word/2018/wordml" xmlns:w16du="http://schemas.microsoft.com/office/word/2023/wordml/word16du" xmlns:w16sdtdh="http://schemas.microsoft.com/office/word/2020/wordml/sdtdatahash" xmlns:w16sdtfl="http://schemas.microsoft.com/office/word/2024/wordml/sdtformatlock" xmlns:w16se="http://schemas.microsoft.com/office/word/2015/wordml/symex" xmlns:wpg="http://schemas.microsoft.com/office/word/2010/wordprocessingGroup" xmlns:wpi="http://schemas.microsoft.com/office/word/2010/wordprocessingInk" xmlns:wne="http://schemas.microsoft.com/office/word/2006/wordml" xmlns:wps="http://schemas.microsoft.com/office/word/2010/wordprocessingShape" mc:Ignorable="w14 w15 w16se w16cid w16 w16cex w16sdtdh w16sdtfl w16du wp14">
+<w:ftr xmlns:wpc="http://schemas.microsoft.com/office/word/2010/wordprocessingCanvas" xmlns:cx="http://schemas.microsoft.com/office/drawing/2014/chartex" xmlns:cx1="http://schemas.microsoft.com/office/drawing/2015/9/8/chartex" xmlns:cx2="http://schemas.microsoft.com/office/drawing/2015/10/21/chartex" xmlns:cx3="http://schemas.microsoft.com/office/drawing/2016/5/9/chartex" xmlns:cx4="http://schemas.microsoft.com/office/drawing/2016/5/10/chartex" xmlns:cx5="http://schemas.microsoft.com/office/drawing/2016/5/11/chartex" xmlns:cx6="http://schemas.microsoft.com/office/drawing/2016/5/12/chartex" xmlns:cx7="http://schemas.microsoft.com/office/drawing/2016/5/13/chartex" xmlns:cx8="http://schemas.microsoft.com/office/drawing/2016/5/14/chartex" xmlns:mc="http://schemas.openxmlformats.org/markup-compatibility/2006" xmlns:aink="http://schemas.microsoft.com/office/drawing/2016/ink" xmlns:am3d="http://schemas.microsoft.com/office/drawing/2017/model3d" xmlns:o="urn:schemas-microsoft-com:office:office" xmlns:oel="http://schemas.microsoft.com/office/2019/extlst" xmlns:r="http://schemas.openxmlformats.org/officeDocument/2006/relationships" xmlns:m="http://schemas.openxmlformats.org/officeDocument/2006/math" xmlns:v="urn:schemas-microsoft-com:vml" xmlns:wp14="http://schemas.microsoft.com/office/word/2010/wordprocessingDrawing" xmlns:wp="http://schemas.openxmlformats.org/drawingml/2006/wordprocessingDrawing" xmlns:w10="urn:schemas-microsoft-com:office:word" xmlns:w="http://schemas.openxmlformats.org/wordprocessingml/2006/main" xmlns:w14="http://schemas.microsoft.com/office/word/2010/wordml" xmlns:w15="http://schemas.microsoft.com/office/word/2012/wordml" xmlns:w16cex="http://schemas.microsoft.com/office/word/2018/wordml/cex" xmlns:w16cid="http://schemas.microsoft.com/office/word/2016/wordml/cid" xmlns:w16="http://schemas.microsoft.com/office/word/2018/wordml" xmlns:w16sdtdh="http://schemas.microsoft.com/office/word/2020/wordml/sdtdatahash" xmlns:w16se="http://schemas.microsoft.com/office/word/2015/wordml/symex" xmlns:wpg="http://schemas.microsoft.com/office/word/2010/wordprocessingGroup" xmlns:wpi="http://schemas.microsoft.com/office/word/2010/wordprocessingInk" xmlns:wne="http://schemas.microsoft.com/office/word/2006/wordml" xmlns:wps="http://schemas.microsoft.com/office/word/2010/wordprocessingShape" mc:Ignorable="w14 w15 w16se w16cid w16 w16cex w16sdtdh wp14">
   <w:p>
     <w:pPr>
       <w:pBdr>
@@ -2867,87 +3412,21 @@
       <w:spacing w:after="20"/>
       <w:jc w:val="center"/>
     </w:pPr>
-    <w:proofErr w:type="gramStart"/>
     <w:r>
       <w:rPr>
         <w:color w:val="6B7280"/>
         <w:sz w:val="12"/>
         <w:szCs w:val="12"/>
       </w:rPr>
-      <w:t>CHAS  •</w:t>
+      <w:t xml:space="preserve">CHAS  •  </w:t>
     </w:r>
-    <w:proofErr w:type="gramEnd"/>
     <w:r>
       <w:rPr>
         <w:color w:val="6B7280"/>
         <w:sz w:val="12"/>
         <w:szCs w:val="12"/>
       </w:rPr>
-      <w:t xml:space="preserve">  </w:t>
-    </w:r>
-    <w:proofErr w:type="spellStart"/>
-    <w:proofErr w:type="gramStart"/>
-    <w:r>
-      <w:rPr>
-        <w:color w:val="6B7280"/>
-        <w:sz w:val="12"/>
-        <w:szCs w:val="12"/>
-      </w:rPr>
-      <w:t>SafeContractor</w:t>
-    </w:r>
-    <w:proofErr w:type="spellEnd"/>
-    <w:r>
-      <w:rPr>
-        <w:color w:val="6B7280"/>
-        <w:sz w:val="12"/>
-        <w:szCs w:val="12"/>
-      </w:rPr>
-      <w:t xml:space="preserve">  •</w:t>
-    </w:r>
-    <w:proofErr w:type="gramEnd"/>
-    <w:r>
-      <w:rPr>
-        <w:color w:val="6B7280"/>
-        <w:sz w:val="12"/>
-        <w:szCs w:val="12"/>
-      </w:rPr>
-      <w:t xml:space="preserve">  ISO </w:t>
-    </w:r>
-    <w:proofErr w:type="gramStart"/>
-    <w:r>
-      <w:rPr>
-        <w:color w:val="6B7280"/>
-        <w:sz w:val="12"/>
-        <w:szCs w:val="12"/>
-      </w:rPr>
-      <w:t>9001:2015  •</w:t>
-    </w:r>
-    <w:proofErr w:type="gramEnd"/>
-    <w:r>
-      <w:rPr>
-        <w:color w:val="6B7280"/>
-        <w:sz w:val="12"/>
-        <w:szCs w:val="12"/>
-      </w:rPr>
-      <w:t xml:space="preserve">  FIA </w:t>
-    </w:r>
-    <w:proofErr w:type="gramStart"/>
-    <w:r>
-      <w:rPr>
-        <w:color w:val="6B7280"/>
-        <w:sz w:val="12"/>
-        <w:szCs w:val="12"/>
-      </w:rPr>
-      <w:t>Member  •</w:t>
-    </w:r>
-    <w:proofErr w:type="gramEnd"/>
-    <w:r>
-      <w:rPr>
-        <w:color w:val="6B7280"/>
-        <w:sz w:val="12"/>
-        <w:szCs w:val="12"/>
-      </w:rPr>
-      <w:t xml:space="preserve">  Honeywell Gent Approved  </w:t>
+      <w:t xml:space="preserve">SafeContractor  •  ISO 9001:2015  •  FIA Member  •  Honeywell Gent Approved  </w:t>
     </w:r>
   </w:p>
   <w:p>
@@ -2961,43 +3440,7 @@
         <w:sz w:val="12"/>
         <w:szCs w:val="12"/>
       </w:rPr>
-      <w:t xml:space="preserve">BHO Fire </w:t>
-    </w:r>
-    <w:proofErr w:type="gramStart"/>
-    <w:r>
-      <w:rPr>
-        <w:color w:val="6B7280"/>
-        <w:sz w:val="12"/>
-        <w:szCs w:val="12"/>
-      </w:rPr>
-      <w:t>Ltd  •</w:t>
-    </w:r>
-    <w:proofErr w:type="gramEnd"/>
-    <w:r>
-      <w:rPr>
-        <w:color w:val="6B7280"/>
-        <w:sz w:val="12"/>
-        <w:szCs w:val="12"/>
-      </w:rPr>
-      <w:t xml:space="preserve">  Company Reg. </w:t>
-    </w:r>
-    <w:proofErr w:type="gramStart"/>
-    <w:r>
-      <w:rPr>
-        <w:color w:val="6B7280"/>
-        <w:sz w:val="12"/>
-        <w:szCs w:val="12"/>
-      </w:rPr>
-      <w:t>12235152  •</w:t>
-    </w:r>
-    <w:proofErr w:type="gramEnd"/>
-    <w:r>
-      <w:rPr>
-        <w:color w:val="6B7280"/>
-        <w:sz w:val="12"/>
-        <w:szCs w:val="12"/>
-      </w:rPr>
-      <w:t xml:space="preserve">  VAT GB404667595</w:t>
+      <w:t>BHO Fire Ltd  •  Company Reg. 12235152  •  VAT GB404667595</w:t>
     </w:r>
   </w:p>
   <w:p>
@@ -3107,7 +3550,7 @@
 </file>
 
 <file path=word/footer3.xml><?xml version="1.0" encoding="utf-8"?>
-<w:ftr xmlns:wpc="http://schemas.microsoft.com/office/word/2010/wordprocessingCanvas" xmlns:cx="http://schemas.microsoft.com/office/drawing/2014/chartex" xmlns:cx1="http://schemas.microsoft.com/office/drawing/2015/9/8/chartex" xmlns:cx2="http://schemas.microsoft.com/office/drawing/2015/10/21/chartex" xmlns:cx3="http://schemas.microsoft.com/office/drawing/2016/5/9/chartex" xmlns:cx4="http://schemas.microsoft.com/office/drawing/2016/5/10/chartex" xmlns:cx5="http://schemas.microsoft.com/office/drawing/2016/5/11/chartex" xmlns:cx6="http://schemas.microsoft.com/office/drawing/2016/5/12/chartex" xmlns:cx7="http://schemas.microsoft.com/office/drawing/2016/5/13/chartex" xmlns:cx8="http://schemas.microsoft.com/office/drawing/2016/5/14/chartex" xmlns:mc="http://schemas.openxmlformats.org/markup-compatibility/2006" xmlns:aink="http://schemas.microsoft.com/office/drawing/2016/ink" xmlns:am3d="http://schemas.microsoft.com/office/drawing/2017/model3d" xmlns:o="urn:schemas-microsoft-com:office:office" xmlns:oel="http://schemas.microsoft.com/office/2019/extlst" xmlns:r="http://schemas.openxmlformats.org/officeDocument/2006/relationships" xmlns:m="http://schemas.openxmlformats.org/officeDocument/2006/math" xmlns:v="urn:schemas-microsoft-com:vml" xmlns:wp14="http://schemas.microsoft.com/office/word/2010/wordprocessingDrawing" xmlns:wp="http://schemas.openxmlformats.org/drawingml/2006/wordprocessingDrawing" xmlns:w10="urn:schemas-microsoft-com:office:word" xmlns:w="http://schemas.openxmlformats.org/wordprocessingml/2006/main" xmlns:w14="http://schemas.microsoft.com/office/word/2010/wordml" xmlns:w15="http://schemas.microsoft.com/office/word/2012/wordml" xmlns:w16cex="http://schemas.microsoft.com/office/word/2018/wordml/cex" xmlns:w16cid="http://schemas.microsoft.com/office/word/2016/wordml/cid" xmlns:w16="http://schemas.microsoft.com/office/word/2018/wordml" xmlns:w16du="http://schemas.microsoft.com/office/word/2023/wordml/word16du" xmlns:w16sdtdh="http://schemas.microsoft.com/office/word/2020/wordml/sdtdatahash" xmlns:w16sdtfl="http://schemas.microsoft.com/office/word/2024/wordml/sdtformatlock" xmlns:w16se="http://schemas.microsoft.com/office/word/2015/wordml/symex" xmlns:wpg="http://schemas.microsoft.com/office/word/2010/wordprocessingGroup" xmlns:wpi="http://schemas.microsoft.com/office/word/2010/wordprocessingInk" xmlns:wne="http://schemas.microsoft.com/office/word/2006/wordml" xmlns:wps="http://schemas.microsoft.com/office/word/2010/wordprocessingShape" mc:Ignorable="w14 w15 w16se w16cid w16 w16cex w16sdtdh w16sdtfl w16du wp14">
+<w:ftr xmlns:wpc="http://schemas.microsoft.com/office/word/2010/wordprocessingCanvas" xmlns:cx="http://schemas.microsoft.com/office/drawing/2014/chartex" xmlns:cx1="http://schemas.microsoft.com/office/drawing/2015/9/8/chartex" xmlns:cx2="http://schemas.microsoft.com/office/drawing/2015/10/21/chartex" xmlns:cx3="http://schemas.microsoft.com/office/drawing/2016/5/9/chartex" xmlns:cx4="http://schemas.microsoft.com/office/drawing/2016/5/10/chartex" xmlns:cx5="http://schemas.microsoft.com/office/drawing/2016/5/11/chartex" xmlns:cx6="http://schemas.microsoft.com/office/drawing/2016/5/12/chartex" xmlns:cx7="http://schemas.microsoft.com/office/drawing/2016/5/13/chartex" xmlns:cx8="http://schemas.microsoft.com/office/drawing/2016/5/14/chartex" xmlns:mc="http://schemas.openxmlformats.org/markup-compatibility/2006" xmlns:aink="http://schemas.microsoft.com/office/drawing/2016/ink" xmlns:am3d="http://schemas.microsoft.com/office/drawing/2017/model3d" xmlns:o="urn:schemas-microsoft-com:office:office" xmlns:oel="http://schemas.microsoft.com/office/2019/extlst" xmlns:r="http://schemas.openxmlformats.org/officeDocument/2006/relationships" xmlns:m="http://schemas.openxmlformats.org/officeDocument/2006/math" xmlns:v="urn:schemas-microsoft-com:vml" xmlns:wp14="http://schemas.microsoft.com/office/word/2010/wordprocessingDrawing" xmlns:wp="http://schemas.openxmlformats.org/drawingml/2006/wordprocessingDrawing" xmlns:w10="urn:schemas-microsoft-com:office:word" xmlns:w="http://schemas.openxmlformats.org/wordprocessingml/2006/main" xmlns:w14="http://schemas.microsoft.com/office/word/2010/wordml" xmlns:w15="http://schemas.microsoft.com/office/word/2012/wordml" xmlns:w16cex="http://schemas.microsoft.com/office/word/2018/wordml/cex" xmlns:w16cid="http://schemas.microsoft.com/office/word/2016/wordml/cid" xmlns:w16="http://schemas.microsoft.com/office/word/2018/wordml" xmlns:w16sdtdh="http://schemas.microsoft.com/office/word/2020/wordml/sdtdatahash" xmlns:w16se="http://schemas.microsoft.com/office/word/2015/wordml/symex" xmlns:wpg="http://schemas.microsoft.com/office/word/2010/wordprocessingGroup" xmlns:wpi="http://schemas.microsoft.com/office/word/2010/wordprocessingInk" xmlns:wne="http://schemas.microsoft.com/office/word/2006/wordml" xmlns:wps="http://schemas.microsoft.com/office/word/2010/wordprocessingShape" mc:Ignorable="w14 w15 w16se w16cid w16 w16cex w16sdtdh wp14">
   <w:p>
     <w:pPr>
       <w:pStyle w:val="Footer"/>
@@ -3117,7 +3560,7 @@
 </file>
 
 <file path=word/footnotes.xml><?xml version="1.0" encoding="utf-8"?>
-<w:footnotes xmlns:wpc="http://schemas.microsoft.com/office/word/2010/wordprocessingCanvas" xmlns:cx="http://schemas.microsoft.com/office/drawing/2014/chartex" xmlns:cx1="http://schemas.microsoft.com/office/drawing/2015/9/8/chartex" xmlns:cx2="http://schemas.microsoft.com/office/drawing/2015/10/21/chartex" xmlns:cx3="http://schemas.microsoft.com/office/drawing/2016/5/9/chartex" xmlns:cx4="http://schemas.microsoft.com/office/drawing/2016/5/10/chartex" xmlns:cx5="http://schemas.microsoft.com/office/drawing/2016/5/11/chartex" xmlns:cx6="http://schemas.microsoft.com/office/drawing/2016/5/12/chartex" xmlns:cx7="http://schemas.microsoft.com/office/drawing/2016/5/13/chartex" xmlns:cx8="http://schemas.microsoft.com/office/drawing/2016/5/14/chartex" xmlns:mc="http://schemas.openxmlformats.org/markup-compatibility/2006" xmlns:aink="http://schemas.microsoft.com/office/drawing/2016/ink" xmlns:am3d="http://schemas.microsoft.com/office/drawing/2017/model3d" xmlns:o="urn:schemas-microsoft-com:office:office" xmlns:oel="http://schemas.microsoft.com/office/2019/extlst" xmlns:r="http://schemas.openxmlformats.org/officeDocument/2006/relationships" xmlns:m="http://schemas.openxmlformats.org/officeDocument/2006/math" xmlns:v="urn:schemas-microsoft-com:vml" xmlns:wp14="http://schemas.microsoft.com/office/word/2010/wordprocessingDrawing" xmlns:wp="http://schemas.openxmlformats.org/drawingml/2006/wordprocessingDrawing" xmlns:w10="urn:schemas-microsoft-com:office:word" xmlns:w="http://schemas.openxmlformats.org/wordprocessingml/2006/main" xmlns:w14="http://schemas.microsoft.com/office/word/2010/wordml" xmlns:w15="http://schemas.microsoft.com/office/word/2012/wordml" xmlns:w16cex="http://schemas.microsoft.com/office/word/2018/wordml/cex" xmlns:w16cid="http://schemas.microsoft.com/office/word/2016/wordml/cid" xmlns:w16="http://schemas.microsoft.com/office/word/2018/wordml" xmlns:w16du="http://schemas.microsoft.com/office/word/2023/wordml/word16du" xmlns:w16sdtdh="http://schemas.microsoft.com/office/word/2020/wordml/sdtdatahash" xmlns:w16sdtfl="http://schemas.microsoft.com/office/word/2024/wordml/sdtformatlock" xmlns:w16se="http://schemas.microsoft.com/office/word/2015/wordml/symex" xmlns:wpg="http://schemas.microsoft.com/office/word/2010/wordprocessingGroup" xmlns:wpi="http://schemas.microsoft.com/office/word/2010/wordprocessingInk" xmlns:wne="http://schemas.microsoft.com/office/word/2006/wordml" xmlns:wps="http://schemas.microsoft.com/office/word/2010/wordprocessingShape" mc:Ignorable="w14 w15 w16se w16cid w16 w16cex w16sdtdh w16sdtfl w16du wp14">
+<w:footnotes xmlns:wpc="http://schemas.microsoft.com/office/word/2010/wordprocessingCanvas" xmlns:cx="http://schemas.microsoft.com/office/drawing/2014/chartex" xmlns:cx1="http://schemas.microsoft.com/office/drawing/2015/9/8/chartex" xmlns:cx2="http://schemas.microsoft.com/office/drawing/2015/10/21/chartex" xmlns:cx3="http://schemas.microsoft.com/office/drawing/2016/5/9/chartex" xmlns:cx4="http://schemas.microsoft.com/office/drawing/2016/5/10/chartex" xmlns:cx5="http://schemas.microsoft.com/office/drawing/2016/5/11/chartex" xmlns:cx6="http://schemas.microsoft.com/office/drawing/2016/5/12/chartex" xmlns:cx7="http://schemas.microsoft.com/office/drawing/2016/5/13/chartex" xmlns:cx8="http://schemas.microsoft.com/office/drawing/2016/5/14/chartex" xmlns:mc="http://schemas.openxmlformats.org/markup-compatibility/2006" xmlns:aink="http://schemas.microsoft.com/office/drawing/2016/ink" xmlns:am3d="http://schemas.microsoft.com/office/drawing/2017/model3d" xmlns:o="urn:schemas-microsoft-com:office:office" xmlns:oel="http://schemas.microsoft.com/office/2019/extlst" xmlns:r="http://schemas.openxmlformats.org/officeDocument/2006/relationships" xmlns:m="http://schemas.openxmlformats.org/officeDocument/2006/math" xmlns:v="urn:schemas-microsoft-com:vml" xmlns:wp14="http://schemas.microsoft.com/office/word/2010/wordprocessingDrawing" xmlns:wp="http://schemas.openxmlformats.org/drawingml/2006/wordprocessingDrawing" xmlns:w10="urn:schemas-microsoft-com:office:word" xmlns:w="http://schemas.openxmlformats.org/wordprocessingml/2006/main" xmlns:w14="http://schemas.microsoft.com/office/word/2010/wordml" xmlns:w15="http://schemas.microsoft.com/office/word/2012/wordml" xmlns:w16cex="http://schemas.microsoft.com/office/word/2018/wordml/cex" xmlns:w16cid="http://schemas.microsoft.com/office/word/2016/wordml/cid" xmlns:w16="http://schemas.microsoft.com/office/word/2018/wordml" xmlns:w16sdtdh="http://schemas.microsoft.com/office/word/2020/wordml/sdtdatahash" xmlns:w16se="http://schemas.microsoft.com/office/word/2015/wordml/symex" xmlns:wpg="http://schemas.microsoft.com/office/word/2010/wordprocessingGroup" xmlns:wpi="http://schemas.microsoft.com/office/word/2010/wordprocessingInk" xmlns:wne="http://schemas.microsoft.com/office/word/2006/wordml" xmlns:wps="http://schemas.microsoft.com/office/word/2010/wordprocessingShape" mc:Ignorable="w14 w15 w16se w16cid w16 w16cex w16sdtdh wp14">
   <w:footnote w:type="separator" w:id="-1">
     <w:p>
       <w:r>
@@ -3136,7 +3579,7 @@
 </file>
 
 <file path=word/header1.xml><?xml version="1.0" encoding="utf-8"?>
-<w:hdr xmlns:wpc="http://schemas.microsoft.com/office/word/2010/wordprocessingCanvas" xmlns:cx="http://schemas.microsoft.com/office/drawing/2014/chartex" xmlns:cx1="http://schemas.microsoft.com/office/drawing/2015/9/8/chartex" xmlns:cx2="http://schemas.microsoft.com/office/drawing/2015/10/21/chartex" xmlns:cx3="http://schemas.microsoft.com/office/drawing/2016/5/9/chartex" xmlns:cx4="http://schemas.microsoft.com/office/drawing/2016/5/10/chartex" xmlns:cx5="http://schemas.microsoft.com/office/drawing/2016/5/11/chartex" xmlns:cx6="http://schemas.microsoft.com/office/drawing/2016/5/12/chartex" xmlns:cx7="http://schemas.microsoft.com/office/drawing/2016/5/13/chartex" xmlns:cx8="http://schemas.microsoft.com/office/drawing/2016/5/14/chartex" xmlns:mc="http://schemas.openxmlformats.org/markup-compatibility/2006" xmlns:aink="http://schemas.microsoft.com/office/drawing/2016/ink" xmlns:am3d="http://schemas.microsoft.com/office/drawing/2017/model3d" xmlns:o="urn:schemas-microsoft-com:office:office" xmlns:oel="http://schemas.microsoft.com/office/2019/extlst" xmlns:r="http://schemas.openxmlformats.org/officeDocument/2006/relationships" xmlns:m="http://schemas.openxmlformats.org/officeDocument/2006/math" xmlns:v="urn:schemas-microsoft-com:vml" xmlns:wp14="http://schemas.microsoft.com/office/word/2010/wordprocessingDrawing" xmlns:wp="http://schemas.openxmlformats.org/drawingml/2006/wordprocessingDrawing" xmlns:w10="urn:schemas-microsoft-com:office:word" xmlns:w="http://schemas.openxmlformats.org/wordprocessingml/2006/main" xmlns:w14="http://schemas.microsoft.com/office/word/2010/wordml" xmlns:w15="http://schemas.microsoft.com/office/word/2012/wordml" xmlns:w16cex="http://schemas.microsoft.com/office/word/2018/wordml/cex" xmlns:w16cid="http://schemas.microsoft.com/office/word/2016/wordml/cid" xmlns:w16="http://schemas.microsoft.com/office/word/2018/wordml" xmlns:w16du="http://schemas.microsoft.com/office/word/2023/wordml/word16du" xmlns:w16sdtdh="http://schemas.microsoft.com/office/word/2020/wordml/sdtdatahash" xmlns:w16sdtfl="http://schemas.microsoft.com/office/word/2024/wordml/sdtformatlock" xmlns:w16se="http://schemas.microsoft.com/office/word/2015/wordml/symex" xmlns:wpg="http://schemas.microsoft.com/office/word/2010/wordprocessingGroup" xmlns:wpi="http://schemas.microsoft.com/office/word/2010/wordprocessingInk" xmlns:wne="http://schemas.microsoft.com/office/word/2006/wordml" xmlns:wps="http://schemas.microsoft.com/office/word/2010/wordprocessingShape" mc:Ignorable="w14 w15 w16se w16cid w16 w16cex w16sdtdh w16sdtfl w16du wp14">
+<w:hdr xmlns:wpc="http://schemas.microsoft.com/office/word/2010/wordprocessingCanvas" xmlns:cx="http://schemas.microsoft.com/office/drawing/2014/chartex" xmlns:cx1="http://schemas.microsoft.com/office/drawing/2015/9/8/chartex" xmlns:cx2="http://schemas.microsoft.com/office/drawing/2015/10/21/chartex" xmlns:cx3="http://schemas.microsoft.com/office/drawing/2016/5/9/chartex" xmlns:cx4="http://schemas.microsoft.com/office/drawing/2016/5/10/chartex" xmlns:cx5="http://schemas.microsoft.com/office/drawing/2016/5/11/chartex" xmlns:cx6="http://schemas.microsoft.com/office/drawing/2016/5/12/chartex" xmlns:cx7="http://schemas.microsoft.com/office/drawing/2016/5/13/chartex" xmlns:cx8="http://schemas.microsoft.com/office/drawing/2016/5/14/chartex" xmlns:mc="http://schemas.openxmlformats.org/markup-compatibility/2006" xmlns:aink="http://schemas.microsoft.com/office/drawing/2016/ink" xmlns:am3d="http://schemas.microsoft.com/office/drawing/2017/model3d" xmlns:o="urn:schemas-microsoft-com:office:office" xmlns:oel="http://schemas.microsoft.com/office/2019/extlst" xmlns:r="http://schemas.openxmlformats.org/officeDocument/2006/relationships" xmlns:m="http://schemas.openxmlformats.org/officeDocument/2006/math" xmlns:v="urn:schemas-microsoft-com:vml" xmlns:wp14="http://schemas.microsoft.com/office/word/2010/wordprocessingDrawing" xmlns:wp="http://schemas.openxmlformats.org/drawingml/2006/wordprocessingDrawing" xmlns:w10="urn:schemas-microsoft-com:office:word" xmlns:w="http://schemas.openxmlformats.org/wordprocessingml/2006/main" xmlns:w14="http://schemas.microsoft.com/office/word/2010/wordml" xmlns:w15="http://schemas.microsoft.com/office/word/2012/wordml" xmlns:w16cex="http://schemas.microsoft.com/office/word/2018/wordml/cex" xmlns:w16cid="http://schemas.microsoft.com/office/word/2016/wordml/cid" xmlns:w16="http://schemas.microsoft.com/office/word/2018/wordml" xmlns:w16sdtdh="http://schemas.microsoft.com/office/word/2020/wordml/sdtdatahash" xmlns:w16se="http://schemas.microsoft.com/office/word/2015/wordml/symex" xmlns:wpg="http://schemas.microsoft.com/office/word/2010/wordprocessingGroup" xmlns:wpi="http://schemas.microsoft.com/office/word/2010/wordprocessingInk" xmlns:wne="http://schemas.microsoft.com/office/word/2006/wordml" xmlns:wps="http://schemas.microsoft.com/office/word/2010/wordprocessingShape" mc:Ignorable="w14 w15 w16se w16cid w16 w16cex w16sdtdh wp14">
   <w:p>
     <w:pPr>
       <w:pStyle w:val="Header"/>
@@ -3146,7 +3589,7 @@
 </file>
 
 <file path=word/header2.xml><?xml version="1.0" encoding="utf-8"?>
-<w:hdr xmlns:wpc="http://schemas.microsoft.com/office/word/2010/wordprocessingCanvas" xmlns:cx="http://schemas.microsoft.com/office/drawing/2014/chartex" xmlns:cx1="http://schemas.microsoft.com/office/drawing/2015/9/8/chartex" xmlns:cx2="http://schemas.microsoft.com/office/drawing/2015/10/21/chartex" xmlns:cx3="http://schemas.microsoft.com/office/drawing/2016/5/9/chartex" xmlns:cx4="http://schemas.microsoft.com/office/drawing/2016/5/10/chartex" xmlns:cx5="http://schemas.microsoft.com/office/drawing/2016/5/11/chartex" xmlns:cx6="http://schemas.microsoft.com/office/drawing/2016/5/12/chartex" xmlns:cx7="http://schemas.microsoft.com/office/drawing/2016/5/13/chartex" xmlns:cx8="http://schemas.microsoft.com/office/drawing/2016/5/14/chartex" xmlns:mc="http://schemas.openxmlformats.org/markup-compatibility/2006" xmlns:aink="http://schemas.microsoft.com/office/drawing/2016/ink" xmlns:am3d="http://schemas.microsoft.com/office/drawing/2017/model3d" xmlns:o="urn:schemas-microsoft-com:office:office" xmlns:oel="http://schemas.microsoft.com/office/2019/extlst" xmlns:r="http://schemas.openxmlformats.org/officeDocument/2006/relationships" xmlns:m="http://schemas.openxmlformats.org/officeDocument/2006/math" xmlns:v="urn:schemas-microsoft-com:vml" xmlns:wp14="http://schemas.microsoft.com/office/word/2010/wordprocessingDrawing" xmlns:wp="http://schemas.openxmlformats.org/drawingml/2006/wordprocessingDrawing" xmlns:w10="urn:schemas-microsoft-com:office:word" xmlns:w="http://schemas.openxmlformats.org/wordprocessingml/2006/main" xmlns:w14="http://schemas.microsoft.com/office/word/2010/wordml" xmlns:w15="http://schemas.microsoft.com/office/word/2012/wordml" xmlns:w16cex="http://schemas.microsoft.com/office/word/2018/wordml/cex" xmlns:w16cid="http://schemas.microsoft.com/office/word/2016/wordml/cid" xmlns:w16="http://schemas.microsoft.com/office/word/2018/wordml" xmlns:w16du="http://schemas.microsoft.com/office/word/2023/wordml/word16du" xmlns:w16sdtdh="http://schemas.microsoft.com/office/word/2020/wordml/sdtdatahash" xmlns:w16sdtfl="http://schemas.microsoft.com/office/word/2024/wordml/sdtformatlock" xmlns:w16se="http://schemas.microsoft.com/office/word/2015/wordml/symex" xmlns:wpg="http://schemas.microsoft.com/office/word/2010/wordprocessingGroup" xmlns:wpi="http://schemas.microsoft.com/office/word/2010/wordprocessingInk" xmlns:wne="http://schemas.microsoft.com/office/word/2006/wordml" xmlns:wps="http://schemas.microsoft.com/office/word/2010/wordprocessingShape" mc:Ignorable="w14 w15 w16se w16cid w16 w16cex w16sdtdh w16sdtfl w16du wp14">
+<w:hdr xmlns:wpc="http://schemas.microsoft.com/office/word/2010/wordprocessingCanvas" xmlns:cx="http://schemas.microsoft.com/office/drawing/2014/chartex" xmlns:cx1="http://schemas.microsoft.com/office/drawing/2015/9/8/chartex" xmlns:cx2="http://schemas.microsoft.com/office/drawing/2015/10/21/chartex" xmlns:cx3="http://schemas.microsoft.com/office/drawing/2016/5/9/chartex" xmlns:cx4="http://schemas.microsoft.com/office/drawing/2016/5/10/chartex" xmlns:cx5="http://schemas.microsoft.com/office/drawing/2016/5/11/chartex" xmlns:cx6="http://schemas.microsoft.com/office/drawing/2016/5/12/chartex" xmlns:cx7="http://schemas.microsoft.com/office/drawing/2016/5/13/chartex" xmlns:cx8="http://schemas.microsoft.com/office/drawing/2016/5/14/chartex" xmlns:mc="http://schemas.openxmlformats.org/markup-compatibility/2006" xmlns:aink="http://schemas.microsoft.com/office/drawing/2016/ink" xmlns:am3d="http://schemas.microsoft.com/office/drawing/2017/model3d" xmlns:o="urn:schemas-microsoft-com:office:office" xmlns:oel="http://schemas.microsoft.com/office/2019/extlst" xmlns:r="http://schemas.openxmlformats.org/officeDocument/2006/relationships" xmlns:m="http://schemas.openxmlformats.org/officeDocument/2006/math" xmlns:v="urn:schemas-microsoft-com:vml" xmlns:wp14="http://schemas.microsoft.com/office/word/2010/wordprocessingDrawing" xmlns:wp="http://schemas.openxmlformats.org/drawingml/2006/wordprocessingDrawing" xmlns:w10="urn:schemas-microsoft-com:office:word" xmlns:w="http://schemas.openxmlformats.org/wordprocessingml/2006/main" xmlns:w14="http://schemas.microsoft.com/office/word/2010/wordml" xmlns:w15="http://schemas.microsoft.com/office/word/2012/wordml" xmlns:w16cex="http://schemas.microsoft.com/office/word/2018/wordml/cex" xmlns:w16cid="http://schemas.microsoft.com/office/word/2016/wordml/cid" xmlns:w16="http://schemas.microsoft.com/office/word/2018/wordml" xmlns:w16sdtdh="http://schemas.microsoft.com/office/word/2020/wordml/sdtdatahash" xmlns:w16se="http://schemas.microsoft.com/office/word/2015/wordml/symex" xmlns:wpg="http://schemas.microsoft.com/office/word/2010/wordprocessingGroup" xmlns:wpi="http://schemas.microsoft.com/office/word/2010/wordprocessingInk" xmlns:wne="http://schemas.microsoft.com/office/word/2006/wordml" xmlns:wps="http://schemas.microsoft.com/office/word/2010/wordprocessingShape" mc:Ignorable="w14 w15 w16se w16cid w16 w16cex w16sdtdh wp14">
   <w:tbl>
     <w:tblPr>
       <w:tblW w:w="9740" w:type="dxa"/>
@@ -3169,12 +3612,6 @@
       <w:gridCol w:w="7540"/>
     </w:tblGrid>
     <w:tr>
-      <w:tblPrEx>
-        <w:tblCellMar>
-          <w:top w:w="0" w:type="dxa"/>
-          <w:bottom w:w="0" w:type="dxa"/>
-        </w:tblCellMar>
-      </w:tblPrEx>
       <w:tc>
         <w:tcPr>
           <w:tcW w:w="2200" w:type="dxa"/>
@@ -3191,7 +3628,7 @@
               <w:noProof/>
             </w:rPr>
             <w:drawing>
-              <wp:inline distT="0" distB="0" distL="0" distR="0" wp14:anchorId="07DD23AC" wp14:editId="5E1366A8">
+              <wp:inline distT="0" distB="0" distL="0" distR="0" wp14:anchorId="000B1ED7" wp14:editId="45AACCF0">
                 <wp:extent cx="921555" cy="727544"/>
                 <wp:effectExtent l="0" t="0" r="0" b="0"/>
                 <wp:docPr id="1154674508" name="Picture 1"/>
@@ -3275,7 +3712,6 @@
             </w:rPr>
             <w:t xml:space="preserve">T: 0330 043 </w:t>
           </w:r>
-          <w:proofErr w:type="gramStart"/>
           <w:r>
             <w:rPr>
               <w:color w:val="1A1A1A"/>
@@ -3283,17 +3719,7 @@
               <w:szCs w:val="14"/>
               <w:lang w:val="de-DE"/>
             </w:rPr>
-            <w:t>8659  •</w:t>
-          </w:r>
-          <w:proofErr w:type="gramEnd"/>
-          <w:r>
-            <w:rPr>
-              <w:color w:val="1A1A1A"/>
-              <w:sz w:val="14"/>
-              <w:szCs w:val="14"/>
-              <w:lang w:val="de-DE"/>
-            </w:rPr>
-            <w:t xml:space="preserve">  E: </w:t>
+            <w:t xml:space="preserve">8659  •  E: </w:t>
           </w:r>
           <w:r>
             <w:rPr>
@@ -3332,7 +3758,7 @@
 </file>
 
 <file path=word/header3.xml><?xml version="1.0" encoding="utf-8"?>
-<w:hdr xmlns:wpc="http://schemas.microsoft.com/office/word/2010/wordprocessingCanvas" xmlns:cx="http://schemas.microsoft.com/office/drawing/2014/chartex" xmlns:cx1="http://schemas.microsoft.com/office/drawing/2015/9/8/chartex" xmlns:cx2="http://schemas.microsoft.com/office/drawing/2015/10/21/chartex" xmlns:cx3="http://schemas.microsoft.com/office/drawing/2016/5/9/chartex" xmlns:cx4="http://schemas.microsoft.com/office/drawing/2016/5/10/chartex" xmlns:cx5="http://schemas.microsoft.com/office/drawing/2016/5/11/chartex" xmlns:cx6="http://schemas.microsoft.com/office/drawing/2016/5/12/chartex" xmlns:cx7="http://schemas.microsoft.com/office/drawing/2016/5/13/chartex" xmlns:cx8="http://schemas.microsoft.com/office/drawing/2016/5/14/chartex" xmlns:mc="http://schemas.openxmlformats.org/markup-compatibility/2006" xmlns:aink="http://schemas.microsoft.com/office/drawing/2016/ink" xmlns:am3d="http://schemas.microsoft.com/office/drawing/2017/model3d" xmlns:o="urn:schemas-microsoft-com:office:office" xmlns:oel="http://schemas.microsoft.com/office/2019/extlst" xmlns:r="http://schemas.openxmlformats.org/officeDocument/2006/relationships" xmlns:m="http://schemas.openxmlformats.org/officeDocument/2006/math" xmlns:v="urn:schemas-microsoft-com:vml" xmlns:wp14="http://schemas.microsoft.com/office/word/2010/wordprocessingDrawing" xmlns:wp="http://schemas.openxmlformats.org/drawingml/2006/wordprocessingDrawing" xmlns:w10="urn:schemas-microsoft-com:office:word" xmlns:w="http://schemas.openxmlformats.org/wordprocessingml/2006/main" xmlns:w14="http://schemas.microsoft.com/office/word/2010/wordml" xmlns:w15="http://schemas.microsoft.com/office/word/2012/wordml" xmlns:w16cex="http://schemas.microsoft.com/office/word/2018/wordml/cex" xmlns:w16cid="http://schemas.microsoft.com/office/word/2016/wordml/cid" xmlns:w16="http://schemas.microsoft.com/office/word/2018/wordml" xmlns:w16du="http://schemas.microsoft.com/office/word/2023/wordml/word16du" xmlns:w16sdtdh="http://schemas.microsoft.com/office/word/2020/wordml/sdtdatahash" xmlns:w16sdtfl="http://schemas.microsoft.com/office/word/2024/wordml/sdtformatlock" xmlns:w16se="http://schemas.microsoft.com/office/word/2015/wordml/symex" xmlns:wpg="http://schemas.microsoft.com/office/word/2010/wordprocessingGroup" xmlns:wpi="http://schemas.microsoft.com/office/word/2010/wordprocessingInk" xmlns:wne="http://schemas.microsoft.com/office/word/2006/wordml" xmlns:wps="http://schemas.microsoft.com/office/word/2010/wordprocessingShape" mc:Ignorable="w14 w15 w16se w16cid w16 w16cex w16sdtdh w16sdtfl w16du wp14">
+<w:hdr xmlns:wpc="http://schemas.microsoft.com/office/word/2010/wordprocessingCanvas" xmlns:cx="http://schemas.microsoft.com/office/drawing/2014/chartex" xmlns:cx1="http://schemas.microsoft.com/office/drawing/2015/9/8/chartex" xmlns:cx2="http://schemas.microsoft.com/office/drawing/2015/10/21/chartex" xmlns:cx3="http://schemas.microsoft.com/office/drawing/2016/5/9/chartex" xmlns:cx4="http://schemas.microsoft.com/office/drawing/2016/5/10/chartex" xmlns:cx5="http://schemas.microsoft.com/office/drawing/2016/5/11/chartex" xmlns:cx6="http://schemas.microsoft.com/office/drawing/2016/5/12/chartex" xmlns:cx7="http://schemas.microsoft.com/office/drawing/2016/5/13/chartex" xmlns:cx8="http://schemas.microsoft.com/office/drawing/2016/5/14/chartex" xmlns:mc="http://schemas.openxmlformats.org/markup-compatibility/2006" xmlns:aink="http://schemas.microsoft.com/office/drawing/2016/ink" xmlns:am3d="http://schemas.microsoft.com/office/drawing/2017/model3d" xmlns:o="urn:schemas-microsoft-com:office:office" xmlns:oel="http://schemas.microsoft.com/office/2019/extlst" xmlns:r="http://schemas.openxmlformats.org/officeDocument/2006/relationships" xmlns:m="http://schemas.openxmlformats.org/officeDocument/2006/math" xmlns:v="urn:schemas-microsoft-com:vml" xmlns:wp14="http://schemas.microsoft.com/office/word/2010/wordprocessingDrawing" xmlns:wp="http://schemas.openxmlformats.org/drawingml/2006/wordprocessingDrawing" xmlns:w10="urn:schemas-microsoft-com:office:word" xmlns:w="http://schemas.openxmlformats.org/wordprocessingml/2006/main" xmlns:w14="http://schemas.microsoft.com/office/word/2010/wordml" xmlns:w15="http://schemas.microsoft.com/office/word/2012/wordml" xmlns:w16cex="http://schemas.microsoft.com/office/word/2018/wordml/cex" xmlns:w16cid="http://schemas.microsoft.com/office/word/2016/wordml/cid" xmlns:w16="http://schemas.microsoft.com/office/word/2018/wordml" xmlns:w16sdtdh="http://schemas.microsoft.com/office/word/2020/wordml/sdtdatahash" xmlns:w16se="http://schemas.microsoft.com/office/word/2015/wordml/symex" xmlns:wpg="http://schemas.microsoft.com/office/word/2010/wordprocessingGroup" xmlns:wpi="http://schemas.microsoft.com/office/word/2010/wordprocessingInk" xmlns:wne="http://schemas.microsoft.com/office/word/2006/wordml" xmlns:wps="http://schemas.microsoft.com/office/word/2010/wordprocessingShape" mc:Ignorable="w14 w15 w16se w16cid w16 w16cex w16sdtdh wp14">
   <w:p>
     <w:pPr>
       <w:pStyle w:val="Header"/>
@@ -3342,7 +3768,7 @@
 </file>
 
 <file path=word/numbering.xml><?xml version="1.0" encoding="utf-8"?>
-<w:numbering xmlns:wpc="http://schemas.microsoft.com/office/word/2010/wordprocessingCanvas" xmlns:cx="http://schemas.microsoft.com/office/drawing/2014/chartex" xmlns:cx1="http://schemas.microsoft.com/office/drawing/2015/9/8/chartex" xmlns:cx2="http://schemas.microsoft.com/office/drawing/2015/10/21/chartex" xmlns:cx3="http://schemas.microsoft.com/office/drawing/2016/5/9/chartex" xmlns:cx4="http://schemas.microsoft.com/office/drawing/2016/5/10/chartex" xmlns:cx5="http://schemas.microsoft.com/office/drawing/2016/5/11/chartex" xmlns:cx6="http://schemas.microsoft.com/office/drawing/2016/5/12/chartex" xmlns:cx7="http://schemas.microsoft.com/office/drawing/2016/5/13/chartex" xmlns:cx8="http://schemas.microsoft.com/office/drawing/2016/5/14/chartex" xmlns:mc="http://schemas.openxmlformats.org/markup-compatibility/2006" xmlns:aink="http://schemas.microsoft.com/office/drawing/2016/ink" xmlns:am3d="http://schemas.microsoft.com/office/drawing/2017/model3d" xmlns:o="urn:schemas-microsoft-com:office:office" xmlns:oel="http://schemas.microsoft.com/office/2019/extlst" xmlns:r="http://schemas.openxmlformats.org/officeDocument/2006/relationships" xmlns:m="http://schemas.openxmlformats.org/officeDocument/2006/math" xmlns:v="urn:schemas-microsoft-com:vml" xmlns:wp14="http://schemas.microsoft.com/office/word/2010/wordprocessingDrawing" xmlns:wp="http://schemas.openxmlformats.org/drawingml/2006/wordprocessingDrawing" xmlns:w10="urn:schemas-microsoft-com:office:word" xmlns:w="http://schemas.openxmlformats.org/wordprocessingml/2006/main" xmlns:w14="http://schemas.microsoft.com/office/word/2010/wordml" xmlns:w15="http://schemas.microsoft.com/office/word/2012/wordml" xmlns:w16cex="http://schemas.microsoft.com/office/word/2018/wordml/cex" xmlns:w16cid="http://schemas.microsoft.com/office/word/2016/wordml/cid" xmlns:w16="http://schemas.microsoft.com/office/word/2018/wordml" xmlns:w16du="http://schemas.microsoft.com/office/word/2023/wordml/word16du" xmlns:w16sdtdh="http://schemas.microsoft.com/office/word/2020/wordml/sdtdatahash" xmlns:w16sdtfl="http://schemas.microsoft.com/office/word/2024/wordml/sdtformatlock" xmlns:w16se="http://schemas.microsoft.com/office/word/2015/wordml/symex" xmlns:wpg="http://schemas.microsoft.com/office/word/2010/wordprocessingGroup" xmlns:wpi="http://schemas.microsoft.com/office/word/2010/wordprocessingInk" xmlns:wne="http://schemas.microsoft.com/office/word/2006/wordml" xmlns:wps="http://schemas.microsoft.com/office/word/2010/wordprocessingShape" mc:Ignorable="w14 w15 w16se w16cid w16 w16cex w16sdtdh w16sdtfl w16du wp14">
+<w:numbering xmlns:wpc="http://schemas.microsoft.com/office/word/2010/wordprocessingCanvas" xmlns:cx="http://schemas.microsoft.com/office/drawing/2014/chartex" xmlns:cx1="http://schemas.microsoft.com/office/drawing/2015/9/8/chartex" xmlns:cx2="http://schemas.microsoft.com/office/drawing/2015/10/21/chartex" xmlns:cx3="http://schemas.microsoft.com/office/drawing/2016/5/9/chartex" xmlns:cx4="http://schemas.microsoft.com/office/drawing/2016/5/10/chartex" xmlns:cx5="http://schemas.microsoft.com/office/drawing/2016/5/11/chartex" xmlns:cx6="http://schemas.microsoft.com/office/drawing/2016/5/12/chartex" xmlns:cx7="http://schemas.microsoft.com/office/drawing/2016/5/13/chartex" xmlns:cx8="http://schemas.microsoft.com/office/drawing/2016/5/14/chartex" xmlns:mc="http://schemas.openxmlformats.org/markup-compatibility/2006" xmlns:aink="http://schemas.microsoft.com/office/drawing/2016/ink" xmlns:am3d="http://schemas.microsoft.com/office/drawing/2017/model3d" xmlns:o="urn:schemas-microsoft-com:office:office" xmlns:oel="http://schemas.microsoft.com/office/2019/extlst" xmlns:r="http://schemas.openxmlformats.org/officeDocument/2006/relationships" xmlns:m="http://schemas.openxmlformats.org/officeDocument/2006/math" xmlns:v="urn:schemas-microsoft-com:vml" xmlns:wp14="http://schemas.microsoft.com/office/word/2010/wordprocessingDrawing" xmlns:wp="http://schemas.openxmlformats.org/drawingml/2006/wordprocessingDrawing" xmlns:w10="urn:schemas-microsoft-com:office:word" xmlns:w="http://schemas.openxmlformats.org/wordprocessingml/2006/main" xmlns:w14="http://schemas.microsoft.com/office/word/2010/wordml" xmlns:w15="http://schemas.microsoft.com/office/word/2012/wordml" xmlns:w16cex="http://schemas.microsoft.com/office/word/2018/wordml/cex" xmlns:w16cid="http://schemas.microsoft.com/office/word/2016/wordml/cid" xmlns:w16="http://schemas.microsoft.com/office/word/2018/wordml" xmlns:w16sdtdh="http://schemas.microsoft.com/office/word/2020/wordml/sdtdatahash" xmlns:w16se="http://schemas.microsoft.com/office/word/2015/wordml/symex" xmlns:wpg="http://schemas.microsoft.com/office/word/2010/wordprocessingGroup" xmlns:wpi="http://schemas.microsoft.com/office/word/2010/wordprocessingInk" xmlns:wne="http://schemas.microsoft.com/office/word/2006/wordml" xmlns:wps="http://schemas.microsoft.com/office/word/2010/wordprocessingShape" mc:Ignorable="w14 w15 w16se w16cid w16 w16cex w16sdtdh wp14">
   <w:abstractNum w:abstractNumId="0" w15:restartNumberingAfterBreak="0">
     <w:nsid w:val="369F4226"/>
     <w:multiLevelType w:val="hybridMultilevel"/>
@@ -3503,7 +3929,7 @@
 </file>
 
 <file path=word/styles.xml><?xml version="1.0" encoding="utf-8"?>
-<w:styles xmlns:mc="http://schemas.openxmlformats.org/markup-compatibility/2006" xmlns:r="http://schemas.openxmlformats.org/officeDocument/2006/relationships" xmlns:w="http://schemas.openxmlformats.org/wordprocessingml/2006/main" xmlns:w14="http://schemas.microsoft.com/office/word/2010/wordml" xmlns:w15="http://schemas.microsoft.com/office/word/2012/wordml" xmlns:w16cex="http://schemas.microsoft.com/office/word/2018/wordml/cex" xmlns:w16cid="http://schemas.microsoft.com/office/word/2016/wordml/cid" xmlns:w16="http://schemas.microsoft.com/office/word/2018/wordml" xmlns:w16du="http://schemas.microsoft.com/office/word/2023/wordml/word16du" xmlns:w16sdtdh="http://schemas.microsoft.com/office/word/2020/wordml/sdtdatahash" xmlns:w16sdtfl="http://schemas.microsoft.com/office/word/2024/wordml/sdtformatlock" xmlns:w16se="http://schemas.microsoft.com/office/word/2015/wordml/symex" mc:Ignorable="w14 w15 w16se w16cid w16 w16cex w16sdtdh w16sdtfl w16du">
+<w:styles xmlns:mc="http://schemas.openxmlformats.org/markup-compatibility/2006" xmlns:r="http://schemas.openxmlformats.org/officeDocument/2006/relationships" xmlns:w="http://schemas.openxmlformats.org/wordprocessingml/2006/main" xmlns:w14="http://schemas.microsoft.com/office/word/2010/wordml" xmlns:w15="http://schemas.microsoft.com/office/word/2012/wordml" xmlns:w16cex="http://schemas.microsoft.com/office/word/2018/wordml/cex" xmlns:w16cid="http://schemas.microsoft.com/office/word/2016/wordml/cid" xmlns:w16="http://schemas.microsoft.com/office/word/2018/wordml" xmlns:w16sdtdh="http://schemas.microsoft.com/office/word/2020/wordml/sdtdatahash" xmlns:w16se="http://schemas.microsoft.com/office/word/2015/wordml/symex" mc:Ignorable="w14 w15 w16se w16cid w16 w16cex w16sdtdh">
   <w:docDefaults>
     <w:rPrDefault>
       <w:rPr>
@@ -3984,6 +4410,7 @@
   <w:style w:type="character" w:default="1" w:styleId="DefaultParagraphFont">
     <w:name w:val="Default Paragraph Font"/>
     <w:uiPriority w:val="1"/>
+    <w:semiHidden/>
     <w:unhideWhenUsed/>
   </w:style>
   <w:style w:type="table" w:default="1" w:styleId="TableNormal">

--- a/assets/cause-effect-template-baseline.docx
+++ b/assets/cause-effect-template-baseline.docx
@@ -1672,7 +1672,7 @@
           <w:sz w:val="24"/>
           <w:szCs w:val="24"/>
         </w:rPr>
-        <w:t>5. Findings &amp;amp; observations</w:t>
+        <w:t>5. Findings &amp; observations</w:t>
       </w:r>
     </w:p>
     <w:p>
@@ -1690,7 +1690,7 @@
           <w:sz w:val="24"/>
           <w:szCs w:val="24"/>
         </w:rPr>
-        <w:t>5.1 Cause &amp;amp; effect issues</w:t>
+        <w:t>5.1 Cause &amp; effect issues</w:t>
       </w:r>
     </w:p>
     <w:tbl>

--- a/assets/cause-effect-template-baseline.docx
+++ b/assets/cause-effect-template-baseline.docx
@@ -196,7 +196,7 @@
           </w:p>
           <w:p>
             <w:pPr>
-              <w:spacing w:after="60" w:line="260" w:lineRule="auto"/>
+              <w:spacing w:after="60" w:line="300" w:lineRule="auto"/>
             </w:pPr>
             <w:r>
               <w:rPr>
@@ -215,7 +215,7 @@
           </w:p>
           <w:p>
             <w:pPr>
-              <w:spacing w:after="60" w:line="260" w:lineRule="auto"/>
+              <w:spacing w:after="60" w:line="300" w:lineRule="auto"/>
             </w:pPr>
             <w:r>
               <w:rPr>
@@ -234,7 +234,7 @@
           </w:p>
           <w:p>
             <w:pPr>
-              <w:spacing w:after="60" w:line="260" w:lineRule="auto"/>
+              <w:spacing w:after="60" w:line="300" w:lineRule="auto"/>
             </w:pPr>
             <w:r>
               <w:rPr>
@@ -253,7 +253,7 @@
           </w:p>
           <w:p>
             <w:pPr>
-              <w:spacing w:after="60" w:line="260" w:lineRule="auto"/>
+              <w:spacing w:after="60" w:line="300" w:lineRule="auto"/>
             </w:pPr>
             <w:r>
               <w:rPr>
@@ -313,7 +313,7 @@
           </w:p>
           <w:p>
             <w:pPr>
-              <w:spacing w:after="60" w:line="260" w:lineRule="auto"/>
+              <w:spacing w:after="60" w:line="300" w:lineRule="auto"/>
             </w:pPr>
             <w:r>
               <w:rPr>
@@ -332,7 +332,7 @@
           </w:p>
           <w:p>
             <w:pPr>
-              <w:spacing w:after="60" w:line="260" w:lineRule="auto"/>
+              <w:spacing w:after="60" w:line="300" w:lineRule="auto"/>
             </w:pPr>
             <w:r>
               <w:rPr>
@@ -351,7 +351,7 @@
           </w:p>
           <w:p>
             <w:pPr>
-              <w:spacing w:after="60" w:line="260" w:lineRule="auto"/>
+              <w:spacing w:after="60" w:line="300" w:lineRule="auto"/>
             </w:pPr>
             <w:r>
               <w:rPr>
@@ -370,7 +370,7 @@
           </w:p>
           <w:p>
             <w:pPr>
-              <w:spacing w:after="60" w:line="260" w:lineRule="auto"/>
+              <w:spacing w:after="60" w:line="300" w:lineRule="auto"/>
             </w:pPr>
             <w:r>
               <w:rPr>
@@ -389,7 +389,7 @@
           </w:p>
           <w:p>
             <w:pPr>
-              <w:spacing w:after="60" w:line="260" w:lineRule="auto"/>
+              <w:spacing w:after="60" w:line="300" w:lineRule="auto"/>
             </w:pPr>
             <w:r>
               <w:rPr>
@@ -411,7 +411,7 @@
     </w:tbl>
     <w:p>
       <w:pPr>
-        <w:spacing w:before="200" w:after="80"/>
+        <w:spacing w:before="400" w:after="200"/>
         <w:rPr>
           <w:sz w:val="22"/>
           <w:szCs w:val="22"/>
@@ -438,7 +438,7 @@
     </w:p>
     <w:p>
       <w:pPr>
-        <w:spacing w:after="100" w:line="280" w:lineRule="auto"/>
+        <w:spacing w:after="140" w:line="320" w:lineRule="auto"/>
         <w:jc w:val="both"/>
         <w:rPr>
           <w:sz w:val="22"/>
@@ -455,7 +455,7 @@
     </w:p>
     <w:p>
       <w:pPr>
-        <w:spacing w:before="200" w:after="80"/>
+        <w:spacing w:before="400" w:after="200"/>
         <w:rPr>
           <w:sz w:val="22"/>
           <w:szCs w:val="22"/>
@@ -482,7 +482,7 @@
     </w:p>
     <w:p>
       <w:pPr>
-        <w:spacing w:after="60" w:line="260" w:lineRule="auto"/>
+        <w:spacing w:after="60" w:line="300" w:lineRule="auto"/>
         <w:rPr>
           <w:sz w:val="22"/>
           <w:szCs w:val="22"/>
@@ -509,7 +509,7 @@
     </w:p>
     <w:p>
       <w:pPr>
-        <w:spacing w:after="60" w:line="260" w:lineRule="auto"/>
+        <w:spacing w:after="60" w:line="300" w:lineRule="auto"/>
         <w:rPr>
           <w:sz w:val="22"/>
           <w:szCs w:val="22"/>
@@ -536,7 +536,7 @@
     </w:p>
     <w:p>
       <w:pPr>
-        <w:spacing w:after="60" w:line="260" w:lineRule="auto"/>
+        <w:spacing w:after="60" w:line="300" w:lineRule="auto"/>
         <w:rPr>
           <w:sz w:val="22"/>
           <w:szCs w:val="22"/>
@@ -563,7 +563,7 @@
     </w:p>
     <w:p>
       <w:pPr>
-        <w:spacing w:before="200" w:after="80"/>
+        <w:spacing w:before="400" w:after="200"/>
         <w:rPr>
           <w:sz w:val="22"/>
           <w:szCs w:val="22"/>
@@ -581,10 +581,10 @@
     </w:p>
     <w:p>
       <w:pPr>
-        <w:spacing w:before="200" w:after="80"/>
-        <w:rPr>
-          <w:sz w:val="22"/>
-          <w:szCs w:val="22"/>
+        <w:spacing w:before="400" w:after="200"/>
+        <w:rPr>
+          <w:sz w:val="20"/>
+          <w:szCs w:val="20"/>
         </w:rPr>
       </w:pPr>
       <w:r>
@@ -599,7 +599,7 @@
     </w:p>
     <w:p>
       <w:pPr>
-        <w:spacing w:after="100" w:line="280" w:lineRule="auto"/>
+        <w:spacing w:after="140" w:line="320" w:lineRule="auto"/>
         <w:jc w:val="both"/>
         <w:rPr>
           <w:sz w:val="22"/>
@@ -616,10 +616,10 @@
     </w:p>
     <w:p>
       <w:pPr>
-        <w:spacing w:before="200" w:after="80"/>
-        <w:rPr>
-          <w:sz w:val="22"/>
-          <w:szCs w:val="22"/>
+        <w:spacing w:before="400" w:after="200"/>
+        <w:rPr>
+          <w:sz w:val="20"/>
+          <w:szCs w:val="20"/>
         </w:rPr>
       </w:pPr>
       <w:r>
@@ -634,7 +634,7 @@
     </w:p>
     <w:p>
       <w:pPr>
-        <w:spacing w:after="100" w:line="280" w:lineRule="auto"/>
+        <w:spacing w:after="140" w:line="320" w:lineRule="auto"/>
         <w:jc w:val="both"/>
         <w:rPr>
           <w:sz w:val="22"/>
@@ -651,10 +651,10 @@
     </w:p>
     <w:p>
       <w:pPr>
-        <w:spacing w:before="200" w:after="80"/>
-        <w:rPr>
-          <w:sz w:val="22"/>
-          <w:szCs w:val="22"/>
+        <w:spacing w:before="400" w:after="200"/>
+        <w:rPr>
+          <w:sz w:val="20"/>
+          <w:szCs w:val="20"/>
         </w:rPr>
       </w:pPr>
       <w:r>
@@ -698,10 +698,10 @@
             </w:tcBorders>
             <w:shd w:val="clear" w:color="auto" w:fill="E30613"/>
             <w:tcMar>
-              <w:top w:w="120" w:type="dxa"/>
-              <w:left w:w="140" w:type="dxa"/>
-              <w:bottom w:w="120" w:type="dxa"/>
-              <w:right w:w="140" w:type="dxa"/>
+              <w:top w:w="160" w:type="dxa"/>
+              <w:left w:w="200" w:type="dxa"/>
+              <w:bottom w:w="160" w:type="dxa"/>
+              <w:right w:w="200" w:type="dxa"/>
             </w:tcMar>
             <w:vAlign w:val="center"/>
           </w:tcPr>
@@ -736,10 +736,10 @@
             </w:tcBorders>
             <w:shd w:val="clear" w:color="auto" w:fill="E30613"/>
             <w:tcMar>
-              <w:top w:w="120" w:type="dxa"/>
-              <w:left w:w="140" w:type="dxa"/>
-              <w:bottom w:w="120" w:type="dxa"/>
-              <w:right w:w="140" w:type="dxa"/>
+              <w:top w:w="160" w:type="dxa"/>
+              <w:left w:w="200" w:type="dxa"/>
+              <w:bottom w:w="160" w:type="dxa"/>
+              <w:right w:w="200" w:type="dxa"/>
             </w:tcMar>
             <w:vAlign w:val="center"/>
           </w:tcPr>
@@ -774,10 +774,10 @@
             </w:tcBorders>
             <w:shd w:val="clear" w:color="auto" w:fill="E30613"/>
             <w:tcMar>
-              <w:top w:w="120" w:type="dxa"/>
-              <w:left w:w="140" w:type="dxa"/>
-              <w:bottom w:w="120" w:type="dxa"/>
-              <w:right w:w="140" w:type="dxa"/>
+              <w:top w:w="160" w:type="dxa"/>
+              <w:left w:w="200" w:type="dxa"/>
+              <w:bottom w:w="160" w:type="dxa"/>
+              <w:right w:w="200" w:type="dxa"/>
             </w:tcMar>
             <w:vAlign w:val="center"/>
           </w:tcPr>
@@ -812,10 +812,10 @@
             </w:tcBorders>
             <w:shd w:val="clear" w:color="auto" w:fill="E30613"/>
             <w:tcMar>
-              <w:top w:w="120" w:type="dxa"/>
-              <w:left w:w="140" w:type="dxa"/>
-              <w:bottom w:w="120" w:type="dxa"/>
-              <w:right w:w="140" w:type="dxa"/>
+              <w:top w:w="160" w:type="dxa"/>
+              <w:left w:w="200" w:type="dxa"/>
+              <w:bottom w:w="160" w:type="dxa"/>
+              <w:right w:w="200" w:type="dxa"/>
             </w:tcMar>
             <w:vAlign w:val="center"/>
           </w:tcPr>
@@ -851,10 +851,10 @@
               <w:right w:val="single" w:sz="4" w:space="0" w:color="D1D5DB"/>
             </w:tcBorders>
             <w:tcMar>
-              <w:top w:w="100" w:type="dxa"/>
-              <w:left w:w="140" w:type="dxa"/>
-              <w:bottom w:w="100" w:type="dxa"/>
-              <w:right w:w="140" w:type="dxa"/>
+              <w:top w:w="160" w:type="dxa"/>
+              <w:left w:w="200" w:type="dxa"/>
+              <w:bottom w:w="160" w:type="dxa"/>
+              <w:right w:w="200" w:type="dxa"/>
             </w:tcMar>
           </w:tcPr>
           <w:p>
@@ -885,10 +885,10 @@
               <w:right w:val="single" w:sz="4" w:space="0" w:color="D1D5DB"/>
             </w:tcBorders>
             <w:tcMar>
-              <w:top w:w="100" w:type="dxa"/>
-              <w:left w:w="140" w:type="dxa"/>
-              <w:bottom w:w="100" w:type="dxa"/>
-              <w:right w:w="140" w:type="dxa"/>
+              <w:top w:w="160" w:type="dxa"/>
+              <w:left w:w="200" w:type="dxa"/>
+              <w:bottom w:w="160" w:type="dxa"/>
+              <w:right w:w="200" w:type="dxa"/>
             </w:tcMar>
           </w:tcPr>
           <w:p>
@@ -919,10 +919,10 @@
               <w:right w:val="single" w:sz="4" w:space="0" w:color="D1D5DB"/>
             </w:tcBorders>
             <w:tcMar>
-              <w:top w:w="100" w:type="dxa"/>
-              <w:left w:w="140" w:type="dxa"/>
-              <w:bottom w:w="100" w:type="dxa"/>
-              <w:right w:w="140" w:type="dxa"/>
+              <w:top w:w="160" w:type="dxa"/>
+              <w:left w:w="200" w:type="dxa"/>
+              <w:bottom w:w="160" w:type="dxa"/>
+              <w:right w:w="200" w:type="dxa"/>
             </w:tcMar>
           </w:tcPr>
           <w:p>
@@ -953,10 +953,10 @@
               <w:right w:val="single" w:sz="4" w:space="0" w:color="D1D5DB"/>
             </w:tcBorders>
             <w:tcMar>
-              <w:top w:w="100" w:type="dxa"/>
-              <w:left w:w="140" w:type="dxa"/>
-              <w:bottom w:w="100" w:type="dxa"/>
-              <w:right w:w="140" w:type="dxa"/>
+              <w:top w:w="160" w:type="dxa"/>
+              <w:left w:w="200" w:type="dxa"/>
+              <w:bottom w:w="160" w:type="dxa"/>
+              <w:right w:w="200" w:type="dxa"/>
             </w:tcMar>
           </w:tcPr>
           <w:p>
@@ -981,7 +981,7 @@
     </w:tbl>
     <w:p>
       <w:pPr>
-        <w:spacing w:before="200" w:after="80"/>
+        <w:spacing w:before="400" w:after="200"/>
         <w:rPr>
           <w:b/>
           <w:bCs/>
@@ -992,7 +992,7 @@
     </w:p>
     <w:p>
       <w:pPr>
-        <w:spacing w:before="200" w:after="80"/>
+        <w:spacing w:before="400" w:after="200"/>
         <w:rPr>
           <w:b/>
           <w:bCs/>
@@ -1003,7 +1003,7 @@
     </w:p>
     <w:p>
       <w:pPr>
-        <w:spacing w:before="200" w:after="80"/>
+        <w:spacing w:before="400" w:after="200"/>
         <w:rPr>
           <w:b/>
           <w:bCs/>
@@ -1014,7 +1014,7 @@
     </w:p>
     <w:p>
       <w:pPr>
-        <w:spacing w:before="200" w:after="80"/>
+        <w:spacing w:before="400" w:after="200"/>
         <w:rPr>
           <w:sz w:val="22"/>
           <w:szCs w:val="22"/>
@@ -1033,10 +1033,10 @@
     </w:p>
     <w:p>
       <w:pPr>
-        <w:spacing w:before="200" w:after="80"/>
-        <w:rPr>
-          <w:sz w:val="22"/>
-          <w:szCs w:val="22"/>
+        <w:spacing w:before="400" w:after="200"/>
+        <w:rPr>
+          <w:sz w:val="20"/>
+          <w:szCs w:val="20"/>
         </w:rPr>
       </w:pPr>
       <w:r>
@@ -1051,7 +1051,7 @@
     </w:p>
     <w:p>
       <w:pPr>
-        <w:spacing w:after="60" w:line="260" w:lineRule="auto"/>
+        <w:spacing w:after="60" w:line="300" w:lineRule="auto"/>
         <w:rPr>
           <w:sz w:val="22"/>
           <w:szCs w:val="22"/>
@@ -1078,7 +1078,7 @@
     </w:p>
     <w:p>
       <w:pPr>
-        <w:spacing w:after="60" w:line="260" w:lineRule="auto"/>
+        <w:spacing w:after="60" w:line="300" w:lineRule="auto"/>
         <w:rPr>
           <w:sz w:val="22"/>
           <w:szCs w:val="22"/>
@@ -1105,7 +1105,7 @@
     </w:p>
     <w:p>
       <w:pPr>
-        <w:spacing w:after="60" w:line="260" w:lineRule="auto"/>
+        <w:spacing w:after="60" w:line="300" w:lineRule="auto"/>
         <w:rPr>
           <w:sz w:val="22"/>
           <w:szCs w:val="22"/>
@@ -1132,10 +1132,10 @@
     </w:p>
     <w:p>
       <w:pPr>
-        <w:spacing w:before="200" w:after="80"/>
-        <w:rPr>
-          <w:sz w:val="22"/>
-          <w:szCs w:val="22"/>
+        <w:spacing w:before="400" w:after="200"/>
+        <w:rPr>
+          <w:sz w:val="20"/>
+          <w:szCs w:val="20"/>
         </w:rPr>
       </w:pPr>
       <w:r>
@@ -1150,7 +1150,7 @@
     </w:p>
     <w:p>
       <w:pPr>
-        <w:spacing w:after="100" w:line="280" w:lineRule="auto"/>
+        <w:spacing w:after="140" w:line="320" w:lineRule="auto"/>
         <w:rPr>
           <w:sz w:val="22"/>
           <w:szCs w:val="22"/>
@@ -1197,10 +1197,10 @@
             </w:tcBorders>
             <w:shd w:val="clear" w:color="auto" w:fill="E30613"/>
             <w:tcMar>
-              <w:top w:w="120" w:type="dxa"/>
-              <w:left w:w="140" w:type="dxa"/>
-              <w:bottom w:w="120" w:type="dxa"/>
-              <w:right w:w="140" w:type="dxa"/>
+              <w:top w:w="160" w:type="dxa"/>
+              <w:left w:w="200" w:type="dxa"/>
+              <w:bottom w:w="160" w:type="dxa"/>
+              <w:right w:w="200" w:type="dxa"/>
             </w:tcMar>
             <w:vAlign w:val="center"/>
           </w:tcPr>
@@ -1235,10 +1235,10 @@
             </w:tcBorders>
             <w:shd w:val="clear" w:color="auto" w:fill="E30613"/>
             <w:tcMar>
-              <w:top w:w="120" w:type="dxa"/>
-              <w:left w:w="140" w:type="dxa"/>
-              <w:bottom w:w="120" w:type="dxa"/>
-              <w:right w:w="140" w:type="dxa"/>
+              <w:top w:w="160" w:type="dxa"/>
+              <w:left w:w="200" w:type="dxa"/>
+              <w:bottom w:w="160" w:type="dxa"/>
+              <w:right w:w="200" w:type="dxa"/>
             </w:tcMar>
             <w:vAlign w:val="center"/>
           </w:tcPr>
@@ -1273,10 +1273,10 @@
             </w:tcBorders>
             <w:shd w:val="clear" w:color="auto" w:fill="E30613"/>
             <w:tcMar>
-              <w:top w:w="120" w:type="dxa"/>
-              <w:left w:w="140" w:type="dxa"/>
-              <w:bottom w:w="120" w:type="dxa"/>
-              <w:right w:w="140" w:type="dxa"/>
+              <w:top w:w="160" w:type="dxa"/>
+              <w:left w:w="200" w:type="dxa"/>
+              <w:bottom w:w="160" w:type="dxa"/>
+              <w:right w:w="200" w:type="dxa"/>
             </w:tcMar>
             <w:vAlign w:val="center"/>
           </w:tcPr>
@@ -1311,10 +1311,10 @@
             </w:tcBorders>
             <w:shd w:val="clear" w:color="auto" w:fill="E30613"/>
             <w:tcMar>
-              <w:top w:w="120" w:type="dxa"/>
-              <w:left w:w="140" w:type="dxa"/>
-              <w:bottom w:w="120" w:type="dxa"/>
-              <w:right w:w="140" w:type="dxa"/>
+              <w:top w:w="160" w:type="dxa"/>
+              <w:left w:w="200" w:type="dxa"/>
+              <w:bottom w:w="160" w:type="dxa"/>
+              <w:right w:w="200" w:type="dxa"/>
             </w:tcMar>
             <w:vAlign w:val="center"/>
           </w:tcPr>
@@ -1349,10 +1349,10 @@
             </w:tcBorders>
             <w:shd w:val="clear" w:color="auto" w:fill="E30613"/>
             <w:tcMar>
-              <w:top w:w="120" w:type="dxa"/>
-              <w:left w:w="140" w:type="dxa"/>
-              <w:bottom w:w="120" w:type="dxa"/>
-              <w:right w:w="140" w:type="dxa"/>
+              <w:top w:w="160" w:type="dxa"/>
+              <w:left w:w="200" w:type="dxa"/>
+              <w:bottom w:w="160" w:type="dxa"/>
+              <w:right w:w="200" w:type="dxa"/>
             </w:tcMar>
             <w:vAlign w:val="center"/>
           </w:tcPr>
@@ -1387,10 +1387,10 @@
             </w:tcBorders>
             <w:shd w:val="clear" w:color="auto" w:fill="E30613"/>
             <w:tcMar>
-              <w:top w:w="120" w:type="dxa"/>
-              <w:left w:w="140" w:type="dxa"/>
-              <w:bottom w:w="120" w:type="dxa"/>
-              <w:right w:w="140" w:type="dxa"/>
+              <w:top w:w="160" w:type="dxa"/>
+              <w:left w:w="200" w:type="dxa"/>
+              <w:bottom w:w="160" w:type="dxa"/>
+              <w:right w:w="200" w:type="dxa"/>
             </w:tcMar>
             <w:vAlign w:val="center"/>
           </w:tcPr>
@@ -1426,10 +1426,10 @@
               <w:right w:val="single" w:sz="4" w:space="0" w:color="D1D5DB"/>
             </w:tcBorders>
             <w:tcMar>
-              <w:top w:w="100" w:type="dxa"/>
-              <w:left w:w="140" w:type="dxa"/>
-              <w:bottom w:w="100" w:type="dxa"/>
-              <w:right w:w="140" w:type="dxa"/>
+              <w:top w:w="160" w:type="dxa"/>
+              <w:left w:w="200" w:type="dxa"/>
+              <w:bottom w:w="160" w:type="dxa"/>
+              <w:right w:w="200" w:type="dxa"/>
             </w:tcMar>
           </w:tcPr>
           <w:p>
@@ -1460,10 +1460,10 @@
               <w:right w:val="single" w:sz="4" w:space="0" w:color="D1D5DB"/>
             </w:tcBorders>
             <w:tcMar>
-              <w:top w:w="100" w:type="dxa"/>
-              <w:left w:w="140" w:type="dxa"/>
-              <w:bottom w:w="100" w:type="dxa"/>
-              <w:right w:w="140" w:type="dxa"/>
+              <w:top w:w="160" w:type="dxa"/>
+              <w:left w:w="200" w:type="dxa"/>
+              <w:bottom w:w="160" w:type="dxa"/>
+              <w:right w:w="200" w:type="dxa"/>
             </w:tcMar>
           </w:tcPr>
           <w:p>
@@ -1494,10 +1494,10 @@
               <w:right w:val="single" w:sz="4" w:space="0" w:color="D1D5DB"/>
             </w:tcBorders>
             <w:tcMar>
-              <w:top w:w="100" w:type="dxa"/>
-              <w:left w:w="140" w:type="dxa"/>
-              <w:bottom w:w="100" w:type="dxa"/>
-              <w:right w:w="140" w:type="dxa"/>
+              <w:top w:w="160" w:type="dxa"/>
+              <w:left w:w="200" w:type="dxa"/>
+              <w:bottom w:w="160" w:type="dxa"/>
+              <w:right w:w="200" w:type="dxa"/>
             </w:tcMar>
           </w:tcPr>
           <w:p>
@@ -1528,10 +1528,10 @@
               <w:right w:val="single" w:sz="4" w:space="0" w:color="D1D5DB"/>
             </w:tcBorders>
             <w:tcMar>
-              <w:top w:w="100" w:type="dxa"/>
-              <w:left w:w="140" w:type="dxa"/>
-              <w:bottom w:w="100" w:type="dxa"/>
-              <w:right w:w="140" w:type="dxa"/>
+              <w:top w:w="160" w:type="dxa"/>
+              <w:left w:w="200" w:type="dxa"/>
+              <w:bottom w:w="160" w:type="dxa"/>
+              <w:right w:w="200" w:type="dxa"/>
             </w:tcMar>
           </w:tcPr>
           <w:p>
@@ -1562,10 +1562,10 @@
               <w:right w:val="single" w:sz="4" w:space="0" w:color="D1D5DB"/>
             </w:tcBorders>
             <w:tcMar>
-              <w:top w:w="100" w:type="dxa"/>
-              <w:left w:w="140" w:type="dxa"/>
-              <w:bottom w:w="100" w:type="dxa"/>
-              <w:right w:w="140" w:type="dxa"/>
+              <w:top w:w="160" w:type="dxa"/>
+              <w:left w:w="200" w:type="dxa"/>
+              <w:bottom w:w="160" w:type="dxa"/>
+              <w:right w:w="200" w:type="dxa"/>
             </w:tcMar>
           </w:tcPr>
           <w:p>
@@ -1596,10 +1596,10 @@
               <w:right w:val="single" w:sz="4" w:space="0" w:color="D1D5DB"/>
             </w:tcBorders>
             <w:tcMar>
-              <w:top w:w="100" w:type="dxa"/>
-              <w:left w:w="140" w:type="dxa"/>
-              <w:bottom w:w="100" w:type="dxa"/>
-              <w:right w:w="140" w:type="dxa"/>
+              <w:top w:w="160" w:type="dxa"/>
+              <w:left w:w="200" w:type="dxa"/>
+              <w:bottom w:w="160" w:type="dxa"/>
+              <w:right w:w="200" w:type="dxa"/>
             </w:tcMar>
           </w:tcPr>
           <w:p>
@@ -1624,10 +1624,10 @@
     </w:tbl>
     <w:p>
       <w:pPr>
-        <w:spacing w:before="200" w:after="80"/>
-        <w:rPr>
-          <w:sz w:val="22"/>
-          <w:szCs w:val="22"/>
+        <w:spacing w:before="400" w:after="200"/>
+        <w:rPr>
+          <w:sz w:val="20"/>
+          <w:szCs w:val="20"/>
         </w:rPr>
       </w:pPr>
       <w:r>
@@ -1642,7 +1642,7 @@
     </w:p>
     <w:p>
       <w:pPr>
-        <w:spacing w:after="100" w:line="280" w:lineRule="auto"/>
+        <w:spacing w:after="140" w:line="320" w:lineRule="auto"/>
         <w:jc w:val="both"/>
         <w:rPr>
           <w:sz w:val="22"/>
@@ -1659,7 +1659,7 @@
     </w:p>
     <w:p>
       <w:pPr>
-        <w:spacing w:before="200" w:after="80"/>
+        <w:spacing w:before="400" w:after="200"/>
         <w:rPr>
           <w:sz w:val="22"/>
           <w:szCs w:val="22"/>
@@ -1677,10 +1677,10 @@
     </w:p>
     <w:p>
       <w:pPr>
-        <w:spacing w:before="200" w:after="80"/>
-        <w:rPr>
-          <w:sz w:val="22"/>
-          <w:szCs w:val="22"/>
+        <w:spacing w:before="400" w:after="200"/>
+        <w:rPr>
+          <w:sz w:val="20"/>
+          <w:szCs w:val="20"/>
         </w:rPr>
       </w:pPr>
       <w:r>
@@ -1724,10 +1724,10 @@
             </w:tcBorders>
             <w:shd w:val="clear" w:color="auto" w:fill="E30613"/>
             <w:tcMar>
-              <w:top w:w="120" w:type="dxa"/>
-              <w:left w:w="140" w:type="dxa"/>
-              <w:bottom w:w="120" w:type="dxa"/>
-              <w:right w:w="140" w:type="dxa"/>
+              <w:top w:w="160" w:type="dxa"/>
+              <w:left w:w="200" w:type="dxa"/>
+              <w:bottom w:w="160" w:type="dxa"/>
+              <w:right w:w="200" w:type="dxa"/>
             </w:tcMar>
             <w:vAlign w:val="center"/>
           </w:tcPr>
@@ -1762,10 +1762,10 @@
             </w:tcBorders>
             <w:shd w:val="clear" w:color="auto" w:fill="E30613"/>
             <w:tcMar>
-              <w:top w:w="120" w:type="dxa"/>
-              <w:left w:w="140" w:type="dxa"/>
-              <w:bottom w:w="120" w:type="dxa"/>
-              <w:right w:w="140" w:type="dxa"/>
+              <w:top w:w="160" w:type="dxa"/>
+              <w:left w:w="200" w:type="dxa"/>
+              <w:bottom w:w="160" w:type="dxa"/>
+              <w:right w:w="200" w:type="dxa"/>
             </w:tcMar>
             <w:vAlign w:val="center"/>
           </w:tcPr>
@@ -1800,10 +1800,10 @@
             </w:tcBorders>
             <w:shd w:val="clear" w:color="auto" w:fill="E30613"/>
             <w:tcMar>
-              <w:top w:w="120" w:type="dxa"/>
-              <w:left w:w="140" w:type="dxa"/>
-              <w:bottom w:w="120" w:type="dxa"/>
-              <w:right w:w="140" w:type="dxa"/>
+              <w:top w:w="160" w:type="dxa"/>
+              <w:left w:w="200" w:type="dxa"/>
+              <w:bottom w:w="160" w:type="dxa"/>
+              <w:right w:w="200" w:type="dxa"/>
             </w:tcMar>
             <w:vAlign w:val="center"/>
           </w:tcPr>
@@ -1838,10 +1838,10 @@
             </w:tcBorders>
             <w:shd w:val="clear" w:color="auto" w:fill="E30613"/>
             <w:tcMar>
-              <w:top w:w="120" w:type="dxa"/>
-              <w:left w:w="140" w:type="dxa"/>
-              <w:bottom w:w="120" w:type="dxa"/>
-              <w:right w:w="140" w:type="dxa"/>
+              <w:top w:w="160" w:type="dxa"/>
+              <w:left w:w="200" w:type="dxa"/>
+              <w:bottom w:w="160" w:type="dxa"/>
+              <w:right w:w="200" w:type="dxa"/>
             </w:tcMar>
             <w:vAlign w:val="center"/>
           </w:tcPr>
@@ -1877,10 +1877,10 @@
               <w:right w:val="single" w:sz="4" w:space="0" w:color="D1D5DB"/>
             </w:tcBorders>
             <w:tcMar>
-              <w:top w:w="100" w:type="dxa"/>
-              <w:left w:w="140" w:type="dxa"/>
-              <w:bottom w:w="100" w:type="dxa"/>
-              <w:right w:w="140" w:type="dxa"/>
+              <w:top w:w="160" w:type="dxa"/>
+              <w:left w:w="200" w:type="dxa"/>
+              <w:bottom w:w="160" w:type="dxa"/>
+              <w:right w:w="200" w:type="dxa"/>
             </w:tcMar>
           </w:tcPr>
           <w:p>
@@ -1911,10 +1911,10 @@
               <w:right w:val="single" w:sz="4" w:space="0" w:color="D1D5DB"/>
             </w:tcBorders>
             <w:tcMar>
-              <w:top w:w="100" w:type="dxa"/>
-              <w:left w:w="140" w:type="dxa"/>
-              <w:bottom w:w="100" w:type="dxa"/>
-              <w:right w:w="140" w:type="dxa"/>
+              <w:top w:w="160" w:type="dxa"/>
+              <w:left w:w="200" w:type="dxa"/>
+              <w:bottom w:w="160" w:type="dxa"/>
+              <w:right w:w="200" w:type="dxa"/>
             </w:tcMar>
           </w:tcPr>
           <w:p>
@@ -1945,10 +1945,10 @@
               <w:right w:val="single" w:sz="4" w:space="0" w:color="D1D5DB"/>
             </w:tcBorders>
             <w:tcMar>
-              <w:top w:w="100" w:type="dxa"/>
-              <w:left w:w="140" w:type="dxa"/>
-              <w:bottom w:w="100" w:type="dxa"/>
-              <w:right w:w="140" w:type="dxa"/>
+              <w:top w:w="160" w:type="dxa"/>
+              <w:left w:w="200" w:type="dxa"/>
+              <w:bottom w:w="160" w:type="dxa"/>
+              <w:right w:w="200" w:type="dxa"/>
             </w:tcMar>
           </w:tcPr>
           <w:p>
@@ -1979,10 +1979,10 @@
               <w:right w:val="single" w:sz="4" w:space="0" w:color="D1D5DB"/>
             </w:tcBorders>
             <w:tcMar>
-              <w:top w:w="100" w:type="dxa"/>
-              <w:left w:w="140" w:type="dxa"/>
-              <w:bottom w:w="100" w:type="dxa"/>
-              <w:right w:w="140" w:type="dxa"/>
+              <w:top w:w="160" w:type="dxa"/>
+              <w:left w:w="200" w:type="dxa"/>
+              <w:bottom w:w="160" w:type="dxa"/>
+              <w:right w:w="200" w:type="dxa"/>
             </w:tcMar>
           </w:tcPr>
           <w:p>
@@ -2007,10 +2007,10 @@
     </w:tbl>
     <w:p>
       <w:pPr>
-        <w:spacing w:before="200" w:after="80"/>
-        <w:rPr>
-          <w:sz w:val="22"/>
-          <w:szCs w:val="22"/>
+        <w:spacing w:before="400" w:after="200"/>
+        <w:rPr>
+          <w:sz w:val="20"/>
+          <w:szCs w:val="20"/>
         </w:rPr>
       </w:pPr>
       <w:r>
@@ -2055,10 +2055,10 @@
             </w:tcBorders>
             <w:shd w:val="clear" w:color="auto" w:fill="E30613"/>
             <w:tcMar>
-              <w:top w:w="120" w:type="dxa"/>
-              <w:left w:w="140" w:type="dxa"/>
-              <w:bottom w:w="120" w:type="dxa"/>
-              <w:right w:w="140" w:type="dxa"/>
+              <w:top w:w="160" w:type="dxa"/>
+              <w:left w:w="200" w:type="dxa"/>
+              <w:bottom w:w="160" w:type="dxa"/>
+              <w:right w:w="200" w:type="dxa"/>
             </w:tcMar>
             <w:vAlign w:val="center"/>
           </w:tcPr>
@@ -2093,10 +2093,10 @@
             </w:tcBorders>
             <w:shd w:val="clear" w:color="auto" w:fill="E30613"/>
             <w:tcMar>
-              <w:top w:w="120" w:type="dxa"/>
-              <w:left w:w="140" w:type="dxa"/>
-              <w:bottom w:w="120" w:type="dxa"/>
-              <w:right w:w="140" w:type="dxa"/>
+              <w:top w:w="160" w:type="dxa"/>
+              <w:left w:w="200" w:type="dxa"/>
+              <w:bottom w:w="160" w:type="dxa"/>
+              <w:right w:w="200" w:type="dxa"/>
             </w:tcMar>
             <w:vAlign w:val="center"/>
           </w:tcPr>
@@ -2131,10 +2131,10 @@
             </w:tcBorders>
             <w:shd w:val="clear" w:color="auto" w:fill="E30613"/>
             <w:tcMar>
-              <w:top w:w="120" w:type="dxa"/>
-              <w:left w:w="140" w:type="dxa"/>
-              <w:bottom w:w="120" w:type="dxa"/>
-              <w:right w:w="140" w:type="dxa"/>
+              <w:top w:w="160" w:type="dxa"/>
+              <w:left w:w="200" w:type="dxa"/>
+              <w:bottom w:w="160" w:type="dxa"/>
+              <w:right w:w="200" w:type="dxa"/>
             </w:tcMar>
             <w:vAlign w:val="center"/>
           </w:tcPr>
@@ -2169,10 +2169,10 @@
             </w:tcBorders>
             <w:shd w:val="clear" w:color="auto" w:fill="E30613"/>
             <w:tcMar>
-              <w:top w:w="120" w:type="dxa"/>
-              <w:left w:w="140" w:type="dxa"/>
-              <w:bottom w:w="120" w:type="dxa"/>
-              <w:right w:w="140" w:type="dxa"/>
+              <w:top w:w="160" w:type="dxa"/>
+              <w:left w:w="200" w:type="dxa"/>
+              <w:bottom w:w="160" w:type="dxa"/>
+              <w:right w:w="200" w:type="dxa"/>
             </w:tcMar>
             <w:vAlign w:val="center"/>
           </w:tcPr>
@@ -2207,10 +2207,10 @@
             </w:tcBorders>
             <w:shd w:val="clear" w:color="auto" w:fill="E30613"/>
             <w:tcMar>
-              <w:top w:w="120" w:type="dxa"/>
-              <w:left w:w="140" w:type="dxa"/>
-              <w:bottom w:w="120" w:type="dxa"/>
-              <w:right w:w="140" w:type="dxa"/>
+              <w:top w:w="160" w:type="dxa"/>
+              <w:left w:w="200" w:type="dxa"/>
+              <w:bottom w:w="160" w:type="dxa"/>
+              <w:right w:w="200" w:type="dxa"/>
             </w:tcMar>
             <w:vAlign w:val="center"/>
           </w:tcPr>
@@ -2246,10 +2246,10 @@
               <w:right w:val="single" w:sz="4" w:space="0" w:color="D1D5DB"/>
             </w:tcBorders>
             <w:tcMar>
-              <w:top w:w="100" w:type="dxa"/>
-              <w:left w:w="140" w:type="dxa"/>
-              <w:bottom w:w="100" w:type="dxa"/>
-              <w:right w:w="140" w:type="dxa"/>
+              <w:top w:w="160" w:type="dxa"/>
+              <w:left w:w="200" w:type="dxa"/>
+              <w:bottom w:w="160" w:type="dxa"/>
+              <w:right w:w="200" w:type="dxa"/>
             </w:tcMar>
           </w:tcPr>
           <w:p>
@@ -2280,10 +2280,10 @@
               <w:right w:val="single" w:sz="4" w:space="0" w:color="D1D5DB"/>
             </w:tcBorders>
             <w:tcMar>
-              <w:top w:w="100" w:type="dxa"/>
-              <w:left w:w="140" w:type="dxa"/>
-              <w:bottom w:w="100" w:type="dxa"/>
-              <w:right w:w="140" w:type="dxa"/>
+              <w:top w:w="160" w:type="dxa"/>
+              <w:left w:w="200" w:type="dxa"/>
+              <w:bottom w:w="160" w:type="dxa"/>
+              <w:right w:w="200" w:type="dxa"/>
             </w:tcMar>
           </w:tcPr>
           <w:p>
@@ -2314,10 +2314,10 @@
               <w:right w:val="single" w:sz="4" w:space="0" w:color="D1D5DB"/>
             </w:tcBorders>
             <w:tcMar>
-              <w:top w:w="100" w:type="dxa"/>
-              <w:left w:w="140" w:type="dxa"/>
-              <w:bottom w:w="100" w:type="dxa"/>
-              <w:right w:w="140" w:type="dxa"/>
+              <w:top w:w="160" w:type="dxa"/>
+              <w:left w:w="200" w:type="dxa"/>
+              <w:bottom w:w="160" w:type="dxa"/>
+              <w:right w:w="200" w:type="dxa"/>
             </w:tcMar>
           </w:tcPr>
           <w:p>
@@ -2348,10 +2348,10 @@
               <w:right w:val="single" w:sz="4" w:space="0" w:color="D1D5DB"/>
             </w:tcBorders>
             <w:tcMar>
-              <w:top w:w="100" w:type="dxa"/>
-              <w:left w:w="140" w:type="dxa"/>
-              <w:bottom w:w="100" w:type="dxa"/>
-              <w:right w:w="140" w:type="dxa"/>
+              <w:top w:w="160" w:type="dxa"/>
+              <w:left w:w="200" w:type="dxa"/>
+              <w:bottom w:w="160" w:type="dxa"/>
+              <w:right w:w="200" w:type="dxa"/>
             </w:tcMar>
           </w:tcPr>
           <w:p>
@@ -2382,10 +2382,10 @@
               <w:right w:val="single" w:sz="4" w:space="0" w:color="D1D5DB"/>
             </w:tcBorders>
             <w:tcMar>
-              <w:top w:w="100" w:type="dxa"/>
-              <w:left w:w="140" w:type="dxa"/>
-              <w:bottom w:w="100" w:type="dxa"/>
-              <w:right w:w="140" w:type="dxa"/>
+              <w:top w:w="160" w:type="dxa"/>
+              <w:left w:w="200" w:type="dxa"/>
+              <w:bottom w:w="160" w:type="dxa"/>
+              <w:right w:w="200" w:type="dxa"/>
             </w:tcMar>
           </w:tcPr>
           <w:p>
@@ -2410,7 +2410,7 @@
     </w:tbl>
     <w:p>
       <w:pPr>
-        <w:spacing w:before="200" w:after="80"/>
+        <w:spacing w:before="400" w:after="200"/>
         <w:rPr>
           <w:b/>
           <w:bCs/>
@@ -2421,7 +2421,7 @@
     </w:p>
     <w:p>
       <w:pPr>
-        <w:spacing w:before="200" w:after="80"/>
+        <w:spacing w:before="400" w:after="200"/>
         <w:rPr>
           <w:b/>
           <w:bCs/>
@@ -2432,7 +2432,7 @@
     </w:p>
     <w:p>
       <w:pPr>
-        <w:spacing w:before="200" w:after="80"/>
+        <w:spacing w:before="400" w:after="200"/>
         <w:rPr>
           <w:b/>
           <w:bCs/>
@@ -2443,7 +2443,7 @@
     </w:p>
     <w:p>
       <w:pPr>
-        <w:spacing w:before="200" w:after="80"/>
+        <w:spacing w:before="400" w:after="200"/>
         <w:rPr>
           <w:b/>
           <w:bCs/>
@@ -2454,7 +2454,7 @@
     </w:p>
     <w:p>
       <w:pPr>
-        <w:spacing w:before="200" w:after="80"/>
+        <w:spacing w:before="400" w:after="200"/>
         <w:rPr>
           <w:b/>
           <w:bCs/>
@@ -2465,10 +2465,10 @@
     </w:p>
     <w:p>
       <w:pPr>
-        <w:spacing w:before="200" w:after="80"/>
-        <w:rPr>
-          <w:sz w:val="22"/>
-          <w:szCs w:val="22"/>
+        <w:spacing w:before="400" w:after="200"/>
+        <w:rPr>
+          <w:sz w:val="20"/>
+          <w:szCs w:val="20"/>
         </w:rPr>
       </w:pPr>
       <w:r>
@@ -2483,7 +2483,7 @@
     </w:p>
     <w:p>
       <w:pPr>
-        <w:spacing w:after="100" w:line="280" w:lineRule="auto"/>
+        <w:spacing w:after="140" w:line="320" w:lineRule="auto"/>
         <w:jc w:val="both"/>
         <w:rPr>
           <w:sz w:val="22"/>
@@ -2500,7 +2500,7 @@
     </w:p>
     <w:p>
       <w:pPr>
-        <w:spacing w:before="200" w:after="80"/>
+        <w:spacing w:before="400" w:after="200"/>
         <w:rPr>
           <w:sz w:val="22"/>
           <w:szCs w:val="22"/>
@@ -2547,10 +2547,10 @@
             </w:tcBorders>
             <w:shd w:val="clear" w:color="auto" w:fill="E30613"/>
             <w:tcMar>
-              <w:top w:w="120" w:type="dxa"/>
-              <w:left w:w="140" w:type="dxa"/>
-              <w:bottom w:w="120" w:type="dxa"/>
-              <w:right w:w="140" w:type="dxa"/>
+              <w:top w:w="160" w:type="dxa"/>
+              <w:left w:w="200" w:type="dxa"/>
+              <w:bottom w:w="160" w:type="dxa"/>
+              <w:right w:w="200" w:type="dxa"/>
             </w:tcMar>
             <w:vAlign w:val="center"/>
           </w:tcPr>
@@ -2585,10 +2585,10 @@
             </w:tcBorders>
             <w:shd w:val="clear" w:color="auto" w:fill="E30613"/>
             <w:tcMar>
-              <w:top w:w="120" w:type="dxa"/>
-              <w:left w:w="140" w:type="dxa"/>
-              <w:bottom w:w="120" w:type="dxa"/>
-              <w:right w:w="140" w:type="dxa"/>
+              <w:top w:w="160" w:type="dxa"/>
+              <w:left w:w="200" w:type="dxa"/>
+              <w:bottom w:w="160" w:type="dxa"/>
+              <w:right w:w="200" w:type="dxa"/>
             </w:tcMar>
             <w:vAlign w:val="center"/>
           </w:tcPr>
@@ -2623,10 +2623,10 @@
             </w:tcBorders>
             <w:shd w:val="clear" w:color="auto" w:fill="E30613"/>
             <w:tcMar>
-              <w:top w:w="120" w:type="dxa"/>
-              <w:left w:w="140" w:type="dxa"/>
-              <w:bottom w:w="120" w:type="dxa"/>
-              <w:right w:w="140" w:type="dxa"/>
+              <w:top w:w="160" w:type="dxa"/>
+              <w:left w:w="200" w:type="dxa"/>
+              <w:bottom w:w="160" w:type="dxa"/>
+              <w:right w:w="200" w:type="dxa"/>
             </w:tcMar>
             <w:vAlign w:val="center"/>
           </w:tcPr>
@@ -2661,10 +2661,10 @@
             </w:tcBorders>
             <w:shd w:val="clear" w:color="auto" w:fill="E30613"/>
             <w:tcMar>
-              <w:top w:w="120" w:type="dxa"/>
-              <w:left w:w="140" w:type="dxa"/>
-              <w:bottom w:w="120" w:type="dxa"/>
-              <w:right w:w="140" w:type="dxa"/>
+              <w:top w:w="160" w:type="dxa"/>
+              <w:left w:w="200" w:type="dxa"/>
+              <w:bottom w:w="160" w:type="dxa"/>
+              <w:right w:w="200" w:type="dxa"/>
             </w:tcMar>
             <w:vAlign w:val="center"/>
           </w:tcPr>
@@ -2700,10 +2700,10 @@
               <w:right w:val="single" w:sz="4" w:space="0" w:color="D1D5DB"/>
             </w:tcBorders>
             <w:tcMar>
-              <w:top w:w="100" w:type="dxa"/>
-              <w:left w:w="140" w:type="dxa"/>
-              <w:bottom w:w="100" w:type="dxa"/>
-              <w:right w:w="140" w:type="dxa"/>
+              <w:top w:w="160" w:type="dxa"/>
+              <w:left w:w="200" w:type="dxa"/>
+              <w:bottom w:w="160" w:type="dxa"/>
+              <w:right w:w="200" w:type="dxa"/>
             </w:tcMar>
           </w:tcPr>
           <w:p>
@@ -2734,10 +2734,10 @@
               <w:right w:val="single" w:sz="4" w:space="0" w:color="D1D5DB"/>
             </w:tcBorders>
             <w:tcMar>
-              <w:top w:w="100" w:type="dxa"/>
-              <w:left w:w="140" w:type="dxa"/>
-              <w:bottom w:w="100" w:type="dxa"/>
-              <w:right w:w="140" w:type="dxa"/>
+              <w:top w:w="160" w:type="dxa"/>
+              <w:left w:w="200" w:type="dxa"/>
+              <w:bottom w:w="160" w:type="dxa"/>
+              <w:right w:w="200" w:type="dxa"/>
             </w:tcMar>
           </w:tcPr>
           <w:p>
@@ -2768,10 +2768,10 @@
               <w:right w:val="single" w:sz="4" w:space="0" w:color="D1D5DB"/>
             </w:tcBorders>
             <w:tcMar>
-              <w:top w:w="100" w:type="dxa"/>
-              <w:left w:w="140" w:type="dxa"/>
-              <w:bottom w:w="100" w:type="dxa"/>
-              <w:right w:w="140" w:type="dxa"/>
+              <w:top w:w="160" w:type="dxa"/>
+              <w:left w:w="200" w:type="dxa"/>
+              <w:bottom w:w="160" w:type="dxa"/>
+              <w:right w:w="200" w:type="dxa"/>
             </w:tcMar>
           </w:tcPr>
           <w:p>
@@ -2802,10 +2802,10 @@
               <w:right w:val="single" w:sz="4" w:space="0" w:color="D1D5DB"/>
             </w:tcBorders>
             <w:tcMar>
-              <w:top w:w="100" w:type="dxa"/>
-              <w:left w:w="140" w:type="dxa"/>
-              <w:bottom w:w="100" w:type="dxa"/>
-              <w:right w:w="140" w:type="dxa"/>
+              <w:top w:w="160" w:type="dxa"/>
+              <w:left w:w="200" w:type="dxa"/>
+              <w:bottom w:w="160" w:type="dxa"/>
+              <w:right w:w="200" w:type="dxa"/>
             </w:tcMar>
           </w:tcPr>
           <w:p>
@@ -2881,7 +2881,7 @@
     </w:tbl>
     <w:p>
       <w:pPr>
-        <w:spacing w:before="200" w:after="80"/>
+        <w:spacing w:before="400" w:after="200"/>
         <w:rPr>
           <w:b/>
           <w:bCs/>
@@ -2901,16 +2901,16 @@
     </w:p>
     <w:p>
       <w:pPr>
-        <w:spacing w:before="200" w:after="80"/>
-        <w:rPr>
-          <w:sz w:val="22"/>
-          <w:szCs w:val="22"/>
-        </w:rPr>
-      </w:pPr>
-    </w:p>
-    <w:p>
-      <w:pPr>
-        <w:spacing w:after="60" w:line="260" w:lineRule="auto"/>
+        <w:spacing w:before="400" w:after="200"/>
+        <w:rPr>
+          <w:sz w:val="22"/>
+          <w:szCs w:val="22"/>
+        </w:rPr>
+      </w:pPr>
+    </w:p>
+    <w:p>
+      <w:pPr>
+        <w:spacing w:after="60" w:line="300" w:lineRule="auto"/>
         <w:rPr>
           <w:sz w:val="22"/>
           <w:szCs w:val="22"/>
@@ -2928,7 +2928,7 @@
     </w:p>
     <w:p>
       <w:pPr>
-        <w:spacing w:after="60" w:line="260" w:lineRule="auto"/>
+        <w:spacing w:after="60" w:line="300" w:lineRule="auto"/>
         <w:rPr>
           <w:sz w:val="22"/>
           <w:szCs w:val="22"/>
@@ -2947,7 +2947,7 @@
     </w:p>
     <w:p>
       <w:pPr>
-        <w:spacing w:before="200" w:after="80"/>
+        <w:spacing w:before="400" w:after="200"/>
         <w:rPr>
           <w:b/>
           <w:bCs/>
@@ -2958,7 +2958,7 @@
     </w:p>
     <w:p>
       <w:pPr>
-        <w:spacing w:before="200" w:after="80"/>
+        <w:spacing w:before="400" w:after="200"/>
         <w:rPr>
           <w:sz w:val="22"/>
           <w:szCs w:val="22"/>
@@ -2981,7 +2981,7 @@
           <w:ilvl w:val="0"/>
           <w:numId w:val="2"/>
         </w:numPr>
-        <w:spacing w:after="60" w:line="280" w:lineRule="auto"/>
+        <w:spacing w:after="100" w:line="320" w:lineRule="auto"/>
         <w:rPr>
           <w:sz w:val="22"/>
           <w:szCs w:val="22"/>
@@ -3002,7 +3002,7 @@
           <w:ilvl w:val="0"/>
           <w:numId w:val="2"/>
         </w:numPr>
-        <w:spacing w:after="60" w:line="280" w:lineRule="auto"/>
+        <w:spacing w:after="100" w:line="320" w:lineRule="auto"/>
         <w:rPr>
           <w:sz w:val="22"/>
           <w:szCs w:val="22"/>
@@ -3023,7 +3023,7 @@
           <w:ilvl w:val="0"/>
           <w:numId w:val="2"/>
         </w:numPr>
-        <w:spacing w:after="60" w:line="280" w:lineRule="auto"/>
+        <w:spacing w:after="100" w:line="320" w:lineRule="auto"/>
         <w:rPr>
           <w:sz w:val="22"/>
           <w:szCs w:val="22"/>
@@ -3044,7 +3044,7 @@
           <w:ilvl w:val="0"/>
           <w:numId w:val="2"/>
         </w:numPr>
-        <w:spacing w:after="60" w:line="280" w:lineRule="auto"/>
+        <w:spacing w:after="100" w:line="320" w:lineRule="auto"/>
         <w:rPr>
           <w:sz w:val="22"/>
           <w:szCs w:val="22"/>
@@ -3060,7 +3060,7 @@
     </w:p>
     <w:p>
       <w:pPr>
-        <w:spacing w:before="200" w:after="80"/>
+        <w:spacing w:before="400" w:after="200"/>
         <w:rPr>
           <w:b/>
           <w:bCs/>
@@ -3071,7 +3071,7 @@
     </w:p>
     <w:p>
       <w:pPr>
-        <w:spacing w:before="200" w:after="80"/>
+        <w:spacing w:before="400" w:after="200"/>
         <w:rPr>
           <w:sz w:val="22"/>
           <w:szCs w:val="22"/>

--- a/assets/cause-effect-template-baseline.docx
+++ b/assets/cause-effect-template-baseline.docx
@@ -196,7 +196,7 @@
           </w:p>
           <w:p>
             <w:pPr>
-              <w:spacing w:after="60" w:line="260" w:lineRule="auto"/>
+              <w:spacing w:after="60" w:line="300" w:lineRule="auto"/>
             </w:pPr>
             <w:r>
               <w:rPr>
@@ -215,7 +215,7 @@
           </w:p>
           <w:p>
             <w:pPr>
-              <w:spacing w:after="60" w:line="260" w:lineRule="auto"/>
+              <w:spacing w:after="60" w:line="300" w:lineRule="auto"/>
             </w:pPr>
             <w:r>
               <w:rPr>
@@ -234,7 +234,7 @@
           </w:p>
           <w:p>
             <w:pPr>
-              <w:spacing w:after="60" w:line="260" w:lineRule="auto"/>
+              <w:spacing w:after="60" w:line="300" w:lineRule="auto"/>
             </w:pPr>
             <w:r>
               <w:rPr>
@@ -253,7 +253,7 @@
           </w:p>
           <w:p>
             <w:pPr>
-              <w:spacing w:after="60" w:line="260" w:lineRule="auto"/>
+              <w:spacing w:after="60" w:line="300" w:lineRule="auto"/>
             </w:pPr>
             <w:r>
               <w:rPr>
@@ -313,7 +313,7 @@
           </w:p>
           <w:p>
             <w:pPr>
-              <w:spacing w:after="60" w:line="260" w:lineRule="auto"/>
+              <w:spacing w:after="60" w:line="300" w:lineRule="auto"/>
             </w:pPr>
             <w:r>
               <w:rPr>
@@ -332,7 +332,7 @@
           </w:p>
           <w:p>
             <w:pPr>
-              <w:spacing w:after="60" w:line="260" w:lineRule="auto"/>
+              <w:spacing w:after="60" w:line="300" w:lineRule="auto"/>
             </w:pPr>
             <w:r>
               <w:rPr>
@@ -351,7 +351,7 @@
           </w:p>
           <w:p>
             <w:pPr>
-              <w:spacing w:after="60" w:line="260" w:lineRule="auto"/>
+              <w:spacing w:after="60" w:line="300" w:lineRule="auto"/>
             </w:pPr>
             <w:r>
               <w:rPr>
@@ -370,7 +370,7 @@
           </w:p>
           <w:p>
             <w:pPr>
-              <w:spacing w:after="60" w:line="260" w:lineRule="auto"/>
+              <w:spacing w:after="60" w:line="300" w:lineRule="auto"/>
             </w:pPr>
             <w:r>
               <w:rPr>
@@ -389,7 +389,7 @@
           </w:p>
           <w:p>
             <w:pPr>
-              <w:spacing w:after="60" w:line="260" w:lineRule="auto"/>
+              <w:spacing w:after="60" w:line="300" w:lineRule="auto"/>
             </w:pPr>
             <w:r>
               <w:rPr>
@@ -411,7 +411,7 @@
     </w:tbl>
     <w:p>
       <w:pPr>
-        <w:spacing w:before="200" w:after="80"/>
+        <w:spacing w:before="400" w:after="200"/>
         <w:rPr>
           <w:sz w:val="22"/>
           <w:szCs w:val="22"/>
@@ -438,7 +438,7 @@
     </w:p>
     <w:p>
       <w:pPr>
-        <w:spacing w:after="100" w:line="280" w:lineRule="auto"/>
+        <w:spacing w:after="140" w:line="320" w:lineRule="auto"/>
         <w:jc w:val="both"/>
         <w:rPr>
           <w:sz w:val="22"/>
@@ -455,7 +455,7 @@
     </w:p>
     <w:p>
       <w:pPr>
-        <w:spacing w:before="200" w:after="80"/>
+        <w:spacing w:before="400" w:after="200"/>
         <w:rPr>
           <w:sz w:val="22"/>
           <w:szCs w:val="22"/>
@@ -482,7 +482,7 @@
     </w:p>
     <w:p>
       <w:pPr>
-        <w:spacing w:after="60" w:line="260" w:lineRule="auto"/>
+        <w:spacing w:after="60" w:line="300" w:lineRule="auto"/>
         <w:rPr>
           <w:sz w:val="22"/>
           <w:szCs w:val="22"/>
@@ -509,7 +509,7 @@
     </w:p>
     <w:p>
       <w:pPr>
-        <w:spacing w:after="60" w:line="260" w:lineRule="auto"/>
+        <w:spacing w:after="60" w:line="300" w:lineRule="auto"/>
         <w:rPr>
           <w:sz w:val="22"/>
           <w:szCs w:val="22"/>
@@ -536,7 +536,7 @@
     </w:p>
     <w:p>
       <w:pPr>
-        <w:spacing w:after="60" w:line="260" w:lineRule="auto"/>
+        <w:spacing w:after="60" w:line="300" w:lineRule="auto"/>
         <w:rPr>
           <w:sz w:val="22"/>
           <w:szCs w:val="22"/>
@@ -563,7 +563,7 @@
     </w:p>
     <w:p>
       <w:pPr>
-        <w:spacing w:before="200" w:after="80"/>
+        <w:spacing w:before="400" w:after="200"/>
         <w:rPr>
           <w:sz w:val="22"/>
           <w:szCs w:val="22"/>
@@ -581,10 +581,10 @@
     </w:p>
     <w:p>
       <w:pPr>
-        <w:spacing w:before="200" w:after="80"/>
-        <w:rPr>
-          <w:sz w:val="22"/>
-          <w:szCs w:val="22"/>
+        <w:spacing w:before="400" w:after="200"/>
+        <w:rPr>
+          <w:sz w:val="20"/>
+          <w:szCs w:val="20"/>
         </w:rPr>
       </w:pPr>
       <w:r>
@@ -599,7 +599,7 @@
     </w:p>
     <w:p>
       <w:pPr>
-        <w:spacing w:after="100" w:line="280" w:lineRule="auto"/>
+        <w:spacing w:after="140" w:line="320" w:lineRule="auto"/>
         <w:jc w:val="both"/>
         <w:rPr>
           <w:sz w:val="22"/>
@@ -616,10 +616,10 @@
     </w:p>
     <w:p>
       <w:pPr>
-        <w:spacing w:before="200" w:after="80"/>
-        <w:rPr>
-          <w:sz w:val="22"/>
-          <w:szCs w:val="22"/>
+        <w:spacing w:before="400" w:after="200"/>
+        <w:rPr>
+          <w:sz w:val="20"/>
+          <w:szCs w:val="20"/>
         </w:rPr>
       </w:pPr>
       <w:r>
@@ -634,7 +634,7 @@
     </w:p>
     <w:p>
       <w:pPr>
-        <w:spacing w:after="100" w:line="280" w:lineRule="auto"/>
+        <w:spacing w:after="140" w:line="320" w:lineRule="auto"/>
         <w:jc w:val="both"/>
         <w:rPr>
           <w:sz w:val="22"/>
@@ -651,21 +651,65 @@
     </w:p>
     <w:p>
       <w:pPr>
-        <w:spacing w:before="200" w:after="80"/>
-        <w:rPr>
-          <w:sz w:val="22"/>
-          <w:szCs w:val="22"/>
-        </w:rPr>
-      </w:pPr>
-      <w:r>
+        <w:spacing w:before="400" w:after="200"/>
         <w:rPr>
           <w:b/>
           <w:bCs/>
           <w:sz w:val="24"/>
           <w:szCs w:val="24"/>
         </w:rPr>
-        <w:t>3.3 Output functions verified</w:t>
+      </w:pPr>
+    </w:p>
+    <w:p>
+      <w:pPr>
+        <w:spacing w:before="400" w:after="200"/>
+        <w:rPr>
+          <w:b/>
+          <w:bCs/>
+          <w:sz w:val="24"/>
+          <w:szCs w:val="24"/>
+        </w:rPr>
+      </w:pPr>
+    </w:p>
+    <w:p>
+      <w:pPr>
+        <w:spacing w:before="400" w:after="200"/>
+        <w:rPr>
+          <w:b/>
+          <w:bCs/>
+          <w:sz w:val="24"/>
+          <w:szCs w:val="24"/>
+        </w:rPr>
+      </w:pPr>
+    </w:p>
+    <w:p>
+      <w:pPr>
+        <w:spacing w:before="400" w:after="200"/>
+        <w:rPr>
+          <w:sz w:val="20"/>
+          <w:szCs w:val="20"/>
+        </w:rPr>
+      </w:pPr>
+      <w:r>
+        <w:rPr>
+          <w:b/>
+          <w:bCs/>
+          <w:sz w:val="24"/>
+          <w:szCs w:val="24"/>
+        </w:rPr>
+        <w:t xml:space="preserve">3.3 Output functions </w:t>
       </w:r>
+      <w:proofErr w:type="gramStart"/>
+      <w:r>
+        <w:rPr>
+          <w:b/>
+          <w:bCs/>
+          <w:sz w:val="24"/>
+          <w:szCs w:val="24"/>
+        </w:rPr>
+        <w:t>verified</w:t>
+      </w:r>
+      <w:proofErr w:type="gramEnd"/>
     </w:p>
     <w:tbl>
       <w:tblPr>
@@ -681,10 +725,10 @@
         <w:tblLook w:val="04A0" w:firstRow="1" w:lastRow="0" w:firstColumn="1" w:lastColumn="0" w:noHBand="0" w:noVBand="1"/>
       </w:tblPr>
       <w:tblGrid>
-        <w:gridCol w:w="2845"/>
-        <w:gridCol w:w="2844"/>
-        <w:gridCol w:w="2844"/>
-        <w:gridCol w:w="1203"/>
+        <w:gridCol w:w="2808"/>
+        <w:gridCol w:w="2808"/>
+        <w:gridCol w:w="2808"/>
+        <w:gridCol w:w="1312"/>
       </w:tblGrid>
       <w:tr>
         <w:tc>
@@ -698,10 +742,10 @@
             </w:tcBorders>
             <w:shd w:val="clear" w:color="auto" w:fill="E30613"/>
             <w:tcMar>
-              <w:top w:w="120" w:type="dxa"/>
-              <w:left w:w="140" w:type="dxa"/>
-              <w:bottom w:w="120" w:type="dxa"/>
-              <w:right w:w="140" w:type="dxa"/>
+              <w:top w:w="160" w:type="dxa"/>
+              <w:left w:w="200" w:type="dxa"/>
+              <w:bottom w:w="160" w:type="dxa"/>
+              <w:right w:w="200" w:type="dxa"/>
             </w:tcMar>
             <w:vAlign w:val="center"/>
           </w:tcPr>
@@ -736,10 +780,10 @@
             </w:tcBorders>
             <w:shd w:val="clear" w:color="auto" w:fill="E30613"/>
             <w:tcMar>
-              <w:top w:w="120" w:type="dxa"/>
-              <w:left w:w="140" w:type="dxa"/>
-              <w:bottom w:w="120" w:type="dxa"/>
-              <w:right w:w="140" w:type="dxa"/>
+              <w:top w:w="160" w:type="dxa"/>
+              <w:left w:w="200" w:type="dxa"/>
+              <w:bottom w:w="160" w:type="dxa"/>
+              <w:right w:w="200" w:type="dxa"/>
             </w:tcMar>
             <w:vAlign w:val="center"/>
           </w:tcPr>
@@ -774,10 +818,10 @@
             </w:tcBorders>
             <w:shd w:val="clear" w:color="auto" w:fill="E30613"/>
             <w:tcMar>
-              <w:top w:w="120" w:type="dxa"/>
-              <w:left w:w="140" w:type="dxa"/>
-              <w:bottom w:w="120" w:type="dxa"/>
-              <w:right w:w="140" w:type="dxa"/>
+              <w:top w:w="160" w:type="dxa"/>
+              <w:left w:w="200" w:type="dxa"/>
+              <w:bottom w:w="160" w:type="dxa"/>
+              <w:right w:w="200" w:type="dxa"/>
             </w:tcMar>
             <w:vAlign w:val="center"/>
           </w:tcPr>
@@ -812,10 +856,10 @@
             </w:tcBorders>
             <w:shd w:val="clear" w:color="auto" w:fill="E30613"/>
             <w:tcMar>
-              <w:top w:w="120" w:type="dxa"/>
-              <w:left w:w="140" w:type="dxa"/>
-              <w:bottom w:w="120" w:type="dxa"/>
-              <w:right w:w="140" w:type="dxa"/>
+              <w:top w:w="160" w:type="dxa"/>
+              <w:left w:w="200" w:type="dxa"/>
+              <w:bottom w:w="160" w:type="dxa"/>
+              <w:right w:w="200" w:type="dxa"/>
             </w:tcMar>
             <w:vAlign w:val="center"/>
           </w:tcPr>
@@ -851,10 +895,10 @@
               <w:right w:val="single" w:sz="4" w:space="0" w:color="D1D5DB"/>
             </w:tcBorders>
             <w:tcMar>
-              <w:top w:w="100" w:type="dxa"/>
-              <w:left w:w="140" w:type="dxa"/>
-              <w:bottom w:w="100" w:type="dxa"/>
-              <w:right w:w="140" w:type="dxa"/>
+              <w:top w:w="160" w:type="dxa"/>
+              <w:left w:w="200" w:type="dxa"/>
+              <w:bottom w:w="160" w:type="dxa"/>
+              <w:right w:w="200" w:type="dxa"/>
             </w:tcMar>
           </w:tcPr>
           <w:p>
@@ -885,10 +929,10 @@
               <w:right w:val="single" w:sz="4" w:space="0" w:color="D1D5DB"/>
             </w:tcBorders>
             <w:tcMar>
-              <w:top w:w="100" w:type="dxa"/>
-              <w:left w:w="140" w:type="dxa"/>
-              <w:bottom w:w="100" w:type="dxa"/>
-              <w:right w:w="140" w:type="dxa"/>
+              <w:top w:w="160" w:type="dxa"/>
+              <w:left w:w="200" w:type="dxa"/>
+              <w:bottom w:w="160" w:type="dxa"/>
+              <w:right w:w="200" w:type="dxa"/>
             </w:tcMar>
           </w:tcPr>
           <w:p>
@@ -919,10 +963,10 @@
               <w:right w:val="single" w:sz="4" w:space="0" w:color="D1D5DB"/>
             </w:tcBorders>
             <w:tcMar>
-              <w:top w:w="100" w:type="dxa"/>
-              <w:left w:w="140" w:type="dxa"/>
-              <w:bottom w:w="100" w:type="dxa"/>
-              <w:right w:w="140" w:type="dxa"/>
+              <w:top w:w="160" w:type="dxa"/>
+              <w:left w:w="200" w:type="dxa"/>
+              <w:bottom w:w="160" w:type="dxa"/>
+              <w:right w:w="200" w:type="dxa"/>
             </w:tcMar>
           </w:tcPr>
           <w:p>
@@ -953,10 +997,10 @@
               <w:right w:val="single" w:sz="4" w:space="0" w:color="D1D5DB"/>
             </w:tcBorders>
             <w:tcMar>
-              <w:top w:w="100" w:type="dxa"/>
-              <w:left w:w="140" w:type="dxa"/>
-              <w:bottom w:w="100" w:type="dxa"/>
-              <w:right w:w="140" w:type="dxa"/>
+              <w:top w:w="160" w:type="dxa"/>
+              <w:left w:w="200" w:type="dxa"/>
+              <w:bottom w:w="160" w:type="dxa"/>
+              <w:right w:w="200" w:type="dxa"/>
             </w:tcMar>
           </w:tcPr>
           <w:p>
@@ -981,7 +1025,7 @@
     </w:tbl>
     <w:p>
       <w:pPr>
-        <w:spacing w:before="200" w:after="80"/>
+        <w:spacing w:before="400" w:after="200"/>
         <w:rPr>
           <w:b/>
           <w:bCs/>
@@ -992,32 +1036,127 @@
     </w:p>
     <w:p>
       <w:pPr>
-        <w:spacing w:before="200" w:after="80"/>
+        <w:spacing w:before="400" w:after="200"/>
+        <w:rPr>
+          <w:sz w:val="22"/>
+          <w:szCs w:val="22"/>
+        </w:rPr>
+      </w:pPr>
+      <w:r>
         <w:rPr>
           <w:b/>
           <w:bCs/>
           <w:sz w:val="24"/>
           <w:szCs w:val="24"/>
         </w:rPr>
-      </w:pPr>
-    </w:p>
-    <w:p>
-      <w:pPr>
-        <w:spacing w:before="200" w:after="80"/>
+        <w:t>4. Full audibility test results</w:t>
+      </w:r>
+    </w:p>
+    <w:p>
+      <w:pPr>
+        <w:spacing w:before="400" w:after="200"/>
+        <w:rPr>
+          <w:sz w:val="20"/>
+          <w:szCs w:val="20"/>
+        </w:rPr>
+      </w:pPr>
+      <w:r>
         <w:rPr>
           <w:b/>
           <w:bCs/>
           <w:sz w:val="24"/>
           <w:szCs w:val="24"/>
         </w:rPr>
-      </w:pPr>
-    </w:p>
-    <w:p>
-      <w:pPr>
-        <w:spacing w:before="200" w:after="80"/>
-        <w:rPr>
-          <w:sz w:val="22"/>
-          <w:szCs w:val="22"/>
+        <w:t>4.1 Test equipment</w:t>
+      </w:r>
+    </w:p>
+    <w:p>
+      <w:pPr>
+        <w:spacing w:after="60" w:line="300" w:lineRule="auto"/>
+        <w:rPr>
+          <w:sz w:val="22"/>
+          <w:szCs w:val="22"/>
+        </w:rPr>
+      </w:pPr>
+      <w:r>
+        <w:rPr>
+          <w:b/>
+          <w:bCs/>
+          <w:sz w:val="22"/>
+          <w:szCs w:val="22"/>
+        </w:rPr>
+        <w:t xml:space="preserve">Sound level meter: </w:t>
+      </w:r>
+      <w:r>
+        <w:rPr>
+          <w:i/>
+          <w:iCs/>
+          <w:sz w:val="22"/>
+          <w:szCs w:val="22"/>
+        </w:rPr>
+        <w:t>[Sound Meter Make Model]</w:t>
+      </w:r>
+    </w:p>
+    <w:p>
+      <w:pPr>
+        <w:spacing w:after="60" w:line="300" w:lineRule="auto"/>
+        <w:rPr>
+          <w:sz w:val="22"/>
+          <w:szCs w:val="22"/>
+        </w:rPr>
+      </w:pPr>
+      <w:r>
+        <w:rPr>
+          <w:b/>
+          <w:bCs/>
+          <w:sz w:val="22"/>
+          <w:szCs w:val="22"/>
+        </w:rPr>
+        <w:t xml:space="preserve">Serial number: </w:t>
+      </w:r>
+      <w:r>
+        <w:rPr>
+          <w:i/>
+          <w:iCs/>
+          <w:sz w:val="22"/>
+          <w:szCs w:val="22"/>
+        </w:rPr>
+        <w:t>[Sound Meter Serial]</w:t>
+      </w:r>
+    </w:p>
+    <w:p>
+      <w:pPr>
+        <w:spacing w:after="60" w:line="300" w:lineRule="auto"/>
+        <w:rPr>
+          <w:sz w:val="22"/>
+          <w:szCs w:val="22"/>
+        </w:rPr>
+      </w:pPr>
+      <w:r>
+        <w:rPr>
+          <w:b/>
+          <w:bCs/>
+          <w:sz w:val="22"/>
+          <w:szCs w:val="22"/>
+        </w:rPr>
+        <w:t xml:space="preserve">Calibration due: </w:t>
+      </w:r>
+      <w:r>
+        <w:rPr>
+          <w:i/>
+          <w:iCs/>
+          <w:sz w:val="22"/>
+          <w:szCs w:val="22"/>
+        </w:rPr>
+        <w:t>[Calibration Due]</w:t>
+      </w:r>
+    </w:p>
+    <w:p>
+      <w:pPr>
+        <w:spacing w:before="400" w:after="200"/>
+        <w:rPr>
+          <w:sz w:val="20"/>
+          <w:szCs w:val="20"/>
         </w:rPr>
       </w:pPr>
       <w:r>
@@ -1027,130 +1166,12 @@
           <w:sz w:val="24"/>
           <w:szCs w:val="24"/>
         </w:rPr>
-        <w:lastRenderedPageBreak/>
-        <w:t>4. Full audibility test results</w:t>
-      </w:r>
-    </w:p>
-    <w:p>
-      <w:pPr>
-        <w:spacing w:before="200" w:after="80"/>
-        <w:rPr>
-          <w:sz w:val="22"/>
-          <w:szCs w:val="22"/>
-        </w:rPr>
-      </w:pPr>
-      <w:r>
-        <w:rPr>
-          <w:b/>
-          <w:bCs/>
-          <w:sz w:val="24"/>
-          <w:szCs w:val="24"/>
-        </w:rPr>
-        <w:t>4.1 Test equipment</w:t>
-      </w:r>
-    </w:p>
-    <w:p>
-      <w:pPr>
-        <w:spacing w:after="60" w:line="260" w:lineRule="auto"/>
-        <w:rPr>
-          <w:sz w:val="22"/>
-          <w:szCs w:val="22"/>
-        </w:rPr>
-      </w:pPr>
-      <w:r>
-        <w:rPr>
-          <w:b/>
-          <w:bCs/>
-          <w:sz w:val="22"/>
-          <w:szCs w:val="22"/>
-        </w:rPr>
-        <w:t xml:space="preserve">Sound level meter: </w:t>
-      </w:r>
-      <w:r>
-        <w:rPr>
-          <w:i/>
-          <w:iCs/>
-          <w:sz w:val="22"/>
-          <w:szCs w:val="22"/>
-        </w:rPr>
-        <w:t>[Sound Meter Make Model]</w:t>
-      </w:r>
-    </w:p>
-    <w:p>
-      <w:pPr>
-        <w:spacing w:after="60" w:line="260" w:lineRule="auto"/>
-        <w:rPr>
-          <w:sz w:val="22"/>
-          <w:szCs w:val="22"/>
-        </w:rPr>
-      </w:pPr>
-      <w:r>
-        <w:rPr>
-          <w:b/>
-          <w:bCs/>
-          <w:sz w:val="22"/>
-          <w:szCs w:val="22"/>
-        </w:rPr>
-        <w:t xml:space="preserve">Serial number: </w:t>
-      </w:r>
-      <w:r>
-        <w:rPr>
-          <w:i/>
-          <w:iCs/>
-          <w:sz w:val="22"/>
-          <w:szCs w:val="22"/>
-        </w:rPr>
-        <w:t>[Sound Meter Serial]</w:t>
-      </w:r>
-    </w:p>
-    <w:p>
-      <w:pPr>
-        <w:spacing w:after="60" w:line="260" w:lineRule="auto"/>
-        <w:rPr>
-          <w:sz w:val="22"/>
-          <w:szCs w:val="22"/>
-        </w:rPr>
-      </w:pPr>
-      <w:r>
-        <w:rPr>
-          <w:b/>
-          <w:bCs/>
-          <w:sz w:val="22"/>
-          <w:szCs w:val="22"/>
-        </w:rPr>
-        <w:t xml:space="preserve">Calibration due: </w:t>
-      </w:r>
-      <w:r>
-        <w:rPr>
-          <w:i/>
-          <w:iCs/>
-          <w:sz w:val="22"/>
-          <w:szCs w:val="22"/>
-        </w:rPr>
-        <w:t>[Calibration Due]</w:t>
-      </w:r>
-    </w:p>
-    <w:p>
-      <w:pPr>
-        <w:spacing w:before="200" w:after="80"/>
-        <w:rPr>
-          <w:sz w:val="22"/>
-          <w:szCs w:val="22"/>
-        </w:rPr>
-      </w:pPr>
-      <w:r>
-        <w:rPr>
-          <w:b/>
-          <w:bCs/>
-          <w:sz w:val="24"/>
-          <w:szCs w:val="24"/>
-        </w:rPr>
         <w:t>4.2 Sound level measurements</w:t>
       </w:r>
     </w:p>
     <w:p>
       <w:pPr>
-        <w:spacing w:after="100" w:line="280" w:lineRule="auto"/>
+        <w:spacing w:after="140" w:line="320" w:lineRule="auto"/>
         <w:rPr>
           <w:sz w:val="22"/>
           <w:szCs w:val="22"/>
@@ -1178,12 +1199,12 @@
         <w:tblLook w:val="04A0" w:firstRow="1" w:lastRow="0" w:firstColumn="1" w:lastColumn="0" w:noHBand="0" w:noVBand="1"/>
       </w:tblPr>
       <w:tblGrid>
-        <w:gridCol w:w="2403"/>
-        <w:gridCol w:w="1184"/>
-        <w:gridCol w:w="1521"/>
-        <w:gridCol w:w="1488"/>
-        <w:gridCol w:w="1687"/>
-        <w:gridCol w:w="1453"/>
+        <w:gridCol w:w="2274"/>
+        <w:gridCol w:w="1251"/>
+        <w:gridCol w:w="1570"/>
+        <w:gridCol w:w="1408"/>
+        <w:gridCol w:w="1727"/>
+        <w:gridCol w:w="1506"/>
       </w:tblGrid>
       <w:tr>
         <w:tc>
@@ -1197,10 +1218,10 @@
             </w:tcBorders>
             <w:shd w:val="clear" w:color="auto" w:fill="E30613"/>
             <w:tcMar>
-              <w:top w:w="120" w:type="dxa"/>
-              <w:left w:w="140" w:type="dxa"/>
-              <w:bottom w:w="120" w:type="dxa"/>
-              <w:right w:w="140" w:type="dxa"/>
+              <w:top w:w="160" w:type="dxa"/>
+              <w:left w:w="200" w:type="dxa"/>
+              <w:bottom w:w="160" w:type="dxa"/>
+              <w:right w:w="200" w:type="dxa"/>
             </w:tcMar>
             <w:vAlign w:val="center"/>
           </w:tcPr>
@@ -1235,10 +1256,10 @@
             </w:tcBorders>
             <w:shd w:val="clear" w:color="auto" w:fill="E30613"/>
             <w:tcMar>
-              <w:top w:w="120" w:type="dxa"/>
-              <w:left w:w="140" w:type="dxa"/>
-              <w:bottom w:w="120" w:type="dxa"/>
-              <w:right w:w="140" w:type="dxa"/>
+              <w:top w:w="160" w:type="dxa"/>
+              <w:left w:w="200" w:type="dxa"/>
+              <w:bottom w:w="160" w:type="dxa"/>
+              <w:right w:w="200" w:type="dxa"/>
             </w:tcMar>
             <w:vAlign w:val="center"/>
           </w:tcPr>
@@ -1273,10 +1294,10 @@
             </w:tcBorders>
             <w:shd w:val="clear" w:color="auto" w:fill="E30613"/>
             <w:tcMar>
-              <w:top w:w="120" w:type="dxa"/>
-              <w:left w:w="140" w:type="dxa"/>
-              <w:bottom w:w="120" w:type="dxa"/>
-              <w:right w:w="140" w:type="dxa"/>
+              <w:top w:w="160" w:type="dxa"/>
+              <w:left w:w="200" w:type="dxa"/>
+              <w:bottom w:w="160" w:type="dxa"/>
+              <w:right w:w="200" w:type="dxa"/>
             </w:tcMar>
             <w:vAlign w:val="center"/>
           </w:tcPr>
@@ -1311,10 +1332,10 @@
             </w:tcBorders>
             <w:shd w:val="clear" w:color="auto" w:fill="E30613"/>
             <w:tcMar>
-              <w:top w:w="120" w:type="dxa"/>
-              <w:left w:w="140" w:type="dxa"/>
-              <w:bottom w:w="120" w:type="dxa"/>
-              <w:right w:w="140" w:type="dxa"/>
+              <w:top w:w="160" w:type="dxa"/>
+              <w:left w:w="200" w:type="dxa"/>
+              <w:bottom w:w="160" w:type="dxa"/>
+              <w:right w:w="200" w:type="dxa"/>
             </w:tcMar>
             <w:vAlign w:val="center"/>
           </w:tcPr>
@@ -1349,10 +1370,10 @@
             </w:tcBorders>
             <w:shd w:val="clear" w:color="auto" w:fill="E30613"/>
             <w:tcMar>
-              <w:top w:w="120" w:type="dxa"/>
-              <w:left w:w="140" w:type="dxa"/>
-              <w:bottom w:w="120" w:type="dxa"/>
-              <w:right w:w="140" w:type="dxa"/>
+              <w:top w:w="160" w:type="dxa"/>
+              <w:left w:w="200" w:type="dxa"/>
+              <w:bottom w:w="160" w:type="dxa"/>
+              <w:right w:w="200" w:type="dxa"/>
             </w:tcMar>
             <w:vAlign w:val="center"/>
           </w:tcPr>
@@ -1387,10 +1408,10 @@
             </w:tcBorders>
             <w:shd w:val="clear" w:color="auto" w:fill="E30613"/>
             <w:tcMar>
-              <w:top w:w="120" w:type="dxa"/>
-              <w:left w:w="140" w:type="dxa"/>
-              <w:bottom w:w="120" w:type="dxa"/>
-              <w:right w:w="140" w:type="dxa"/>
+              <w:top w:w="160" w:type="dxa"/>
+              <w:left w:w="200" w:type="dxa"/>
+              <w:bottom w:w="160" w:type="dxa"/>
+              <w:right w:w="200" w:type="dxa"/>
             </w:tcMar>
             <w:vAlign w:val="center"/>
           </w:tcPr>
@@ -1426,10 +1447,10 @@
               <w:right w:val="single" w:sz="4" w:space="0" w:color="D1D5DB"/>
             </w:tcBorders>
             <w:tcMar>
-              <w:top w:w="100" w:type="dxa"/>
-              <w:left w:w="140" w:type="dxa"/>
-              <w:bottom w:w="100" w:type="dxa"/>
-              <w:right w:w="140" w:type="dxa"/>
+              <w:top w:w="160" w:type="dxa"/>
+              <w:left w:w="200" w:type="dxa"/>
+              <w:bottom w:w="160" w:type="dxa"/>
+              <w:right w:w="200" w:type="dxa"/>
             </w:tcMar>
           </w:tcPr>
           <w:p>
@@ -1460,10 +1481,10 @@
               <w:right w:val="single" w:sz="4" w:space="0" w:color="D1D5DB"/>
             </w:tcBorders>
             <w:tcMar>
-              <w:top w:w="100" w:type="dxa"/>
-              <w:left w:w="140" w:type="dxa"/>
-              <w:bottom w:w="100" w:type="dxa"/>
-              <w:right w:w="140" w:type="dxa"/>
+              <w:top w:w="160" w:type="dxa"/>
+              <w:left w:w="200" w:type="dxa"/>
+              <w:bottom w:w="160" w:type="dxa"/>
+              <w:right w:w="200" w:type="dxa"/>
             </w:tcMar>
           </w:tcPr>
           <w:p>
@@ -1494,10 +1515,10 @@
               <w:right w:val="single" w:sz="4" w:space="0" w:color="D1D5DB"/>
             </w:tcBorders>
             <w:tcMar>
-              <w:top w:w="100" w:type="dxa"/>
-              <w:left w:w="140" w:type="dxa"/>
-              <w:bottom w:w="100" w:type="dxa"/>
-              <w:right w:w="140" w:type="dxa"/>
+              <w:top w:w="160" w:type="dxa"/>
+              <w:left w:w="200" w:type="dxa"/>
+              <w:bottom w:w="160" w:type="dxa"/>
+              <w:right w:w="200" w:type="dxa"/>
             </w:tcMar>
           </w:tcPr>
           <w:p>
@@ -1528,10 +1549,10 @@
               <w:right w:val="single" w:sz="4" w:space="0" w:color="D1D5DB"/>
             </w:tcBorders>
             <w:tcMar>
-              <w:top w:w="100" w:type="dxa"/>
-              <w:left w:w="140" w:type="dxa"/>
-              <w:bottom w:w="100" w:type="dxa"/>
-              <w:right w:w="140" w:type="dxa"/>
+              <w:top w:w="160" w:type="dxa"/>
+              <w:left w:w="200" w:type="dxa"/>
+              <w:bottom w:w="160" w:type="dxa"/>
+              <w:right w:w="200" w:type="dxa"/>
             </w:tcMar>
           </w:tcPr>
           <w:p>
@@ -1562,10 +1583,10 @@
               <w:right w:val="single" w:sz="4" w:space="0" w:color="D1D5DB"/>
             </w:tcBorders>
             <w:tcMar>
-              <w:top w:w="100" w:type="dxa"/>
-              <w:left w:w="140" w:type="dxa"/>
-              <w:bottom w:w="100" w:type="dxa"/>
-              <w:right w:w="140" w:type="dxa"/>
+              <w:top w:w="160" w:type="dxa"/>
+              <w:left w:w="200" w:type="dxa"/>
+              <w:bottom w:w="160" w:type="dxa"/>
+              <w:right w:w="200" w:type="dxa"/>
             </w:tcMar>
           </w:tcPr>
           <w:p>
@@ -1596,10 +1617,10 @@
               <w:right w:val="single" w:sz="4" w:space="0" w:color="D1D5DB"/>
             </w:tcBorders>
             <w:tcMar>
-              <w:top w:w="100" w:type="dxa"/>
-              <w:left w:w="140" w:type="dxa"/>
-              <w:bottom w:w="100" w:type="dxa"/>
-              <w:right w:w="140" w:type="dxa"/>
+              <w:top w:w="160" w:type="dxa"/>
+              <w:left w:w="200" w:type="dxa"/>
+              <w:bottom w:w="160" w:type="dxa"/>
+              <w:right w:w="200" w:type="dxa"/>
             </w:tcMar>
           </w:tcPr>
           <w:p>
@@ -1624,10 +1645,10 @@
     </w:tbl>
     <w:p>
       <w:pPr>
-        <w:spacing w:before="200" w:after="80"/>
-        <w:rPr>
-          <w:sz w:val="22"/>
-          <w:szCs w:val="22"/>
+        <w:spacing w:before="400" w:after="200"/>
+        <w:rPr>
+          <w:sz w:val="20"/>
+          <w:szCs w:val="20"/>
         </w:rPr>
       </w:pPr>
       <w:r>
@@ -1642,7 +1663,7 @@
     </w:p>
     <w:p>
       <w:pPr>
-        <w:spacing w:after="100" w:line="280" w:lineRule="auto"/>
+        <w:spacing w:after="140" w:line="320" w:lineRule="auto"/>
         <w:jc w:val="both"/>
         <w:rPr>
           <w:sz w:val="22"/>
@@ -1659,7 +1680,7 @@
     </w:p>
     <w:p>
       <w:pPr>
-        <w:spacing w:before="200" w:after="80"/>
+        <w:spacing w:before="400" w:after="200"/>
         <w:rPr>
           <w:sz w:val="22"/>
           <w:szCs w:val="22"/>
@@ -1677,10 +1698,32 @@
     </w:p>
     <w:p>
       <w:pPr>
-        <w:spacing w:before="200" w:after="80"/>
-        <w:rPr>
-          <w:sz w:val="22"/>
-          <w:szCs w:val="22"/>
+        <w:spacing w:before="400" w:after="200"/>
+        <w:rPr>
+          <w:b/>
+          <w:bCs/>
+          <w:sz w:val="24"/>
+          <w:szCs w:val="24"/>
+        </w:rPr>
+      </w:pPr>
+    </w:p>
+    <w:p>
+      <w:pPr>
+        <w:spacing w:before="400" w:after="200"/>
+        <w:rPr>
+          <w:b/>
+          <w:bCs/>
+          <w:sz w:val="24"/>
+          <w:szCs w:val="24"/>
+        </w:rPr>
+      </w:pPr>
+    </w:p>
+    <w:p>
+      <w:pPr>
+        <w:spacing w:before="400" w:after="200"/>
+        <w:rPr>
+          <w:sz w:val="20"/>
+          <w:szCs w:val="20"/>
         </w:rPr>
       </w:pPr>
       <w:r>
@@ -1707,10 +1750,10 @@
         <w:tblLook w:val="04A0" w:firstRow="1" w:lastRow="0" w:firstColumn="1" w:lastColumn="0" w:noHBand="0" w:noVBand="1"/>
       </w:tblPr>
       <w:tblGrid>
-        <w:gridCol w:w="2962"/>
-        <w:gridCol w:w="2011"/>
-        <w:gridCol w:w="1482"/>
-        <w:gridCol w:w="3281"/>
+        <w:gridCol w:w="2926"/>
+        <w:gridCol w:w="1985"/>
+        <w:gridCol w:w="1586"/>
+        <w:gridCol w:w="3239"/>
       </w:tblGrid>
       <w:tr>
         <w:tc>
@@ -1724,10 +1767,10 @@
             </w:tcBorders>
             <w:shd w:val="clear" w:color="auto" w:fill="E30613"/>
             <w:tcMar>
-              <w:top w:w="120" w:type="dxa"/>
-              <w:left w:w="140" w:type="dxa"/>
-              <w:bottom w:w="120" w:type="dxa"/>
-              <w:right w:w="140" w:type="dxa"/>
+              <w:top w:w="160" w:type="dxa"/>
+              <w:left w:w="200" w:type="dxa"/>
+              <w:bottom w:w="160" w:type="dxa"/>
+              <w:right w:w="200" w:type="dxa"/>
             </w:tcMar>
             <w:vAlign w:val="center"/>
           </w:tcPr>
@@ -1762,10 +1805,10 @@
             </w:tcBorders>
             <w:shd w:val="clear" w:color="auto" w:fill="E30613"/>
             <w:tcMar>
-              <w:top w:w="120" w:type="dxa"/>
-              <w:left w:w="140" w:type="dxa"/>
-              <w:bottom w:w="120" w:type="dxa"/>
-              <w:right w:w="140" w:type="dxa"/>
+              <w:top w:w="160" w:type="dxa"/>
+              <w:left w:w="200" w:type="dxa"/>
+              <w:bottom w:w="160" w:type="dxa"/>
+              <w:right w:w="200" w:type="dxa"/>
             </w:tcMar>
             <w:vAlign w:val="center"/>
           </w:tcPr>
@@ -1800,10 +1843,10 @@
             </w:tcBorders>
             <w:shd w:val="clear" w:color="auto" w:fill="E30613"/>
             <w:tcMar>
-              <w:top w:w="120" w:type="dxa"/>
-              <w:left w:w="140" w:type="dxa"/>
-              <w:bottom w:w="120" w:type="dxa"/>
-              <w:right w:w="140" w:type="dxa"/>
+              <w:top w:w="160" w:type="dxa"/>
+              <w:left w:w="200" w:type="dxa"/>
+              <w:bottom w:w="160" w:type="dxa"/>
+              <w:right w:w="200" w:type="dxa"/>
             </w:tcMar>
             <w:vAlign w:val="center"/>
           </w:tcPr>
@@ -1838,10 +1881,10 @@
             </w:tcBorders>
             <w:shd w:val="clear" w:color="auto" w:fill="E30613"/>
             <w:tcMar>
-              <w:top w:w="120" w:type="dxa"/>
-              <w:left w:w="140" w:type="dxa"/>
-              <w:bottom w:w="120" w:type="dxa"/>
-              <w:right w:w="140" w:type="dxa"/>
+              <w:top w:w="160" w:type="dxa"/>
+              <w:left w:w="200" w:type="dxa"/>
+              <w:bottom w:w="160" w:type="dxa"/>
+              <w:right w:w="200" w:type="dxa"/>
             </w:tcMar>
             <w:vAlign w:val="center"/>
           </w:tcPr>
@@ -1877,10 +1920,10 @@
               <w:right w:val="single" w:sz="4" w:space="0" w:color="D1D5DB"/>
             </w:tcBorders>
             <w:tcMar>
-              <w:top w:w="100" w:type="dxa"/>
-              <w:left w:w="140" w:type="dxa"/>
-              <w:bottom w:w="100" w:type="dxa"/>
-              <w:right w:w="140" w:type="dxa"/>
+              <w:top w:w="160" w:type="dxa"/>
+              <w:left w:w="200" w:type="dxa"/>
+              <w:bottom w:w="160" w:type="dxa"/>
+              <w:right w:w="200" w:type="dxa"/>
             </w:tcMar>
           </w:tcPr>
           <w:p>
@@ -1911,10 +1954,10 @@
               <w:right w:val="single" w:sz="4" w:space="0" w:color="D1D5DB"/>
             </w:tcBorders>
             <w:tcMar>
-              <w:top w:w="100" w:type="dxa"/>
-              <w:left w:w="140" w:type="dxa"/>
-              <w:bottom w:w="100" w:type="dxa"/>
-              <w:right w:w="140" w:type="dxa"/>
+              <w:top w:w="160" w:type="dxa"/>
+              <w:left w:w="200" w:type="dxa"/>
+              <w:bottom w:w="160" w:type="dxa"/>
+              <w:right w:w="200" w:type="dxa"/>
             </w:tcMar>
           </w:tcPr>
           <w:p>
@@ -1945,10 +1988,10 @@
               <w:right w:val="single" w:sz="4" w:space="0" w:color="D1D5DB"/>
             </w:tcBorders>
             <w:tcMar>
-              <w:top w:w="100" w:type="dxa"/>
-              <w:left w:w="140" w:type="dxa"/>
-              <w:bottom w:w="100" w:type="dxa"/>
-              <w:right w:w="140" w:type="dxa"/>
+              <w:top w:w="160" w:type="dxa"/>
+              <w:left w:w="200" w:type="dxa"/>
+              <w:bottom w:w="160" w:type="dxa"/>
+              <w:right w:w="200" w:type="dxa"/>
             </w:tcMar>
           </w:tcPr>
           <w:p>
@@ -1979,10 +2022,10 @@
               <w:right w:val="single" w:sz="4" w:space="0" w:color="D1D5DB"/>
             </w:tcBorders>
             <w:tcMar>
-              <w:top w:w="100" w:type="dxa"/>
-              <w:left w:w="140" w:type="dxa"/>
-              <w:bottom w:w="100" w:type="dxa"/>
-              <w:right w:w="140" w:type="dxa"/>
+              <w:top w:w="160" w:type="dxa"/>
+              <w:left w:w="200" w:type="dxa"/>
+              <w:bottom w:w="160" w:type="dxa"/>
+              <w:right w:w="200" w:type="dxa"/>
             </w:tcMar>
           </w:tcPr>
           <w:p>
@@ -2007,10 +2050,10 @@
     </w:tbl>
     <w:p>
       <w:pPr>
-        <w:spacing w:before="200" w:after="80"/>
-        <w:rPr>
-          <w:sz w:val="22"/>
-          <w:szCs w:val="22"/>
+        <w:spacing w:before="400" w:after="200"/>
+        <w:rPr>
+          <w:sz w:val="20"/>
+          <w:szCs w:val="20"/>
         </w:rPr>
       </w:pPr>
       <w:r>
@@ -2037,11 +2080,11 @@
         <w:tblLook w:val="04A0" w:firstRow="1" w:lastRow="0" w:firstColumn="1" w:lastColumn="0" w:noHBand="0" w:noVBand="1"/>
       </w:tblPr>
       <w:tblGrid>
-        <w:gridCol w:w="2433"/>
-        <w:gridCol w:w="1826"/>
-        <w:gridCol w:w="1548"/>
-        <w:gridCol w:w="1495"/>
-        <w:gridCol w:w="2434"/>
+        <w:gridCol w:w="2342"/>
+        <w:gridCol w:w="1790"/>
+        <w:gridCol w:w="1646"/>
+        <w:gridCol w:w="1594"/>
+        <w:gridCol w:w="2364"/>
       </w:tblGrid>
       <w:tr>
         <w:tc>
@@ -2055,10 +2098,10 @@
             </w:tcBorders>
             <w:shd w:val="clear" w:color="auto" w:fill="E30613"/>
             <w:tcMar>
-              <w:top w:w="120" w:type="dxa"/>
-              <w:left w:w="140" w:type="dxa"/>
-              <w:bottom w:w="120" w:type="dxa"/>
-              <w:right w:w="140" w:type="dxa"/>
+              <w:top w:w="160" w:type="dxa"/>
+              <w:left w:w="200" w:type="dxa"/>
+              <w:bottom w:w="160" w:type="dxa"/>
+              <w:right w:w="200" w:type="dxa"/>
             </w:tcMar>
             <w:vAlign w:val="center"/>
           </w:tcPr>
@@ -2093,10 +2136,10 @@
             </w:tcBorders>
             <w:shd w:val="clear" w:color="auto" w:fill="E30613"/>
             <w:tcMar>
-              <w:top w:w="120" w:type="dxa"/>
-              <w:left w:w="140" w:type="dxa"/>
-              <w:bottom w:w="120" w:type="dxa"/>
-              <w:right w:w="140" w:type="dxa"/>
+              <w:top w:w="160" w:type="dxa"/>
+              <w:left w:w="200" w:type="dxa"/>
+              <w:bottom w:w="160" w:type="dxa"/>
+              <w:right w:w="200" w:type="dxa"/>
             </w:tcMar>
             <w:vAlign w:val="center"/>
           </w:tcPr>
@@ -2131,10 +2174,10 @@
             </w:tcBorders>
             <w:shd w:val="clear" w:color="auto" w:fill="E30613"/>
             <w:tcMar>
-              <w:top w:w="120" w:type="dxa"/>
-              <w:left w:w="140" w:type="dxa"/>
-              <w:bottom w:w="120" w:type="dxa"/>
-              <w:right w:w="140" w:type="dxa"/>
+              <w:top w:w="160" w:type="dxa"/>
+              <w:left w:w="200" w:type="dxa"/>
+              <w:bottom w:w="160" w:type="dxa"/>
+              <w:right w:w="200" w:type="dxa"/>
             </w:tcMar>
             <w:vAlign w:val="center"/>
           </w:tcPr>
@@ -2169,10 +2212,10 @@
             </w:tcBorders>
             <w:shd w:val="clear" w:color="auto" w:fill="E30613"/>
             <w:tcMar>
-              <w:top w:w="120" w:type="dxa"/>
-              <w:left w:w="140" w:type="dxa"/>
-              <w:bottom w:w="120" w:type="dxa"/>
-              <w:right w:w="140" w:type="dxa"/>
+              <w:top w:w="160" w:type="dxa"/>
+              <w:left w:w="200" w:type="dxa"/>
+              <w:bottom w:w="160" w:type="dxa"/>
+              <w:right w:w="200" w:type="dxa"/>
             </w:tcMar>
             <w:vAlign w:val="center"/>
           </w:tcPr>
@@ -2207,10 +2250,10 @@
             </w:tcBorders>
             <w:shd w:val="clear" w:color="auto" w:fill="E30613"/>
             <w:tcMar>
-              <w:top w:w="120" w:type="dxa"/>
-              <w:left w:w="140" w:type="dxa"/>
-              <w:bottom w:w="120" w:type="dxa"/>
-              <w:right w:w="140" w:type="dxa"/>
+              <w:top w:w="160" w:type="dxa"/>
+              <w:left w:w="200" w:type="dxa"/>
+              <w:bottom w:w="160" w:type="dxa"/>
+              <w:right w:w="200" w:type="dxa"/>
             </w:tcMar>
             <w:vAlign w:val="center"/>
           </w:tcPr>
@@ -2246,10 +2289,10 @@
               <w:right w:val="single" w:sz="4" w:space="0" w:color="D1D5DB"/>
             </w:tcBorders>
             <w:tcMar>
-              <w:top w:w="100" w:type="dxa"/>
-              <w:left w:w="140" w:type="dxa"/>
-              <w:bottom w:w="100" w:type="dxa"/>
-              <w:right w:w="140" w:type="dxa"/>
+              <w:top w:w="160" w:type="dxa"/>
+              <w:left w:w="200" w:type="dxa"/>
+              <w:bottom w:w="160" w:type="dxa"/>
+              <w:right w:w="200" w:type="dxa"/>
             </w:tcMar>
           </w:tcPr>
           <w:p>
@@ -2280,10 +2323,10 @@
               <w:right w:val="single" w:sz="4" w:space="0" w:color="D1D5DB"/>
             </w:tcBorders>
             <w:tcMar>
-              <w:top w:w="100" w:type="dxa"/>
-              <w:left w:w="140" w:type="dxa"/>
-              <w:bottom w:w="100" w:type="dxa"/>
-              <w:right w:w="140" w:type="dxa"/>
+              <w:top w:w="160" w:type="dxa"/>
+              <w:left w:w="200" w:type="dxa"/>
+              <w:bottom w:w="160" w:type="dxa"/>
+              <w:right w:w="200" w:type="dxa"/>
             </w:tcMar>
           </w:tcPr>
           <w:p>
@@ -2314,10 +2357,10 @@
               <w:right w:val="single" w:sz="4" w:space="0" w:color="D1D5DB"/>
             </w:tcBorders>
             <w:tcMar>
-              <w:top w:w="100" w:type="dxa"/>
-              <w:left w:w="140" w:type="dxa"/>
-              <w:bottom w:w="100" w:type="dxa"/>
-              <w:right w:w="140" w:type="dxa"/>
+              <w:top w:w="160" w:type="dxa"/>
+              <w:left w:w="200" w:type="dxa"/>
+              <w:bottom w:w="160" w:type="dxa"/>
+              <w:right w:w="200" w:type="dxa"/>
             </w:tcMar>
           </w:tcPr>
           <w:p>
@@ -2348,10 +2391,10 @@
               <w:right w:val="single" w:sz="4" w:space="0" w:color="D1D5DB"/>
             </w:tcBorders>
             <w:tcMar>
-              <w:top w:w="100" w:type="dxa"/>
-              <w:left w:w="140" w:type="dxa"/>
-              <w:bottom w:w="100" w:type="dxa"/>
-              <w:right w:w="140" w:type="dxa"/>
+              <w:top w:w="160" w:type="dxa"/>
+              <w:left w:w="200" w:type="dxa"/>
+              <w:bottom w:w="160" w:type="dxa"/>
+              <w:right w:w="200" w:type="dxa"/>
             </w:tcMar>
           </w:tcPr>
           <w:p>
@@ -2382,10 +2425,10 @@
               <w:right w:val="single" w:sz="4" w:space="0" w:color="D1D5DB"/>
             </w:tcBorders>
             <w:tcMar>
-              <w:top w:w="100" w:type="dxa"/>
-              <w:left w:w="140" w:type="dxa"/>
-              <w:bottom w:w="100" w:type="dxa"/>
-              <w:right w:w="140" w:type="dxa"/>
+              <w:top w:w="160" w:type="dxa"/>
+              <w:left w:w="200" w:type="dxa"/>
+              <w:bottom w:w="160" w:type="dxa"/>
+              <w:right w:w="200" w:type="dxa"/>
             </w:tcMar>
           </w:tcPr>
           <w:p>
@@ -2410,80 +2453,25 @@
     </w:tbl>
     <w:p>
       <w:pPr>
-        <w:spacing w:before="200" w:after="80"/>
+        <w:spacing w:before="400" w:after="200"/>
+        <w:rPr>
+          <w:sz w:val="20"/>
+          <w:szCs w:val="20"/>
+        </w:rPr>
+      </w:pPr>
+      <w:r>
         <w:rPr>
           <w:b/>
           <w:bCs/>
           <w:sz w:val="24"/>
           <w:szCs w:val="24"/>
         </w:rPr>
-      </w:pPr>
-    </w:p>
-    <w:p>
-      <w:pPr>
-        <w:spacing w:before="200" w:after="80"/>
-        <w:rPr>
-          <w:b/>
-          <w:bCs/>
-          <w:sz w:val="24"/>
-          <w:szCs w:val="24"/>
-        </w:rPr>
-      </w:pPr>
-    </w:p>
-    <w:p>
-      <w:pPr>
-        <w:spacing w:before="200" w:after="80"/>
-        <w:rPr>
-          <w:b/>
-          <w:bCs/>
-          <w:sz w:val="24"/>
-          <w:szCs w:val="24"/>
-        </w:rPr>
-      </w:pPr>
-    </w:p>
-    <w:p>
-      <w:pPr>
-        <w:spacing w:before="200" w:after="80"/>
-        <w:rPr>
-          <w:b/>
-          <w:bCs/>
-          <w:sz w:val="24"/>
-          <w:szCs w:val="24"/>
-        </w:rPr>
-      </w:pPr>
-    </w:p>
-    <w:p>
-      <w:pPr>
-        <w:spacing w:before="200" w:after="80"/>
-        <w:rPr>
-          <w:b/>
-          <w:bCs/>
-          <w:sz w:val="24"/>
-          <w:szCs w:val="24"/>
-        </w:rPr>
-      </w:pPr>
-    </w:p>
-    <w:p>
-      <w:pPr>
-        <w:spacing w:before="200" w:after="80"/>
-        <w:rPr>
-          <w:sz w:val="22"/>
-          <w:szCs w:val="22"/>
-        </w:rPr>
-      </w:pPr>
-      <w:r>
-        <w:rPr>
-          <w:b/>
-          <w:bCs/>
-          <w:sz w:val="24"/>
-          <w:szCs w:val="24"/>
-        </w:rPr>
         <w:t>5.3 General observations</w:t>
       </w:r>
     </w:p>
     <w:p>
       <w:pPr>
-        <w:spacing w:after="100" w:line="280" w:lineRule="auto"/>
+        <w:spacing w:after="140" w:line="320" w:lineRule="auto"/>
         <w:jc w:val="both"/>
         <w:rPr>
           <w:sz w:val="22"/>
@@ -2500,7 +2488,7 @@
     </w:p>
     <w:p>
       <w:pPr>
-        <w:spacing w:before="200" w:after="80"/>
+        <w:spacing w:before="400" w:after="200"/>
         <w:rPr>
           <w:sz w:val="22"/>
           <w:szCs w:val="22"/>
@@ -2530,10 +2518,10 @@
         <w:tblLook w:val="04A0" w:firstRow="1" w:lastRow="0" w:firstColumn="1" w:lastColumn="0" w:noHBand="0" w:noVBand="1"/>
       </w:tblPr>
       <w:tblGrid>
-        <w:gridCol w:w="1432"/>
-        <w:gridCol w:w="4462"/>
-        <w:gridCol w:w="2231"/>
-        <w:gridCol w:w="1611"/>
+        <w:gridCol w:w="1532"/>
+        <w:gridCol w:w="4316"/>
+        <w:gridCol w:w="2179"/>
+        <w:gridCol w:w="1709"/>
       </w:tblGrid>
       <w:tr>
         <w:tc>
@@ -2547,10 +2535,10 @@
             </w:tcBorders>
             <w:shd w:val="clear" w:color="auto" w:fill="E30613"/>
             <w:tcMar>
-              <w:top w:w="120" w:type="dxa"/>
-              <w:left w:w="140" w:type="dxa"/>
-              <w:bottom w:w="120" w:type="dxa"/>
-              <w:right w:w="140" w:type="dxa"/>
+              <w:top w:w="160" w:type="dxa"/>
+              <w:left w:w="200" w:type="dxa"/>
+              <w:bottom w:w="160" w:type="dxa"/>
+              <w:right w:w="200" w:type="dxa"/>
             </w:tcMar>
             <w:vAlign w:val="center"/>
           </w:tcPr>
@@ -2585,10 +2573,10 @@
             </w:tcBorders>
             <w:shd w:val="clear" w:color="auto" w:fill="E30613"/>
             <w:tcMar>
-              <w:top w:w="120" w:type="dxa"/>
-              <w:left w:w="140" w:type="dxa"/>
-              <w:bottom w:w="120" w:type="dxa"/>
-              <w:right w:w="140" w:type="dxa"/>
+              <w:top w:w="160" w:type="dxa"/>
+              <w:left w:w="200" w:type="dxa"/>
+              <w:bottom w:w="160" w:type="dxa"/>
+              <w:right w:w="200" w:type="dxa"/>
             </w:tcMar>
             <w:vAlign w:val="center"/>
           </w:tcPr>
@@ -2623,10 +2611,10 @@
             </w:tcBorders>
             <w:shd w:val="clear" w:color="auto" w:fill="E30613"/>
             <w:tcMar>
-              <w:top w:w="120" w:type="dxa"/>
-              <w:left w:w="140" w:type="dxa"/>
-              <w:bottom w:w="120" w:type="dxa"/>
-              <w:right w:w="140" w:type="dxa"/>
+              <w:top w:w="160" w:type="dxa"/>
+              <w:left w:w="200" w:type="dxa"/>
+              <w:bottom w:w="160" w:type="dxa"/>
+              <w:right w:w="200" w:type="dxa"/>
             </w:tcMar>
             <w:vAlign w:val="center"/>
           </w:tcPr>
@@ -2661,10 +2649,10 @@
             </w:tcBorders>
             <w:shd w:val="clear" w:color="auto" w:fill="E30613"/>
             <w:tcMar>
-              <w:top w:w="120" w:type="dxa"/>
-              <w:left w:w="140" w:type="dxa"/>
-              <w:bottom w:w="120" w:type="dxa"/>
-              <w:right w:w="140" w:type="dxa"/>
+              <w:top w:w="160" w:type="dxa"/>
+              <w:left w:w="200" w:type="dxa"/>
+              <w:bottom w:w="160" w:type="dxa"/>
+              <w:right w:w="200" w:type="dxa"/>
             </w:tcMar>
             <w:vAlign w:val="center"/>
           </w:tcPr>
@@ -2700,10 +2688,10 @@
               <w:right w:val="single" w:sz="4" w:space="0" w:color="D1D5DB"/>
             </w:tcBorders>
             <w:tcMar>
-              <w:top w:w="100" w:type="dxa"/>
-              <w:left w:w="140" w:type="dxa"/>
-              <w:bottom w:w="100" w:type="dxa"/>
-              <w:right w:w="140" w:type="dxa"/>
+              <w:top w:w="160" w:type="dxa"/>
+              <w:left w:w="200" w:type="dxa"/>
+              <w:bottom w:w="160" w:type="dxa"/>
+              <w:right w:w="200" w:type="dxa"/>
             </w:tcMar>
           </w:tcPr>
           <w:p>
@@ -2734,10 +2722,10 @@
               <w:right w:val="single" w:sz="4" w:space="0" w:color="D1D5DB"/>
             </w:tcBorders>
             <w:tcMar>
-              <w:top w:w="100" w:type="dxa"/>
-              <w:left w:w="140" w:type="dxa"/>
-              <w:bottom w:w="100" w:type="dxa"/>
-              <w:right w:w="140" w:type="dxa"/>
+              <w:top w:w="160" w:type="dxa"/>
+              <w:left w:w="200" w:type="dxa"/>
+              <w:bottom w:w="160" w:type="dxa"/>
+              <w:right w:w="200" w:type="dxa"/>
             </w:tcMar>
           </w:tcPr>
           <w:p>
@@ -2768,10 +2756,10 @@
               <w:right w:val="single" w:sz="4" w:space="0" w:color="D1D5DB"/>
             </w:tcBorders>
             <w:tcMar>
-              <w:top w:w="100" w:type="dxa"/>
-              <w:left w:w="140" w:type="dxa"/>
-              <w:bottom w:w="100" w:type="dxa"/>
-              <w:right w:w="140" w:type="dxa"/>
+              <w:top w:w="160" w:type="dxa"/>
+              <w:left w:w="200" w:type="dxa"/>
+              <w:bottom w:w="160" w:type="dxa"/>
+              <w:right w:w="200" w:type="dxa"/>
             </w:tcMar>
           </w:tcPr>
           <w:p>
@@ -2802,10 +2790,10 @@
               <w:right w:val="single" w:sz="4" w:space="0" w:color="D1D5DB"/>
             </w:tcBorders>
             <w:tcMar>
-              <w:top w:w="100" w:type="dxa"/>
-              <w:left w:w="140" w:type="dxa"/>
-              <w:bottom w:w="100" w:type="dxa"/>
-              <w:right w:w="140" w:type="dxa"/>
+              <w:top w:w="160" w:type="dxa"/>
+              <w:left w:w="200" w:type="dxa"/>
+              <w:bottom w:w="160" w:type="dxa"/>
+              <w:right w:w="200" w:type="dxa"/>
             </w:tcMar>
           </w:tcPr>
           <w:p>
@@ -2881,7 +2869,7 @@
     </w:tbl>
     <w:p>
       <w:pPr>
-        <w:spacing w:before="200" w:after="80"/>
+        <w:spacing w:before="400" w:after="200"/>
         <w:rPr>
           <w:b/>
           <w:bCs/>
@@ -2889,65 +2877,21 @@
           <w:szCs w:val="24"/>
         </w:rPr>
       </w:pPr>
-      <w:r>
+    </w:p>
+    <w:p>
+      <w:pPr>
+        <w:spacing w:before="400" w:after="200"/>
         <w:rPr>
           <w:b/>
           <w:bCs/>
           <w:sz w:val="24"/>
           <w:szCs w:val="24"/>
         </w:rPr>
-        <w:t>7. Compliance statement</w:t>
-      </w:r>
-    </w:p>
-    <w:p>
-      <w:pPr>
-        <w:spacing w:before="200" w:after="80"/>
-        <w:rPr>
-          <w:sz w:val="22"/>
-          <w:szCs w:val="22"/>
-        </w:rPr>
-      </w:pPr>
-    </w:p>
-    <w:p>
-      <w:pPr>
-        <w:spacing w:after="60" w:line="260" w:lineRule="auto"/>
-        <w:rPr>
-          <w:sz w:val="22"/>
-          <w:szCs w:val="22"/>
-        </w:rPr>
-      </w:pPr>
-      <w:r>
-        <w:rPr>
-          <w:b/>
-          <w:bCs/>
-          <w:sz w:val="22"/>
-          <w:szCs w:val="22"/>
-        </w:rPr>
-        <w:t>☐  COMPLIES with BS 5839-1:2017 requirements.</w:t>
-      </w:r>
-    </w:p>
-    <w:p>
-      <w:pPr>
-        <w:spacing w:after="60" w:line="260" w:lineRule="auto"/>
-        <w:rPr>
-          <w:sz w:val="22"/>
-          <w:szCs w:val="22"/>
-        </w:rPr>
-      </w:pPr>
-      <w:r>
-        <w:rPr>
-          <w:b/>
-          <w:bCs/>
-          <w:color w:val="B91C1C"/>
-          <w:sz w:val="22"/>
-          <w:szCs w:val="22"/>
-        </w:rPr>
-        <w:t>☐  DOES NOT COMPLY — see remedial works in section 6.</w:t>
-      </w:r>
-    </w:p>
-    <w:p>
-      <w:pPr>
-        <w:spacing w:before="200" w:after="80"/>
+      </w:pPr>
+    </w:p>
+    <w:p>
+      <w:pPr>
+        <w:spacing w:before="400" w:after="200"/>
         <w:rPr>
           <w:b/>
           <w:bCs/>
@@ -2958,7 +2902,106 @@
     </w:p>
     <w:p>
       <w:pPr>
-        <w:spacing w:before="200" w:after="80"/>
+        <w:spacing w:before="400" w:after="200"/>
+        <w:rPr>
+          <w:b/>
+          <w:bCs/>
+          <w:sz w:val="24"/>
+          <w:szCs w:val="24"/>
+        </w:rPr>
+      </w:pPr>
+    </w:p>
+    <w:p>
+      <w:pPr>
+        <w:spacing w:before="400" w:after="200"/>
+        <w:rPr>
+          <w:b/>
+          <w:bCs/>
+          <w:sz w:val="24"/>
+          <w:szCs w:val="24"/>
+        </w:rPr>
+      </w:pPr>
+    </w:p>
+    <w:p>
+      <w:pPr>
+        <w:spacing w:before="400" w:after="200"/>
+        <w:rPr>
+          <w:b/>
+          <w:bCs/>
+          <w:sz w:val="24"/>
+          <w:szCs w:val="24"/>
+        </w:rPr>
+      </w:pPr>
+      <w:r>
+        <w:rPr>
+          <w:b/>
+          <w:bCs/>
+          <w:sz w:val="24"/>
+          <w:szCs w:val="24"/>
+        </w:rPr>
+        <w:t>7. Compliance statement</w:t>
+      </w:r>
+    </w:p>
+    <w:p>
+      <w:pPr>
+        <w:spacing w:before="400" w:after="200"/>
+        <w:rPr>
+          <w:sz w:val="22"/>
+          <w:szCs w:val="22"/>
+        </w:rPr>
+      </w:pPr>
+    </w:p>
+    <w:p>
+      <w:pPr>
+        <w:spacing w:after="60" w:line="300" w:lineRule="auto"/>
+        <w:rPr>
+          <w:sz w:val="22"/>
+          <w:szCs w:val="22"/>
+        </w:rPr>
+      </w:pPr>
+      <w:r>
+        <w:rPr>
+          <w:b/>
+          <w:bCs/>
+          <w:sz w:val="22"/>
+          <w:szCs w:val="22"/>
+        </w:rPr>
+        <w:t>☐  COMPLIES with BS 5839-1:2017 requirements.</w:t>
+      </w:r>
+    </w:p>
+    <w:p>
+      <w:pPr>
+        <w:spacing w:after="60" w:line="300" w:lineRule="auto"/>
+        <w:rPr>
+          <w:sz w:val="22"/>
+          <w:szCs w:val="22"/>
+        </w:rPr>
+      </w:pPr>
+      <w:r>
+        <w:rPr>
+          <w:b/>
+          <w:bCs/>
+          <w:color w:val="B91C1C"/>
+          <w:sz w:val="22"/>
+          <w:szCs w:val="22"/>
+        </w:rPr>
+        <w:t>☐  DOES NOT COMPLY — see remedial works in section 6.</w:t>
+      </w:r>
+    </w:p>
+    <w:p>
+      <w:pPr>
+        <w:spacing w:before="400" w:after="200"/>
+        <w:rPr>
+          <w:b/>
+          <w:bCs/>
+          <w:sz w:val="24"/>
+          <w:szCs w:val="24"/>
+        </w:rPr>
+      </w:pPr>
+    </w:p>
+    <w:p>
+      <w:pPr>
+        <w:spacing w:before="400" w:after="200"/>
         <w:rPr>
           <w:sz w:val="22"/>
           <w:szCs w:val="22"/>
@@ -2981,7 +3024,7 @@
           <w:ilvl w:val="0"/>
           <w:numId w:val="2"/>
         </w:numPr>
-        <w:spacing w:after="60" w:line="280" w:lineRule="auto"/>
+        <w:spacing w:after="100" w:line="320" w:lineRule="auto"/>
         <w:rPr>
           <w:sz w:val="22"/>
           <w:szCs w:val="22"/>
@@ -3002,7 +3045,7 @@
           <w:ilvl w:val="0"/>
           <w:numId w:val="2"/>
         </w:numPr>
-        <w:spacing w:after="60" w:line="280" w:lineRule="auto"/>
+        <w:spacing w:after="100" w:line="320" w:lineRule="auto"/>
         <w:rPr>
           <w:sz w:val="22"/>
           <w:szCs w:val="22"/>
@@ -3023,7 +3066,7 @@
           <w:ilvl w:val="0"/>
           <w:numId w:val="2"/>
         </w:numPr>
-        <w:spacing w:after="60" w:line="280" w:lineRule="auto"/>
+        <w:spacing w:after="100" w:line="320" w:lineRule="auto"/>
         <w:rPr>
           <w:sz w:val="22"/>
           <w:szCs w:val="22"/>
@@ -3044,7 +3087,7 @@
           <w:ilvl w:val="0"/>
           <w:numId w:val="2"/>
         </w:numPr>
-        <w:spacing w:after="60" w:line="280" w:lineRule="auto"/>
+        <w:spacing w:after="100" w:line="320" w:lineRule="auto"/>
         <w:rPr>
           <w:sz w:val="22"/>
           <w:szCs w:val="22"/>
@@ -3060,7 +3103,7 @@
     </w:p>
     <w:p>
       <w:pPr>
-        <w:spacing w:before="200" w:after="80"/>
+        <w:spacing w:before="400" w:after="200"/>
         <w:rPr>
           <w:b/>
           <w:bCs/>
@@ -3071,7 +3114,7 @@
     </w:p>
     <w:p>
       <w:pPr>
-        <w:spacing w:before="200" w:after="80"/>
+        <w:spacing w:before="400" w:after="200"/>
         <w:rPr>
           <w:sz w:val="22"/>
           <w:szCs w:val="22"/>
@@ -3418,15 +3461,7 @@
         <w:sz w:val="12"/>
         <w:szCs w:val="12"/>
       </w:rPr>
-      <w:t xml:space="preserve">CHAS  •  </w:t>
-    </w:r>
-    <w:r>
-      <w:rPr>
-        <w:color w:val="6B7280"/>
-        <w:sz w:val="12"/>
-        <w:szCs w:val="12"/>
-      </w:rPr>
-      <w:t xml:space="preserve">SafeContractor  •  ISO 9001:2015  •  FIA Member  •  Honeywell Gent Approved  </w:t>
+      <w:t xml:space="preserve">CHAS  •  SafeContractor  •  ISO 9001:2015  •  FIA Member  •  Honeywell Gent Approved  </w:t>
     </w:r>
   </w:p>
   <w:p>
@@ -3710,16 +3745,7 @@
               <w:szCs w:val="14"/>
               <w:lang w:val="de-DE"/>
             </w:rPr>
-            <w:t xml:space="preserve">T: 0330 043 </w:t>
-          </w:r>
-          <w:r>
-            <w:rPr>
-              <w:color w:val="1A1A1A"/>
-              <w:sz w:val="14"/>
-              <w:szCs w:val="14"/>
-              <w:lang w:val="de-DE"/>
-            </w:rPr>
-            <w:t xml:space="preserve">8659  •  E: </w:t>
+            <w:t xml:space="preserve">T: 0330 043 8659  •  E: </w:t>
           </w:r>
           <w:r>
             <w:rPr>

--- a/assets/cause-effect-template-baseline.docx
+++ b/assets/cause-effect-template-baseline.docx
@@ -24,6 +24,9 @@
         <w:gridCol w:w="4040"/>
       </w:tblGrid>
       <w:tr>
+        <w:trPr>
+          <w:tblHeader/>
+        </w:trPr>
         <w:tc>
           <w:tcPr>
             <w:tcW w:w="5700" w:type="dxa"/>
@@ -160,6 +163,9 @@
         <w:gridCol w:w="4790"/>
       </w:tblGrid>
       <w:tr>
+        <w:trPr>
+          <w:tblHeader/>
+        </w:trPr>
         <w:tc>
           <w:tcPr>
             <w:tcW w:w="4790" w:type="dxa"/>
@@ -411,6 +417,7 @@
     </w:tbl>
     <w:p>
       <w:pPr>
+        <w:keepNext/>
         <w:spacing w:before="400" w:after="200"/>
         <w:rPr>
           <w:sz w:val="22"/>
@@ -455,6 +462,7 @@
     </w:p>
     <w:p>
       <w:pPr>
+        <w:keepNext/>
         <w:spacing w:before="400" w:after="200"/>
         <w:rPr>
           <w:sz w:val="22"/>
@@ -563,6 +571,7 @@
     </w:p>
     <w:p>
       <w:pPr>
+        <w:keepNext/>
         <w:spacing w:before="400" w:after="200"/>
         <w:rPr>
           <w:sz w:val="22"/>
@@ -581,6 +590,7 @@
     </w:p>
     <w:p>
       <w:pPr>
+        <w:keepNext/>
         <w:spacing w:before="400" w:after="200"/>
         <w:rPr>
           <w:sz w:val="20"/>
@@ -616,6 +626,7 @@
     </w:p>
     <w:p>
       <w:pPr>
+        <w:keepNext/>
         <w:spacing w:before="400" w:after="200"/>
         <w:rPr>
           <w:sz w:val="20"/>
@@ -684,6 +695,7 @@
     </w:p>
     <w:p>
       <w:pPr>
+        <w:keepNext/>
         <w:spacing w:before="400" w:after="200"/>
         <w:rPr>
           <w:sz w:val="20"/>
@@ -731,6 +743,9 @@
         <w:gridCol w:w="1312"/>
       </w:tblGrid>
       <w:tr>
+        <w:trPr>
+          <w:tblHeader/>
+        </w:trPr>
         <w:tc>
           <w:tcPr>
             <w:tcW w:w="2700" w:type="dxa"/>
@@ -1036,6 +1051,7 @@
     </w:p>
     <w:p>
       <w:pPr>
+        <w:keepNext/>
         <w:spacing w:before="400" w:after="200"/>
         <w:rPr>
           <w:sz w:val="22"/>
@@ -1054,6 +1070,7 @@
     </w:p>
     <w:p>
       <w:pPr>
+        <w:keepNext/>
         <w:spacing w:before="400" w:after="200"/>
         <w:rPr>
           <w:sz w:val="20"/>
@@ -1153,6 +1170,7 @@
     </w:p>
     <w:p>
       <w:pPr>
+        <w:keepNext/>
         <w:spacing w:before="400" w:after="200"/>
         <w:rPr>
           <w:sz w:val="20"/>
@@ -1207,6 +1225,9 @@
         <w:gridCol w:w="1506"/>
       </w:tblGrid>
       <w:tr>
+        <w:trPr>
+          <w:tblHeader/>
+        </w:trPr>
         <w:tc>
           <w:tcPr>
             <w:tcW w:w="2100" w:type="dxa"/>
@@ -1645,6 +1666,7 @@
     </w:tbl>
     <w:p>
       <w:pPr>
+        <w:keepNext/>
         <w:spacing w:before="400" w:after="200"/>
         <w:rPr>
           <w:sz w:val="20"/>
@@ -1680,6 +1702,7 @@
     </w:p>
     <w:p>
       <w:pPr>
+        <w:keepNext/>
         <w:spacing w:before="400" w:after="200"/>
         <w:rPr>
           <w:sz w:val="22"/>
@@ -1720,6 +1743,7 @@
     </w:p>
     <w:p>
       <w:pPr>
+        <w:keepNext/>
         <w:spacing w:before="400" w:after="200"/>
         <w:rPr>
           <w:sz w:val="20"/>
@@ -1756,6 +1780,9 @@
         <w:gridCol w:w="3239"/>
       </w:tblGrid>
       <w:tr>
+        <w:trPr>
+          <w:tblHeader/>
+        </w:trPr>
         <w:tc>
           <w:tcPr>
             <w:tcW w:w="2800" w:type="dxa"/>
@@ -2050,6 +2077,7 @@
     </w:tbl>
     <w:p>
       <w:pPr>
+        <w:keepNext/>
         <w:spacing w:before="400" w:after="200"/>
         <w:rPr>
           <w:sz w:val="20"/>
@@ -2087,6 +2115,9 @@
         <w:gridCol w:w="2364"/>
       </w:tblGrid>
       <w:tr>
+        <w:trPr>
+          <w:tblHeader/>
+        </w:trPr>
         <w:tc>
           <w:tcPr>
             <w:tcW w:w="2400" w:type="dxa"/>
@@ -2453,6 +2484,7 @@
     </w:tbl>
     <w:p>
       <w:pPr>
+        <w:keepNext/>
         <w:spacing w:before="400" w:after="200"/>
         <w:rPr>
           <w:sz w:val="20"/>
@@ -2488,6 +2520,7 @@
     </w:p>
     <w:p>
       <w:pPr>
+        <w:keepNext/>
         <w:spacing w:before="400" w:after="200"/>
         <w:rPr>
           <w:sz w:val="22"/>
@@ -2524,6 +2557,9 @@
         <w:gridCol w:w="1709"/>
       </w:tblGrid>
       <w:tr>
+        <w:trPr>
+          <w:tblHeader/>
+        </w:trPr>
         <w:tc>
           <w:tcPr>
             <w:tcW w:w="1400" w:type="dxa"/>
@@ -2924,6 +2960,7 @@
     </w:p>
     <w:p>
       <w:pPr>
+        <w:keepNext/>
         <w:spacing w:before="400" w:after="200"/>
         <w:rPr>
           <w:b/>
@@ -3001,6 +3038,7 @@
     </w:p>
     <w:p>
       <w:pPr>
+        <w:keepNext/>
         <w:spacing w:before="400" w:after="200"/>
         <w:rPr>
           <w:sz w:val="22"/>
@@ -3114,6 +3152,7 @@
     </w:p>
     <w:p>
       <w:pPr>
+        <w:keepNext/>
         <w:spacing w:before="400" w:after="200"/>
         <w:rPr>
           <w:sz w:val="22"/>
@@ -3140,6 +3179,9 @@
         <w:gridCol w:w="4868"/>
       </w:tblGrid>
       <w:tr>
+        <w:trPr>
+          <w:tblHeader/>
+        </w:trPr>
         <w:tc>
           <w:tcPr>
             <w:tcW w:w="4870" w:type="dxa"/>
